--- a/templates/New_Template2.docx
+++ b/templates/New_Template2.docx
@@ -30,7 +30,25 @@
           <w:bCs/>
           <w:color w:val="4F83BE"/>
         </w:rPr>
-        <w:t>ANEXO II AL INFORME</w:t>
+        <w:t>ANEXO</w:t>
+      </w:r>
+      <w:r>
+        <w:rPr>
+          <w:rFonts w:ascii="Gordita Light" w:hAnsi="Gordita Light" w:cs="GorditaLight"/>
+          <w:b/>
+          <w:bCs/>
+          <w:color w:val="4F83BE"/>
+        </w:rPr>
+        <w:t xml:space="preserve"> </w:t>
+      </w:r>
+      <w:r>
+        <w:rPr>
+          <w:rFonts w:ascii="Gordita Light" w:hAnsi="Gordita Light" w:cs="GorditaLight"/>
+          <w:b/>
+          <w:bCs/>
+          <w:color w:val="4F83BE"/>
+        </w:rPr>
+        <w:t>AL INFORME</w:t>
       </w:r>
     </w:p>
     <w:p>
@@ -4642,6 +4660,7 @@
     <w:p>
       <w:pPr>
         <w:spacing w:after="0"/>
+        <w:jc w:val="both"/>
         <w:rPr>
           <w:rFonts w:ascii="Gordita Light" w:hAnsi="Gordita Light" w:cs="GorditaLight"/>
           <w:color w:val="4F83BE"/>
@@ -6390,25 +6409,24 @@
                 <w:lang w:val="es-ES"/>
               </w:rPr>
             </w:pPr>
-            <w:proofErr w:type="gramStart"/>
-            <w:r>
-              <w:rPr>
-                <w:rFonts w:ascii="Gordita Light" w:hAnsi="Gordita Light" w:cs="GorditaLight"/>
-                <w:sz w:val="18"/>
-                <w:szCs w:val="18"/>
-                <w:lang w:val="es-ES"/>
-              </w:rPr>
-              <w:t>NOTA :</w:t>
-            </w:r>
-            <w:proofErr w:type="gramEnd"/>
-            <w:r>
-              <w:rPr>
-                <w:rFonts w:ascii="Gordita Light" w:hAnsi="Gordita Light" w:cs="GorditaLight"/>
-                <w:sz w:val="18"/>
-                <w:szCs w:val="18"/>
-                <w:lang w:val="es-ES"/>
-              </w:rPr>
-              <w:t xml:space="preserve"> [TEXT13]</w:t>
+          </w:p>
+          <w:p>
+            <w:pPr>
+              <w:rPr>
+                <w:rFonts w:ascii="Gordita Light" w:hAnsi="Gordita Light" w:cs="GorditaLight"/>
+                <w:sz w:val="18"/>
+                <w:szCs w:val="18"/>
+                <w:lang w:val="es-ES"/>
+              </w:rPr>
+            </w:pPr>
+            <w:r>
+              <w:rPr>
+                <w:rFonts w:ascii="Gordita Light" w:hAnsi="Gordita Light" w:cs="GorditaLight"/>
+                <w:sz w:val="18"/>
+                <w:szCs w:val="18"/>
+                <w:lang w:val="es-ES"/>
+              </w:rPr>
+              <w:t>NOTA: Los límites máximos se han definido según los materiales empleados, considerados por la norma, y los datos aportados por el fabricante de cada componente/material.</w:t>
             </w:r>
           </w:p>
         </w:tc>
@@ -6419,73 +6437,11 @@
         <w:spacing w:after="0"/>
         <w:rPr>
           <w:rFonts w:ascii="Gordita Light" w:hAnsi="Gordita Light" w:cs="GorditaLight"/>
+          <w:b/>
+          <w:bCs/>
           <w:color w:val="4F83BE"/>
-          <w:lang w:val="es-ES"/>
-        </w:rPr>
-      </w:pPr>
-    </w:p>
-    <w:p>
-      <w:pPr>
-        <w:spacing w:after="0"/>
-        <w:ind w:firstLine="720"/>
-        <w:rPr>
-          <w:rFonts w:ascii="Gordita Light" w:hAnsi="Gordita Light" w:cs="GorditaLight"/>
-          <w:color w:val="4F83BE"/>
-          <w:lang w:val="es-ES"/>
-        </w:rPr>
-      </w:pPr>
-    </w:p>
-    <w:p>
-      <w:pPr>
-        <w:spacing w:after="0"/>
-        <w:ind w:firstLine="720"/>
-        <w:rPr>
-          <w:rFonts w:ascii="Gordita Light" w:hAnsi="Gordita Light" w:cs="GorditaLight"/>
-          <w:color w:val="4F83BE"/>
-          <w:lang w:val="es-ES"/>
-        </w:rPr>
-      </w:pPr>
-    </w:p>
-    <w:p>
-      <w:pPr>
-        <w:spacing w:after="0"/>
-        <w:ind w:firstLine="720"/>
-        <w:rPr>
-          <w:rFonts w:ascii="Gordita Light" w:hAnsi="Gordita Light" w:cs="GorditaLight"/>
-          <w:color w:val="4F83BE"/>
-          <w:lang w:val="es-ES"/>
-        </w:rPr>
-      </w:pPr>
-    </w:p>
-    <w:p>
-      <w:pPr>
-        <w:spacing w:after="0"/>
-        <w:ind w:firstLine="720"/>
-        <w:rPr>
-          <w:rFonts w:ascii="Gordita Light" w:hAnsi="Gordita Light" w:cs="GorditaLight"/>
-          <w:color w:val="4F83BE"/>
-          <w:lang w:val="es-ES"/>
-        </w:rPr>
-      </w:pPr>
-    </w:p>
-    <w:p>
-      <w:pPr>
-        <w:spacing w:after="0"/>
-        <w:ind w:firstLine="720"/>
-        <w:rPr>
-          <w:rFonts w:ascii="Gordita Light" w:hAnsi="Gordita Light" w:cs="GorditaLight"/>
-          <w:color w:val="4F83BE"/>
-          <w:lang w:val="es-ES"/>
-        </w:rPr>
-      </w:pPr>
-    </w:p>
-    <w:p>
-      <w:pPr>
-        <w:spacing w:after="0"/>
-        <w:ind w:firstLine="720"/>
-        <w:rPr>
-          <w:rFonts w:ascii="Gordita Light" w:hAnsi="Gordita Light" w:cs="GorditaLight"/>
-          <w:color w:val="4F83BE"/>
+          <w:sz w:val="18"/>
+          <w:szCs w:val="18"/>
           <w:lang w:val="es-ES"/>
         </w:rPr>
       </w:pPr>
@@ -6495,7 +6451,11 @@
         <w:spacing w:after="0"/>
         <w:rPr>
           <w:rFonts w:ascii="Gordita Light" w:hAnsi="Gordita Light" w:cs="GorditaLight"/>
+          <w:b/>
+          <w:bCs/>
           <w:color w:val="4F83BE"/>
+          <w:sz w:val="18"/>
+          <w:szCs w:val="18"/>
           <w:lang w:val="es-ES"/>
         </w:rPr>
       </w:pPr>
@@ -6617,6 +6577,61 @@
           <w:lang w:val="es-ES"/>
         </w:rPr>
       </w:pPr>
+    </w:p>
+    <w:p>
+      <w:pPr>
+        <w:spacing w:after="0"/>
+        <w:rPr>
+          <w:rFonts w:ascii="Gordita Light" w:hAnsi="Gordita Light" w:cs="GorditaLight"/>
+          <w:sz w:val="18"/>
+          <w:szCs w:val="18"/>
+          <w:lang w:val="es-ES"/>
+        </w:rPr>
+      </w:pPr>
+      <w:r>
+        <w:rPr>
+          <w:rFonts w:ascii="Gordita Light" w:hAnsi="Gordita Light" w:cs="GorditaLight"/>
+          <w:b/>
+          <w:bCs/>
+          <w:sz w:val="18"/>
+          <w:szCs w:val="18"/>
+          <w:lang w:val="es-ES"/>
+        </w:rPr>
+        <w:t xml:space="preserve">Periodo de </w:t>
+      </w:r>
+      <w:proofErr w:type="gramStart"/>
+      <w:r>
+        <w:rPr>
+          <w:rFonts w:ascii="Gordita Light" w:hAnsi="Gordita Light" w:cs="GorditaLight"/>
+          <w:b/>
+          <w:bCs/>
+          <w:sz w:val="18"/>
+          <w:szCs w:val="18"/>
+          <w:lang w:val="es-ES"/>
+        </w:rPr>
+        <w:t>estabilización</w:t>
+      </w:r>
+      <w:r>
+        <w:rPr>
+          <w:rFonts w:ascii="Gordita Light" w:hAnsi="Gordita Light" w:cs="GorditaLight"/>
+          <w:b/>
+          <w:bCs/>
+          <w:sz w:val="18"/>
+          <w:szCs w:val="18"/>
+          <w:lang w:val="es-ES"/>
+        </w:rPr>
+        <w:t xml:space="preserve"> :</w:t>
+      </w:r>
+      <w:proofErr w:type="gramEnd"/>
+      <w:r>
+        <w:rPr>
+          <w:rFonts w:ascii="Gordita Light" w:hAnsi="Gordita Light" w:cs="GorditaLight"/>
+          <w:sz w:val="18"/>
+          <w:szCs w:val="18"/>
+          <w:lang w:val="es-ES"/>
+        </w:rPr>
+        <w:t xml:space="preserve"> </w:t>
+      </w:r>
       <w:r>
         <w:rPr>
           <w:rFonts w:ascii="Gordita Light" w:hAnsi="Gordita Light" w:cs="GorditaLight"/>
@@ -6638,6 +6653,18 @@
           <w:lang w:val="es-ES"/>
         </w:rPr>
       </w:pPr>
+    </w:p>
+    <w:p>
+      <w:pPr>
+        <w:spacing w:after="0"/>
+        <w:jc w:val="both"/>
+        <w:rPr>
+          <w:rFonts w:ascii="Gordita Light" w:hAnsi="Gordita Light" w:cs="GorditaLight"/>
+          <w:sz w:val="18"/>
+          <w:szCs w:val="18"/>
+          <w:lang w:val="es-ES"/>
+        </w:rPr>
+      </w:pPr>
       <w:r>
         <w:rPr>
           <w:rFonts w:ascii="Gordita Light" w:hAnsi="Gordita Light" w:cs="GorditaLight"/>
@@ -6645,20 +6672,30 @@
           <w:szCs w:val="18"/>
           <w:lang w:val="es-ES"/>
         </w:rPr>
-        <w:t>[DESC1]</w:t>
+        <w:t xml:space="preserve">El gráfico se ha seccionado para mostrar el comportamiento térmico del arranque con un objetivo meramente </w:t>
       </w:r>
-    </w:p>
-    <w:p>
-      <w:pPr>
-        <w:spacing w:after="0"/>
-        <w:jc w:val="center"/>
+      <w:proofErr w:type="spellStart"/>
+      <w:proofErr w:type="gramStart"/>
+      <w:r>
         <w:rPr>
           <w:rFonts w:ascii="Gordita Light" w:hAnsi="Gordita Light" w:cs="GorditaLight"/>
           <w:sz w:val="18"/>
           <w:szCs w:val="18"/>
           <w:lang w:val="es-ES"/>
         </w:rPr>
-      </w:pPr>
+        <w:t>informativo.Para</w:t>
+      </w:r>
+      <w:proofErr w:type="spellEnd"/>
+      <w:proofErr w:type="gramEnd"/>
+      <w:r>
+        <w:rPr>
+          <w:rFonts w:ascii="Gordita Light" w:hAnsi="Gordita Light" w:cs="GorditaLight"/>
+          <w:sz w:val="18"/>
+          <w:szCs w:val="18"/>
+          <w:lang w:val="es-ES"/>
+        </w:rPr>
+        <w:t xml:space="preserve"> la verificación del cumplimiento normativo, debe tomarse únicamente la segunda parte donde las temperaturas ya están estabilizadas.</w:t>
+      </w:r>
     </w:p>
     <w:p>
       <w:pPr>
@@ -6713,6 +6750,18 @@
           <w:lang w:val="es-ES"/>
         </w:rPr>
       </w:pPr>
+    </w:p>
+    <w:p>
+      <w:pPr>
+        <w:spacing w:after="0"/>
+        <w:jc w:val="center"/>
+        <w:rPr>
+          <w:rFonts w:ascii="Gordita Light" w:hAnsi="Gordita Light" w:cs="GorditaLight"/>
+          <w:sz w:val="18"/>
+          <w:szCs w:val="18"/>
+          <w:lang w:val="es-ES"/>
+        </w:rPr>
+      </w:pPr>
       <w:r>
         <w:rPr>
           <w:rFonts w:ascii="Gordita Light" w:hAnsi="Gordita Light" w:cs="GorditaLight"/>
@@ -6720,37 +6769,8 @@
           <w:szCs w:val="18"/>
           <w:lang w:val="es-ES"/>
         </w:rPr>
-        <w:t>[DESC</w:t>
+        <w:t>Valor mínimo y máximo alanzado en cada punto de medición durante todo el ensayo</w:t>
       </w:r>
-      <w:r>
-        <w:rPr>
-          <w:rFonts w:ascii="Gordita Light" w:hAnsi="Gordita Light" w:cs="GorditaLight"/>
-          <w:sz w:val="18"/>
-          <w:szCs w:val="18"/>
-          <w:lang w:val="es-ES"/>
-        </w:rPr>
-        <w:t>2</w:t>
-      </w:r>
-      <w:r>
-        <w:rPr>
-          <w:rFonts w:ascii="Gordita Light" w:hAnsi="Gordita Light" w:cs="GorditaLight"/>
-          <w:sz w:val="18"/>
-          <w:szCs w:val="18"/>
-          <w:lang w:val="es-ES"/>
-        </w:rPr>
-        <w:t>]</w:t>
-      </w:r>
-    </w:p>
-    <w:p>
-      <w:pPr>
-        <w:spacing w:after="0"/>
-        <w:rPr>
-          <w:rFonts w:ascii="Gordita Light" w:hAnsi="Gordita Light" w:cs="GorditaLight"/>
-          <w:sz w:val="18"/>
-          <w:szCs w:val="18"/>
-          <w:lang w:val="es-ES"/>
-        </w:rPr>
-      </w:pPr>
     </w:p>
     <w:p>
       <w:pPr>
@@ -6799,6 +6819,7 @@
           <w:color w:val="4F83BE"/>
           <w:sz w:val="18"/>
           <w:szCs w:val="18"/>
+          <w:lang w:val="es-ES"/>
           <w14:textFill>
             <w14:solidFill>
               <w14:srgbClr w14:val="4F83BE">
@@ -6819,6 +6840,7 @@
           <w:color w:val="4F83BE"/>
           <w:sz w:val="18"/>
           <w:szCs w:val="18"/>
+          <w:lang w:val="es-ES"/>
           <w14:textFill>
             <w14:solidFill>
               <w14:srgbClr w14:val="4F83BE">
@@ -6847,6 +6869,7 @@
     <w:p>
       <w:pPr>
         <w:spacing w:after="0"/>
+        <w:jc w:val="both"/>
         <w:rPr>
           <w:rFonts w:ascii="Gordita Light" w:hAnsi="Gordita Light" w:cs="GorditaLight"/>
           <w:sz w:val="18"/>
@@ -6867,6 +6890,7 @@
     <w:p>
       <w:pPr>
         <w:spacing w:after="0"/>
+        <w:jc w:val="both"/>
         <w:rPr>
           <w:rFonts w:ascii="Gordita Light" w:hAnsi="Gordita Light" w:cs="GorditaLight"/>
           <w:sz w:val="18"/>
@@ -6878,6 +6902,7 @@
     <w:p>
       <w:pPr>
         <w:spacing w:after="0"/>
+        <w:jc w:val="both"/>
         <w:rPr>
           <w:rFonts w:ascii="Gordita Light" w:hAnsi="Gordita Light" w:cs="GorditaLight"/>
           <w:sz w:val="18"/>
@@ -6898,6 +6923,7 @@
     <w:p>
       <w:pPr>
         <w:spacing w:after="0"/>
+        <w:jc w:val="both"/>
         <w:rPr>
           <w:rFonts w:ascii="Gordita Light" w:hAnsi="Gordita Light" w:cs="GorditaLight"/>
           <w:sz w:val="18"/>
@@ -6909,6 +6935,7 @@
     <w:p>
       <w:pPr>
         <w:spacing w:after="0"/>
+        <w:jc w:val="both"/>
         <w:rPr>
           <w:rFonts w:ascii="Gordita Light" w:hAnsi="Gordita Light" w:cs="GorditaLight"/>
           <w:sz w:val="18"/>
@@ -6981,7 +7008,6 @@
                 <w:szCs w:val="18"/>
                 <w:lang w:val="es-ES"/>
               </w:rPr>
-              <w:lastRenderedPageBreak/>
               <w:t>Punto de Medición</w:t>
             </w:r>
           </w:p>
@@ -7504,6 +7530,7 @@
                 <w:szCs w:val="18"/>
                 <w:lang w:val="es-ES"/>
               </w:rPr>
+              <w:lastRenderedPageBreak/>
               <w:t>[MEDICI1]</w:t>
             </w:r>
           </w:p>
@@ -10494,61 +10521,6 @@
         <w:spacing w:after="0"/>
         <w:rPr>
           <w:rFonts w:ascii="Gordita Light" w:hAnsi="Gordita Light" w:cs="GorditaLight"/>
-          <w:sz w:val="18"/>
-          <w:szCs w:val="18"/>
-          <w:lang w:val="es-ES"/>
-        </w:rPr>
-      </w:pPr>
-    </w:p>
-    <w:p>
-      <w:pPr>
-        <w:spacing w:after="0"/>
-        <w:rPr>
-          <w:rFonts w:ascii="Gordita Light" w:hAnsi="Gordita Light" w:cs="GorditaLight"/>
-          <w:sz w:val="18"/>
-          <w:szCs w:val="18"/>
-          <w:lang w:val="es-ES"/>
-        </w:rPr>
-      </w:pPr>
-    </w:p>
-    <w:p>
-      <w:pPr>
-        <w:spacing w:after="0"/>
-        <w:rPr>
-          <w:rFonts w:ascii="Gordita Light" w:hAnsi="Gordita Light" w:cs="GorditaLight"/>
-          <w:sz w:val="18"/>
-          <w:szCs w:val="18"/>
-          <w:lang w:val="es-ES"/>
-        </w:rPr>
-      </w:pPr>
-    </w:p>
-    <w:p>
-      <w:pPr>
-        <w:spacing w:after="0"/>
-        <w:rPr>
-          <w:rFonts w:ascii="Gordita Light" w:hAnsi="Gordita Light" w:cs="GorditaLight"/>
-          <w:sz w:val="18"/>
-          <w:szCs w:val="18"/>
-          <w:lang w:val="es-ES"/>
-        </w:rPr>
-      </w:pPr>
-    </w:p>
-    <w:p>
-      <w:pPr>
-        <w:spacing w:after="0"/>
-        <w:rPr>
-          <w:rFonts w:ascii="Gordita Light" w:hAnsi="Gordita Light" w:cs="GorditaLight"/>
-          <w:sz w:val="18"/>
-          <w:szCs w:val="18"/>
-          <w:lang w:val="es-ES"/>
-        </w:rPr>
-      </w:pPr>
-    </w:p>
-    <w:p>
-      <w:pPr>
-        <w:spacing w:after="0"/>
-        <w:rPr>
-          <w:rFonts w:ascii="Gordita Light" w:hAnsi="Gordita Light" w:cs="GorditaLight"/>
           <w:b/>
           <w:bCs/>
           <w:color w:val="4F83BE"/>
@@ -10592,6 +10564,7 @@
           <w:color w:val="4F83BE"/>
           <w:sz w:val="18"/>
           <w:szCs w:val="18"/>
+          <w:lang w:val="es-ES"/>
           <w14:textFill>
             <w14:solidFill>
               <w14:srgbClr w14:val="4F83BE">
@@ -10612,6 +10585,7 @@
           <w:color w:val="4F83BE"/>
           <w:sz w:val="18"/>
           <w:szCs w:val="18"/>
+          <w:lang w:val="es-ES"/>
           <w14:textFill>
             <w14:solidFill>
               <w14:srgbClr w14:val="4F83BE">
@@ -10631,63 +10605,29 @@
         <w:spacing w:after="0"/>
         <w:rPr>
           <w:rFonts w:ascii="Gordita Light" w:hAnsi="Gordita Light" w:cs="GorditaLight"/>
-          <w:b/>
-          <w:bCs/>
+          <w:i/>
+          <w:iCs/>
           <w:color w:val="4F83BE"/>
           <w:sz w:val="18"/>
           <w:szCs w:val="18"/>
           <w:lang w:val="es-ES"/>
+          <w14:textFill>
+            <w14:solidFill>
+              <w14:srgbClr w14:val="4F83BE">
+                <w14:tint w14:val="66000"/>
+                <w14:satMod w14:val="160000"/>
+                <w14:tint w14:val="66000"/>
+                <w14:satMod w14:val="160000"/>
+              </w14:srgbClr>
+            </w14:solidFill>
+          </w14:textFill>
         </w:rPr>
       </w:pPr>
     </w:p>
-    <w:tbl>
-      <w:tblPr>
-        <w:tblStyle w:val="TableGrid"/>
-        <w:tblW w:w="0" w:type="auto"/>
-        <w:tblInd w:w="1129" w:type="dxa"/>
-        <w:tblBorders>
-          <w:top w:val="none" w:sz="0" w:space="0" w:color="auto"/>
-          <w:left w:val="none" w:sz="0" w:space="0" w:color="auto"/>
-          <w:bottom w:val="none" w:sz="0" w:space="0" w:color="auto"/>
-          <w:right w:val="none" w:sz="0" w:space="0" w:color="auto"/>
-          <w:insideH w:val="none" w:sz="0" w:space="0" w:color="auto"/>
-          <w:insideV w:val="none" w:sz="0" w:space="0" w:color="auto"/>
-        </w:tblBorders>
-        <w:tblLook w:val="04A0" w:firstRow="1" w:lastRow="0" w:firstColumn="1" w:lastColumn="0" w:noHBand="0" w:noVBand="1"/>
-      </w:tblPr>
-      <w:tblGrid>
-        <w:gridCol w:w="7501"/>
-      </w:tblGrid>
-      <w:tr>
-        <w:tc>
-          <w:tcPr>
-            <w:tcW w:w="7501" w:type="dxa"/>
-          </w:tcPr>
-          <w:p>
-            <w:pPr>
-              <w:rPr>
-                <w:rFonts w:ascii="Gordita Light" w:hAnsi="Gordita Light" w:cs="GorditaLight"/>
-                <w:sz w:val="18"/>
-                <w:szCs w:val="18"/>
-                <w:lang w:val="es-ES"/>
-              </w:rPr>
-            </w:pPr>
-            <w:r>
-              <w:rPr>
-                <w:rFonts w:ascii="Gordita Light" w:hAnsi="Gordita Light" w:cs="GorditaLight"/>
-                <w:sz w:val="18"/>
-                <w:szCs w:val="18"/>
-                <w:lang w:val="es-ES"/>
-              </w:rPr>
-              <w:t>[TEXT15]</w:t>
-            </w:r>
-          </w:p>
-        </w:tc>
-      </w:tr>
-    </w:tbl>
     <w:p>
       <w:pPr>
         <w:spacing w:after="0"/>
+        <w:jc w:val="both"/>
         <w:rPr>
           <w:rFonts w:ascii="Gordita Light" w:hAnsi="Gordita Light" w:cs="GorditaLight"/>
           <w:sz w:val="18"/>
@@ -10695,6 +10635,35 @@
           <w:lang w:val="es-ES"/>
         </w:rPr>
       </w:pPr>
+      <w:r>
+        <w:rPr>
+          <w:rFonts w:ascii="Gordita Light" w:hAnsi="Gordita Light" w:cs="GorditaLight"/>
+          <w:sz w:val="18"/>
+          <w:szCs w:val="18"/>
+          <w:lang w:val="es-ES"/>
+        </w:rPr>
+        <w:t xml:space="preserve">Tras el ensayo en funcionamiento normal de la muestra, se observa que los valores obtenidos se encuentran dentro de los límites establecidos </w:t>
+      </w:r>
+      <w:proofErr w:type="gramStart"/>
+      <w:r>
+        <w:rPr>
+          <w:rFonts w:ascii="Gordita Light" w:hAnsi="Gordita Light" w:cs="GorditaLight"/>
+          <w:sz w:val="18"/>
+          <w:szCs w:val="18"/>
+          <w:lang w:val="es-ES"/>
+        </w:rPr>
+        <w:t>y</w:t>
+      </w:r>
+      <w:proofErr w:type="gramEnd"/>
+      <w:r>
+        <w:rPr>
+          <w:rFonts w:ascii="Gordita Light" w:hAnsi="Gordita Light" w:cs="GorditaLight"/>
+          <w:sz w:val="18"/>
+          <w:szCs w:val="18"/>
+          <w:lang w:val="es-ES"/>
+        </w:rPr>
+        <w:t xml:space="preserve"> por lo tanto, CUMPLEN los requisitos de la norma.</w:t>
+      </w:r>
     </w:p>
     <w:p>
       <w:pPr>
@@ -10742,106 +10711,6 @@
           <w:color w:val="4F83BE"/>
           <w:sz w:val="18"/>
           <w:szCs w:val="18"/>
-          <w:lang w:val="es-ES"/>
-        </w:rPr>
-      </w:pPr>
-    </w:p>
-    <w:p>
-      <w:pPr>
-        <w:spacing w:after="0"/>
-        <w:rPr>
-          <w:rFonts w:ascii="Gordita Light" w:hAnsi="Gordita Light" w:cs="GorditaLight"/>
-          <w:color w:val="4F83BE"/>
-          <w:lang w:val="es-ES"/>
-        </w:rPr>
-      </w:pPr>
-    </w:p>
-    <w:p>
-      <w:pPr>
-        <w:spacing w:after="0"/>
-        <w:rPr>
-          <w:rFonts w:ascii="Gordita Light" w:hAnsi="Gordita Light" w:cs="GorditaLight"/>
-          <w:color w:val="4F83BE"/>
-          <w:lang w:val="es-ES"/>
-        </w:rPr>
-      </w:pPr>
-    </w:p>
-    <w:p>
-      <w:pPr>
-        <w:spacing w:after="0"/>
-        <w:rPr>
-          <w:rFonts w:ascii="Gordita Light" w:hAnsi="Gordita Light" w:cs="GorditaLight"/>
-          <w:color w:val="4F83BE"/>
-          <w:lang w:val="es-ES"/>
-        </w:rPr>
-      </w:pPr>
-    </w:p>
-    <w:p>
-      <w:pPr>
-        <w:spacing w:after="0"/>
-        <w:rPr>
-          <w:rFonts w:ascii="Gordita Light" w:hAnsi="Gordita Light" w:cs="GorditaLight"/>
-          <w:color w:val="4F83BE"/>
-          <w:lang w:val="es-ES"/>
-        </w:rPr>
-      </w:pPr>
-    </w:p>
-    <w:p>
-      <w:pPr>
-        <w:spacing w:after="0"/>
-        <w:rPr>
-          <w:rFonts w:ascii="Gordita Light" w:hAnsi="Gordita Light" w:cs="GorditaLight"/>
-          <w:color w:val="4F83BE"/>
-          <w:lang w:val="es-ES"/>
-        </w:rPr>
-      </w:pPr>
-    </w:p>
-    <w:p>
-      <w:pPr>
-        <w:spacing w:after="0"/>
-        <w:rPr>
-          <w:rFonts w:ascii="Gordita Light" w:hAnsi="Gordita Light" w:cs="GorditaLight"/>
-          <w:color w:val="4F83BE"/>
-          <w:lang w:val="es-ES"/>
-        </w:rPr>
-      </w:pPr>
-    </w:p>
-    <w:p>
-      <w:pPr>
-        <w:spacing w:after="0"/>
-        <w:rPr>
-          <w:rFonts w:ascii="Gordita Light" w:hAnsi="Gordita Light" w:cs="GorditaLight"/>
-          <w:color w:val="4F83BE"/>
-          <w:lang w:val="es-ES"/>
-        </w:rPr>
-      </w:pPr>
-    </w:p>
-    <w:p>
-      <w:pPr>
-        <w:spacing w:after="0"/>
-        <w:rPr>
-          <w:rFonts w:ascii="Gordita Light" w:hAnsi="Gordita Light" w:cs="GorditaLight"/>
-          <w:color w:val="4F83BE"/>
-          <w:lang w:val="es-ES"/>
-        </w:rPr>
-      </w:pPr>
-    </w:p>
-    <w:p>
-      <w:pPr>
-        <w:spacing w:after="0"/>
-        <w:rPr>
-          <w:rFonts w:ascii="Gordita Light" w:hAnsi="Gordita Light" w:cs="GorditaLight"/>
-          <w:color w:val="4F83BE"/>
-          <w:lang w:val="es-ES"/>
-        </w:rPr>
-      </w:pPr>
-    </w:p>
-    <w:p>
-      <w:pPr>
-        <w:spacing w:after="0"/>
-        <w:rPr>
-          <w:rFonts w:ascii="Gordita Light" w:hAnsi="Gordita Light" w:cs="GorditaLight"/>
-          <w:color w:val="4F83BE"/>
           <w:lang w:val="es-ES"/>
         </w:rPr>
       </w:pPr>
@@ -10991,6 +10860,7 @@
                 <w:szCs w:val="18"/>
                 <w:lang w:val="es-ES"/>
               </w:rPr>
+              <w:lastRenderedPageBreak/>
               <w:t>[TITLE3]</w:t>
             </w:r>
           </w:p>
@@ -11144,7 +11014,6 @@
                 <w:sz w:val="18"/>
                 <w:szCs w:val="18"/>
               </w:rPr>
-              <w:lastRenderedPageBreak/>
               <w:t>[TITLE5]</w:t>
             </w:r>
           </w:p>
@@ -11599,7 +11468,6 @@
                 <w:sz w:val="18"/>
                 <w:szCs w:val="18"/>
               </w:rPr>
-              <w:lastRenderedPageBreak/>
               <w:t>[TITLE</w:t>
             </w:r>
             <w:r>
@@ -11862,6 +11730,7 @@
                 <w:sz w:val="18"/>
                 <w:szCs w:val="18"/>
               </w:rPr>
+              <w:lastRenderedPageBreak/>
               <w:t>[TITLE</w:t>
             </w:r>
             <w:r>
@@ -12019,6 +11888,263 @@
               <w:rPr>
                 <w:rFonts w:ascii="Gordita Light" w:hAnsi="Gordita Light" w:cs="GorditaLight"/>
                 <w:color w:val="4F83BE"/>
+              </w:rPr>
+            </w:pPr>
+          </w:p>
+        </w:tc>
+      </w:tr>
+    </w:tbl>
+    <w:p>
+      <w:pPr>
+        <w:spacing w:after="0"/>
+        <w:rPr>
+          <w:rFonts w:ascii="Gordita Light" w:hAnsi="Gordita Light" w:cs="GorditaLight"/>
+          <w:color w:val="4F83BE"/>
+        </w:rPr>
+      </w:pPr>
+    </w:p>
+    <w:tbl>
+      <w:tblPr>
+        <w:tblStyle w:val="TableGrid"/>
+        <w:tblW w:w="0" w:type="auto"/>
+        <w:tblBorders>
+          <w:top w:val="none" w:sz="0" w:space="0" w:color="auto"/>
+          <w:left w:val="none" w:sz="0" w:space="0" w:color="auto"/>
+          <w:bottom w:val="none" w:sz="0" w:space="0" w:color="auto"/>
+          <w:right w:val="none" w:sz="0" w:space="0" w:color="auto"/>
+          <w:insideH w:val="none" w:sz="0" w:space="0" w:color="auto"/>
+          <w:insideV w:val="none" w:sz="0" w:space="0" w:color="auto"/>
+        </w:tblBorders>
+        <w:tblLook w:val="04A0" w:firstRow="1" w:lastRow="0" w:firstColumn="1" w:lastColumn="0" w:noHBand="0" w:noVBand="1"/>
+      </w:tblPr>
+      <w:tblGrid>
+        <w:gridCol w:w="4315"/>
+        <w:gridCol w:w="4315"/>
+      </w:tblGrid>
+      <w:tr>
+        <w:trPr>
+          <w:trHeight w:val="5391"/>
+        </w:trPr>
+        <w:tc>
+          <w:tcPr>
+            <w:tcW w:w="4315" w:type="dxa"/>
+          </w:tcPr>
+          <w:p>
+            <w:pPr>
+              <w:jc w:val="center"/>
+              <w:rPr>
+                <w:rFonts w:ascii="Gordita Light" w:hAnsi="Gordita Light" w:cs="GorditaLight"/>
+                <w:sz w:val="18"/>
+                <w:szCs w:val="18"/>
+              </w:rPr>
+            </w:pPr>
+            <w:r>
+              <w:rPr>
+                <w:rFonts w:ascii="Gordita Light" w:hAnsi="Gordita Light" w:cs="GorditaLight"/>
+                <w:sz w:val="18"/>
+                <w:szCs w:val="18"/>
+              </w:rPr>
+              <w:t>[TITLE</w:t>
+            </w:r>
+            <w:r>
+              <w:rPr>
+                <w:rFonts w:ascii="Gordita Light" w:hAnsi="Gordita Light" w:cs="GorditaLight"/>
+                <w:sz w:val="18"/>
+                <w:szCs w:val="18"/>
+              </w:rPr>
+              <w:t>13</w:t>
+            </w:r>
+            <w:r>
+              <w:rPr>
+                <w:rFonts w:ascii="Gordita Light" w:hAnsi="Gordita Light" w:cs="GorditaLight"/>
+                <w:sz w:val="18"/>
+                <w:szCs w:val="18"/>
+              </w:rPr>
+              <w:t>]</w:t>
+            </w:r>
+          </w:p>
+          <w:p>
+            <w:pPr>
+              <w:jc w:val="center"/>
+              <w:rPr>
+                <w:rFonts w:ascii="Gordita Light" w:hAnsi="Gordita Light" w:cs="GorditaLight"/>
+                <w:sz w:val="18"/>
+                <w:szCs w:val="18"/>
+              </w:rPr>
+            </w:pPr>
+          </w:p>
+          <w:p>
+            <w:pPr>
+              <w:jc w:val="center"/>
+              <w:rPr>
+                <w:rFonts w:ascii="Gordita Light" w:hAnsi="Gordita Light" w:cs="GorditaLight"/>
+                <w:color w:val="4F83BE"/>
+              </w:rPr>
+            </w:pPr>
+            <w:r>
+              <w:rPr>
+                <w:rFonts w:ascii="Gordita Light" w:hAnsi="Gordita Light" w:cs="GorditaLight"/>
+                <w:sz w:val="18"/>
+                <w:szCs w:val="18"/>
+              </w:rPr>
+              <w:t>[IMAGE</w:t>
+            </w:r>
+            <w:r>
+              <w:rPr>
+                <w:rFonts w:ascii="Gordita Light" w:hAnsi="Gordita Light" w:cs="GorditaLight"/>
+                <w:sz w:val="18"/>
+                <w:szCs w:val="18"/>
+              </w:rPr>
+              <w:t>13</w:t>
+            </w:r>
+            <w:r>
+              <w:rPr>
+                <w:rFonts w:ascii="Gordita Light" w:hAnsi="Gordita Light" w:cs="GorditaLight"/>
+                <w:sz w:val="18"/>
+                <w:szCs w:val="18"/>
+              </w:rPr>
+              <w:t>]</w:t>
+            </w:r>
+          </w:p>
+          <w:p>
+            <w:pPr>
+              <w:rPr>
+                <w:rFonts w:ascii="Gordita Light" w:hAnsi="Gordita Light" w:cs="GorditaLight"/>
+                <w:i/>
+                <w:iCs/>
+                <w:color w:val="4F83BE"/>
+                <w:sz w:val="18"/>
+                <w:szCs w:val="18"/>
+                <w14:textFill>
+                  <w14:solidFill>
+                    <w14:srgbClr w14:val="4F83BE">
+                      <w14:tint w14:val="66000"/>
+                      <w14:satMod w14:val="160000"/>
+                      <w14:tint w14:val="66000"/>
+                      <w14:satMod w14:val="160000"/>
+                    </w14:srgbClr>
+                  </w14:solidFill>
+                </w14:textFill>
+              </w:rPr>
+            </w:pPr>
+          </w:p>
+        </w:tc>
+        <w:tc>
+          <w:tcPr>
+            <w:tcW w:w="4315" w:type="dxa"/>
+          </w:tcPr>
+          <w:p>
+            <w:pPr>
+              <w:jc w:val="center"/>
+              <w:rPr>
+                <w:rFonts w:ascii="Gordita Light" w:hAnsi="Gordita Light" w:cs="GorditaLight"/>
+                <w:sz w:val="18"/>
+                <w:szCs w:val="18"/>
+              </w:rPr>
+            </w:pPr>
+            <w:r>
+              <w:rPr>
+                <w:rFonts w:ascii="Gordita Light" w:hAnsi="Gordita Light" w:cs="GorditaLight"/>
+                <w:sz w:val="18"/>
+                <w:szCs w:val="18"/>
+              </w:rPr>
+              <w:t>[TITLE</w:t>
+            </w:r>
+            <w:r>
+              <w:rPr>
+                <w:rFonts w:ascii="Gordita Light" w:hAnsi="Gordita Light" w:cs="GorditaLight"/>
+                <w:sz w:val="18"/>
+                <w:szCs w:val="18"/>
+              </w:rPr>
+              <w:t>1</w:t>
+            </w:r>
+            <w:r>
+              <w:rPr>
+                <w:rFonts w:ascii="Gordita Light" w:hAnsi="Gordita Light" w:cs="GorditaLight"/>
+                <w:sz w:val="18"/>
+                <w:szCs w:val="18"/>
+              </w:rPr>
+              <w:t>4</w:t>
+            </w:r>
+            <w:r>
+              <w:rPr>
+                <w:rFonts w:ascii="Gordita Light" w:hAnsi="Gordita Light" w:cs="GorditaLight"/>
+                <w:sz w:val="18"/>
+                <w:szCs w:val="18"/>
+              </w:rPr>
+              <w:t>]</w:t>
+            </w:r>
+          </w:p>
+          <w:p>
+            <w:pPr>
+              <w:jc w:val="center"/>
+              <w:rPr>
+                <w:rFonts w:ascii="Gordita Light" w:hAnsi="Gordita Light" w:cs="GorditaLight"/>
+                <w:sz w:val="18"/>
+                <w:szCs w:val="18"/>
+              </w:rPr>
+            </w:pPr>
+          </w:p>
+          <w:p>
+            <w:pPr>
+              <w:jc w:val="center"/>
+              <w:rPr>
+                <w:rFonts w:ascii="Gordita Light" w:hAnsi="Gordita Light" w:cs="GorditaLight"/>
+                <w:color w:val="4F83BE"/>
+              </w:rPr>
+            </w:pPr>
+            <w:r>
+              <w:rPr>
+                <w:rFonts w:ascii="Gordita Light" w:hAnsi="Gordita Light" w:cs="GorditaLight"/>
+                <w:sz w:val="18"/>
+                <w:szCs w:val="18"/>
+              </w:rPr>
+              <w:t>[IMAGE</w:t>
+            </w:r>
+            <w:r>
+              <w:rPr>
+                <w:rFonts w:ascii="Gordita Light" w:hAnsi="Gordita Light" w:cs="GorditaLight"/>
+                <w:sz w:val="18"/>
+                <w:szCs w:val="18"/>
+              </w:rPr>
+              <w:t>1</w:t>
+            </w:r>
+            <w:r>
+              <w:rPr>
+                <w:rFonts w:ascii="Gordita Light" w:hAnsi="Gordita Light" w:cs="GorditaLight"/>
+                <w:sz w:val="18"/>
+                <w:szCs w:val="18"/>
+              </w:rPr>
+              <w:t>4</w:t>
+            </w:r>
+            <w:r>
+              <w:rPr>
+                <w:rFonts w:ascii="Gordita Light" w:hAnsi="Gordita Light" w:cs="GorditaLight"/>
+                <w:sz w:val="18"/>
+                <w:szCs w:val="18"/>
+              </w:rPr>
+              <w:t>]</w:t>
+            </w:r>
+          </w:p>
+          <w:p>
+            <w:pPr>
+              <w:rPr>
+                <w:rFonts w:ascii="Gordita Light" w:hAnsi="Gordita Light" w:cs="GorditaLight"/>
+                <w:i/>
+                <w:iCs/>
+                <w:color w:val="4F83BE"/>
+                <w:sz w:val="18"/>
+                <w:szCs w:val="18"/>
+                <w14:textFill>
+                  <w14:solidFill>
+                    <w14:srgbClr w14:val="4F83BE">
+                      <w14:tint w14:val="66000"/>
+                      <w14:satMod w14:val="160000"/>
+                      <w14:tint w14:val="66000"/>
+                      <w14:satMod w14:val="160000"/>
+                    </w14:srgbClr>
+                  </w14:solidFill>
+                </w14:textFill>
               </w:rPr>
             </w:pPr>
           </w:p>
@@ -12044,42 +12170,243 @@
         </w:rPr>
       </w:pPr>
     </w:p>
-    <w:p>
-      <w:pPr>
-        <w:spacing w:after="0"/>
-        <w:rPr>
-          <w:rFonts w:ascii="Gordita Light" w:hAnsi="Gordita Light" w:cs="GorditaLight"/>
-          <w:color w:val="4F83BE"/>
-        </w:rPr>
-      </w:pPr>
-    </w:p>
-    <w:p>
-      <w:pPr>
-        <w:spacing w:after="0"/>
-        <w:rPr>
-          <w:rFonts w:ascii="Gordita Light" w:hAnsi="Gordita Light" w:cs="GorditaLight"/>
-          <w:color w:val="4F83BE"/>
-        </w:rPr>
-      </w:pPr>
-    </w:p>
-    <w:p>
-      <w:pPr>
-        <w:spacing w:after="0"/>
-        <w:rPr>
-          <w:rFonts w:ascii="Gordita Light" w:hAnsi="Gordita Light" w:cs="GorditaLight"/>
-          <w:color w:val="4F83BE"/>
-        </w:rPr>
-      </w:pPr>
-    </w:p>
-    <w:p>
-      <w:pPr>
-        <w:spacing w:after="0"/>
-        <w:rPr>
-          <w:rFonts w:ascii="Gordita Light" w:hAnsi="Gordita Light" w:cs="GorditaLight"/>
-          <w:color w:val="4F83BE"/>
-        </w:rPr>
-      </w:pPr>
-    </w:p>
+    <w:tbl>
+      <w:tblPr>
+        <w:tblStyle w:val="TableGrid"/>
+        <w:tblW w:w="0" w:type="auto"/>
+        <w:tblBorders>
+          <w:top w:val="none" w:sz="0" w:space="0" w:color="auto"/>
+          <w:left w:val="none" w:sz="0" w:space="0" w:color="auto"/>
+          <w:bottom w:val="none" w:sz="0" w:space="0" w:color="auto"/>
+          <w:right w:val="none" w:sz="0" w:space="0" w:color="auto"/>
+          <w:insideH w:val="none" w:sz="0" w:space="0" w:color="auto"/>
+          <w:insideV w:val="none" w:sz="0" w:space="0" w:color="auto"/>
+        </w:tblBorders>
+        <w:tblLook w:val="04A0" w:firstRow="1" w:lastRow="0" w:firstColumn="1" w:lastColumn="0" w:noHBand="0" w:noVBand="1"/>
+      </w:tblPr>
+      <w:tblGrid>
+        <w:gridCol w:w="4315"/>
+        <w:gridCol w:w="4315"/>
+      </w:tblGrid>
+      <w:tr>
+        <w:trPr>
+          <w:trHeight w:val="5108"/>
+        </w:trPr>
+        <w:tc>
+          <w:tcPr>
+            <w:tcW w:w="4315" w:type="dxa"/>
+          </w:tcPr>
+          <w:p>
+            <w:pPr>
+              <w:jc w:val="center"/>
+              <w:rPr>
+                <w:rFonts w:ascii="Gordita Light" w:hAnsi="Gordita Light" w:cs="GorditaLight"/>
+                <w:sz w:val="18"/>
+                <w:szCs w:val="18"/>
+              </w:rPr>
+            </w:pPr>
+            <w:r>
+              <w:rPr>
+                <w:rFonts w:ascii="Gordita Light" w:hAnsi="Gordita Light" w:cs="GorditaLight"/>
+                <w:sz w:val="18"/>
+                <w:szCs w:val="18"/>
+              </w:rPr>
+              <w:lastRenderedPageBreak/>
+              <w:t>[TITLE</w:t>
+            </w:r>
+            <w:r>
+              <w:rPr>
+                <w:rFonts w:ascii="Gordita Light" w:hAnsi="Gordita Light" w:cs="GorditaLight"/>
+                <w:sz w:val="18"/>
+                <w:szCs w:val="18"/>
+              </w:rPr>
+              <w:t>1</w:t>
+            </w:r>
+            <w:r>
+              <w:rPr>
+                <w:rFonts w:ascii="Gordita Light" w:hAnsi="Gordita Light" w:cs="GorditaLight"/>
+                <w:sz w:val="18"/>
+                <w:szCs w:val="18"/>
+              </w:rPr>
+              <w:t>5</w:t>
+            </w:r>
+            <w:r>
+              <w:rPr>
+                <w:rFonts w:ascii="Gordita Light" w:hAnsi="Gordita Light" w:cs="GorditaLight"/>
+                <w:sz w:val="18"/>
+                <w:szCs w:val="18"/>
+              </w:rPr>
+              <w:t>]</w:t>
+            </w:r>
+          </w:p>
+          <w:p>
+            <w:pPr>
+              <w:jc w:val="center"/>
+              <w:rPr>
+                <w:rFonts w:ascii="Gordita Light" w:hAnsi="Gordita Light" w:cs="GorditaLight"/>
+                <w:sz w:val="18"/>
+                <w:szCs w:val="18"/>
+              </w:rPr>
+            </w:pPr>
+          </w:p>
+          <w:p>
+            <w:pPr>
+              <w:jc w:val="center"/>
+              <w:rPr>
+                <w:rFonts w:ascii="Gordita Light" w:hAnsi="Gordita Light" w:cs="GorditaLight"/>
+                <w:color w:val="4F83BE"/>
+              </w:rPr>
+            </w:pPr>
+            <w:r>
+              <w:rPr>
+                <w:rFonts w:ascii="Gordita Light" w:hAnsi="Gordita Light" w:cs="GorditaLight"/>
+                <w:sz w:val="18"/>
+                <w:szCs w:val="18"/>
+              </w:rPr>
+              <w:t>[IMAGE</w:t>
+            </w:r>
+            <w:r>
+              <w:rPr>
+                <w:rFonts w:ascii="Gordita Light" w:hAnsi="Gordita Light" w:cs="GorditaLight"/>
+                <w:sz w:val="18"/>
+                <w:szCs w:val="18"/>
+              </w:rPr>
+              <w:t>1</w:t>
+            </w:r>
+            <w:r>
+              <w:rPr>
+                <w:rFonts w:ascii="Gordita Light" w:hAnsi="Gordita Light" w:cs="GorditaLight"/>
+                <w:sz w:val="18"/>
+                <w:szCs w:val="18"/>
+              </w:rPr>
+              <w:t>5</w:t>
+            </w:r>
+            <w:r>
+              <w:rPr>
+                <w:rFonts w:ascii="Gordita Light" w:hAnsi="Gordita Light" w:cs="GorditaLight"/>
+                <w:sz w:val="18"/>
+                <w:szCs w:val="18"/>
+              </w:rPr>
+              <w:t>]</w:t>
+            </w:r>
+          </w:p>
+          <w:p>
+            <w:pPr>
+              <w:rPr>
+                <w:rFonts w:ascii="Gordita Light" w:hAnsi="Gordita Light" w:cs="GorditaLight"/>
+                <w:color w:val="4F83BE"/>
+              </w:rPr>
+            </w:pPr>
+          </w:p>
+        </w:tc>
+        <w:tc>
+          <w:tcPr>
+            <w:tcW w:w="4315" w:type="dxa"/>
+          </w:tcPr>
+          <w:p>
+            <w:pPr>
+              <w:jc w:val="center"/>
+              <w:rPr>
+                <w:rFonts w:ascii="Gordita Light" w:hAnsi="Gordita Light" w:cs="GorditaLight"/>
+                <w:sz w:val="18"/>
+                <w:szCs w:val="18"/>
+              </w:rPr>
+            </w:pPr>
+            <w:r>
+              <w:rPr>
+                <w:rFonts w:ascii="Gordita Light" w:hAnsi="Gordita Light" w:cs="GorditaLight"/>
+                <w:sz w:val="18"/>
+                <w:szCs w:val="18"/>
+              </w:rPr>
+              <w:t>[TITLE</w:t>
+            </w:r>
+            <w:r>
+              <w:rPr>
+                <w:rFonts w:ascii="Gordita Light" w:hAnsi="Gordita Light" w:cs="GorditaLight"/>
+                <w:sz w:val="18"/>
+                <w:szCs w:val="18"/>
+              </w:rPr>
+              <w:t>1</w:t>
+            </w:r>
+            <w:r>
+              <w:rPr>
+                <w:rFonts w:ascii="Gordita Light" w:hAnsi="Gordita Light" w:cs="GorditaLight"/>
+                <w:sz w:val="18"/>
+                <w:szCs w:val="18"/>
+              </w:rPr>
+              <w:t>6</w:t>
+            </w:r>
+            <w:r>
+              <w:rPr>
+                <w:rFonts w:ascii="Gordita Light" w:hAnsi="Gordita Light" w:cs="GorditaLight"/>
+                <w:sz w:val="18"/>
+                <w:szCs w:val="18"/>
+              </w:rPr>
+              <w:t>]</w:t>
+            </w:r>
+          </w:p>
+          <w:p>
+            <w:pPr>
+              <w:jc w:val="center"/>
+              <w:rPr>
+                <w:rFonts w:ascii="Gordita Light" w:hAnsi="Gordita Light" w:cs="GorditaLight"/>
+                <w:sz w:val="18"/>
+                <w:szCs w:val="18"/>
+              </w:rPr>
+            </w:pPr>
+          </w:p>
+          <w:p>
+            <w:pPr>
+              <w:jc w:val="center"/>
+              <w:rPr>
+                <w:rFonts w:ascii="Gordita Light" w:hAnsi="Gordita Light" w:cs="GorditaLight"/>
+                <w:color w:val="4F83BE"/>
+              </w:rPr>
+            </w:pPr>
+            <w:r>
+              <w:rPr>
+                <w:rFonts w:ascii="Gordita Light" w:hAnsi="Gordita Light" w:cs="GorditaLight"/>
+                <w:sz w:val="18"/>
+                <w:szCs w:val="18"/>
+              </w:rPr>
+              <w:t>[IMAGE</w:t>
+            </w:r>
+            <w:r>
+              <w:rPr>
+                <w:rFonts w:ascii="Gordita Light" w:hAnsi="Gordita Light" w:cs="GorditaLight"/>
+                <w:sz w:val="18"/>
+                <w:szCs w:val="18"/>
+              </w:rPr>
+              <w:t>1</w:t>
+            </w:r>
+            <w:r>
+              <w:rPr>
+                <w:rFonts w:ascii="Gordita Light" w:hAnsi="Gordita Light" w:cs="GorditaLight"/>
+                <w:sz w:val="18"/>
+                <w:szCs w:val="18"/>
+              </w:rPr>
+              <w:t>6</w:t>
+            </w:r>
+            <w:r>
+              <w:rPr>
+                <w:rFonts w:ascii="Gordita Light" w:hAnsi="Gordita Light" w:cs="GorditaLight"/>
+                <w:sz w:val="18"/>
+                <w:szCs w:val="18"/>
+              </w:rPr>
+              <w:t>]</w:t>
+            </w:r>
+          </w:p>
+          <w:p>
+            <w:pPr>
+              <w:rPr>
+                <w:rFonts w:ascii="Gordita Light" w:hAnsi="Gordita Light" w:cs="GorditaLight"/>
+                <w:color w:val="4F83BE"/>
+              </w:rPr>
+            </w:pPr>
+          </w:p>
+        </w:tc>
+      </w:tr>
+    </w:tbl>
     <w:p>
       <w:pPr>
         <w:pStyle w:val="TOCHeading"/>

--- a/templates/New_Template2.docx
+++ b/templates/New_Template2.docx
@@ -79,7 +79,83 @@
             </w14:solidFill>
           </w14:textFill>
         </w:rPr>
-        <w:t>ANNEX II TO THE REPORT</w:t>
+        <w:t>ANNEX</w:t>
+      </w:r>
+      <w:r>
+        <w:rPr>
+          <w:rFonts w:ascii="Gordita Light" w:hAnsi="Gordita Light" w:cs="GorditaLight"/>
+          <w:i/>
+          <w:iCs/>
+          <w:color w:val="4F83BE"/>
+          <w14:textFill>
+            <w14:solidFill>
+              <w14:srgbClr w14:val="4F83BE">
+                <w14:tint w14:val="66000"/>
+                <w14:satMod w14:val="160000"/>
+                <w14:tint w14:val="66000"/>
+                <w14:satMod w14:val="160000"/>
+              </w14:srgbClr>
+            </w14:solidFill>
+          </w14:textFill>
+        </w:rPr>
+        <w:t xml:space="preserve"> </w:t>
+      </w:r>
+      <w:r>
+        <w:rPr>
+          <w:rFonts w:ascii="Gordita Light" w:hAnsi="Gordita Light" w:cs="GorditaLight"/>
+          <w:i/>
+          <w:iCs/>
+          <w:color w:val="4F83BE"/>
+          <w14:textFill>
+            <w14:solidFill>
+              <w14:srgbClr w14:val="4F83BE">
+                <w14:tint w14:val="66000"/>
+                <w14:satMod w14:val="160000"/>
+                <w14:tint w14:val="66000"/>
+                <w14:satMod w14:val="160000"/>
+              </w14:srgbClr>
+            </w14:solidFill>
+          </w14:textFill>
+        </w:rPr>
+        <w:t>TO</w:t>
+      </w:r>
+      <w:r>
+        <w:rPr>
+          <w:rFonts w:ascii="Gordita Light" w:hAnsi="Gordita Light" w:cs="GorditaLight"/>
+          <w:i/>
+          <w:iCs/>
+          <w:color w:val="4F83BE"/>
+          <w14:textFill>
+            <w14:solidFill>
+              <w14:srgbClr w14:val="4F83BE">
+                <w14:tint w14:val="66000"/>
+                <w14:satMod w14:val="160000"/>
+                <w14:tint w14:val="66000"/>
+                <w14:satMod w14:val="160000"/>
+              </w14:srgbClr>
+            </w14:solidFill>
+          </w14:textFill>
+        </w:rPr>
+        <w:t xml:space="preserve"> </w:t>
+      </w:r>
+      <w:r>
+        <w:rPr>
+          <w:rFonts w:ascii="Gordita Light" w:hAnsi="Gordita Light" w:cs="GorditaLight"/>
+          <w:i/>
+          <w:iCs/>
+          <w:color w:val="4F83BE"/>
+          <w14:textFill>
+            <w14:solidFill>
+              <w14:srgbClr w14:val="4F83BE">
+                <w14:tint w14:val="66000"/>
+                <w14:satMod w14:val="160000"/>
+                <w14:tint w14:val="66000"/>
+                <w14:satMod w14:val="160000"/>
+              </w14:srgbClr>
+            </w14:solidFill>
+          </w14:textFill>
+        </w:rPr>
+        <w:t>THE REPORT</w:t>
       </w:r>
     </w:p>
     <w:p>
@@ -1109,95 +1185,8 @@
           <w:color w:val="4F83BE"/>
           <w:sz w:val="18"/>
           <w:szCs w:val="18"/>
-          <w:lang w:val="es-ES"/>
         </w:rPr>
       </w:pPr>
-      <w:r>
-        <w:rPr>
-          <w:rFonts w:ascii="Gordita Light" w:hAnsi="Gordita Light" w:cs="GorditaLight"/>
-          <w:color w:val="4F83BE"/>
-          <w:sz w:val="18"/>
-          <w:szCs w:val="18"/>
-          <w:lang w:val="es-ES"/>
-        </w:rPr>
-        <w:t>Referencia del modelo ensayado:</w:t>
-      </w:r>
-    </w:p>
-    <w:p>
-      <w:pPr>
-        <w:spacing w:after="0"/>
-        <w:rPr>
-          <w:rFonts w:ascii="Gordita Light" w:hAnsi="Gordita Light" w:cs="GorditaLight"/>
-          <w:color w:val="4F83BE"/>
-          <w:sz w:val="18"/>
-          <w:szCs w:val="18"/>
-        </w:rPr>
-      </w:pPr>
-      <w:r>
-        <w:rPr>
-          <w:rFonts w:ascii="Gordita Light" w:hAnsi="Gordita Light" w:cs="GorditaLight"/>
-          <w:i/>
-          <w:iCs/>
-          <w:color w:val="4F83BE"/>
-          <w:sz w:val="18"/>
-          <w:szCs w:val="18"/>
-          <w14:textFill>
-            <w14:solidFill>
-              <w14:srgbClr w14:val="4F83BE">
-                <w14:tint w14:val="66000"/>
-                <w14:satMod w14:val="160000"/>
-                <w14:tint w14:val="66000"/>
-                <w14:satMod w14:val="160000"/>
-              </w14:srgbClr>
-            </w14:solidFill>
-          </w14:textFill>
-        </w:rPr>
-        <w:t xml:space="preserve">Reference </w:t>
-      </w:r>
-      <w:proofErr w:type="gramStart"/>
-      <w:r>
-        <w:rPr>
-          <w:rFonts w:ascii="Gordita Light" w:hAnsi="Gordita Light" w:cs="GorditaLight"/>
-          <w:i/>
-          <w:iCs/>
-          <w:color w:val="4F83BE"/>
-          <w:sz w:val="18"/>
-          <w:szCs w:val="18"/>
-          <w14:textFill>
-            <w14:solidFill>
-              <w14:srgbClr w14:val="4F83BE">
-                <w14:tint w14:val="66000"/>
-                <w14:satMod w14:val="160000"/>
-                <w14:tint w14:val="66000"/>
-                <w14:satMod w14:val="160000"/>
-              </w14:srgbClr>
-            </w14:solidFill>
-          </w14:textFill>
-        </w:rPr>
-        <w:t>of</w:t>
-      </w:r>
-      <w:proofErr w:type="gramEnd"/>
-      <w:r>
-        <w:rPr>
-          <w:rFonts w:ascii="Gordita Light" w:hAnsi="Gordita Light" w:cs="GorditaLight"/>
-          <w:i/>
-          <w:iCs/>
-          <w:color w:val="4F83BE"/>
-          <w:sz w:val="18"/>
-          <w:szCs w:val="18"/>
-          <w14:textFill>
-            <w14:solidFill>
-              <w14:srgbClr w14:val="4F83BE">
-                <w14:tint w14:val="66000"/>
-                <w14:satMod w14:val="160000"/>
-                <w14:tint w14:val="66000"/>
-                <w14:satMod w14:val="160000"/>
-              </w14:srgbClr>
-            </w14:solidFill>
-          </w14:textFill>
-        </w:rPr>
-        <w:t xml:space="preserve"> the tested model</w:t>
-      </w:r>
     </w:p>
     <w:tbl>
       <w:tblPr>
@@ -1214,8 +1203,8 @@
         <w:tblLook w:val="04A0" w:firstRow="1" w:lastRow="0" w:firstColumn="1" w:lastColumn="0" w:noHBand="0" w:noVBand="1"/>
       </w:tblPr>
       <w:tblGrid>
-        <w:gridCol w:w="2977"/>
-        <w:gridCol w:w="5653"/>
+        <w:gridCol w:w="4248"/>
+        <w:gridCol w:w="4382"/>
       </w:tblGrid>
       <w:tr>
         <w:trPr>
@@ -1223,7 +1212,7 @@
         </w:trPr>
         <w:tc>
           <w:tcPr>
-            <w:tcW w:w="2977" w:type="dxa"/>
+            <w:tcW w:w="4248" w:type="dxa"/>
           </w:tcPr>
           <w:p>
             <w:pPr>
@@ -1243,7 +1232,7 @@
                 <w:szCs w:val="18"/>
                 <w:lang w:val="es-ES"/>
               </w:rPr>
-              <w:t>Familia:</w:t>
+              <w:t>Referencia del modelo ensayado:</w:t>
             </w:r>
           </w:p>
           <w:p>
@@ -1253,7 +1242,6 @@
                 <w:color w:val="4F83BE"/>
                 <w:sz w:val="18"/>
                 <w:szCs w:val="18"/>
-                <w:lang w:val="es-ES"/>
               </w:rPr>
             </w:pPr>
             <w:r>
@@ -1275,75 +1263,9 @@
                   </w14:solidFill>
                 </w14:textFill>
               </w:rPr>
-              <w:t>Family</w:t>
-            </w:r>
-          </w:p>
-        </w:tc>
-        <w:tc>
-          <w:tcPr>
-            <w:tcW w:w="5653" w:type="dxa"/>
-          </w:tcPr>
-          <w:p>
-            <w:pPr>
-              <w:rPr>
-                <w:rFonts w:ascii="Gordita Light" w:hAnsi="Gordita Light" w:cs="GorditaLight"/>
-                <w:color w:val="4F83BE"/>
-                <w:sz w:val="18"/>
-                <w:szCs w:val="18"/>
-                <w:lang w:val="es-ES"/>
-              </w:rPr>
-            </w:pPr>
-            <w:r>
-              <w:rPr>
-                <w:rFonts w:ascii="Gordita Light" w:hAnsi="Gordita Light" w:cs="GorditaLight"/>
-                <w:sz w:val="18"/>
-                <w:szCs w:val="18"/>
-                <w:lang w:val="es-ES"/>
-              </w:rPr>
-              <w:t>[TEXT6]</w:t>
-            </w:r>
-          </w:p>
-        </w:tc>
-      </w:tr>
-      <w:tr>
-        <w:trPr>
-          <w:trHeight w:val="414"/>
-        </w:trPr>
-        <w:tc>
-          <w:tcPr>
-            <w:tcW w:w="2977" w:type="dxa"/>
-          </w:tcPr>
-          <w:p>
-            <w:pPr>
-              <w:rPr>
-                <w:rFonts w:ascii="Gordita Light" w:hAnsi="Gordita Light" w:cs="GorditaLight"/>
-                <w:color w:val="4F83BE"/>
-                <w:sz w:val="18"/>
-                <w:szCs w:val="18"/>
-                <w:lang w:val="es-ES"/>
-              </w:rPr>
-            </w:pPr>
-            <w:r>
-              <w:rPr>
-                <w:rFonts w:ascii="Gordita Light" w:hAnsi="Gordita Light" w:cs="GorditaLight"/>
-                <w:color w:val="4F83BE"/>
-                <w:sz w:val="18"/>
-                <w:szCs w:val="18"/>
-                <w:lang w:val="es-ES"/>
-              </w:rPr>
-              <w:t>Aplicación:</w:t>
-            </w:r>
-          </w:p>
-          <w:p>
-            <w:pPr>
-              <w:rPr>
-                <w:rFonts w:ascii="Gordita Light" w:hAnsi="Gordita Light" w:cs="GorditaLight"/>
-                <w:color w:val="4F83BE"/>
-                <w:sz w:val="18"/>
-                <w:szCs w:val="18"/>
-                <w:lang w:val="es-ES"/>
-              </w:rPr>
-            </w:pPr>
+              <w:t xml:space="preserve">Reference </w:t>
+            </w:r>
+            <w:proofErr w:type="gramStart"/>
             <w:r>
               <w:rPr>
                 <w:rFonts w:ascii="Gordita Light" w:hAnsi="Gordita Light" w:cs="GorditaLight"/>
@@ -1363,75 +1285,9 @@
                   </w14:solidFill>
                 </w14:textFill>
               </w:rPr>
-              <w:t>Application</w:t>
-            </w:r>
-          </w:p>
-        </w:tc>
-        <w:tc>
-          <w:tcPr>
-            <w:tcW w:w="5653" w:type="dxa"/>
-          </w:tcPr>
-          <w:p>
-            <w:pPr>
-              <w:rPr>
-                <w:rFonts w:ascii="Gordita Light" w:hAnsi="Gordita Light" w:cs="GorditaLight"/>
-                <w:color w:val="4F83BE"/>
-                <w:sz w:val="18"/>
-                <w:szCs w:val="18"/>
-                <w:lang w:val="es-ES"/>
-              </w:rPr>
-            </w:pPr>
-            <w:r>
-              <w:rPr>
-                <w:rFonts w:ascii="Gordita Light" w:hAnsi="Gordita Light" w:cs="GorditaLight"/>
-                <w:sz w:val="18"/>
-                <w:szCs w:val="18"/>
-                <w:lang w:val="es-ES"/>
-              </w:rPr>
-              <w:t>[TEXT7]</w:t>
-            </w:r>
-          </w:p>
-        </w:tc>
-      </w:tr>
-      <w:tr>
-        <w:trPr>
-          <w:trHeight w:val="421"/>
-        </w:trPr>
-        <w:tc>
-          <w:tcPr>
-            <w:tcW w:w="2977" w:type="dxa"/>
-          </w:tcPr>
-          <w:p>
-            <w:pPr>
-              <w:rPr>
-                <w:rFonts w:ascii="Gordita Light" w:hAnsi="Gordita Light" w:cs="GorditaLight"/>
-                <w:color w:val="4F83BE"/>
-                <w:sz w:val="18"/>
-                <w:szCs w:val="18"/>
-                <w:lang w:val="es-ES"/>
-              </w:rPr>
-            </w:pPr>
-            <w:r>
-              <w:rPr>
-                <w:rFonts w:ascii="Gordita Light" w:hAnsi="Gordita Light" w:cs="GorditaLight"/>
-                <w:color w:val="4F83BE"/>
-                <w:sz w:val="18"/>
-                <w:szCs w:val="18"/>
-                <w:lang w:val="es-ES"/>
-              </w:rPr>
-              <w:t>Fuente de luz:</w:t>
-            </w:r>
-          </w:p>
-          <w:p>
-            <w:pPr>
-              <w:rPr>
-                <w:rFonts w:ascii="Gordita Light" w:hAnsi="Gordita Light" w:cs="GorditaLight"/>
-                <w:color w:val="4F83BE"/>
-                <w:sz w:val="18"/>
-                <w:szCs w:val="18"/>
-                <w:lang w:val="es-ES"/>
-              </w:rPr>
-            </w:pPr>
+              <w:t>of</w:t>
+            </w:r>
+            <w:proofErr w:type="gramEnd"/>
             <w:r>
               <w:rPr>
                 <w:rFonts w:ascii="Gordita Light" w:hAnsi="Gordita Light" w:cs="GorditaLight"/>
@@ -1440,7 +1296,6 @@
                 <w:color w:val="4F83BE"/>
                 <w:sz w:val="18"/>
                 <w:szCs w:val="18"/>
-                <w:lang w:val="es-ES"/>
                 <w14:textFill>
                   <w14:solidFill>
                     <w14:srgbClr w14:val="4F83BE">
@@ -1452,9 +1307,92 @@
                   </w14:solidFill>
                 </w14:textFill>
               </w:rPr>
-              <w:t xml:space="preserve">Light </w:t>
-            </w:r>
-            <w:proofErr w:type="spellStart"/>
+              <w:t xml:space="preserve"> the tested model</w:t>
+            </w:r>
+          </w:p>
+        </w:tc>
+        <w:tc>
+          <w:tcPr>
+            <w:tcW w:w="4382" w:type="dxa"/>
+          </w:tcPr>
+          <w:p>
+            <w:pPr>
+              <w:rPr>
+                <w:rFonts w:ascii="Gordita Light" w:hAnsi="Gordita Light" w:cs="GorditaLight"/>
+                <w:sz w:val="18"/>
+                <w:szCs w:val="18"/>
+                <w:lang w:val="es-ES"/>
+              </w:rPr>
+            </w:pPr>
+            <w:r>
+              <w:rPr>
+                <w:rFonts w:ascii="Gordita Light" w:hAnsi="Gordita Light" w:cs="GorditaLight"/>
+                <w:sz w:val="18"/>
+                <w:szCs w:val="18"/>
+                <w:lang w:val="es-ES"/>
+              </w:rPr>
+              <w:t>[TEXT</w:t>
+            </w:r>
+            <w:r>
+              <w:rPr>
+                <w:rFonts w:ascii="Gordita Light" w:hAnsi="Gordita Light" w:cs="GorditaLight"/>
+                <w:sz w:val="18"/>
+                <w:szCs w:val="18"/>
+                <w:lang w:val="es-ES"/>
+              </w:rPr>
+              <w:t>6</w:t>
+            </w:r>
+            <w:r>
+              <w:rPr>
+                <w:rFonts w:ascii="Gordita Light" w:hAnsi="Gordita Light" w:cs="GorditaLight"/>
+                <w:sz w:val="18"/>
+                <w:szCs w:val="18"/>
+                <w:lang w:val="es-ES"/>
+              </w:rPr>
+              <w:t>]</w:t>
+            </w:r>
+          </w:p>
+        </w:tc>
+      </w:tr>
+      <w:tr>
+        <w:trPr>
+          <w:trHeight w:val="465"/>
+        </w:trPr>
+        <w:tc>
+          <w:tcPr>
+            <w:tcW w:w="4248" w:type="dxa"/>
+          </w:tcPr>
+          <w:p>
+            <w:pPr>
+              <w:rPr>
+                <w:rFonts w:ascii="Gordita Light" w:hAnsi="Gordita Light" w:cs="GorditaLight"/>
+                <w:color w:val="4F83BE"/>
+                <w:sz w:val="18"/>
+                <w:szCs w:val="18"/>
+                <w:lang w:val="es-ES"/>
+              </w:rPr>
+            </w:pPr>
+            <w:r>
+              <w:rPr>
+                <w:rFonts w:ascii="Gordita Light" w:hAnsi="Gordita Light" w:cs="GorditaLight"/>
+                <w:color w:val="4F83BE"/>
+                <w:sz w:val="18"/>
+                <w:szCs w:val="18"/>
+                <w:lang w:val="es-ES"/>
+              </w:rPr>
+              <w:t>Familia:</w:t>
+            </w:r>
+          </w:p>
+          <w:p>
+            <w:pPr>
+              <w:rPr>
+                <w:rFonts w:ascii="Gordita Light" w:hAnsi="Gordita Light" w:cs="GorditaLight"/>
+                <w:color w:val="4F83BE"/>
+                <w:sz w:val="18"/>
+                <w:szCs w:val="18"/>
+                <w:lang w:val="es-ES"/>
+              </w:rPr>
+            </w:pPr>
             <w:r>
               <w:rPr>
                 <w:rFonts w:ascii="Gordita Light" w:hAnsi="Gordita Light" w:cs="GorditaLight"/>
@@ -1463,7 +1401,6 @@
                 <w:color w:val="4F83BE"/>
                 <w:sz w:val="18"/>
                 <w:szCs w:val="18"/>
-                <w:lang w:val="es-ES"/>
                 <w14:textFill>
                   <w14:solidFill>
                     <w14:srgbClr w14:val="4F83BE">
@@ -1475,6 +1412,224 @@
                   </w14:solidFill>
                 </w14:textFill>
               </w:rPr>
+              <w:t>Family</w:t>
+            </w:r>
+          </w:p>
+        </w:tc>
+        <w:tc>
+          <w:tcPr>
+            <w:tcW w:w="4382" w:type="dxa"/>
+          </w:tcPr>
+          <w:p>
+            <w:pPr>
+              <w:rPr>
+                <w:rFonts w:ascii="Gordita Light" w:hAnsi="Gordita Light" w:cs="GorditaLight"/>
+                <w:color w:val="4F83BE"/>
+                <w:sz w:val="18"/>
+                <w:szCs w:val="18"/>
+                <w:lang w:val="es-ES"/>
+              </w:rPr>
+            </w:pPr>
+            <w:r>
+              <w:rPr>
+                <w:rFonts w:ascii="Gordita Light" w:hAnsi="Gordita Light" w:cs="GorditaLight"/>
+                <w:sz w:val="18"/>
+                <w:szCs w:val="18"/>
+                <w:lang w:val="es-ES"/>
+              </w:rPr>
+              <w:t>[TEXT</w:t>
+            </w:r>
+            <w:r>
+              <w:rPr>
+                <w:rFonts w:ascii="Gordita Light" w:hAnsi="Gordita Light" w:cs="GorditaLight"/>
+                <w:sz w:val="18"/>
+                <w:szCs w:val="18"/>
+                <w:lang w:val="es-ES"/>
+              </w:rPr>
+              <w:t>12</w:t>
+            </w:r>
+            <w:r>
+              <w:rPr>
+                <w:rFonts w:ascii="Gordita Light" w:hAnsi="Gordita Light" w:cs="GorditaLight"/>
+                <w:sz w:val="18"/>
+                <w:szCs w:val="18"/>
+                <w:lang w:val="es-ES"/>
+              </w:rPr>
+              <w:t>]</w:t>
+            </w:r>
+          </w:p>
+        </w:tc>
+      </w:tr>
+      <w:tr>
+        <w:trPr>
+          <w:trHeight w:val="414"/>
+        </w:trPr>
+        <w:tc>
+          <w:tcPr>
+            <w:tcW w:w="4248" w:type="dxa"/>
+          </w:tcPr>
+          <w:p>
+            <w:pPr>
+              <w:rPr>
+                <w:rFonts w:ascii="Gordita Light" w:hAnsi="Gordita Light" w:cs="GorditaLight"/>
+                <w:color w:val="4F83BE"/>
+                <w:sz w:val="18"/>
+                <w:szCs w:val="18"/>
+                <w:lang w:val="es-ES"/>
+              </w:rPr>
+            </w:pPr>
+            <w:r>
+              <w:rPr>
+                <w:rFonts w:ascii="Gordita Light" w:hAnsi="Gordita Light" w:cs="GorditaLight"/>
+                <w:color w:val="4F83BE"/>
+                <w:sz w:val="18"/>
+                <w:szCs w:val="18"/>
+                <w:lang w:val="es-ES"/>
+              </w:rPr>
+              <w:t>Aplicación:</w:t>
+            </w:r>
+          </w:p>
+          <w:p>
+            <w:pPr>
+              <w:rPr>
+                <w:rFonts w:ascii="Gordita Light" w:hAnsi="Gordita Light" w:cs="GorditaLight"/>
+                <w:color w:val="4F83BE"/>
+                <w:sz w:val="18"/>
+                <w:szCs w:val="18"/>
+                <w:lang w:val="es-ES"/>
+              </w:rPr>
+            </w:pPr>
+            <w:r>
+              <w:rPr>
+                <w:rFonts w:ascii="Gordita Light" w:hAnsi="Gordita Light" w:cs="GorditaLight"/>
+                <w:i/>
+                <w:iCs/>
+                <w:color w:val="4F83BE"/>
+                <w:sz w:val="18"/>
+                <w:szCs w:val="18"/>
+                <w14:textFill>
+                  <w14:solidFill>
+                    <w14:srgbClr w14:val="4F83BE">
+                      <w14:tint w14:val="66000"/>
+                      <w14:satMod w14:val="160000"/>
+                      <w14:tint w14:val="66000"/>
+                      <w14:satMod w14:val="160000"/>
+                    </w14:srgbClr>
+                  </w14:solidFill>
+                </w14:textFill>
+              </w:rPr>
+              <w:t>Application</w:t>
+            </w:r>
+          </w:p>
+        </w:tc>
+        <w:tc>
+          <w:tcPr>
+            <w:tcW w:w="4382" w:type="dxa"/>
+          </w:tcPr>
+          <w:p>
+            <w:pPr>
+              <w:rPr>
+                <w:rFonts w:ascii="Gordita Light" w:hAnsi="Gordita Light" w:cs="GorditaLight"/>
+                <w:color w:val="4F83BE"/>
+                <w:sz w:val="18"/>
+                <w:szCs w:val="18"/>
+                <w:lang w:val="es-ES"/>
+              </w:rPr>
+            </w:pPr>
+            <w:r>
+              <w:rPr>
+                <w:rFonts w:ascii="Gordita Light" w:hAnsi="Gordita Light" w:cs="GorditaLight"/>
+                <w:sz w:val="18"/>
+                <w:szCs w:val="18"/>
+                <w:lang w:val="es-ES"/>
+              </w:rPr>
+              <w:t>[TEXT7]</w:t>
+            </w:r>
+          </w:p>
+        </w:tc>
+      </w:tr>
+      <w:tr>
+        <w:trPr>
+          <w:trHeight w:val="421"/>
+        </w:trPr>
+        <w:tc>
+          <w:tcPr>
+            <w:tcW w:w="4248" w:type="dxa"/>
+          </w:tcPr>
+          <w:p>
+            <w:pPr>
+              <w:rPr>
+                <w:rFonts w:ascii="Gordita Light" w:hAnsi="Gordita Light" w:cs="GorditaLight"/>
+                <w:color w:val="4F83BE"/>
+                <w:sz w:val="18"/>
+                <w:szCs w:val="18"/>
+                <w:lang w:val="es-ES"/>
+              </w:rPr>
+            </w:pPr>
+            <w:r>
+              <w:rPr>
+                <w:rFonts w:ascii="Gordita Light" w:hAnsi="Gordita Light" w:cs="GorditaLight"/>
+                <w:color w:val="4F83BE"/>
+                <w:sz w:val="18"/>
+                <w:szCs w:val="18"/>
+                <w:lang w:val="es-ES"/>
+              </w:rPr>
+              <w:t>Fuente de luz:</w:t>
+            </w:r>
+          </w:p>
+          <w:p>
+            <w:pPr>
+              <w:rPr>
+                <w:rFonts w:ascii="Gordita Light" w:hAnsi="Gordita Light" w:cs="GorditaLight"/>
+                <w:color w:val="4F83BE"/>
+                <w:sz w:val="18"/>
+                <w:szCs w:val="18"/>
+                <w:lang w:val="es-ES"/>
+              </w:rPr>
+            </w:pPr>
+            <w:r>
+              <w:rPr>
+                <w:rFonts w:ascii="Gordita Light" w:hAnsi="Gordita Light" w:cs="GorditaLight"/>
+                <w:i/>
+                <w:iCs/>
+                <w:color w:val="4F83BE"/>
+                <w:sz w:val="18"/>
+                <w:szCs w:val="18"/>
+                <w:lang w:val="es-ES"/>
+                <w14:textFill>
+                  <w14:solidFill>
+                    <w14:srgbClr w14:val="4F83BE">
+                      <w14:tint w14:val="66000"/>
+                      <w14:satMod w14:val="160000"/>
+                      <w14:tint w14:val="66000"/>
+                      <w14:satMod w14:val="160000"/>
+                    </w14:srgbClr>
+                  </w14:solidFill>
+                </w14:textFill>
+              </w:rPr>
+              <w:t xml:space="preserve">Light </w:t>
+            </w:r>
+            <w:proofErr w:type="spellStart"/>
+            <w:r>
+              <w:rPr>
+                <w:rFonts w:ascii="Gordita Light" w:hAnsi="Gordita Light" w:cs="GorditaLight"/>
+                <w:i/>
+                <w:iCs/>
+                <w:color w:val="4F83BE"/>
+                <w:sz w:val="18"/>
+                <w:szCs w:val="18"/>
+                <w:lang w:val="es-ES"/>
+                <w14:textFill>
+                  <w14:solidFill>
+                    <w14:srgbClr w14:val="4F83BE">
+                      <w14:tint w14:val="66000"/>
+                      <w14:satMod w14:val="160000"/>
+                      <w14:tint w14:val="66000"/>
+                      <w14:satMod w14:val="160000"/>
+                    </w14:srgbClr>
+                  </w14:solidFill>
+                </w14:textFill>
+              </w:rPr>
               <w:t>source</w:t>
             </w:r>
             <w:proofErr w:type="spellEnd"/>
@@ -1482,7 +1637,7 @@
         </w:tc>
         <w:tc>
           <w:tcPr>
-            <w:tcW w:w="5653" w:type="dxa"/>
+            <w:tcW w:w="4382" w:type="dxa"/>
           </w:tcPr>
           <w:p>
             <w:pPr>
@@ -1502,6 +1657,140 @@
                 <w:lang w:val="es-ES"/>
               </w:rPr>
               <w:t>[TEXT8]</w:t>
+            </w:r>
+          </w:p>
+        </w:tc>
+      </w:tr>
+      <w:tr>
+        <w:trPr>
+          <w:trHeight w:val="421"/>
+        </w:trPr>
+        <w:tc>
+          <w:tcPr>
+            <w:tcW w:w="4248" w:type="dxa"/>
+          </w:tcPr>
+          <w:p>
+            <w:pPr>
+              <w:rPr>
+                <w:rFonts w:ascii="Gordita Light" w:hAnsi="Gordita Light" w:cs="GorditaLight"/>
+                <w:color w:val="4F83BE"/>
+                <w:sz w:val="18"/>
+                <w:szCs w:val="18"/>
+                <w:lang w:val="es-ES"/>
+              </w:rPr>
+            </w:pPr>
+            <w:r>
+              <w:rPr>
+                <w:rFonts w:ascii="Gordita Light" w:hAnsi="Gordita Light" w:cs="GorditaLight"/>
+                <w:color w:val="4F83BE"/>
+                <w:sz w:val="18"/>
+                <w:szCs w:val="18"/>
+                <w:lang w:val="es-ES"/>
+              </w:rPr>
+              <w:t>Fuente de alimentación (</w:t>
+            </w:r>
+            <w:proofErr w:type="gramStart"/>
+            <w:r>
+              <w:rPr>
+                <w:rFonts w:ascii="Gordita Light" w:hAnsi="Gordita Light" w:cs="GorditaLight"/>
+                <w:color w:val="4F83BE"/>
+                <w:sz w:val="18"/>
+                <w:szCs w:val="18"/>
+                <w:lang w:val="es-ES"/>
+              </w:rPr>
+              <w:t>driver</w:t>
+            </w:r>
+            <w:proofErr w:type="gramEnd"/>
+            <w:r>
+              <w:rPr>
+                <w:rFonts w:ascii="Gordita Light" w:hAnsi="Gordita Light" w:cs="GorditaLight"/>
+                <w:color w:val="4F83BE"/>
+                <w:sz w:val="18"/>
+                <w:szCs w:val="18"/>
+                <w:lang w:val="es-ES"/>
+              </w:rPr>
+              <w:t>):</w:t>
+            </w:r>
+          </w:p>
+          <w:p>
+            <w:pPr>
+              <w:rPr>
+                <w:rFonts w:ascii="Gordita Light" w:hAnsi="Gordita Light" w:cs="GorditaLight"/>
+                <w:color w:val="4F83BE"/>
+                <w:sz w:val="18"/>
+                <w:szCs w:val="18"/>
+                <w:lang w:val="es-ES"/>
+              </w:rPr>
+            </w:pPr>
+            <w:r>
+              <w:rPr>
+                <w:rFonts w:ascii="Gordita Light" w:hAnsi="Gordita Light" w:cs="GorditaLight"/>
+                <w:b/>
+                <w:bCs/>
+                <w:i/>
+                <w:iCs/>
+                <w:color w:val="4F83BE"/>
+                <w:sz w:val="18"/>
+                <w:szCs w:val="18"/>
+                <w14:textFill>
+                  <w14:solidFill>
+                    <w14:srgbClr w14:val="4F83BE">
+                      <w14:tint w14:val="66000"/>
+                      <w14:satMod w14:val="160000"/>
+                      <w14:tint w14:val="66000"/>
+                      <w14:satMod w14:val="160000"/>
+                    </w14:srgbClr>
+                  </w14:solidFill>
+                </w14:textFill>
+              </w:rPr>
+              <w:t>Power supply</w:t>
+            </w:r>
+            <w:r>
+              <w:rPr>
+                <w:rFonts w:ascii="Gordita Light" w:hAnsi="Gordita Light" w:cs="GorditaLight"/>
+                <w:b/>
+                <w:bCs/>
+                <w:i/>
+                <w:iCs/>
+                <w:color w:val="4F83BE"/>
+                <w:sz w:val="18"/>
+                <w:szCs w:val="18"/>
+                <w14:textFill>
+                  <w14:solidFill>
+                    <w14:srgbClr w14:val="4F83BE">
+                      <w14:tint w14:val="66000"/>
+                      <w14:satMod w14:val="160000"/>
+                      <w14:tint w14:val="66000"/>
+                      <w14:satMod w14:val="160000"/>
+                    </w14:srgbClr>
+                  </w14:solidFill>
+                </w14:textFill>
+              </w:rPr>
+              <w:t xml:space="preserve"> (driver)</w:t>
+            </w:r>
+          </w:p>
+        </w:tc>
+        <w:tc>
+          <w:tcPr>
+            <w:tcW w:w="4382" w:type="dxa"/>
+          </w:tcPr>
+          <w:p>
+            <w:pPr>
+              <w:rPr>
+                <w:rFonts w:ascii="Gordita Light" w:hAnsi="Gordita Light" w:cs="GorditaLight"/>
+                <w:sz w:val="18"/>
+                <w:szCs w:val="18"/>
+                <w:lang w:val="es-ES"/>
+              </w:rPr>
+            </w:pPr>
+            <w:r>
+              <w:rPr>
+                <w:rFonts w:ascii="Gordita Light" w:hAnsi="Gordita Light" w:cs="GorditaLight"/>
+                <w:sz w:val="18"/>
+                <w:szCs w:val="18"/>
+                <w:lang w:val="es-ES"/>
+              </w:rPr>
+              <w:t>[TEXT13]</w:t>
             </w:r>
           </w:p>
         </w:tc>
@@ -1985,7 +2274,6 @@
           <w:szCs w:val="18"/>
           <w:lang w:val="es-ES"/>
         </w:rPr>
-        <w:lastRenderedPageBreak/>
         <w:t>2. EQUIPOS Y MÉTODOS UTILIZADOS</w:t>
       </w:r>
     </w:p>
@@ -4811,6 +5099,7 @@
                 <w:szCs w:val="18"/>
                 <w:lang w:val="es-ES"/>
               </w:rPr>
+              <w:lastRenderedPageBreak/>
               <w:t>Punto de Medición</w:t>
             </w:r>
           </w:p>
@@ -5305,7 +5594,6 @@
                 <w:szCs w:val="18"/>
                 <w:lang w:val="es-ES"/>
               </w:rPr>
-              <w:lastRenderedPageBreak/>
               <w:t>[</w:t>
             </w:r>
             <w:r>
@@ -6609,18 +6897,7 @@
           <w:szCs w:val="18"/>
           <w:lang w:val="es-ES"/>
         </w:rPr>
-        <w:t>estabilización</w:t>
-      </w:r>
-      <w:r>
-        <w:rPr>
-          <w:rFonts w:ascii="Gordita Light" w:hAnsi="Gordita Light" w:cs="GorditaLight"/>
-          <w:b/>
-          <w:bCs/>
-          <w:sz w:val="18"/>
-          <w:szCs w:val="18"/>
-          <w:lang w:val="es-ES"/>
-        </w:rPr>
-        <w:t xml:space="preserve"> :</w:t>
+        <w:t>estabilización :</w:t>
       </w:r>
       <w:proofErr w:type="gramEnd"/>
       <w:r>
@@ -7008,6 +7285,7 @@
                 <w:szCs w:val="18"/>
                 <w:lang w:val="es-ES"/>
               </w:rPr>
+              <w:lastRenderedPageBreak/>
               <w:t>Punto de Medición</w:t>
             </w:r>
           </w:p>
@@ -7530,7 +7808,6 @@
                 <w:szCs w:val="18"/>
                 <w:lang w:val="es-ES"/>
               </w:rPr>
-              <w:lastRenderedPageBreak/>
               <w:t>[MEDICI1]</w:t>
             </w:r>
           </w:p>
@@ -10758,6 +11035,7 @@
           <w:szCs w:val="18"/>
           <w:lang w:val="es-ES"/>
         </w:rPr>
+        <w:lastRenderedPageBreak/>
         <w:t>7</w:t>
       </w:r>
       <w:r>
@@ -10860,7 +11138,6 @@
                 <w:szCs w:val="18"/>
                 <w:lang w:val="es-ES"/>
               </w:rPr>
-              <w:lastRenderedPageBreak/>
               <w:t>[TITLE3]</w:t>
             </w:r>
           </w:p>
@@ -12056,15 +12333,7 @@
                 <w:sz w:val="18"/>
                 <w:szCs w:val="18"/>
               </w:rPr>
-              <w:t>1</w:t>
-            </w:r>
-            <w:r>
-              <w:rPr>
-                <w:rFonts w:ascii="Gordita Light" w:hAnsi="Gordita Light" w:cs="GorditaLight"/>
-                <w:sz w:val="18"/>
-                <w:szCs w:val="18"/>
-              </w:rPr>
-              <w:t>4</w:t>
+              <w:t>14</w:t>
             </w:r>
             <w:r>
               <w:rPr>
@@ -12107,15 +12376,7 @@
                 <w:sz w:val="18"/>
                 <w:szCs w:val="18"/>
               </w:rPr>
-              <w:t>1</w:t>
-            </w:r>
-            <w:r>
-              <w:rPr>
-                <w:rFonts w:ascii="Gordita Light" w:hAnsi="Gordita Light" w:cs="GorditaLight"/>
-                <w:sz w:val="18"/>
-                <w:szCs w:val="18"/>
-              </w:rPr>
-              <w:t>4</w:t>
+              <w:t>14</w:t>
             </w:r>
             <w:r>
               <w:rPr>
@@ -12220,15 +12481,7 @@
                 <w:sz w:val="18"/>
                 <w:szCs w:val="18"/>
               </w:rPr>
-              <w:t>1</w:t>
-            </w:r>
-            <w:r>
-              <w:rPr>
-                <w:rFonts w:ascii="Gordita Light" w:hAnsi="Gordita Light" w:cs="GorditaLight"/>
-                <w:sz w:val="18"/>
-                <w:szCs w:val="18"/>
-              </w:rPr>
-              <w:t>5</w:t>
+              <w:t>15</w:t>
             </w:r>
             <w:r>
               <w:rPr>
@@ -12271,15 +12524,7 @@
                 <w:sz w:val="18"/>
                 <w:szCs w:val="18"/>
               </w:rPr>
-              <w:t>1</w:t>
-            </w:r>
-            <w:r>
-              <w:rPr>
-                <w:rFonts w:ascii="Gordita Light" w:hAnsi="Gordita Light" w:cs="GorditaLight"/>
-                <w:sz w:val="18"/>
-                <w:szCs w:val="18"/>
-              </w:rPr>
-              <w:t>5</w:t>
+              <w:t>15</w:t>
             </w:r>
             <w:r>
               <w:rPr>
@@ -12326,15 +12571,7 @@
                 <w:sz w:val="18"/>
                 <w:szCs w:val="18"/>
               </w:rPr>
-              <w:t>1</w:t>
-            </w:r>
-            <w:r>
-              <w:rPr>
-                <w:rFonts w:ascii="Gordita Light" w:hAnsi="Gordita Light" w:cs="GorditaLight"/>
-                <w:sz w:val="18"/>
-                <w:szCs w:val="18"/>
-              </w:rPr>
-              <w:t>6</w:t>
+              <w:t>16</w:t>
             </w:r>
             <w:r>
               <w:rPr>
@@ -12377,15 +12614,7 @@
                 <w:sz w:val="18"/>
                 <w:szCs w:val="18"/>
               </w:rPr>
-              <w:t>1</w:t>
-            </w:r>
-            <w:r>
-              <w:rPr>
-                <w:rFonts w:ascii="Gordita Light" w:hAnsi="Gordita Light" w:cs="GorditaLight"/>
-                <w:sz w:val="18"/>
-                <w:szCs w:val="18"/>
-              </w:rPr>
-              <w:t>6</w:t>
+              <w:t>16</w:t>
             </w:r>
             <w:r>
               <w:rPr>

--- a/templates/New_Template2.docx
+++ b/templates/New_Template2.docx
@@ -11526,15 +11526,6 @@
           </w:tcPr>
           <w:p>
             <w:pPr>
-              <w:rPr>
-                <w:rFonts w:ascii="Gordita Light" w:hAnsi="Gordita Light" w:cs="GorditaLight"/>
-                <w:sz w:val="18"/>
-                <w:szCs w:val="18"/>
-              </w:rPr>
-            </w:pPr>
-          </w:p>
-          <w:p>
-            <w:pPr>
               <w:jc w:val="center"/>
               <w:rPr>
                 <w:rFonts w:ascii="Gordita Light" w:hAnsi="Gordita Light" w:cs="GorditaLight"/>
@@ -11548,6 +11539,7 @@
                 <w:sz w:val="18"/>
                 <w:szCs w:val="18"/>
               </w:rPr>
+              <w:lastRenderedPageBreak/>
               <w:t>[TITLE7]</w:t>
             </w:r>
           </w:p>

--- a/templates/New_Template2.docx
+++ b/templates/New_Template2.docx
@@ -446,32 +446,8 @@
                   </w14:solidFill>
                 </w14:textFill>
               </w:rPr>
-              <w:t xml:space="preserve">Test </w:t>
-            </w:r>
-            <w:proofErr w:type="spellStart"/>
-            <w:r>
-              <w:rPr>
-                <w:rFonts w:ascii="Gordita Light" w:hAnsi="Gordita Light" w:cs="GorditaLight"/>
-                <w:i/>
-                <w:iCs/>
-                <w:color w:val="4F83BE"/>
-                <w:sz w:val="18"/>
-                <w:szCs w:val="18"/>
-                <w:lang w:val="es-ES"/>
-                <w14:textFill>
-                  <w14:solidFill>
-                    <w14:srgbClr w14:val="4F83BE">
-                      <w14:tint w14:val="66000"/>
-                      <w14:satMod w14:val="160000"/>
-                      <w14:tint w14:val="66000"/>
-                      <w14:satMod w14:val="160000"/>
-                    </w14:srgbClr>
-                  </w14:solidFill>
-                </w14:textFill>
-              </w:rPr>
-              <w:t>operator</w:t>
-            </w:r>
-            <w:proofErr w:type="spellEnd"/>
+              <w:t>Test operator</w:t>
+            </w:r>
           </w:p>
         </w:tc>
         <w:tc>
@@ -1263,9 +1239,92 @@
                   </w14:solidFill>
                 </w14:textFill>
               </w:rPr>
-              <w:t xml:space="preserve">Reference </w:t>
-            </w:r>
-            <w:proofErr w:type="gramStart"/>
+              <w:t>Reference of the tested model</w:t>
+            </w:r>
+          </w:p>
+        </w:tc>
+        <w:tc>
+          <w:tcPr>
+            <w:tcW w:w="4382" w:type="dxa"/>
+          </w:tcPr>
+          <w:p>
+            <w:pPr>
+              <w:rPr>
+                <w:rFonts w:ascii="Gordita Light" w:hAnsi="Gordita Light" w:cs="GorditaLight"/>
+                <w:sz w:val="18"/>
+                <w:szCs w:val="18"/>
+                <w:lang w:val="es-ES"/>
+              </w:rPr>
+            </w:pPr>
+            <w:r>
+              <w:rPr>
+                <w:rFonts w:ascii="Gordita Light" w:hAnsi="Gordita Light" w:cs="GorditaLight"/>
+                <w:sz w:val="18"/>
+                <w:szCs w:val="18"/>
+                <w:lang w:val="es-ES"/>
+              </w:rPr>
+              <w:t>[TEXT</w:t>
+            </w:r>
+            <w:r>
+              <w:rPr>
+                <w:rFonts w:ascii="Gordita Light" w:hAnsi="Gordita Light" w:cs="GorditaLight"/>
+                <w:sz w:val="18"/>
+                <w:szCs w:val="18"/>
+                <w:lang w:val="es-ES"/>
+              </w:rPr>
+              <w:t>6</w:t>
+            </w:r>
+            <w:r>
+              <w:rPr>
+                <w:rFonts w:ascii="Gordita Light" w:hAnsi="Gordita Light" w:cs="GorditaLight"/>
+                <w:sz w:val="18"/>
+                <w:szCs w:val="18"/>
+                <w:lang w:val="es-ES"/>
+              </w:rPr>
+              <w:t>]</w:t>
+            </w:r>
+          </w:p>
+        </w:tc>
+      </w:tr>
+      <w:tr>
+        <w:trPr>
+          <w:trHeight w:val="465"/>
+        </w:trPr>
+        <w:tc>
+          <w:tcPr>
+            <w:tcW w:w="4248" w:type="dxa"/>
+          </w:tcPr>
+          <w:p>
+            <w:pPr>
+              <w:rPr>
+                <w:rFonts w:ascii="Gordita Light" w:hAnsi="Gordita Light" w:cs="GorditaLight"/>
+                <w:color w:val="4F83BE"/>
+                <w:sz w:val="18"/>
+                <w:szCs w:val="18"/>
+                <w:lang w:val="es-ES"/>
+              </w:rPr>
+            </w:pPr>
+            <w:r>
+              <w:rPr>
+                <w:rFonts w:ascii="Gordita Light" w:hAnsi="Gordita Light" w:cs="GorditaLight"/>
+                <w:color w:val="4F83BE"/>
+                <w:sz w:val="18"/>
+                <w:szCs w:val="18"/>
+                <w:lang w:val="es-ES"/>
+              </w:rPr>
+              <w:t>Familia:</w:t>
+            </w:r>
+          </w:p>
+          <w:p>
+            <w:pPr>
+              <w:rPr>
+                <w:rFonts w:ascii="Gordita Light" w:hAnsi="Gordita Light" w:cs="GorditaLight"/>
+                <w:color w:val="4F83BE"/>
+                <w:sz w:val="18"/>
+                <w:szCs w:val="18"/>
+                <w:lang w:val="es-ES"/>
+              </w:rPr>
+            </w:pPr>
             <w:r>
               <w:rPr>
                 <w:rFonts w:ascii="Gordita Light" w:hAnsi="Gordita Light" w:cs="GorditaLight"/>
@@ -1285,9 +1344,93 @@
                   </w14:solidFill>
                 </w14:textFill>
               </w:rPr>
-              <w:t>of</w:t>
-            </w:r>
-            <w:proofErr w:type="gramEnd"/>
+              <w:t>Family</w:t>
+            </w:r>
+          </w:p>
+        </w:tc>
+        <w:tc>
+          <w:tcPr>
+            <w:tcW w:w="4382" w:type="dxa"/>
+          </w:tcPr>
+          <w:p>
+            <w:pPr>
+              <w:rPr>
+                <w:rFonts w:ascii="Gordita Light" w:hAnsi="Gordita Light" w:cs="GorditaLight"/>
+                <w:color w:val="4F83BE"/>
+                <w:sz w:val="18"/>
+                <w:szCs w:val="18"/>
+                <w:lang w:val="es-ES"/>
+              </w:rPr>
+            </w:pPr>
+            <w:r>
+              <w:rPr>
+                <w:rFonts w:ascii="Gordita Light" w:hAnsi="Gordita Light" w:cs="GorditaLight"/>
+                <w:sz w:val="18"/>
+                <w:szCs w:val="18"/>
+                <w:lang w:val="es-ES"/>
+              </w:rPr>
+              <w:t>[TEXT</w:t>
+            </w:r>
+            <w:r>
+              <w:rPr>
+                <w:rFonts w:ascii="Gordita Light" w:hAnsi="Gordita Light" w:cs="GorditaLight"/>
+                <w:sz w:val="18"/>
+                <w:szCs w:val="18"/>
+                <w:lang w:val="es-ES"/>
+              </w:rPr>
+              <w:t>12</w:t>
+            </w:r>
+            <w:r>
+              <w:rPr>
+                <w:rFonts w:ascii="Gordita Light" w:hAnsi="Gordita Light" w:cs="GorditaLight"/>
+                <w:sz w:val="18"/>
+                <w:szCs w:val="18"/>
+                <w:lang w:val="es-ES"/>
+              </w:rPr>
+              <w:t>]</w:t>
+            </w:r>
+          </w:p>
+        </w:tc>
+      </w:tr>
+      <w:tr>
+        <w:trPr>
+          <w:trHeight w:val="414"/>
+        </w:trPr>
+        <w:tc>
+          <w:tcPr>
+            <w:tcW w:w="4248" w:type="dxa"/>
+          </w:tcPr>
+          <w:p>
+            <w:pPr>
+              <w:rPr>
+                <w:rFonts w:ascii="Gordita Light" w:hAnsi="Gordita Light" w:cs="GorditaLight"/>
+                <w:color w:val="4F83BE"/>
+                <w:sz w:val="18"/>
+                <w:szCs w:val="18"/>
+                <w:lang w:val="es-ES"/>
+              </w:rPr>
+            </w:pPr>
+            <w:r>
+              <w:rPr>
+                <w:rFonts w:ascii="Gordita Light" w:hAnsi="Gordita Light" w:cs="GorditaLight"/>
+                <w:color w:val="4F83BE"/>
+                <w:sz w:val="18"/>
+                <w:szCs w:val="18"/>
+                <w:lang w:val="es-ES"/>
+              </w:rPr>
+              <w:t>Aplicación:</w:t>
+            </w:r>
+          </w:p>
+          <w:p>
+            <w:pPr>
+              <w:rPr>
+                <w:rFonts w:ascii="Gordita Light" w:hAnsi="Gordita Light" w:cs="GorditaLight"/>
+                <w:color w:val="4F83BE"/>
+                <w:sz w:val="18"/>
+                <w:szCs w:val="18"/>
+                <w:lang w:val="es-ES"/>
+              </w:rPr>
+            </w:pPr>
             <w:r>
               <w:rPr>
                 <w:rFonts w:ascii="Gordita Light" w:hAnsi="Gordita Light" w:cs="GorditaLight"/>
@@ -1307,7 +1450,7 @@
                   </w14:solidFill>
                 </w14:textFill>
               </w:rPr>
-              <w:t xml:space="preserve"> the tested model</w:t>
+              <w:t>Application</w:t>
             </w:r>
           </w:p>
         </w:tc>
@@ -1319,44 +1462,27 @@
             <w:pPr>
               <w:rPr>
                 <w:rFonts w:ascii="Gordita Light" w:hAnsi="Gordita Light" w:cs="GorditaLight"/>
-                <w:sz w:val="18"/>
-                <w:szCs w:val="18"/>
-                <w:lang w:val="es-ES"/>
-              </w:rPr>
-            </w:pPr>
-            <w:r>
-              <w:rPr>
-                <w:rFonts w:ascii="Gordita Light" w:hAnsi="Gordita Light" w:cs="GorditaLight"/>
-                <w:sz w:val="18"/>
-                <w:szCs w:val="18"/>
-                <w:lang w:val="es-ES"/>
-              </w:rPr>
-              <w:t>[TEXT</w:t>
-            </w:r>
-            <w:r>
-              <w:rPr>
-                <w:rFonts w:ascii="Gordita Light" w:hAnsi="Gordita Light" w:cs="GorditaLight"/>
-                <w:sz w:val="18"/>
-                <w:szCs w:val="18"/>
-                <w:lang w:val="es-ES"/>
-              </w:rPr>
-              <w:t>6</w:t>
-            </w:r>
-            <w:r>
-              <w:rPr>
-                <w:rFonts w:ascii="Gordita Light" w:hAnsi="Gordita Light" w:cs="GorditaLight"/>
-                <w:sz w:val="18"/>
-                <w:szCs w:val="18"/>
-                <w:lang w:val="es-ES"/>
-              </w:rPr>
-              <w:t>]</w:t>
+                <w:color w:val="4F83BE"/>
+                <w:sz w:val="18"/>
+                <w:szCs w:val="18"/>
+                <w:lang w:val="es-ES"/>
+              </w:rPr>
+            </w:pPr>
+            <w:r>
+              <w:rPr>
+                <w:rFonts w:ascii="Gordita Light" w:hAnsi="Gordita Light" w:cs="GorditaLight"/>
+                <w:sz w:val="18"/>
+                <w:szCs w:val="18"/>
+                <w:lang w:val="es-ES"/>
+              </w:rPr>
+              <w:t>[TEXT7]</w:t>
             </w:r>
           </w:p>
         </w:tc>
       </w:tr>
       <w:tr>
         <w:trPr>
-          <w:trHeight w:val="465"/>
+          <w:trHeight w:val="421"/>
         </w:trPr>
         <w:tc>
           <w:tcPr>
@@ -1380,7 +1506,7 @@
                 <w:szCs w:val="18"/>
                 <w:lang w:val="es-ES"/>
               </w:rPr>
-              <w:t>Familia:</w:t>
+              <w:t>Fuente de luz:</w:t>
             </w:r>
           </w:p>
           <w:p>
@@ -1401,6 +1527,7 @@
                 <w:color w:val="4F83BE"/>
                 <w:sz w:val="18"/>
                 <w:szCs w:val="18"/>
+                <w:lang w:val="es-ES"/>
                 <w14:textFill>
                   <w14:solidFill>
                     <w14:srgbClr w14:val="4F83BE">
@@ -1412,7 +1539,7 @@
                   </w14:solidFill>
                 </w14:textFill>
               </w:rPr>
-              <w:t>Family</w:t>
+              <w:t>Light source</w:t>
             </w:r>
           </w:p>
         </w:tc>
@@ -1437,113 +1564,7 @@
                 <w:szCs w:val="18"/>
                 <w:lang w:val="es-ES"/>
               </w:rPr>
-              <w:t>[TEXT</w:t>
-            </w:r>
-            <w:r>
-              <w:rPr>
-                <w:rFonts w:ascii="Gordita Light" w:hAnsi="Gordita Light" w:cs="GorditaLight"/>
-                <w:sz w:val="18"/>
-                <w:szCs w:val="18"/>
-                <w:lang w:val="es-ES"/>
-              </w:rPr>
-              <w:t>12</w:t>
-            </w:r>
-            <w:r>
-              <w:rPr>
-                <w:rFonts w:ascii="Gordita Light" w:hAnsi="Gordita Light" w:cs="GorditaLight"/>
-                <w:sz w:val="18"/>
-                <w:szCs w:val="18"/>
-                <w:lang w:val="es-ES"/>
-              </w:rPr>
-              <w:t>]</w:t>
-            </w:r>
-          </w:p>
-        </w:tc>
-      </w:tr>
-      <w:tr>
-        <w:trPr>
-          <w:trHeight w:val="414"/>
-        </w:trPr>
-        <w:tc>
-          <w:tcPr>
-            <w:tcW w:w="4248" w:type="dxa"/>
-          </w:tcPr>
-          <w:p>
-            <w:pPr>
-              <w:rPr>
-                <w:rFonts w:ascii="Gordita Light" w:hAnsi="Gordita Light" w:cs="GorditaLight"/>
-                <w:color w:val="4F83BE"/>
-                <w:sz w:val="18"/>
-                <w:szCs w:val="18"/>
-                <w:lang w:val="es-ES"/>
-              </w:rPr>
-            </w:pPr>
-            <w:r>
-              <w:rPr>
-                <w:rFonts w:ascii="Gordita Light" w:hAnsi="Gordita Light" w:cs="GorditaLight"/>
-                <w:color w:val="4F83BE"/>
-                <w:sz w:val="18"/>
-                <w:szCs w:val="18"/>
-                <w:lang w:val="es-ES"/>
-              </w:rPr>
-              <w:t>Aplicación:</w:t>
-            </w:r>
-          </w:p>
-          <w:p>
-            <w:pPr>
-              <w:rPr>
-                <w:rFonts w:ascii="Gordita Light" w:hAnsi="Gordita Light" w:cs="GorditaLight"/>
-                <w:color w:val="4F83BE"/>
-                <w:sz w:val="18"/>
-                <w:szCs w:val="18"/>
-                <w:lang w:val="es-ES"/>
-              </w:rPr>
-            </w:pPr>
-            <w:r>
-              <w:rPr>
-                <w:rFonts w:ascii="Gordita Light" w:hAnsi="Gordita Light" w:cs="GorditaLight"/>
-                <w:i/>
-                <w:iCs/>
-                <w:color w:val="4F83BE"/>
-                <w:sz w:val="18"/>
-                <w:szCs w:val="18"/>
-                <w14:textFill>
-                  <w14:solidFill>
-                    <w14:srgbClr w14:val="4F83BE">
-                      <w14:tint w14:val="66000"/>
-                      <w14:satMod w14:val="160000"/>
-                      <w14:tint w14:val="66000"/>
-                      <w14:satMod w14:val="160000"/>
-                    </w14:srgbClr>
-                  </w14:solidFill>
-                </w14:textFill>
-              </w:rPr>
-              <w:t>Application</w:t>
-            </w:r>
-          </w:p>
-        </w:tc>
-        <w:tc>
-          <w:tcPr>
-            <w:tcW w:w="4382" w:type="dxa"/>
-          </w:tcPr>
-          <w:p>
-            <w:pPr>
-              <w:rPr>
-                <w:rFonts w:ascii="Gordita Light" w:hAnsi="Gordita Light" w:cs="GorditaLight"/>
-                <w:color w:val="4F83BE"/>
-                <w:sz w:val="18"/>
-                <w:szCs w:val="18"/>
-                <w:lang w:val="es-ES"/>
-              </w:rPr>
-            </w:pPr>
-            <w:r>
-              <w:rPr>
-                <w:rFonts w:ascii="Gordita Light" w:hAnsi="Gordita Light" w:cs="GorditaLight"/>
-                <w:sz w:val="18"/>
-                <w:szCs w:val="18"/>
-                <w:lang w:val="es-ES"/>
-              </w:rPr>
-              <w:t>[TEXT7]</w:t>
+              <w:t>[TEXT8]</w:t>
             </w:r>
           </w:p>
         </w:tc>
@@ -1574,142 +1595,7 @@
                 <w:szCs w:val="18"/>
                 <w:lang w:val="es-ES"/>
               </w:rPr>
-              <w:t>Fuente de luz:</w:t>
-            </w:r>
-          </w:p>
-          <w:p>
-            <w:pPr>
-              <w:rPr>
-                <w:rFonts w:ascii="Gordita Light" w:hAnsi="Gordita Light" w:cs="GorditaLight"/>
-                <w:color w:val="4F83BE"/>
-                <w:sz w:val="18"/>
-                <w:szCs w:val="18"/>
-                <w:lang w:val="es-ES"/>
-              </w:rPr>
-            </w:pPr>
-            <w:r>
-              <w:rPr>
-                <w:rFonts w:ascii="Gordita Light" w:hAnsi="Gordita Light" w:cs="GorditaLight"/>
-                <w:i/>
-                <w:iCs/>
-                <w:color w:val="4F83BE"/>
-                <w:sz w:val="18"/>
-                <w:szCs w:val="18"/>
-                <w:lang w:val="es-ES"/>
-                <w14:textFill>
-                  <w14:solidFill>
-                    <w14:srgbClr w14:val="4F83BE">
-                      <w14:tint w14:val="66000"/>
-                      <w14:satMod w14:val="160000"/>
-                      <w14:tint w14:val="66000"/>
-                      <w14:satMod w14:val="160000"/>
-                    </w14:srgbClr>
-                  </w14:solidFill>
-                </w14:textFill>
-              </w:rPr>
-              <w:t xml:space="preserve">Light </w:t>
-            </w:r>
-            <w:proofErr w:type="spellStart"/>
-            <w:r>
-              <w:rPr>
-                <w:rFonts w:ascii="Gordita Light" w:hAnsi="Gordita Light" w:cs="GorditaLight"/>
-                <w:i/>
-                <w:iCs/>
-                <w:color w:val="4F83BE"/>
-                <w:sz w:val="18"/>
-                <w:szCs w:val="18"/>
-                <w:lang w:val="es-ES"/>
-                <w14:textFill>
-                  <w14:solidFill>
-                    <w14:srgbClr w14:val="4F83BE">
-                      <w14:tint w14:val="66000"/>
-                      <w14:satMod w14:val="160000"/>
-                      <w14:tint w14:val="66000"/>
-                      <w14:satMod w14:val="160000"/>
-                    </w14:srgbClr>
-                  </w14:solidFill>
-                </w14:textFill>
-              </w:rPr>
-              <w:t>source</w:t>
-            </w:r>
-            <w:proofErr w:type="spellEnd"/>
-          </w:p>
-        </w:tc>
-        <w:tc>
-          <w:tcPr>
-            <w:tcW w:w="4382" w:type="dxa"/>
-          </w:tcPr>
-          <w:p>
-            <w:pPr>
-              <w:rPr>
-                <w:rFonts w:ascii="Gordita Light" w:hAnsi="Gordita Light" w:cs="GorditaLight"/>
-                <w:color w:val="4F83BE"/>
-                <w:sz w:val="18"/>
-                <w:szCs w:val="18"/>
-                <w:lang w:val="es-ES"/>
-              </w:rPr>
-            </w:pPr>
-            <w:r>
-              <w:rPr>
-                <w:rFonts w:ascii="Gordita Light" w:hAnsi="Gordita Light" w:cs="GorditaLight"/>
-                <w:sz w:val="18"/>
-                <w:szCs w:val="18"/>
-                <w:lang w:val="es-ES"/>
-              </w:rPr>
-              <w:t>[TEXT8]</w:t>
-            </w:r>
-          </w:p>
-        </w:tc>
-      </w:tr>
-      <w:tr>
-        <w:trPr>
-          <w:trHeight w:val="421"/>
-        </w:trPr>
-        <w:tc>
-          <w:tcPr>
-            <w:tcW w:w="4248" w:type="dxa"/>
-          </w:tcPr>
-          <w:p>
-            <w:pPr>
-              <w:rPr>
-                <w:rFonts w:ascii="Gordita Light" w:hAnsi="Gordita Light" w:cs="GorditaLight"/>
-                <w:color w:val="4F83BE"/>
-                <w:sz w:val="18"/>
-                <w:szCs w:val="18"/>
-                <w:lang w:val="es-ES"/>
-              </w:rPr>
-            </w:pPr>
-            <w:r>
-              <w:rPr>
-                <w:rFonts w:ascii="Gordita Light" w:hAnsi="Gordita Light" w:cs="GorditaLight"/>
-                <w:color w:val="4F83BE"/>
-                <w:sz w:val="18"/>
-                <w:szCs w:val="18"/>
-                <w:lang w:val="es-ES"/>
-              </w:rPr>
-              <w:t>Fuente de alimentación (</w:t>
-            </w:r>
-            <w:proofErr w:type="gramStart"/>
-            <w:r>
-              <w:rPr>
-                <w:rFonts w:ascii="Gordita Light" w:hAnsi="Gordita Light" w:cs="GorditaLight"/>
-                <w:color w:val="4F83BE"/>
-                <w:sz w:val="18"/>
-                <w:szCs w:val="18"/>
-                <w:lang w:val="es-ES"/>
-              </w:rPr>
-              <w:t>driver</w:t>
-            </w:r>
-            <w:proofErr w:type="gramEnd"/>
-            <w:r>
-              <w:rPr>
-                <w:rFonts w:ascii="Gordita Light" w:hAnsi="Gordita Light" w:cs="GorditaLight"/>
-                <w:color w:val="4F83BE"/>
-                <w:sz w:val="18"/>
-                <w:szCs w:val="18"/>
-                <w:lang w:val="es-ES"/>
-              </w:rPr>
-              <w:t>):</w:t>
+              <w:t>Fuente de alimentación (driver):</w:t>
             </w:r>
           </w:p>
           <w:p>
@@ -2653,7 +2539,6 @@
                 <w:lang w:val="es-ES"/>
               </w:rPr>
             </w:pPr>
-            <w:proofErr w:type="spellStart"/>
             <w:r>
               <w:rPr>
                 <w:rFonts w:ascii="Gordita Light" w:hAnsi="Gordita Light" w:cs="GorditaLight"/>
@@ -2674,30 +2559,7 @@
                   </w14:solidFill>
                 </w14:textFill>
               </w:rPr>
-              <w:t>Calibration</w:t>
-            </w:r>
-            <w:proofErr w:type="spellEnd"/>
-            <w:r>
-              <w:rPr>
-                <w:rFonts w:ascii="Gordita Light" w:hAnsi="Gordita Light" w:cs="GorditaLight"/>
-                <w:i/>
-                <w:iCs/>
-                <w:color w:val="4F83BE"/>
-                <w:sz w:val="18"/>
-                <w:szCs w:val="18"/>
-                <w:lang w:val="es-ES"/>
-                <w14:textFill>
-                  <w14:solidFill>
-                    <w14:srgbClr w14:val="4F83BE">
-                      <w14:tint w14:val="66000"/>
-                      <w14:satMod w14:val="160000"/>
-                      <w14:tint w14:val="66000"/>
-                      <w14:satMod w14:val="160000"/>
-                    </w14:srgbClr>
-                  </w14:solidFill>
-                </w14:textFill>
-              </w:rPr>
-              <w:t xml:space="preserve"> date</w:t>
+              <w:t>Calibration date</w:t>
             </w:r>
           </w:p>
         </w:tc>
@@ -4799,27 +4661,7 @@
                 <w:szCs w:val="18"/>
                 <w:lang w:val="es-ES"/>
               </w:rPr>
-              <w:t xml:space="preserve">2. Verificar que se cumplen las condiciones ambientales requeridas para el inicio del ensayo (25 ± 5 </w:t>
-            </w:r>
-            <w:proofErr w:type="spellStart"/>
-            <w:r>
-              <w:rPr>
-                <w:rFonts w:ascii="Gordita Light" w:hAnsi="Gordita Light" w:cs="GorditaLight"/>
-                <w:sz w:val="18"/>
-                <w:szCs w:val="18"/>
-                <w:lang w:val="es-ES"/>
-              </w:rPr>
-              <w:t>ºC</w:t>
-            </w:r>
-            <w:proofErr w:type="spellEnd"/>
-            <w:r>
-              <w:rPr>
-                <w:rFonts w:ascii="Gordita Light" w:hAnsi="Gordita Light" w:cs="GorditaLight"/>
-                <w:sz w:val="18"/>
-                <w:szCs w:val="18"/>
-                <w:lang w:val="es-ES"/>
-              </w:rPr>
-              <w:t>, HR &lt; 75%).</w:t>
+              <w:t>2. Verificar que se cumplen las condiciones ambientales requeridas para el inicio del ensayo (25 ± 5 ºC, HR &lt; 75%).</w:t>
             </w:r>
           </w:p>
           <w:p>
@@ -4839,27 +4681,7 @@
                 <w:szCs w:val="18"/>
                 <w:lang w:val="es-ES"/>
               </w:rPr>
-              <w:t xml:space="preserve">3. Iniciar el registro de datos con el software AMR </w:t>
-            </w:r>
-            <w:proofErr w:type="spellStart"/>
-            <w:r>
-              <w:rPr>
-                <w:rFonts w:ascii="Gordita Light" w:hAnsi="Gordita Light" w:cs="GorditaLight"/>
-                <w:sz w:val="18"/>
-                <w:szCs w:val="18"/>
-                <w:lang w:val="es-ES"/>
-              </w:rPr>
-              <w:t>WinControl</w:t>
-            </w:r>
-            <w:proofErr w:type="spellEnd"/>
-            <w:r>
-              <w:rPr>
-                <w:rFonts w:ascii="Gordita Light" w:hAnsi="Gordita Light" w:cs="GorditaLight"/>
-                <w:sz w:val="18"/>
-                <w:szCs w:val="18"/>
-                <w:lang w:val="es-ES"/>
-              </w:rPr>
-              <w:t>.</w:t>
+              <w:t>3. Iniciar el registro de datos con el software AMR WinControl.</w:t>
             </w:r>
           </w:p>
           <w:p>
@@ -4899,27 +4721,7 @@
                 <w:szCs w:val="18"/>
                 <w:lang w:val="es-ES"/>
               </w:rPr>
-              <w:t xml:space="preserve">5. Registrar las temperaturas medidas por todas las sondas hasta que todas ellas se estabilicen según los requisitos de la norma (diferencia &lt;1 </w:t>
-            </w:r>
-            <w:proofErr w:type="spellStart"/>
-            <w:r>
-              <w:rPr>
-                <w:rFonts w:ascii="Gordita Light" w:hAnsi="Gordita Light" w:cs="GorditaLight"/>
-                <w:sz w:val="18"/>
-                <w:szCs w:val="18"/>
-                <w:lang w:val="es-ES"/>
-              </w:rPr>
-              <w:t>ºC</w:t>
-            </w:r>
-            <w:proofErr w:type="spellEnd"/>
-            <w:r>
-              <w:rPr>
-                <w:rFonts w:ascii="Gordita Light" w:hAnsi="Gordita Light" w:cs="GorditaLight"/>
-                <w:sz w:val="18"/>
-                <w:szCs w:val="18"/>
-                <w:lang w:val="es-ES"/>
-              </w:rPr>
-              <w:t xml:space="preserve"> durante 1 hora).</w:t>
+              <w:t>5. Registrar las temperaturas medidas por todas las sondas hasta que todas ellas se estabilicen según los requisitos de la norma (diferencia &lt;1 ºC durante 1 hora).</w:t>
             </w:r>
           </w:p>
           <w:p>
@@ -6885,21 +6687,8 @@
           <w:szCs w:val="18"/>
           <w:lang w:val="es-ES"/>
         </w:rPr>
-        <w:t xml:space="preserve">Periodo de </w:t>
+        <w:t>Periodo de estabilización :</w:t>
       </w:r>
-      <w:proofErr w:type="gramStart"/>
-      <w:r>
-        <w:rPr>
-          <w:rFonts w:ascii="Gordita Light" w:hAnsi="Gordita Light" w:cs="GorditaLight"/>
-          <w:b/>
-          <w:bCs/>
-          <w:sz w:val="18"/>
-          <w:szCs w:val="18"/>
-          <w:lang w:val="es-ES"/>
-        </w:rPr>
-        <w:t>estabilización :</w:t>
-      </w:r>
-      <w:proofErr w:type="gramEnd"/>
       <w:r>
         <w:rPr>
           <w:rFonts w:ascii="Gordita Light" w:hAnsi="Gordita Light" w:cs="GorditaLight"/>
@@ -6949,29 +6738,7 @@
           <w:szCs w:val="18"/>
           <w:lang w:val="es-ES"/>
         </w:rPr>
-        <w:t xml:space="preserve">El gráfico se ha seccionado para mostrar el comportamiento térmico del arranque con un objetivo meramente </w:t>
-      </w:r>
-      <w:proofErr w:type="spellStart"/>
-      <w:proofErr w:type="gramStart"/>
-      <w:r>
-        <w:rPr>
-          <w:rFonts w:ascii="Gordita Light" w:hAnsi="Gordita Light" w:cs="GorditaLight"/>
-          <w:sz w:val="18"/>
-          <w:szCs w:val="18"/>
-          <w:lang w:val="es-ES"/>
-        </w:rPr>
-        <w:t>informativo.Para</w:t>
-      </w:r>
-      <w:proofErr w:type="spellEnd"/>
-      <w:proofErr w:type="gramEnd"/>
-      <w:r>
-        <w:rPr>
-          <w:rFonts w:ascii="Gordita Light" w:hAnsi="Gordita Light" w:cs="GorditaLight"/>
-          <w:sz w:val="18"/>
-          <w:szCs w:val="18"/>
-          <w:lang w:val="es-ES"/>
-        </w:rPr>
-        <w:t xml:space="preserve"> la verificación del cumplimiento normativo, debe tomarse únicamente la segunda parte donde las temperaturas ya están estabilizadas.</w:t>
+        <w:t>El gráfico se ha seccionado para mostrar el comportamiento térmico del arranque con un objetivo meramente informativo.Para la verificación del cumplimiento normativo, debe tomarse únicamente la segunda parte donde las temperaturas ya están estabilizadas.</w:t>
       </w:r>
     </w:p>
     <w:p>
@@ -7425,7 +7192,6 @@
                 <w:lang w:val="es-ES"/>
               </w:rPr>
             </w:pPr>
-            <w:proofErr w:type="spellStart"/>
             <w:r>
               <w:rPr>
                 <w:rFonts w:ascii="Gordita Light" w:hAnsi="Gordita Light" w:cs="GorditaLight"/>
@@ -7446,9 +7212,8 @@
                   </w14:solidFill>
                 </w14:textFill>
               </w:rPr>
-              <w:t>Minimum</w:t>
-            </w:r>
-            <w:proofErr w:type="spellEnd"/>
+              <w:t>Minimum Stabilization Value</w:t>
+            </w:r>
             <w:r>
               <w:rPr>
                 <w:rFonts w:ascii="Gordita Light" w:hAnsi="Gordita Light" w:cs="GorditaLight"/>
@@ -7471,7 +7236,48 @@
               </w:rPr>
               <w:t xml:space="preserve"> </w:t>
             </w:r>
-            <w:proofErr w:type="spellStart"/>
+          </w:p>
+        </w:tc>
+        <w:tc>
+          <w:tcPr>
+            <w:tcW w:w="2069" w:type="dxa"/>
+          </w:tcPr>
+          <w:p>
+            <w:pPr>
+              <w:jc w:val="center"/>
+              <w:rPr>
+                <w:rFonts w:ascii="Gordita Light" w:hAnsi="Gordita Light" w:cs="GorditaLight"/>
+                <w:b/>
+                <w:bCs/>
+                <w:color w:val="4F83BE"/>
+                <w:sz w:val="18"/>
+                <w:szCs w:val="18"/>
+                <w:lang w:val="es-ES"/>
+              </w:rPr>
+            </w:pPr>
+            <w:r>
+              <w:rPr>
+                <w:rFonts w:ascii="Gordita Light" w:hAnsi="Gordita Light" w:cs="GorditaLight"/>
+                <w:b/>
+                <w:bCs/>
+                <w:color w:val="4F83BE"/>
+                <w:sz w:val="18"/>
+                <w:szCs w:val="18"/>
+                <w:lang w:val="es-ES"/>
+              </w:rPr>
+              <w:t>Valor Máximo de estabilización</w:t>
+            </w:r>
+          </w:p>
+          <w:p>
+            <w:pPr>
+              <w:jc w:val="center"/>
+              <w:rPr>
+                <w:rFonts w:ascii="Gordita Light" w:hAnsi="Gordita Light" w:cs="GorditaLight"/>
+                <w:sz w:val="18"/>
+                <w:szCs w:val="18"/>
+                <w:lang w:val="es-ES"/>
+              </w:rPr>
+            </w:pPr>
             <w:r>
               <w:rPr>
                 <w:rFonts w:ascii="Gordita Light" w:hAnsi="Gordita Light" w:cs="GorditaLight"/>
@@ -7492,235 +7298,8 @@
                   </w14:solidFill>
                 </w14:textFill>
               </w:rPr>
-              <w:t>Stabilization</w:t>
-            </w:r>
-            <w:proofErr w:type="spellEnd"/>
-            <w:r>
-              <w:rPr>
-                <w:rFonts w:ascii="Gordita Light" w:hAnsi="Gordita Light" w:cs="GorditaLight"/>
-                <w:i/>
-                <w:iCs/>
-                <w:color w:val="4F83BE"/>
-                <w:sz w:val="18"/>
-                <w:szCs w:val="18"/>
-                <w:lang w:val="es-ES"/>
-                <w14:textFill>
-                  <w14:solidFill>
-                    <w14:srgbClr w14:val="4F83BE">
-                      <w14:tint w14:val="66000"/>
-                      <w14:satMod w14:val="160000"/>
-                      <w14:tint w14:val="66000"/>
-                      <w14:satMod w14:val="160000"/>
-                    </w14:srgbClr>
-                  </w14:solidFill>
-                </w14:textFill>
-              </w:rPr>
-              <w:t xml:space="preserve"> </w:t>
-            </w:r>
-            <w:proofErr w:type="spellStart"/>
-            <w:r>
-              <w:rPr>
-                <w:rFonts w:ascii="Gordita Light" w:hAnsi="Gordita Light" w:cs="GorditaLight"/>
-                <w:i/>
-                <w:iCs/>
-                <w:color w:val="4F83BE"/>
-                <w:sz w:val="18"/>
-                <w:szCs w:val="18"/>
-                <w:lang w:val="es-ES"/>
-                <w14:textFill>
-                  <w14:solidFill>
-                    <w14:srgbClr w14:val="4F83BE">
-                      <w14:tint w14:val="66000"/>
-                      <w14:satMod w14:val="160000"/>
-                      <w14:tint w14:val="66000"/>
-                      <w14:satMod w14:val="160000"/>
-                    </w14:srgbClr>
-                  </w14:solidFill>
-                </w14:textFill>
-              </w:rPr>
-              <w:t>Value</w:t>
-            </w:r>
-            <w:proofErr w:type="spellEnd"/>
-            <w:r>
-              <w:rPr>
-                <w:rFonts w:ascii="Gordita Light" w:hAnsi="Gordita Light" w:cs="GorditaLight"/>
-                <w:i/>
-                <w:iCs/>
-                <w:color w:val="4F83BE"/>
-                <w:sz w:val="18"/>
-                <w:szCs w:val="18"/>
-                <w:lang w:val="es-ES"/>
-                <w14:textFill>
-                  <w14:solidFill>
-                    <w14:srgbClr w14:val="4F83BE">
-                      <w14:tint w14:val="66000"/>
-                      <w14:satMod w14:val="160000"/>
-                      <w14:tint w14:val="66000"/>
-                      <w14:satMod w14:val="160000"/>
-                    </w14:srgbClr>
-                  </w14:solidFill>
-                </w14:textFill>
-              </w:rPr>
-              <w:t xml:space="preserve"> </w:t>
-            </w:r>
-          </w:p>
-        </w:tc>
-        <w:tc>
-          <w:tcPr>
-            <w:tcW w:w="2069" w:type="dxa"/>
-          </w:tcPr>
-          <w:p>
-            <w:pPr>
-              <w:jc w:val="center"/>
-              <w:rPr>
-                <w:rFonts w:ascii="Gordita Light" w:hAnsi="Gordita Light" w:cs="GorditaLight"/>
-                <w:b/>
-                <w:bCs/>
-                <w:color w:val="4F83BE"/>
-                <w:sz w:val="18"/>
-                <w:szCs w:val="18"/>
-                <w:lang w:val="es-ES"/>
-              </w:rPr>
-            </w:pPr>
-            <w:r>
-              <w:rPr>
-                <w:rFonts w:ascii="Gordita Light" w:hAnsi="Gordita Light" w:cs="GorditaLight"/>
-                <w:b/>
-                <w:bCs/>
-                <w:color w:val="4F83BE"/>
-                <w:sz w:val="18"/>
-                <w:szCs w:val="18"/>
-                <w:lang w:val="es-ES"/>
-              </w:rPr>
-              <w:t>Valor Máximo de estabilización</w:t>
-            </w:r>
-          </w:p>
-          <w:p>
-            <w:pPr>
-              <w:jc w:val="center"/>
-              <w:rPr>
-                <w:rFonts w:ascii="Gordita Light" w:hAnsi="Gordita Light" w:cs="GorditaLight"/>
-                <w:sz w:val="18"/>
-                <w:szCs w:val="18"/>
-                <w:lang w:val="es-ES"/>
-              </w:rPr>
-            </w:pPr>
-            <w:proofErr w:type="spellStart"/>
-            <w:r>
-              <w:rPr>
-                <w:rFonts w:ascii="Gordita Light" w:hAnsi="Gordita Light" w:cs="GorditaLight"/>
-                <w:i/>
-                <w:iCs/>
-                <w:color w:val="4F83BE"/>
-                <w:sz w:val="18"/>
-                <w:szCs w:val="18"/>
-                <w:lang w:val="es-ES"/>
-                <w14:textFill>
-                  <w14:solidFill>
-                    <w14:srgbClr w14:val="4F83BE">
-                      <w14:tint w14:val="66000"/>
-                      <w14:satMod w14:val="160000"/>
-                      <w14:tint w14:val="66000"/>
-                      <w14:satMod w14:val="160000"/>
-                    </w14:srgbClr>
-                  </w14:solidFill>
-                </w14:textFill>
-              </w:rPr>
-              <w:t>Maximum</w:t>
-            </w:r>
-            <w:proofErr w:type="spellEnd"/>
-            <w:r>
-              <w:rPr>
-                <w:rFonts w:ascii="Gordita Light" w:hAnsi="Gordita Light" w:cs="GorditaLight"/>
-                <w:i/>
-                <w:iCs/>
-                <w:color w:val="4F83BE"/>
-                <w:sz w:val="18"/>
-                <w:szCs w:val="18"/>
-                <w:lang w:val="es-ES"/>
-                <w14:textFill>
-                  <w14:solidFill>
-                    <w14:srgbClr w14:val="4F83BE">
-                      <w14:tint w14:val="66000"/>
-                      <w14:satMod w14:val="160000"/>
-                      <w14:tint w14:val="66000"/>
-                      <w14:satMod w14:val="160000"/>
-                    </w14:srgbClr>
-                  </w14:solidFill>
-                </w14:textFill>
-              </w:rPr>
-              <w:t xml:space="preserve"> </w:t>
-            </w:r>
-            <w:proofErr w:type="spellStart"/>
-            <w:r>
-              <w:rPr>
-                <w:rFonts w:ascii="Gordita Light" w:hAnsi="Gordita Light" w:cs="GorditaLight"/>
-                <w:i/>
-                <w:iCs/>
-                <w:color w:val="4F83BE"/>
-                <w:sz w:val="18"/>
-                <w:szCs w:val="18"/>
-                <w:lang w:val="es-ES"/>
-                <w14:textFill>
-                  <w14:solidFill>
-                    <w14:srgbClr w14:val="4F83BE">
-                      <w14:tint w14:val="66000"/>
-                      <w14:satMod w14:val="160000"/>
-                      <w14:tint w14:val="66000"/>
-                      <w14:satMod w14:val="160000"/>
-                    </w14:srgbClr>
-                  </w14:solidFill>
-                </w14:textFill>
-              </w:rPr>
-              <w:t>Stabilization</w:t>
-            </w:r>
-            <w:proofErr w:type="spellEnd"/>
-            <w:r>
-              <w:rPr>
-                <w:rFonts w:ascii="Gordita Light" w:hAnsi="Gordita Light" w:cs="GorditaLight"/>
-                <w:i/>
-                <w:iCs/>
-                <w:color w:val="4F83BE"/>
-                <w:sz w:val="18"/>
-                <w:szCs w:val="18"/>
-                <w:lang w:val="es-ES"/>
-                <w14:textFill>
-                  <w14:solidFill>
-                    <w14:srgbClr w14:val="4F83BE">
-                      <w14:tint w14:val="66000"/>
-                      <w14:satMod w14:val="160000"/>
-                      <w14:tint w14:val="66000"/>
-                      <w14:satMod w14:val="160000"/>
-                    </w14:srgbClr>
-                  </w14:solidFill>
-                </w14:textFill>
-              </w:rPr>
-              <w:t xml:space="preserve"> </w:t>
-            </w:r>
-            <w:proofErr w:type="spellStart"/>
-            <w:r>
-              <w:rPr>
-                <w:rFonts w:ascii="Gordita Light" w:hAnsi="Gordita Light" w:cs="GorditaLight"/>
-                <w:i/>
-                <w:iCs/>
-                <w:color w:val="4F83BE"/>
-                <w:sz w:val="18"/>
-                <w:szCs w:val="18"/>
-                <w:lang w:val="es-ES"/>
-                <w14:textFill>
-                  <w14:solidFill>
-                    <w14:srgbClr w14:val="4F83BE">
-                      <w14:tint w14:val="66000"/>
-                      <w14:satMod w14:val="160000"/>
-                      <w14:tint w14:val="66000"/>
-                      <w14:satMod w14:val="160000"/>
-                    </w14:srgbClr>
-                  </w14:solidFill>
-                </w14:textFill>
-              </w:rPr>
-              <w:t>Value</w:t>
-            </w:r>
-            <w:proofErr w:type="spellEnd"/>
+              <w:t>Maximum Stabilization Value</w:t>
+            </w:r>
           </w:p>
         </w:tc>
         <w:tc>
@@ -10919,27 +10498,7 @@
           <w:szCs w:val="18"/>
           <w:lang w:val="es-ES"/>
         </w:rPr>
-        <w:t xml:space="preserve">Tras el ensayo en funcionamiento normal de la muestra, se observa que los valores obtenidos se encuentran dentro de los límites establecidos </w:t>
-      </w:r>
-      <w:proofErr w:type="gramStart"/>
-      <w:r>
-        <w:rPr>
-          <w:rFonts w:ascii="Gordita Light" w:hAnsi="Gordita Light" w:cs="GorditaLight"/>
-          <w:sz w:val="18"/>
-          <w:szCs w:val="18"/>
-          <w:lang w:val="es-ES"/>
-        </w:rPr>
-        <w:t>y</w:t>
-      </w:r>
-      <w:proofErr w:type="gramEnd"/>
-      <w:r>
-        <w:rPr>
-          <w:rFonts w:ascii="Gordita Light" w:hAnsi="Gordita Light" w:cs="GorditaLight"/>
-          <w:sz w:val="18"/>
-          <w:szCs w:val="18"/>
-          <w:lang w:val="es-ES"/>
-        </w:rPr>
-        <w:t xml:space="preserve"> por lo tanto, CUMPLEN los requisitos de la norma.</w:t>
+        <w:t>Tras el ensayo en funcionamiento normal de la muestra, se observa que los valores obtenidos se encuentran dentro de los límites establecidos y por lo tanto, CUMPLEN los requisitos de la norma.</w:t>
       </w:r>
     </w:p>
     <w:p>
@@ -12627,6 +12186,191 @@
           </w:p>
         </w:tc>
       </w:tr>
+      <w:tr>
+        <w:trPr>
+          <w:trHeight w:val="5108"/>
+        </w:trPr>
+        <w:tc>
+          <w:tcPr>
+            <w:tcW w:w="4315" w:type="dxa"/>
+          </w:tcPr>
+          <w:p>
+            <w:pPr>
+              <w:jc w:val="center"/>
+              <w:rPr>
+                <w:rFonts w:ascii="Gordita Light" w:hAnsi="Gordita Light" w:cs="GorditaLight"/>
+                <w:sz w:val="18"/>
+                <w:szCs w:val="18"/>
+              </w:rPr>
+            </w:pPr>
+            <w:r>
+              <w:rPr>
+                <w:rFonts w:ascii="Gordita Light" w:hAnsi="Gordita Light" w:cs="GorditaLight"/>
+                <w:sz w:val="18"/>
+                <w:szCs w:val="18"/>
+              </w:rPr>
+              <w:t>[TITLE</w:t>
+            </w:r>
+            <w:r>
+              <w:rPr>
+                <w:rFonts w:ascii="Gordita Light" w:hAnsi="Gordita Light" w:cs="GorditaLight"/>
+                <w:sz w:val="18"/>
+                <w:szCs w:val="18"/>
+              </w:rPr>
+              <w:t>17</w:t>
+            </w:r>
+            <w:r>
+              <w:rPr>
+                <w:rFonts w:ascii="Gordita Light" w:hAnsi="Gordita Light" w:cs="GorditaLight"/>
+                <w:sz w:val="18"/>
+                <w:szCs w:val="18"/>
+              </w:rPr>
+              <w:t>]</w:t>
+            </w:r>
+          </w:p>
+          <w:p>
+            <w:pPr>
+              <w:jc w:val="center"/>
+              <w:rPr>
+                <w:rFonts w:ascii="Gordita Light" w:hAnsi="Gordita Light" w:cs="GorditaLight"/>
+                <w:sz w:val="18"/>
+                <w:szCs w:val="18"/>
+              </w:rPr>
+            </w:pPr>
+          </w:p>
+          <w:p>
+            <w:pPr>
+              <w:jc w:val="center"/>
+              <w:rPr>
+                <w:rFonts w:ascii="Gordita Light" w:hAnsi="Gordita Light" w:cs="GorditaLight"/>
+                <w:color w:val="4F83BE"/>
+              </w:rPr>
+            </w:pPr>
+            <w:r>
+              <w:rPr>
+                <w:rFonts w:ascii="Gordita Light" w:hAnsi="Gordita Light" w:cs="GorditaLight"/>
+                <w:sz w:val="18"/>
+                <w:szCs w:val="18"/>
+              </w:rPr>
+              <w:t>[IMAGE</w:t>
+            </w:r>
+            <w:r>
+              <w:rPr>
+                <w:rFonts w:ascii="Gordita Light" w:hAnsi="Gordita Light" w:cs="GorditaLight"/>
+                <w:sz w:val="18"/>
+                <w:szCs w:val="18"/>
+              </w:rPr>
+              <w:t>17</w:t>
+            </w:r>
+            <w:r>
+              <w:rPr>
+                <w:rFonts w:ascii="Gordita Light" w:hAnsi="Gordita Light" w:cs="GorditaLight"/>
+                <w:sz w:val="18"/>
+                <w:szCs w:val="18"/>
+              </w:rPr>
+              <w:t>]</w:t>
+            </w:r>
+          </w:p>
+          <w:p>
+            <w:pPr>
+              <w:rPr>
+                <w:rFonts w:ascii="Gordita Light" w:hAnsi="Gordita Light" w:cs="GorditaLight"/>
+                <w:color w:val="4F83BE"/>
+              </w:rPr>
+            </w:pPr>
+          </w:p>
+        </w:tc>
+        <w:tc>
+          <w:tcPr>
+            <w:tcW w:w="4315" w:type="dxa"/>
+          </w:tcPr>
+          <w:p>
+            <w:pPr>
+              <w:jc w:val="center"/>
+              <w:rPr>
+                <w:rFonts w:ascii="Gordita Light" w:hAnsi="Gordita Light" w:cs="GorditaLight"/>
+                <w:sz w:val="18"/>
+                <w:szCs w:val="18"/>
+              </w:rPr>
+            </w:pPr>
+            <w:r>
+              <w:rPr>
+                <w:rFonts w:ascii="Gordita Light" w:hAnsi="Gordita Light" w:cs="GorditaLight"/>
+                <w:sz w:val="18"/>
+                <w:szCs w:val="18"/>
+              </w:rPr>
+              <w:t>[TITLE</w:t>
+            </w:r>
+            <w:r>
+              <w:rPr>
+                <w:rFonts w:ascii="Gordita Light" w:hAnsi="Gordita Light" w:cs="GorditaLight"/>
+                <w:sz w:val="18"/>
+                <w:szCs w:val="18"/>
+              </w:rPr>
+              <w:t>18</w:t>
+            </w:r>
+            <w:r>
+              <w:rPr>
+                <w:rFonts w:ascii="Gordita Light" w:hAnsi="Gordita Light" w:cs="GorditaLight"/>
+                <w:sz w:val="18"/>
+                <w:szCs w:val="18"/>
+              </w:rPr>
+              <w:t>]</w:t>
+            </w:r>
+          </w:p>
+          <w:p>
+            <w:pPr>
+              <w:jc w:val="center"/>
+              <w:rPr>
+                <w:rFonts w:ascii="Gordita Light" w:hAnsi="Gordita Light" w:cs="GorditaLight"/>
+                <w:sz w:val="18"/>
+                <w:szCs w:val="18"/>
+              </w:rPr>
+            </w:pPr>
+          </w:p>
+          <w:p>
+            <w:pPr>
+              <w:jc w:val="center"/>
+              <w:rPr>
+                <w:rFonts w:ascii="Gordita Light" w:hAnsi="Gordita Light" w:cs="GorditaLight"/>
+                <w:color w:val="4F83BE"/>
+              </w:rPr>
+            </w:pPr>
+            <w:r>
+              <w:rPr>
+                <w:rFonts w:ascii="Gordita Light" w:hAnsi="Gordita Light" w:cs="GorditaLight"/>
+                <w:sz w:val="18"/>
+                <w:szCs w:val="18"/>
+              </w:rPr>
+              <w:t>[IMAGE</w:t>
+            </w:r>
+            <w:r>
+              <w:rPr>
+                <w:rFonts w:ascii="Gordita Light" w:hAnsi="Gordita Light" w:cs="GorditaLight"/>
+                <w:sz w:val="18"/>
+                <w:szCs w:val="18"/>
+              </w:rPr>
+              <w:t>18</w:t>
+            </w:r>
+            <w:r>
+              <w:rPr>
+                <w:rFonts w:ascii="Gordita Light" w:hAnsi="Gordita Light" w:cs="GorditaLight"/>
+                <w:sz w:val="18"/>
+                <w:szCs w:val="18"/>
+              </w:rPr>
+              <w:t>]</w:t>
+            </w:r>
+          </w:p>
+          <w:p>
+            <w:pPr>
+              <w:rPr>
+                <w:rFonts w:ascii="Gordita Light" w:hAnsi="Gordita Light" w:cs="GorditaLight"/>
+                <w:color w:val="4F83BE"/>
+              </w:rPr>
+            </w:pPr>
+          </w:p>
+        </w:tc>
+      </w:tr>
     </w:tbl>
     <w:p>
       <w:pPr>
@@ -12639,6 +12383,399 @@
         </w:rPr>
       </w:pPr>
     </w:p>
+    <w:p/>
+    <w:p/>
+    <w:tbl>
+      <w:tblPr>
+        <w:tblStyle w:val="TableGrid"/>
+        <w:tblW w:w="0" w:type="auto"/>
+        <w:tblBorders>
+          <w:top w:val="none" w:sz="0" w:space="0" w:color="auto"/>
+          <w:left w:val="none" w:sz="0" w:space="0" w:color="auto"/>
+          <w:bottom w:val="none" w:sz="0" w:space="0" w:color="auto"/>
+          <w:right w:val="none" w:sz="0" w:space="0" w:color="auto"/>
+          <w:insideH w:val="none" w:sz="0" w:space="0" w:color="auto"/>
+          <w:insideV w:val="none" w:sz="0" w:space="0" w:color="auto"/>
+        </w:tblBorders>
+        <w:tblLook w:val="04A0" w:firstRow="1" w:lastRow="0" w:firstColumn="1" w:lastColumn="0" w:noHBand="0" w:noVBand="1"/>
+      </w:tblPr>
+      <w:tblGrid>
+        <w:gridCol w:w="4315"/>
+        <w:gridCol w:w="4315"/>
+      </w:tblGrid>
+      <w:tr>
+        <w:trPr>
+          <w:trHeight w:val="5108"/>
+        </w:trPr>
+        <w:tc>
+          <w:tcPr>
+            <w:tcW w:w="4315" w:type="dxa"/>
+          </w:tcPr>
+          <w:p>
+            <w:pPr>
+              <w:jc w:val="center"/>
+              <w:rPr>
+                <w:rFonts w:ascii="Gordita Light" w:hAnsi="Gordita Light" w:cs="GorditaLight"/>
+                <w:sz w:val="18"/>
+                <w:szCs w:val="18"/>
+              </w:rPr>
+            </w:pPr>
+            <w:r>
+              <w:rPr>
+                <w:rFonts w:ascii="Gordita Light" w:hAnsi="Gordita Light" w:cs="GorditaLight"/>
+                <w:sz w:val="18"/>
+                <w:szCs w:val="18"/>
+              </w:rPr>
+              <w:lastRenderedPageBreak/>
+              <w:t>[TITLE</w:t>
+            </w:r>
+            <w:r>
+              <w:rPr>
+                <w:rFonts w:ascii="Gordita Light" w:hAnsi="Gordita Light" w:cs="GorditaLight"/>
+                <w:sz w:val="18"/>
+                <w:szCs w:val="18"/>
+              </w:rPr>
+              <w:t>19</w:t>
+            </w:r>
+            <w:r>
+              <w:rPr>
+                <w:rFonts w:ascii="Gordita Light" w:hAnsi="Gordita Light" w:cs="GorditaLight"/>
+                <w:sz w:val="18"/>
+                <w:szCs w:val="18"/>
+              </w:rPr>
+              <w:t>]</w:t>
+            </w:r>
+          </w:p>
+          <w:p>
+            <w:pPr>
+              <w:jc w:val="center"/>
+              <w:rPr>
+                <w:rFonts w:ascii="Gordita Light" w:hAnsi="Gordita Light" w:cs="GorditaLight"/>
+                <w:sz w:val="18"/>
+                <w:szCs w:val="18"/>
+              </w:rPr>
+            </w:pPr>
+          </w:p>
+          <w:p>
+            <w:pPr>
+              <w:jc w:val="center"/>
+              <w:rPr>
+                <w:rFonts w:ascii="Gordita Light" w:hAnsi="Gordita Light" w:cs="GorditaLight"/>
+                <w:color w:val="4F83BE"/>
+              </w:rPr>
+            </w:pPr>
+            <w:r>
+              <w:rPr>
+                <w:rFonts w:ascii="Gordita Light" w:hAnsi="Gordita Light" w:cs="GorditaLight"/>
+                <w:sz w:val="18"/>
+                <w:szCs w:val="18"/>
+              </w:rPr>
+              <w:t>[IMAGE</w:t>
+            </w:r>
+            <w:r>
+              <w:rPr>
+                <w:rFonts w:ascii="Gordita Light" w:hAnsi="Gordita Light" w:cs="GorditaLight"/>
+                <w:sz w:val="18"/>
+                <w:szCs w:val="18"/>
+              </w:rPr>
+              <w:t>19</w:t>
+            </w:r>
+            <w:r>
+              <w:rPr>
+                <w:rFonts w:ascii="Gordita Light" w:hAnsi="Gordita Light" w:cs="GorditaLight"/>
+                <w:sz w:val="18"/>
+                <w:szCs w:val="18"/>
+              </w:rPr>
+              <w:t>]</w:t>
+            </w:r>
+          </w:p>
+          <w:p>
+            <w:pPr>
+              <w:rPr>
+                <w:rFonts w:ascii="Gordita Light" w:hAnsi="Gordita Light" w:cs="GorditaLight"/>
+                <w:color w:val="4F83BE"/>
+              </w:rPr>
+            </w:pPr>
+          </w:p>
+        </w:tc>
+        <w:tc>
+          <w:tcPr>
+            <w:tcW w:w="4315" w:type="dxa"/>
+          </w:tcPr>
+          <w:p>
+            <w:pPr>
+              <w:jc w:val="center"/>
+              <w:rPr>
+                <w:rFonts w:ascii="Gordita Light" w:hAnsi="Gordita Light" w:cs="GorditaLight"/>
+                <w:sz w:val="18"/>
+                <w:szCs w:val="18"/>
+              </w:rPr>
+            </w:pPr>
+            <w:r>
+              <w:rPr>
+                <w:rFonts w:ascii="Gordita Light" w:hAnsi="Gordita Light" w:cs="GorditaLight"/>
+                <w:sz w:val="18"/>
+                <w:szCs w:val="18"/>
+              </w:rPr>
+              <w:t>[TITLE</w:t>
+            </w:r>
+            <w:r>
+              <w:rPr>
+                <w:rFonts w:ascii="Gordita Light" w:hAnsi="Gordita Light" w:cs="GorditaLight"/>
+                <w:sz w:val="18"/>
+                <w:szCs w:val="18"/>
+              </w:rPr>
+              <w:t>20</w:t>
+            </w:r>
+            <w:r>
+              <w:rPr>
+                <w:rFonts w:ascii="Gordita Light" w:hAnsi="Gordita Light" w:cs="GorditaLight"/>
+                <w:sz w:val="18"/>
+                <w:szCs w:val="18"/>
+              </w:rPr>
+              <w:t>]</w:t>
+            </w:r>
+          </w:p>
+          <w:p>
+            <w:pPr>
+              <w:jc w:val="center"/>
+              <w:rPr>
+                <w:rFonts w:ascii="Gordita Light" w:hAnsi="Gordita Light" w:cs="GorditaLight"/>
+                <w:sz w:val="18"/>
+                <w:szCs w:val="18"/>
+              </w:rPr>
+            </w:pPr>
+          </w:p>
+          <w:p>
+            <w:pPr>
+              <w:jc w:val="center"/>
+              <w:rPr>
+                <w:rFonts w:ascii="Gordita Light" w:hAnsi="Gordita Light" w:cs="GorditaLight"/>
+                <w:color w:val="4F83BE"/>
+              </w:rPr>
+            </w:pPr>
+            <w:r>
+              <w:rPr>
+                <w:rFonts w:ascii="Gordita Light" w:hAnsi="Gordita Light" w:cs="GorditaLight"/>
+                <w:sz w:val="18"/>
+                <w:szCs w:val="18"/>
+              </w:rPr>
+              <w:t>[IMAGE</w:t>
+            </w:r>
+            <w:r>
+              <w:rPr>
+                <w:rFonts w:ascii="Gordita Light" w:hAnsi="Gordita Light" w:cs="GorditaLight"/>
+                <w:sz w:val="18"/>
+                <w:szCs w:val="18"/>
+              </w:rPr>
+              <w:t>20</w:t>
+            </w:r>
+            <w:r>
+              <w:rPr>
+                <w:rFonts w:ascii="Gordita Light" w:hAnsi="Gordita Light" w:cs="GorditaLight"/>
+                <w:sz w:val="18"/>
+                <w:szCs w:val="18"/>
+              </w:rPr>
+              <w:t>]</w:t>
+            </w:r>
+          </w:p>
+          <w:p>
+            <w:pPr>
+              <w:rPr>
+                <w:rFonts w:ascii="Gordita Light" w:hAnsi="Gordita Light" w:cs="GorditaLight"/>
+                <w:color w:val="4F83BE"/>
+              </w:rPr>
+            </w:pPr>
+          </w:p>
+        </w:tc>
+      </w:tr>
+      <w:tr>
+        <w:trPr>
+          <w:trHeight w:val="5108"/>
+        </w:trPr>
+        <w:tc>
+          <w:tcPr>
+            <w:tcW w:w="4315" w:type="dxa"/>
+          </w:tcPr>
+          <w:p>
+            <w:pPr>
+              <w:jc w:val="center"/>
+              <w:rPr>
+                <w:rFonts w:ascii="Gordita Light" w:hAnsi="Gordita Light" w:cs="GorditaLight"/>
+                <w:sz w:val="18"/>
+                <w:szCs w:val="18"/>
+              </w:rPr>
+            </w:pPr>
+            <w:r>
+              <w:rPr>
+                <w:rFonts w:ascii="Gordita Light" w:hAnsi="Gordita Light" w:cs="GorditaLight"/>
+                <w:sz w:val="18"/>
+                <w:szCs w:val="18"/>
+              </w:rPr>
+              <w:t>[TITLE</w:t>
+            </w:r>
+            <w:r>
+              <w:rPr>
+                <w:rFonts w:ascii="Gordita Light" w:hAnsi="Gordita Light" w:cs="GorditaLight"/>
+                <w:sz w:val="18"/>
+                <w:szCs w:val="18"/>
+              </w:rPr>
+              <w:t>21</w:t>
+            </w:r>
+            <w:r>
+              <w:rPr>
+                <w:rFonts w:ascii="Gordita Light" w:hAnsi="Gordita Light" w:cs="GorditaLight"/>
+                <w:sz w:val="18"/>
+                <w:szCs w:val="18"/>
+              </w:rPr>
+              <w:t>]</w:t>
+            </w:r>
+          </w:p>
+          <w:p>
+            <w:pPr>
+              <w:jc w:val="center"/>
+              <w:rPr>
+                <w:rFonts w:ascii="Gordita Light" w:hAnsi="Gordita Light" w:cs="GorditaLight"/>
+                <w:sz w:val="18"/>
+                <w:szCs w:val="18"/>
+              </w:rPr>
+            </w:pPr>
+          </w:p>
+          <w:p>
+            <w:pPr>
+              <w:jc w:val="center"/>
+              <w:rPr>
+                <w:rFonts w:ascii="Gordita Light" w:hAnsi="Gordita Light" w:cs="GorditaLight"/>
+                <w:color w:val="4F83BE"/>
+              </w:rPr>
+            </w:pPr>
+            <w:r>
+              <w:rPr>
+                <w:rFonts w:ascii="Gordita Light" w:hAnsi="Gordita Light" w:cs="GorditaLight"/>
+                <w:sz w:val="18"/>
+                <w:szCs w:val="18"/>
+              </w:rPr>
+              <w:t>[IMAGE</w:t>
+            </w:r>
+            <w:r>
+              <w:rPr>
+                <w:rFonts w:ascii="Gordita Light" w:hAnsi="Gordita Light" w:cs="GorditaLight"/>
+                <w:sz w:val="18"/>
+                <w:szCs w:val="18"/>
+              </w:rPr>
+              <w:t>21</w:t>
+            </w:r>
+            <w:r>
+              <w:rPr>
+                <w:rFonts w:ascii="Gordita Light" w:hAnsi="Gordita Light" w:cs="GorditaLight"/>
+                <w:sz w:val="18"/>
+                <w:szCs w:val="18"/>
+              </w:rPr>
+              <w:t>]</w:t>
+            </w:r>
+          </w:p>
+          <w:p>
+            <w:pPr>
+              <w:rPr>
+                <w:rFonts w:ascii="Gordita Light" w:hAnsi="Gordita Light" w:cs="GorditaLight"/>
+                <w:color w:val="4F83BE"/>
+              </w:rPr>
+            </w:pPr>
+          </w:p>
+        </w:tc>
+        <w:tc>
+          <w:tcPr>
+            <w:tcW w:w="4315" w:type="dxa"/>
+          </w:tcPr>
+          <w:p>
+            <w:pPr>
+              <w:jc w:val="center"/>
+              <w:rPr>
+                <w:rFonts w:ascii="Gordita Light" w:hAnsi="Gordita Light" w:cs="GorditaLight"/>
+                <w:sz w:val="18"/>
+                <w:szCs w:val="18"/>
+              </w:rPr>
+            </w:pPr>
+            <w:r>
+              <w:rPr>
+                <w:rFonts w:ascii="Gordita Light" w:hAnsi="Gordita Light" w:cs="GorditaLight"/>
+                <w:sz w:val="18"/>
+                <w:szCs w:val="18"/>
+              </w:rPr>
+              <w:t>[TITLE</w:t>
+            </w:r>
+            <w:r>
+              <w:rPr>
+                <w:rFonts w:ascii="Gordita Light" w:hAnsi="Gordita Light" w:cs="GorditaLight"/>
+                <w:sz w:val="18"/>
+                <w:szCs w:val="18"/>
+              </w:rPr>
+              <w:t>22</w:t>
+            </w:r>
+            <w:r>
+              <w:rPr>
+                <w:rFonts w:ascii="Gordita Light" w:hAnsi="Gordita Light" w:cs="GorditaLight"/>
+                <w:sz w:val="18"/>
+                <w:szCs w:val="18"/>
+              </w:rPr>
+              <w:t>]</w:t>
+            </w:r>
+          </w:p>
+          <w:p>
+            <w:pPr>
+              <w:jc w:val="center"/>
+              <w:rPr>
+                <w:rFonts w:ascii="Gordita Light" w:hAnsi="Gordita Light" w:cs="GorditaLight"/>
+                <w:sz w:val="18"/>
+                <w:szCs w:val="18"/>
+              </w:rPr>
+            </w:pPr>
+          </w:p>
+          <w:p>
+            <w:pPr>
+              <w:jc w:val="center"/>
+              <w:rPr>
+                <w:rFonts w:ascii="Gordita Light" w:hAnsi="Gordita Light" w:cs="GorditaLight"/>
+                <w:color w:val="4F83BE"/>
+              </w:rPr>
+            </w:pPr>
+            <w:r>
+              <w:rPr>
+                <w:rFonts w:ascii="Gordita Light" w:hAnsi="Gordita Light" w:cs="GorditaLight"/>
+                <w:sz w:val="18"/>
+                <w:szCs w:val="18"/>
+              </w:rPr>
+              <w:t>[IMAGE</w:t>
+            </w:r>
+            <w:r>
+              <w:rPr>
+                <w:rFonts w:ascii="Gordita Light" w:hAnsi="Gordita Light" w:cs="GorditaLight"/>
+                <w:sz w:val="18"/>
+                <w:szCs w:val="18"/>
+              </w:rPr>
+              <w:t>22</w:t>
+            </w:r>
+            <w:r>
+              <w:rPr>
+                <w:rFonts w:ascii="Gordita Light" w:hAnsi="Gordita Light" w:cs="GorditaLight"/>
+                <w:sz w:val="18"/>
+                <w:szCs w:val="18"/>
+              </w:rPr>
+              <w:t>]</w:t>
+            </w:r>
+          </w:p>
+          <w:p>
+            <w:pPr>
+              <w:rPr>
+                <w:rFonts w:ascii="Gordita Light" w:hAnsi="Gordita Light" w:cs="GorditaLight"/>
+                <w:color w:val="4F83BE"/>
+              </w:rPr>
+            </w:pPr>
+          </w:p>
+        </w:tc>
+      </w:tr>
+    </w:tbl>
+    <w:p/>
     <w:sectPr>
       <w:headerReference w:type="even" r:id="rId8"/>
       <w:headerReference w:type="default" r:id="rId9"/>
@@ -13623,129 +13760,8 @@
                 </w14:gradFill>
               </w14:textFill>
             </w:rPr>
-            <w:t xml:space="preserve">Date </w:t>
+            <w:t>Date of issue</w:t>
           </w:r>
-          <w:proofErr w:type="spellStart"/>
-          <w:r>
-            <w:rPr>
-              <w:rFonts w:ascii="Gordita Light" w:hAnsi="Gordita Light" w:cs="GorditaLight"/>
-              <w:b/>
-              <w:bCs/>
-              <w:i/>
-              <w:iCs/>
-              <w:color w:val="4F83BE"/>
-              <w:sz w:val="18"/>
-              <w:szCs w:val="18"/>
-              <w:lang w:val="es-ES"/>
-              <w14:textFill>
-                <w14:gradFill>
-                  <w14:gsLst>
-                    <w14:gs w14:pos="0">
-                      <w14:srgbClr w14:val="4F83BE">
-                        <w14:tint w14:val="66000"/>
-                        <w14:satMod w14:val="160000"/>
-                      </w14:srgbClr>
-                    </w14:gs>
-                    <w14:gs w14:pos="50000">
-                      <w14:srgbClr w14:val="4F83BE">
-                        <w14:tint w14:val="44500"/>
-                        <w14:satMod w14:val="160000"/>
-                      </w14:srgbClr>
-                    </w14:gs>
-                    <w14:gs w14:pos="100000">
-                      <w14:srgbClr w14:val="4F83BE">
-                        <w14:tint w14:val="23500"/>
-                        <w14:satMod w14:val="160000"/>
-                      </w14:srgbClr>
-                    </w14:gs>
-                  </w14:gsLst>
-                  <w14:lin w14:ang="16200000" w14:scaled="0"/>
-                </w14:gradFill>
-              </w14:textFill>
-            </w:rPr>
-            <w:t>of</w:t>
-          </w:r>
-          <w:proofErr w:type="spellEnd"/>
-          <w:r>
-            <w:rPr>
-              <w:rFonts w:ascii="Gordita Light" w:hAnsi="Gordita Light" w:cs="GorditaLight"/>
-              <w:b/>
-              <w:bCs/>
-              <w:i/>
-              <w:iCs/>
-              <w:color w:val="4F83BE"/>
-              <w:sz w:val="18"/>
-              <w:szCs w:val="18"/>
-              <w:lang w:val="es-ES"/>
-              <w14:textFill>
-                <w14:gradFill>
-                  <w14:gsLst>
-                    <w14:gs w14:pos="0">
-                      <w14:srgbClr w14:val="4F83BE">
-                        <w14:tint w14:val="66000"/>
-                        <w14:satMod w14:val="160000"/>
-                      </w14:srgbClr>
-                    </w14:gs>
-                    <w14:gs w14:pos="50000">
-                      <w14:srgbClr w14:val="4F83BE">
-                        <w14:tint w14:val="44500"/>
-                        <w14:satMod w14:val="160000"/>
-                      </w14:srgbClr>
-                    </w14:gs>
-                    <w14:gs w14:pos="100000">
-                      <w14:srgbClr w14:val="4F83BE">
-                        <w14:tint w14:val="23500"/>
-                        <w14:satMod w14:val="160000"/>
-                      </w14:srgbClr>
-                    </w14:gs>
-                  </w14:gsLst>
-                  <w14:lin w14:ang="16200000" w14:scaled="0"/>
-                </w14:gradFill>
-              </w14:textFill>
-            </w:rPr>
-            <w:t xml:space="preserve"> </w:t>
-          </w:r>
-          <w:proofErr w:type="spellStart"/>
-          <w:r>
-            <w:rPr>
-              <w:rFonts w:ascii="Gordita Light" w:hAnsi="Gordita Light" w:cs="GorditaLight"/>
-              <w:b/>
-              <w:bCs/>
-              <w:i/>
-              <w:iCs/>
-              <w:color w:val="4F83BE"/>
-              <w:sz w:val="18"/>
-              <w:szCs w:val="18"/>
-              <w:lang w:val="es-ES"/>
-              <w14:textFill>
-                <w14:gradFill>
-                  <w14:gsLst>
-                    <w14:gs w14:pos="0">
-                      <w14:srgbClr w14:val="4F83BE">
-                        <w14:tint w14:val="66000"/>
-                        <w14:satMod w14:val="160000"/>
-                      </w14:srgbClr>
-                    </w14:gs>
-                    <w14:gs w14:pos="50000">
-                      <w14:srgbClr w14:val="4F83BE">
-                        <w14:tint w14:val="44500"/>
-                        <w14:satMod w14:val="160000"/>
-                      </w14:srgbClr>
-                    </w14:gs>
-                    <w14:gs w14:pos="100000">
-                      <w14:srgbClr w14:val="4F83BE">
-                        <w14:tint w14:val="23500"/>
-                        <w14:satMod w14:val="160000"/>
-                      </w14:srgbClr>
-                    </w14:gs>
-                  </w14:gsLst>
-                  <w14:lin w14:ang="16200000" w14:scaled="0"/>
-                </w14:gradFill>
-              </w14:textFill>
-            </w:rPr>
-            <w:t>issue</w:t>
-          </w:r>
-          <w:proofErr w:type="spellEnd"/>
         </w:p>
       </w:tc>
       <w:tc>
@@ -14286,129 +14302,8 @@
                 </w14:gradFill>
               </w14:textFill>
             </w:rPr>
-            <w:t xml:space="preserve">Date </w:t>
+            <w:t>Date of issue</w:t>
           </w:r>
-          <w:proofErr w:type="spellStart"/>
-          <w:r>
-            <w:rPr>
-              <w:rFonts w:ascii="Gordita Light" w:hAnsi="Gordita Light" w:cs="GorditaLight"/>
-              <w:b/>
-              <w:bCs/>
-              <w:i/>
-              <w:iCs/>
-              <w:color w:val="4F83BE"/>
-              <w:sz w:val="18"/>
-              <w:szCs w:val="18"/>
-              <w:lang w:val="es-ES"/>
-              <w14:textFill>
-                <w14:gradFill>
-                  <w14:gsLst>
-                    <w14:gs w14:pos="0">
-                      <w14:srgbClr w14:val="4F83BE">
-                        <w14:tint w14:val="66000"/>
-                        <w14:satMod w14:val="160000"/>
-                      </w14:srgbClr>
-                    </w14:gs>
-                    <w14:gs w14:pos="50000">
-                      <w14:srgbClr w14:val="4F83BE">
-                        <w14:tint w14:val="44500"/>
-                        <w14:satMod w14:val="160000"/>
-                      </w14:srgbClr>
-                    </w14:gs>
-                    <w14:gs w14:pos="100000">
-                      <w14:srgbClr w14:val="4F83BE">
-                        <w14:tint w14:val="23500"/>
-                        <w14:satMod w14:val="160000"/>
-                      </w14:srgbClr>
-                    </w14:gs>
-                  </w14:gsLst>
-                  <w14:lin w14:ang="16200000" w14:scaled="0"/>
-                </w14:gradFill>
-              </w14:textFill>
-            </w:rPr>
-            <w:t>of</w:t>
-          </w:r>
-          <w:proofErr w:type="spellEnd"/>
-          <w:r>
-            <w:rPr>
-              <w:rFonts w:ascii="Gordita Light" w:hAnsi="Gordita Light" w:cs="GorditaLight"/>
-              <w:b/>
-              <w:bCs/>
-              <w:i/>
-              <w:iCs/>
-              <w:color w:val="4F83BE"/>
-              <w:sz w:val="18"/>
-              <w:szCs w:val="18"/>
-              <w:lang w:val="es-ES"/>
-              <w14:textFill>
-                <w14:gradFill>
-                  <w14:gsLst>
-                    <w14:gs w14:pos="0">
-                      <w14:srgbClr w14:val="4F83BE">
-                        <w14:tint w14:val="66000"/>
-                        <w14:satMod w14:val="160000"/>
-                      </w14:srgbClr>
-                    </w14:gs>
-                    <w14:gs w14:pos="50000">
-                      <w14:srgbClr w14:val="4F83BE">
-                        <w14:tint w14:val="44500"/>
-                        <w14:satMod w14:val="160000"/>
-                      </w14:srgbClr>
-                    </w14:gs>
-                    <w14:gs w14:pos="100000">
-                      <w14:srgbClr w14:val="4F83BE">
-                        <w14:tint w14:val="23500"/>
-                        <w14:satMod w14:val="160000"/>
-                      </w14:srgbClr>
-                    </w14:gs>
-                  </w14:gsLst>
-                  <w14:lin w14:ang="16200000" w14:scaled="0"/>
-                </w14:gradFill>
-              </w14:textFill>
-            </w:rPr>
-            <w:t xml:space="preserve"> </w:t>
-          </w:r>
-          <w:proofErr w:type="spellStart"/>
-          <w:r>
-            <w:rPr>
-              <w:rFonts w:ascii="Gordita Light" w:hAnsi="Gordita Light" w:cs="GorditaLight"/>
-              <w:b/>
-              <w:bCs/>
-              <w:i/>
-              <w:iCs/>
-              <w:color w:val="4F83BE"/>
-              <w:sz w:val="18"/>
-              <w:szCs w:val="18"/>
-              <w:lang w:val="es-ES"/>
-              <w14:textFill>
-                <w14:gradFill>
-                  <w14:gsLst>
-                    <w14:gs w14:pos="0">
-                      <w14:srgbClr w14:val="4F83BE">
-                        <w14:tint w14:val="66000"/>
-                        <w14:satMod w14:val="160000"/>
-                      </w14:srgbClr>
-                    </w14:gs>
-                    <w14:gs w14:pos="50000">
-                      <w14:srgbClr w14:val="4F83BE">
-                        <w14:tint w14:val="44500"/>
-                        <w14:satMod w14:val="160000"/>
-                      </w14:srgbClr>
-                    </w14:gs>
-                    <w14:gs w14:pos="100000">
-                      <w14:srgbClr w14:val="4F83BE">
-                        <w14:tint w14:val="23500"/>
-                        <w14:satMod w14:val="160000"/>
-                      </w14:srgbClr>
-                    </w14:gs>
-                  </w14:gsLst>
-                  <w14:lin w14:ang="16200000" w14:scaled="0"/>
-                </w14:gradFill>
-              </w14:textFill>
-            </w:rPr>
-            <w:t>issue</w:t>
-          </w:r>
-          <w:proofErr w:type="spellEnd"/>
         </w:p>
       </w:tc>
       <w:tc>

--- a/templates/New_Template2.docx
+++ b/templates/New_Template2.docx
@@ -446,8 +446,32 @@
                   </w14:solidFill>
                 </w14:textFill>
               </w:rPr>
-              <w:t>Test operator</w:t>
-            </w:r>
+              <w:t xml:space="preserve">Test </w:t>
+            </w:r>
+            <w:proofErr w:type="spellStart"/>
+            <w:r>
+              <w:rPr>
+                <w:rFonts w:ascii="Gordita Light" w:hAnsi="Gordita Light" w:cs="GorditaLight"/>
+                <w:i/>
+                <w:iCs/>
+                <w:color w:val="4F83BE"/>
+                <w:sz w:val="18"/>
+                <w:szCs w:val="18"/>
+                <w:lang w:val="es-ES"/>
+                <w14:textFill>
+                  <w14:solidFill>
+                    <w14:srgbClr w14:val="4F83BE">
+                      <w14:tint w14:val="66000"/>
+                      <w14:satMod w14:val="160000"/>
+                      <w14:tint w14:val="66000"/>
+                      <w14:satMod w14:val="160000"/>
+                    </w14:srgbClr>
+                  </w14:solidFill>
+                </w14:textFill>
+              </w:rPr>
+              <w:t>operator</w:t>
+            </w:r>
+            <w:proofErr w:type="spellEnd"/>
           </w:p>
         </w:tc>
         <w:tc>
@@ -1539,8 +1563,32 @@
                   </w14:solidFill>
                 </w14:textFill>
               </w:rPr>
-              <w:t>Light source</w:t>
-            </w:r>
+              <w:t xml:space="preserve">Light </w:t>
+            </w:r>
+            <w:proofErr w:type="spellStart"/>
+            <w:r>
+              <w:rPr>
+                <w:rFonts w:ascii="Gordita Light" w:hAnsi="Gordita Light" w:cs="GorditaLight"/>
+                <w:i/>
+                <w:iCs/>
+                <w:color w:val="4F83BE"/>
+                <w:sz w:val="18"/>
+                <w:szCs w:val="18"/>
+                <w:lang w:val="es-ES"/>
+                <w14:textFill>
+                  <w14:solidFill>
+                    <w14:srgbClr w14:val="4F83BE">
+                      <w14:tint w14:val="66000"/>
+                      <w14:satMod w14:val="160000"/>
+                      <w14:tint w14:val="66000"/>
+                      <w14:satMod w14:val="160000"/>
+                    </w14:srgbClr>
+                  </w14:solidFill>
+                </w14:textFill>
+              </w:rPr>
+              <w:t>source</w:t>
+            </w:r>
+            <w:proofErr w:type="spellEnd"/>
           </w:p>
         </w:tc>
         <w:tc>
@@ -2539,6 +2587,7 @@
                 <w:lang w:val="es-ES"/>
               </w:rPr>
             </w:pPr>
+            <w:proofErr w:type="spellStart"/>
             <w:r>
               <w:rPr>
                 <w:rFonts w:ascii="Gordita Light" w:hAnsi="Gordita Light" w:cs="GorditaLight"/>
@@ -2559,53 +2608,9 @@
                   </w14:solidFill>
                 </w14:textFill>
               </w:rPr>
-              <w:t>Calibration date</w:t>
-            </w:r>
-          </w:p>
-        </w:tc>
-        <w:tc>
-          <w:tcPr>
-            <w:tcW w:w="1663" w:type="dxa"/>
-          </w:tcPr>
-          <w:p>
-            <w:pPr>
-              <w:jc w:val="center"/>
-              <w:rPr>
-                <w:rFonts w:ascii="Gordita Light" w:hAnsi="Gordita Light" w:cs="GorditaLight"/>
-                <w:b/>
-                <w:bCs/>
-                <w:color w:val="4F83BE"/>
-                <w:sz w:val="18"/>
-                <w:szCs w:val="18"/>
-                <w:lang w:val="es-ES"/>
-              </w:rPr>
-            </w:pPr>
-            <w:r>
-              <w:rPr>
-                <w:rFonts w:ascii="Gordita Light" w:hAnsi="Gordita Light" w:cs="GorditaLight"/>
-                <w:b/>
-                <w:bCs/>
-                <w:color w:val="4F83BE"/>
-                <w:sz w:val="18"/>
-                <w:szCs w:val="18"/>
-                <w:lang w:val="es-ES"/>
-              </w:rPr>
-              <w:t>Observaciones</w:t>
-            </w:r>
-          </w:p>
-          <w:p>
-            <w:pPr>
-              <w:jc w:val="center"/>
-              <w:rPr>
-                <w:rFonts w:ascii="Gordita Light" w:hAnsi="Gordita Light" w:cs="GorditaLight"/>
-                <w:b/>
-                <w:bCs/>
-                <w:color w:val="4F83BE"/>
-                <w:sz w:val="18"/>
-                <w:szCs w:val="18"/>
-                <w:lang w:val="es-ES"/>
-              </w:rPr>
-            </w:pPr>
+              <w:t>Calibration</w:t>
+            </w:r>
+            <w:proofErr w:type="spellEnd"/>
             <w:r>
               <w:rPr>
                 <w:rFonts w:ascii="Gordita Light" w:hAnsi="Gordita Light" w:cs="GorditaLight"/>
@@ -2614,6 +2619,7 @@
                 <w:color w:val="4F83BE"/>
                 <w:sz w:val="18"/>
                 <w:szCs w:val="18"/>
+                <w:lang w:val="es-ES"/>
                 <w14:textFill>
                   <w14:solidFill>
                     <w14:srgbClr w14:val="4F83BE">
@@ -2625,7 +2631,75 @@
                   </w14:solidFill>
                 </w14:textFill>
               </w:rPr>
-              <w:t>Observations</w:t>
+              <w:t xml:space="preserve"> date</w:t>
+            </w:r>
+          </w:p>
+        </w:tc>
+        <w:tc>
+          <w:tcPr>
+            <w:tcW w:w="1663" w:type="dxa"/>
+          </w:tcPr>
+          <w:p>
+            <w:pPr>
+              <w:jc w:val="center"/>
+              <w:rPr>
+                <w:rFonts w:ascii="Gordita Light" w:hAnsi="Gordita Light" w:cs="GorditaLight"/>
+                <w:b/>
+                <w:bCs/>
+                <w:color w:val="4F83BE"/>
+                <w:sz w:val="18"/>
+                <w:szCs w:val="18"/>
+                <w:lang w:val="es-ES"/>
+              </w:rPr>
+            </w:pPr>
+            <w:proofErr w:type="spellStart"/>
+            <w:r>
+              <w:rPr>
+                <w:rFonts w:ascii="Gordita Light" w:hAnsi="Gordita Light" w:cs="GorditaLight"/>
+                <w:b/>
+                <w:bCs/>
+                <w:color w:val="4F83BE"/>
+                <w:sz w:val="18"/>
+                <w:szCs w:val="18"/>
+                <w:lang w:val="es-ES"/>
+              </w:rPr>
+              <w:t>Codigos</w:t>
+            </w:r>
+            <w:proofErr w:type="spellEnd"/>
+          </w:p>
+          <w:p>
+            <w:pPr>
+              <w:jc w:val="center"/>
+              <w:rPr>
+                <w:rFonts w:ascii="Gordita Light" w:hAnsi="Gordita Light" w:cs="GorditaLight"/>
+                <w:b/>
+                <w:bCs/>
+                <w:color w:val="4F83BE"/>
+                <w:sz w:val="18"/>
+                <w:szCs w:val="18"/>
+                <w:lang w:val="es-ES"/>
+              </w:rPr>
+            </w:pPr>
+            <w:r>
+              <w:rPr>
+                <w:rFonts w:ascii="Gordita Light" w:hAnsi="Gordita Light" w:cs="GorditaLight"/>
+                <w:i/>
+                <w:iCs/>
+                <w:color w:val="4F83BE"/>
+                <w:sz w:val="18"/>
+                <w:szCs w:val="18"/>
+                <w14:textFill>
+                  <w14:solidFill>
+                    <w14:srgbClr w14:val="4F83BE">
+                      <w14:tint w14:val="66000"/>
+                      <w14:satMod w14:val="160000"/>
+                      <w14:tint w14:val="66000"/>
+                      <w14:satMod w14:val="160000"/>
+                    </w14:srgbClr>
+                  </w14:solidFill>
+                </w14:textFill>
+              </w:rPr>
+              <w:t>Codes</w:t>
             </w:r>
           </w:p>
         </w:tc>
@@ -4661,7 +4735,27 @@
                 <w:szCs w:val="18"/>
                 <w:lang w:val="es-ES"/>
               </w:rPr>
-              <w:t>2. Verificar que se cumplen las condiciones ambientales requeridas para el inicio del ensayo (25 ± 5 ºC, HR &lt; 75%).</w:t>
+              <w:t xml:space="preserve">2. Verificar que se cumplen las condiciones ambientales requeridas para el inicio del ensayo (25 ± 5 </w:t>
+            </w:r>
+            <w:proofErr w:type="spellStart"/>
+            <w:r>
+              <w:rPr>
+                <w:rFonts w:ascii="Gordita Light" w:hAnsi="Gordita Light" w:cs="GorditaLight"/>
+                <w:sz w:val="18"/>
+                <w:szCs w:val="18"/>
+                <w:lang w:val="es-ES"/>
+              </w:rPr>
+              <w:t>ºC</w:t>
+            </w:r>
+            <w:proofErr w:type="spellEnd"/>
+            <w:r>
+              <w:rPr>
+                <w:rFonts w:ascii="Gordita Light" w:hAnsi="Gordita Light" w:cs="GorditaLight"/>
+                <w:sz w:val="18"/>
+                <w:szCs w:val="18"/>
+                <w:lang w:val="es-ES"/>
+              </w:rPr>
+              <w:t>, HR &lt; 75%).</w:t>
             </w:r>
           </w:p>
           <w:p>
@@ -4681,7 +4775,27 @@
                 <w:szCs w:val="18"/>
                 <w:lang w:val="es-ES"/>
               </w:rPr>
-              <w:t>3. Iniciar el registro de datos con el software AMR WinControl.</w:t>
+              <w:t xml:space="preserve">3. Iniciar el registro de datos con el software AMR </w:t>
+            </w:r>
+            <w:proofErr w:type="spellStart"/>
+            <w:r>
+              <w:rPr>
+                <w:rFonts w:ascii="Gordita Light" w:hAnsi="Gordita Light" w:cs="GorditaLight"/>
+                <w:sz w:val="18"/>
+                <w:szCs w:val="18"/>
+                <w:lang w:val="es-ES"/>
+              </w:rPr>
+              <w:t>WinControl</w:t>
+            </w:r>
+            <w:proofErr w:type="spellEnd"/>
+            <w:r>
+              <w:rPr>
+                <w:rFonts w:ascii="Gordita Light" w:hAnsi="Gordita Light" w:cs="GorditaLight"/>
+                <w:sz w:val="18"/>
+                <w:szCs w:val="18"/>
+                <w:lang w:val="es-ES"/>
+              </w:rPr>
+              <w:t>.</w:t>
             </w:r>
           </w:p>
           <w:p>
@@ -4721,7 +4835,27 @@
                 <w:szCs w:val="18"/>
                 <w:lang w:val="es-ES"/>
               </w:rPr>
-              <w:t>5. Registrar las temperaturas medidas por todas las sondas hasta que todas ellas se estabilicen según los requisitos de la norma (diferencia &lt;1 ºC durante 1 hora).</w:t>
+              <w:t xml:space="preserve">5. Registrar las temperaturas medidas por todas las sondas hasta que todas ellas se estabilicen según los requisitos de la norma (diferencia &lt;1 </w:t>
+            </w:r>
+            <w:proofErr w:type="spellStart"/>
+            <w:r>
+              <w:rPr>
+                <w:rFonts w:ascii="Gordita Light" w:hAnsi="Gordita Light" w:cs="GorditaLight"/>
+                <w:sz w:val="18"/>
+                <w:szCs w:val="18"/>
+                <w:lang w:val="es-ES"/>
+              </w:rPr>
+              <w:t>ºC</w:t>
+            </w:r>
+            <w:proofErr w:type="spellEnd"/>
+            <w:r>
+              <w:rPr>
+                <w:rFonts w:ascii="Gordita Light" w:hAnsi="Gordita Light" w:cs="GorditaLight"/>
+                <w:sz w:val="18"/>
+                <w:szCs w:val="18"/>
+                <w:lang w:val="es-ES"/>
+              </w:rPr>
+              <w:t xml:space="preserve"> durante 1 hora).</w:t>
             </w:r>
           </w:p>
           <w:p>
@@ -6738,7 +6872,27 @@
           <w:szCs w:val="18"/>
           <w:lang w:val="es-ES"/>
         </w:rPr>
-        <w:t>El gráfico se ha seccionado para mostrar el comportamiento térmico del arranque con un objetivo meramente informativo.Para la verificación del cumplimiento normativo, debe tomarse únicamente la segunda parte donde las temperaturas ya están estabilizadas.</w:t>
+        <w:t xml:space="preserve">El gráfico se ha seccionado para mostrar el comportamiento térmico del arranque con un objetivo meramente </w:t>
+      </w:r>
+      <w:proofErr w:type="spellStart"/>
+      <w:r>
+        <w:rPr>
+          <w:rFonts w:ascii="Gordita Light" w:hAnsi="Gordita Light" w:cs="GorditaLight"/>
+          <w:sz w:val="18"/>
+          <w:szCs w:val="18"/>
+          <w:lang w:val="es-ES"/>
+        </w:rPr>
+        <w:t>informativo.Para</w:t>
+      </w:r>
+      <w:proofErr w:type="spellEnd"/>
+      <w:r>
+        <w:rPr>
+          <w:rFonts w:ascii="Gordita Light" w:hAnsi="Gordita Light" w:cs="GorditaLight"/>
+          <w:sz w:val="18"/>
+          <w:szCs w:val="18"/>
+          <w:lang w:val="es-ES"/>
+        </w:rPr>
+        <w:t xml:space="preserve"> la verificación del cumplimiento normativo, debe tomarse únicamente la segunda parte donde las temperaturas ya están estabilizadas.</w:t>
       </w:r>
     </w:p>
     <w:p>
@@ -7015,11 +7169,11 @@
         <w:tblLook w:val="04A0" w:firstRow="1" w:lastRow="0" w:firstColumn="1" w:lastColumn="0" w:noHBand="0" w:noVBand="1"/>
       </w:tblPr>
       <w:tblGrid>
-        <w:gridCol w:w="2242"/>
-        <w:gridCol w:w="1014"/>
-        <w:gridCol w:w="1915"/>
-        <w:gridCol w:w="2069"/>
-        <w:gridCol w:w="1390"/>
+        <w:gridCol w:w="1964"/>
+        <w:gridCol w:w="1703"/>
+        <w:gridCol w:w="1763"/>
+        <w:gridCol w:w="1862"/>
+        <w:gridCol w:w="1338"/>
       </w:tblGrid>
       <w:tr>
         <w:trPr>
@@ -7192,6 +7346,7 @@
                 <w:lang w:val="es-ES"/>
               </w:rPr>
             </w:pPr>
+            <w:proofErr w:type="spellStart"/>
             <w:r>
               <w:rPr>
                 <w:rFonts w:ascii="Gordita Light" w:hAnsi="Gordita Light" w:cs="GorditaLight"/>
@@ -7212,8 +7367,9 @@
                   </w14:solidFill>
                 </w14:textFill>
               </w:rPr>
-              <w:t>Minimum Stabilization Value</w:t>
-            </w:r>
+              <w:t>Minimum</w:t>
+            </w:r>
+            <w:proofErr w:type="spellEnd"/>
             <w:r>
               <w:rPr>
                 <w:rFonts w:ascii="Gordita Light" w:hAnsi="Gordita Light" w:cs="GorditaLight"/>
@@ -7236,48 +7392,7 @@
               </w:rPr>
               <w:t xml:space="preserve"> </w:t>
             </w:r>
-          </w:p>
-        </w:tc>
-        <w:tc>
-          <w:tcPr>
-            <w:tcW w:w="2069" w:type="dxa"/>
-          </w:tcPr>
-          <w:p>
-            <w:pPr>
-              <w:jc w:val="center"/>
-              <w:rPr>
-                <w:rFonts w:ascii="Gordita Light" w:hAnsi="Gordita Light" w:cs="GorditaLight"/>
-                <w:b/>
-                <w:bCs/>
-                <w:color w:val="4F83BE"/>
-                <w:sz w:val="18"/>
-                <w:szCs w:val="18"/>
-                <w:lang w:val="es-ES"/>
-              </w:rPr>
-            </w:pPr>
-            <w:r>
-              <w:rPr>
-                <w:rFonts w:ascii="Gordita Light" w:hAnsi="Gordita Light" w:cs="GorditaLight"/>
-                <w:b/>
-                <w:bCs/>
-                <w:color w:val="4F83BE"/>
-                <w:sz w:val="18"/>
-                <w:szCs w:val="18"/>
-                <w:lang w:val="es-ES"/>
-              </w:rPr>
-              <w:t>Valor Máximo de estabilización</w:t>
-            </w:r>
-          </w:p>
-          <w:p>
-            <w:pPr>
-              <w:jc w:val="center"/>
-              <w:rPr>
-                <w:rFonts w:ascii="Gordita Light" w:hAnsi="Gordita Light" w:cs="GorditaLight"/>
-                <w:sz w:val="18"/>
-                <w:szCs w:val="18"/>
-                <w:lang w:val="es-ES"/>
-              </w:rPr>
-            </w:pPr>
+            <w:proofErr w:type="spellStart"/>
             <w:r>
               <w:rPr>
                 <w:rFonts w:ascii="Gordita Light" w:hAnsi="Gordita Light" w:cs="GorditaLight"/>
@@ -7298,50 +7413,9 @@
                   </w14:solidFill>
                 </w14:textFill>
               </w:rPr>
-              <w:t>Maximum Stabilization Value</w:t>
-            </w:r>
-          </w:p>
-        </w:tc>
-        <w:tc>
-          <w:tcPr>
-            <w:tcW w:w="1390" w:type="dxa"/>
-          </w:tcPr>
-          <w:p>
-            <w:pPr>
-              <w:jc w:val="center"/>
-              <w:rPr>
-                <w:rFonts w:ascii="Gordita Light" w:hAnsi="Gordita Light" w:cs="GorditaLight"/>
-                <w:b/>
-                <w:bCs/>
-                <w:color w:val="4F83BE"/>
-                <w:sz w:val="18"/>
-                <w:szCs w:val="18"/>
-                <w:lang w:val="es-ES"/>
-              </w:rPr>
-            </w:pPr>
-            <w:r>
-              <w:rPr>
-                <w:rFonts w:ascii="Gordita Light" w:hAnsi="Gordita Light" w:cs="GorditaLight"/>
-                <w:b/>
-                <w:bCs/>
-                <w:color w:val="4F83BE"/>
-                <w:sz w:val="18"/>
-                <w:szCs w:val="18"/>
-                <w:lang w:val="es-ES"/>
-              </w:rPr>
-              <w:t>Desviación</w:t>
-            </w:r>
-          </w:p>
-          <w:p>
-            <w:pPr>
-              <w:jc w:val="center"/>
-              <w:rPr>
-                <w:rFonts w:ascii="Gordita Light" w:hAnsi="Gordita Light" w:cs="GorditaLight"/>
-                <w:sz w:val="18"/>
-                <w:szCs w:val="18"/>
-                <w:lang w:val="es-ES"/>
-              </w:rPr>
-            </w:pPr>
+              <w:t>Stabilization</w:t>
+            </w:r>
+            <w:proofErr w:type="spellEnd"/>
             <w:r>
               <w:rPr>
                 <w:rFonts w:ascii="Gordita Light" w:hAnsi="Gordita Light" w:cs="GorditaLight"/>
@@ -7350,6 +7424,7 @@
                 <w:color w:val="4F83BE"/>
                 <w:sz w:val="18"/>
                 <w:szCs w:val="18"/>
+                <w:lang w:val="es-ES"/>
                 <w14:textFill>
                   <w14:solidFill>
                     <w14:srgbClr w14:val="4F83BE">
@@ -7361,6 +7436,273 @@
                   </w14:solidFill>
                 </w14:textFill>
               </w:rPr>
+              <w:t xml:space="preserve"> </w:t>
+            </w:r>
+            <w:proofErr w:type="spellStart"/>
+            <w:r>
+              <w:rPr>
+                <w:rFonts w:ascii="Gordita Light" w:hAnsi="Gordita Light" w:cs="GorditaLight"/>
+                <w:i/>
+                <w:iCs/>
+                <w:color w:val="4F83BE"/>
+                <w:sz w:val="18"/>
+                <w:szCs w:val="18"/>
+                <w:lang w:val="es-ES"/>
+                <w14:textFill>
+                  <w14:solidFill>
+                    <w14:srgbClr w14:val="4F83BE">
+                      <w14:tint w14:val="66000"/>
+                      <w14:satMod w14:val="160000"/>
+                      <w14:tint w14:val="66000"/>
+                      <w14:satMod w14:val="160000"/>
+                    </w14:srgbClr>
+                  </w14:solidFill>
+                </w14:textFill>
+              </w:rPr>
+              <w:t>Value</w:t>
+            </w:r>
+            <w:proofErr w:type="spellEnd"/>
+            <w:r>
+              <w:rPr>
+                <w:rFonts w:ascii="Gordita Light" w:hAnsi="Gordita Light" w:cs="GorditaLight"/>
+                <w:i/>
+                <w:iCs/>
+                <w:color w:val="4F83BE"/>
+                <w:sz w:val="18"/>
+                <w:szCs w:val="18"/>
+                <w:lang w:val="es-ES"/>
+                <w14:textFill>
+                  <w14:solidFill>
+                    <w14:srgbClr w14:val="4F83BE">
+                      <w14:tint w14:val="66000"/>
+                      <w14:satMod w14:val="160000"/>
+                      <w14:tint w14:val="66000"/>
+                      <w14:satMod w14:val="160000"/>
+                    </w14:srgbClr>
+                  </w14:solidFill>
+                </w14:textFill>
+              </w:rPr>
+              <w:t xml:space="preserve"> </w:t>
+            </w:r>
+          </w:p>
+        </w:tc>
+        <w:tc>
+          <w:tcPr>
+            <w:tcW w:w="2069" w:type="dxa"/>
+          </w:tcPr>
+          <w:p>
+            <w:pPr>
+              <w:jc w:val="center"/>
+              <w:rPr>
+                <w:rFonts w:ascii="Gordita Light" w:hAnsi="Gordita Light" w:cs="GorditaLight"/>
+                <w:b/>
+                <w:bCs/>
+                <w:color w:val="4F83BE"/>
+                <w:sz w:val="18"/>
+                <w:szCs w:val="18"/>
+                <w:lang w:val="es-ES"/>
+              </w:rPr>
+            </w:pPr>
+            <w:r>
+              <w:rPr>
+                <w:rFonts w:ascii="Gordita Light" w:hAnsi="Gordita Light" w:cs="GorditaLight"/>
+                <w:b/>
+                <w:bCs/>
+                <w:color w:val="4F83BE"/>
+                <w:sz w:val="18"/>
+                <w:szCs w:val="18"/>
+                <w:lang w:val="es-ES"/>
+              </w:rPr>
+              <w:t>Valor Máximo de estabilización</w:t>
+            </w:r>
+          </w:p>
+          <w:p>
+            <w:pPr>
+              <w:jc w:val="center"/>
+              <w:rPr>
+                <w:rFonts w:ascii="Gordita Light" w:hAnsi="Gordita Light" w:cs="GorditaLight"/>
+                <w:sz w:val="18"/>
+                <w:szCs w:val="18"/>
+                <w:lang w:val="es-ES"/>
+              </w:rPr>
+            </w:pPr>
+            <w:proofErr w:type="spellStart"/>
+            <w:r>
+              <w:rPr>
+                <w:rFonts w:ascii="Gordita Light" w:hAnsi="Gordita Light" w:cs="GorditaLight"/>
+                <w:i/>
+                <w:iCs/>
+                <w:color w:val="4F83BE"/>
+                <w:sz w:val="18"/>
+                <w:szCs w:val="18"/>
+                <w:lang w:val="es-ES"/>
+                <w14:textFill>
+                  <w14:solidFill>
+                    <w14:srgbClr w14:val="4F83BE">
+                      <w14:tint w14:val="66000"/>
+                      <w14:satMod w14:val="160000"/>
+                      <w14:tint w14:val="66000"/>
+                      <w14:satMod w14:val="160000"/>
+                    </w14:srgbClr>
+                  </w14:solidFill>
+                </w14:textFill>
+              </w:rPr>
+              <w:t>Maximum</w:t>
+            </w:r>
+            <w:proofErr w:type="spellEnd"/>
+            <w:r>
+              <w:rPr>
+                <w:rFonts w:ascii="Gordita Light" w:hAnsi="Gordita Light" w:cs="GorditaLight"/>
+                <w:i/>
+                <w:iCs/>
+                <w:color w:val="4F83BE"/>
+                <w:sz w:val="18"/>
+                <w:szCs w:val="18"/>
+                <w:lang w:val="es-ES"/>
+                <w14:textFill>
+                  <w14:solidFill>
+                    <w14:srgbClr w14:val="4F83BE">
+                      <w14:tint w14:val="66000"/>
+                      <w14:satMod w14:val="160000"/>
+                      <w14:tint w14:val="66000"/>
+                      <w14:satMod w14:val="160000"/>
+                    </w14:srgbClr>
+                  </w14:solidFill>
+                </w14:textFill>
+              </w:rPr>
+              <w:t xml:space="preserve"> </w:t>
+            </w:r>
+            <w:proofErr w:type="spellStart"/>
+            <w:r>
+              <w:rPr>
+                <w:rFonts w:ascii="Gordita Light" w:hAnsi="Gordita Light" w:cs="GorditaLight"/>
+                <w:i/>
+                <w:iCs/>
+                <w:color w:val="4F83BE"/>
+                <w:sz w:val="18"/>
+                <w:szCs w:val="18"/>
+                <w:lang w:val="es-ES"/>
+                <w14:textFill>
+                  <w14:solidFill>
+                    <w14:srgbClr w14:val="4F83BE">
+                      <w14:tint w14:val="66000"/>
+                      <w14:satMod w14:val="160000"/>
+                      <w14:tint w14:val="66000"/>
+                      <w14:satMod w14:val="160000"/>
+                    </w14:srgbClr>
+                  </w14:solidFill>
+                </w14:textFill>
+              </w:rPr>
+              <w:t>Stabilization</w:t>
+            </w:r>
+            <w:proofErr w:type="spellEnd"/>
+            <w:r>
+              <w:rPr>
+                <w:rFonts w:ascii="Gordita Light" w:hAnsi="Gordita Light" w:cs="GorditaLight"/>
+                <w:i/>
+                <w:iCs/>
+                <w:color w:val="4F83BE"/>
+                <w:sz w:val="18"/>
+                <w:szCs w:val="18"/>
+                <w:lang w:val="es-ES"/>
+                <w14:textFill>
+                  <w14:solidFill>
+                    <w14:srgbClr w14:val="4F83BE">
+                      <w14:tint w14:val="66000"/>
+                      <w14:satMod w14:val="160000"/>
+                      <w14:tint w14:val="66000"/>
+                      <w14:satMod w14:val="160000"/>
+                    </w14:srgbClr>
+                  </w14:solidFill>
+                </w14:textFill>
+              </w:rPr>
+              <w:t xml:space="preserve"> </w:t>
+            </w:r>
+            <w:proofErr w:type="spellStart"/>
+            <w:r>
+              <w:rPr>
+                <w:rFonts w:ascii="Gordita Light" w:hAnsi="Gordita Light" w:cs="GorditaLight"/>
+                <w:i/>
+                <w:iCs/>
+                <w:color w:val="4F83BE"/>
+                <w:sz w:val="18"/>
+                <w:szCs w:val="18"/>
+                <w:lang w:val="es-ES"/>
+                <w14:textFill>
+                  <w14:solidFill>
+                    <w14:srgbClr w14:val="4F83BE">
+                      <w14:tint w14:val="66000"/>
+                      <w14:satMod w14:val="160000"/>
+                      <w14:tint w14:val="66000"/>
+                      <w14:satMod w14:val="160000"/>
+                    </w14:srgbClr>
+                  </w14:solidFill>
+                </w14:textFill>
+              </w:rPr>
+              <w:t>Value</w:t>
+            </w:r>
+            <w:proofErr w:type="spellEnd"/>
+          </w:p>
+        </w:tc>
+        <w:tc>
+          <w:tcPr>
+            <w:tcW w:w="1390" w:type="dxa"/>
+          </w:tcPr>
+          <w:p>
+            <w:pPr>
+              <w:jc w:val="center"/>
+              <w:rPr>
+                <w:rFonts w:ascii="Gordita Light" w:hAnsi="Gordita Light" w:cs="GorditaLight"/>
+                <w:b/>
+                <w:bCs/>
+                <w:color w:val="4F83BE"/>
+                <w:sz w:val="18"/>
+                <w:szCs w:val="18"/>
+                <w:lang w:val="es-ES"/>
+              </w:rPr>
+            </w:pPr>
+            <w:r>
+              <w:rPr>
+                <w:rFonts w:ascii="Gordita Light" w:hAnsi="Gordita Light" w:cs="GorditaLight"/>
+                <w:b/>
+                <w:bCs/>
+                <w:color w:val="4F83BE"/>
+                <w:sz w:val="18"/>
+                <w:szCs w:val="18"/>
+                <w:lang w:val="es-ES"/>
+              </w:rPr>
+              <w:t>Desviación</w:t>
+            </w:r>
+          </w:p>
+          <w:p>
+            <w:pPr>
+              <w:jc w:val="center"/>
+              <w:rPr>
+                <w:rFonts w:ascii="Gordita Light" w:hAnsi="Gordita Light" w:cs="GorditaLight"/>
+                <w:sz w:val="18"/>
+                <w:szCs w:val="18"/>
+                <w:lang w:val="es-ES"/>
+              </w:rPr>
+            </w:pPr>
+            <w:r>
+              <w:rPr>
+                <w:rFonts w:ascii="Gordita Light" w:hAnsi="Gordita Light" w:cs="GorditaLight"/>
+                <w:i/>
+                <w:iCs/>
+                <w:color w:val="4F83BE"/>
+                <w:sz w:val="18"/>
+                <w:szCs w:val="18"/>
+                <w14:textFill>
+                  <w14:solidFill>
+                    <w14:srgbClr w14:val="4F83BE">
+                      <w14:tint w14:val="66000"/>
+                      <w14:satMod w14:val="160000"/>
+                      <w14:tint w14:val="66000"/>
+                      <w14:satMod w14:val="160000"/>
+                    </w14:srgbClr>
+                  </w14:solidFill>
+                </w14:textFill>
+              </w:rPr>
               <w:t>Deviation</w:t>
             </w:r>
           </w:p>
@@ -7412,7 +7754,25 @@
                 <w:szCs w:val="18"/>
                 <w:lang w:val="es-ES"/>
               </w:rPr>
-              <w:t>[UNI1]</w:t>
+              <w:t>[UNI</w:t>
+            </w:r>
+            <w:r>
+              <w:rPr>
+                <w:rFonts w:ascii="Gordita Light" w:hAnsi="Gordita Light" w:cs="GorditaLight"/>
+                <w:sz w:val="18"/>
+                <w:szCs w:val="18"/>
+                <w:lang w:val="es-ES"/>
+              </w:rPr>
+              <w:t>DAD_EST</w:t>
+            </w:r>
+            <w:r>
+              <w:rPr>
+                <w:rFonts w:ascii="Gordita Light" w:hAnsi="Gordita Light" w:cs="GorditaLight"/>
+                <w:sz w:val="18"/>
+                <w:szCs w:val="18"/>
+                <w:lang w:val="es-ES"/>
+              </w:rPr>
+              <w:t>1]</w:t>
             </w:r>
           </w:p>
         </w:tc>
@@ -7538,7 +7898,25 @@
                 <w:szCs w:val="18"/>
                 <w:lang w:val="es-ES"/>
               </w:rPr>
-              <w:t>[UNI2]</w:t>
+              <w:t>[UNIDAD_EST</w:t>
+            </w:r>
+            <w:r>
+              <w:rPr>
+                <w:rFonts w:ascii="Gordita Light" w:hAnsi="Gordita Light" w:cs="GorditaLight"/>
+                <w:sz w:val="18"/>
+                <w:szCs w:val="18"/>
+                <w:lang w:val="es-ES"/>
+              </w:rPr>
+              <w:t>2</w:t>
+            </w:r>
+            <w:r>
+              <w:rPr>
+                <w:rFonts w:ascii="Gordita Light" w:hAnsi="Gordita Light" w:cs="GorditaLight"/>
+                <w:sz w:val="18"/>
+                <w:szCs w:val="18"/>
+                <w:lang w:val="es-ES"/>
+              </w:rPr>
+              <w:t>]</w:t>
             </w:r>
           </w:p>
         </w:tc>
@@ -7664,7 +8042,25 @@
                 <w:szCs w:val="18"/>
                 <w:lang w:val="es-ES"/>
               </w:rPr>
-              <w:t>[UNI3]</w:t>
+              <w:t>[UNIDAD_EST</w:t>
+            </w:r>
+            <w:r>
+              <w:rPr>
+                <w:rFonts w:ascii="Gordita Light" w:hAnsi="Gordita Light" w:cs="GorditaLight"/>
+                <w:sz w:val="18"/>
+                <w:szCs w:val="18"/>
+                <w:lang w:val="es-ES"/>
+              </w:rPr>
+              <w:t>3</w:t>
+            </w:r>
+            <w:r>
+              <w:rPr>
+                <w:rFonts w:ascii="Gordita Light" w:hAnsi="Gordita Light" w:cs="GorditaLight"/>
+                <w:sz w:val="18"/>
+                <w:szCs w:val="18"/>
+                <w:lang w:val="es-ES"/>
+              </w:rPr>
+              <w:t>]</w:t>
             </w:r>
           </w:p>
         </w:tc>
@@ -7790,7 +8186,25 @@
                 <w:szCs w:val="18"/>
                 <w:lang w:val="es-ES"/>
               </w:rPr>
-              <w:t>[UNI4]</w:t>
+              <w:t>[UNIDAD_EST</w:t>
+            </w:r>
+            <w:r>
+              <w:rPr>
+                <w:rFonts w:ascii="Gordita Light" w:hAnsi="Gordita Light" w:cs="GorditaLight"/>
+                <w:sz w:val="18"/>
+                <w:szCs w:val="18"/>
+                <w:lang w:val="es-ES"/>
+              </w:rPr>
+              <w:t>4</w:t>
+            </w:r>
+            <w:r>
+              <w:rPr>
+                <w:rFonts w:ascii="Gordita Light" w:hAnsi="Gordita Light" w:cs="GorditaLight"/>
+                <w:sz w:val="18"/>
+                <w:szCs w:val="18"/>
+                <w:lang w:val="es-ES"/>
+              </w:rPr>
+              <w:t>]</w:t>
             </w:r>
           </w:p>
         </w:tc>
@@ -7916,7 +8330,25 @@
                 <w:szCs w:val="18"/>
                 <w:lang w:val="es-ES"/>
               </w:rPr>
-              <w:t>[UNI5]</w:t>
+              <w:t>[UNIDAD_EST</w:t>
+            </w:r>
+            <w:r>
+              <w:rPr>
+                <w:rFonts w:ascii="Gordita Light" w:hAnsi="Gordita Light" w:cs="GorditaLight"/>
+                <w:sz w:val="18"/>
+                <w:szCs w:val="18"/>
+                <w:lang w:val="es-ES"/>
+              </w:rPr>
+              <w:t>5</w:t>
+            </w:r>
+            <w:r>
+              <w:rPr>
+                <w:rFonts w:ascii="Gordita Light" w:hAnsi="Gordita Light" w:cs="GorditaLight"/>
+                <w:sz w:val="18"/>
+                <w:szCs w:val="18"/>
+                <w:lang w:val="es-ES"/>
+              </w:rPr>
+              <w:t>]</w:t>
             </w:r>
           </w:p>
         </w:tc>
@@ -8042,7 +8474,25 @@
                 <w:szCs w:val="18"/>
                 <w:lang w:val="es-ES"/>
               </w:rPr>
-              <w:t>[UNI6]</w:t>
+              <w:t>[UNIDAD_EST</w:t>
+            </w:r>
+            <w:r>
+              <w:rPr>
+                <w:rFonts w:ascii="Gordita Light" w:hAnsi="Gordita Light" w:cs="GorditaLight"/>
+                <w:sz w:val="18"/>
+                <w:szCs w:val="18"/>
+                <w:lang w:val="es-ES"/>
+              </w:rPr>
+              <w:t>6</w:t>
+            </w:r>
+            <w:r>
+              <w:rPr>
+                <w:rFonts w:ascii="Gordita Light" w:hAnsi="Gordita Light" w:cs="GorditaLight"/>
+                <w:sz w:val="18"/>
+                <w:szCs w:val="18"/>
+                <w:lang w:val="es-ES"/>
+              </w:rPr>
+              <w:t>]</w:t>
             </w:r>
           </w:p>
         </w:tc>
@@ -8168,7 +8618,25 @@
                 <w:szCs w:val="18"/>
                 <w:lang w:val="es-ES"/>
               </w:rPr>
-              <w:t>[UNI7]</w:t>
+              <w:t>[UNIDAD_EST</w:t>
+            </w:r>
+            <w:r>
+              <w:rPr>
+                <w:rFonts w:ascii="Gordita Light" w:hAnsi="Gordita Light" w:cs="GorditaLight"/>
+                <w:sz w:val="18"/>
+                <w:szCs w:val="18"/>
+                <w:lang w:val="es-ES"/>
+              </w:rPr>
+              <w:t>7</w:t>
+            </w:r>
+            <w:r>
+              <w:rPr>
+                <w:rFonts w:ascii="Gordita Light" w:hAnsi="Gordita Light" w:cs="GorditaLight"/>
+                <w:sz w:val="18"/>
+                <w:szCs w:val="18"/>
+                <w:lang w:val="es-ES"/>
+              </w:rPr>
+              <w:t>]</w:t>
             </w:r>
           </w:p>
         </w:tc>
@@ -8294,7 +8762,25 @@
                 <w:szCs w:val="18"/>
                 <w:lang w:val="es-ES"/>
               </w:rPr>
-              <w:t>[UNI8]</w:t>
+              <w:t>[UNIDAD_EST</w:t>
+            </w:r>
+            <w:r>
+              <w:rPr>
+                <w:rFonts w:ascii="Gordita Light" w:hAnsi="Gordita Light" w:cs="GorditaLight"/>
+                <w:sz w:val="18"/>
+                <w:szCs w:val="18"/>
+                <w:lang w:val="es-ES"/>
+              </w:rPr>
+              <w:t>8</w:t>
+            </w:r>
+            <w:r>
+              <w:rPr>
+                <w:rFonts w:ascii="Gordita Light" w:hAnsi="Gordita Light" w:cs="GorditaLight"/>
+                <w:sz w:val="18"/>
+                <w:szCs w:val="18"/>
+                <w:lang w:val="es-ES"/>
+              </w:rPr>
+              <w:t>]</w:t>
             </w:r>
           </w:p>
         </w:tc>
@@ -8420,7 +8906,25 @@
                 <w:szCs w:val="18"/>
                 <w:lang w:val="es-ES"/>
               </w:rPr>
-              <w:t>[UNI9]</w:t>
+              <w:t>[UNIDAD_EST</w:t>
+            </w:r>
+            <w:r>
+              <w:rPr>
+                <w:rFonts w:ascii="Gordita Light" w:hAnsi="Gordita Light" w:cs="GorditaLight"/>
+                <w:sz w:val="18"/>
+                <w:szCs w:val="18"/>
+                <w:lang w:val="es-ES"/>
+              </w:rPr>
+              <w:t>9</w:t>
+            </w:r>
+            <w:r>
+              <w:rPr>
+                <w:rFonts w:ascii="Gordita Light" w:hAnsi="Gordita Light" w:cs="GorditaLight"/>
+                <w:sz w:val="18"/>
+                <w:szCs w:val="18"/>
+                <w:lang w:val="es-ES"/>
+              </w:rPr>
+              <w:t>]</w:t>
             </w:r>
           </w:p>
         </w:tc>
@@ -8546,7 +9050,25 @@
                 <w:szCs w:val="18"/>
                 <w:lang w:val="es-ES"/>
               </w:rPr>
-              <w:t>[UNI10]</w:t>
+              <w:t>[UNIDAD_EST</w:t>
+            </w:r>
+            <w:r>
+              <w:rPr>
+                <w:rFonts w:ascii="Gordita Light" w:hAnsi="Gordita Light" w:cs="GorditaLight"/>
+                <w:sz w:val="18"/>
+                <w:szCs w:val="18"/>
+                <w:lang w:val="es-ES"/>
+              </w:rPr>
+              <w:t>0</w:t>
+            </w:r>
+            <w:r>
+              <w:rPr>
+                <w:rFonts w:ascii="Gordita Light" w:hAnsi="Gordita Light" w:cs="GorditaLight"/>
+                <w:sz w:val="18"/>
+                <w:szCs w:val="18"/>
+                <w:lang w:val="es-ES"/>
+              </w:rPr>
+              <w:t>]</w:t>
             </w:r>
           </w:p>
         </w:tc>
@@ -8752,11 +9274,11 @@
         <w:tblLook w:val="04A0" w:firstRow="1" w:lastRow="0" w:firstColumn="1" w:lastColumn="0" w:noHBand="0" w:noVBand="1"/>
       </w:tblPr>
       <w:tblGrid>
-        <w:gridCol w:w="2223"/>
-        <w:gridCol w:w="1066"/>
-        <w:gridCol w:w="1985"/>
-        <w:gridCol w:w="1953"/>
-        <w:gridCol w:w="1639"/>
+        <w:gridCol w:w="2008"/>
+        <w:gridCol w:w="1791"/>
+        <w:gridCol w:w="1743"/>
+        <w:gridCol w:w="1792"/>
+        <w:gridCol w:w="1532"/>
       </w:tblGrid>
       <w:tr>
         <w:trPr>
@@ -9114,18 +9636,35 @@
                 <w:rFonts w:ascii="Gordita Light" w:hAnsi="Gordita Light" w:cs="GorditaLight"/>
                 <w:sz w:val="18"/>
                 <w:szCs w:val="18"/>
-                <w:lang w:val="es-ES"/>
-              </w:rPr>
-            </w:pPr>
-            <w:r>
-              <w:rPr>
-                <w:rFonts w:ascii="Gordita Light" w:hAnsi="Gordita Light" w:cs="GorditaLight"/>
-                <w:sz w:val="18"/>
-                <w:szCs w:val="18"/>
-                <w:lang w:val="es-ES"/>
-              </w:rPr>
-              <w:t>[UNIC1]</w:t>
-            </w:r>
+              </w:rPr>
+            </w:pPr>
+            <w:r>
+              <w:rPr>
+                <w:rFonts w:ascii="Gordita Light" w:hAnsi="Gordita Light" w:cs="GorditaLight"/>
+                <w:sz w:val="18"/>
+                <w:szCs w:val="18"/>
+              </w:rPr>
+              <w:t>[UNIDAD_RES1</w:t>
+            </w:r>
+            <w:r>
+              <w:rPr>
+                <w:rFonts w:ascii="Gordita Light" w:hAnsi="Gordita Light" w:cs="GorditaLight"/>
+                <w:sz w:val="18"/>
+                <w:szCs w:val="18"/>
+              </w:rPr>
+              <w:t>]</w:t>
+            </w:r>
+          </w:p>
+          <w:p>
+            <w:pPr>
+              <w:jc w:val="center"/>
+              <w:rPr>
+                <w:rFonts w:ascii="Gordita Light" w:hAnsi="Gordita Light" w:cs="GorditaLight"/>
+                <w:sz w:val="18"/>
+                <w:szCs w:val="18"/>
+                <w:lang w:val="es-ES"/>
+              </w:rPr>
+            </w:pPr>
           </w:p>
         </w:tc>
         <w:tc>
@@ -9240,18 +9779,35 @@
                 <w:rFonts w:ascii="Gordita Light" w:hAnsi="Gordita Light" w:cs="GorditaLight"/>
                 <w:sz w:val="18"/>
                 <w:szCs w:val="18"/>
-                <w:lang w:val="es-ES"/>
-              </w:rPr>
-            </w:pPr>
-            <w:r>
-              <w:rPr>
-                <w:rFonts w:ascii="Gordita Light" w:hAnsi="Gordita Light" w:cs="GorditaLight"/>
-                <w:sz w:val="18"/>
-                <w:szCs w:val="18"/>
-                <w:lang w:val="es-ES"/>
-              </w:rPr>
-              <w:t>[UNIC2]</w:t>
-            </w:r>
+              </w:rPr>
+            </w:pPr>
+            <w:r>
+              <w:rPr>
+                <w:rFonts w:ascii="Gordita Light" w:hAnsi="Gordita Light" w:cs="GorditaLight"/>
+                <w:sz w:val="18"/>
+                <w:szCs w:val="18"/>
+              </w:rPr>
+              <w:t>[UNIDAD_RES</w:t>
+            </w:r>
+            <w:r>
+              <w:rPr>
+                <w:rFonts w:ascii="Gordita Light" w:hAnsi="Gordita Light" w:cs="GorditaLight"/>
+                <w:sz w:val="18"/>
+                <w:szCs w:val="18"/>
+              </w:rPr>
+              <w:t>2]</w:t>
+            </w:r>
+          </w:p>
+          <w:p>
+            <w:pPr>
+              <w:jc w:val="center"/>
+              <w:rPr>
+                <w:rFonts w:ascii="Gordita Light" w:hAnsi="Gordita Light" w:cs="GorditaLight"/>
+                <w:sz w:val="18"/>
+                <w:szCs w:val="18"/>
+                <w:lang w:val="es-ES"/>
+              </w:rPr>
+            </w:pPr>
           </w:p>
         </w:tc>
         <w:tc>
@@ -9366,18 +9922,35 @@
                 <w:rFonts w:ascii="Gordita Light" w:hAnsi="Gordita Light" w:cs="GorditaLight"/>
                 <w:sz w:val="18"/>
                 <w:szCs w:val="18"/>
-                <w:lang w:val="es-ES"/>
-              </w:rPr>
-            </w:pPr>
-            <w:r>
-              <w:rPr>
-                <w:rFonts w:ascii="Gordita Light" w:hAnsi="Gordita Light" w:cs="GorditaLight"/>
-                <w:sz w:val="18"/>
-                <w:szCs w:val="18"/>
-                <w:lang w:val="es-ES"/>
-              </w:rPr>
-              <w:t>[UNIC3]</w:t>
-            </w:r>
+              </w:rPr>
+            </w:pPr>
+            <w:r>
+              <w:rPr>
+                <w:rFonts w:ascii="Gordita Light" w:hAnsi="Gordita Light" w:cs="GorditaLight"/>
+                <w:sz w:val="18"/>
+                <w:szCs w:val="18"/>
+              </w:rPr>
+              <w:t>[UNIDAD_RES</w:t>
+            </w:r>
+            <w:r>
+              <w:rPr>
+                <w:rFonts w:ascii="Gordita Light" w:hAnsi="Gordita Light" w:cs="GorditaLight"/>
+                <w:sz w:val="18"/>
+                <w:szCs w:val="18"/>
+              </w:rPr>
+              <w:t>3]</w:t>
+            </w:r>
+          </w:p>
+          <w:p>
+            <w:pPr>
+              <w:jc w:val="center"/>
+              <w:rPr>
+                <w:rFonts w:ascii="Gordita Light" w:hAnsi="Gordita Light" w:cs="GorditaLight"/>
+                <w:sz w:val="18"/>
+                <w:szCs w:val="18"/>
+                <w:lang w:val="es-ES"/>
+              </w:rPr>
+            </w:pPr>
           </w:p>
         </w:tc>
         <w:tc>
@@ -9492,18 +10065,35 @@
                 <w:rFonts w:ascii="Gordita Light" w:hAnsi="Gordita Light" w:cs="GorditaLight"/>
                 <w:sz w:val="18"/>
                 <w:szCs w:val="18"/>
-                <w:lang w:val="es-ES"/>
-              </w:rPr>
-            </w:pPr>
-            <w:r>
-              <w:rPr>
-                <w:rFonts w:ascii="Gordita Light" w:hAnsi="Gordita Light" w:cs="GorditaLight"/>
-                <w:sz w:val="18"/>
-                <w:szCs w:val="18"/>
-                <w:lang w:val="es-ES"/>
-              </w:rPr>
-              <w:t>[UNIC4]</w:t>
-            </w:r>
+              </w:rPr>
+            </w:pPr>
+            <w:r>
+              <w:rPr>
+                <w:rFonts w:ascii="Gordita Light" w:hAnsi="Gordita Light" w:cs="GorditaLight"/>
+                <w:sz w:val="18"/>
+                <w:szCs w:val="18"/>
+              </w:rPr>
+              <w:t>[UNIDAD_RES</w:t>
+            </w:r>
+            <w:r>
+              <w:rPr>
+                <w:rFonts w:ascii="Gordita Light" w:hAnsi="Gordita Light" w:cs="GorditaLight"/>
+                <w:sz w:val="18"/>
+                <w:szCs w:val="18"/>
+              </w:rPr>
+              <w:t>4]</w:t>
+            </w:r>
+          </w:p>
+          <w:p>
+            <w:pPr>
+              <w:jc w:val="center"/>
+              <w:rPr>
+                <w:rFonts w:ascii="Gordita Light" w:hAnsi="Gordita Light" w:cs="GorditaLight"/>
+                <w:sz w:val="18"/>
+                <w:szCs w:val="18"/>
+                <w:lang w:val="es-ES"/>
+              </w:rPr>
+            </w:pPr>
           </w:p>
         </w:tc>
         <w:tc>
@@ -9618,18 +10208,35 @@
                 <w:rFonts w:ascii="Gordita Light" w:hAnsi="Gordita Light" w:cs="GorditaLight"/>
                 <w:sz w:val="18"/>
                 <w:szCs w:val="18"/>
-                <w:lang w:val="es-ES"/>
-              </w:rPr>
-            </w:pPr>
-            <w:r>
-              <w:rPr>
-                <w:rFonts w:ascii="Gordita Light" w:hAnsi="Gordita Light" w:cs="GorditaLight"/>
-                <w:sz w:val="18"/>
-                <w:szCs w:val="18"/>
-                <w:lang w:val="es-ES"/>
-              </w:rPr>
-              <w:t>[UNIC5]</w:t>
-            </w:r>
+              </w:rPr>
+            </w:pPr>
+            <w:r>
+              <w:rPr>
+                <w:rFonts w:ascii="Gordita Light" w:hAnsi="Gordita Light" w:cs="GorditaLight"/>
+                <w:sz w:val="18"/>
+                <w:szCs w:val="18"/>
+              </w:rPr>
+              <w:t>[UNIDAD_RES</w:t>
+            </w:r>
+            <w:r>
+              <w:rPr>
+                <w:rFonts w:ascii="Gordita Light" w:hAnsi="Gordita Light" w:cs="GorditaLight"/>
+                <w:sz w:val="18"/>
+                <w:szCs w:val="18"/>
+              </w:rPr>
+              <w:t>5]</w:t>
+            </w:r>
+          </w:p>
+          <w:p>
+            <w:pPr>
+              <w:jc w:val="center"/>
+              <w:rPr>
+                <w:rFonts w:ascii="Gordita Light" w:hAnsi="Gordita Light" w:cs="GorditaLight"/>
+                <w:sz w:val="18"/>
+                <w:szCs w:val="18"/>
+                <w:lang w:val="es-ES"/>
+              </w:rPr>
+            </w:pPr>
           </w:p>
         </w:tc>
         <w:tc>
@@ -9744,18 +10351,35 @@
                 <w:rFonts w:ascii="Gordita Light" w:hAnsi="Gordita Light" w:cs="GorditaLight"/>
                 <w:sz w:val="18"/>
                 <w:szCs w:val="18"/>
-                <w:lang w:val="es-ES"/>
-              </w:rPr>
-            </w:pPr>
-            <w:r>
-              <w:rPr>
-                <w:rFonts w:ascii="Gordita Light" w:hAnsi="Gordita Light" w:cs="GorditaLight"/>
-                <w:sz w:val="18"/>
-                <w:szCs w:val="18"/>
-                <w:lang w:val="es-ES"/>
-              </w:rPr>
-              <w:t>[UNIC6]</w:t>
-            </w:r>
+              </w:rPr>
+            </w:pPr>
+            <w:r>
+              <w:rPr>
+                <w:rFonts w:ascii="Gordita Light" w:hAnsi="Gordita Light" w:cs="GorditaLight"/>
+                <w:sz w:val="18"/>
+                <w:szCs w:val="18"/>
+              </w:rPr>
+              <w:t>[UNIDAD_RES</w:t>
+            </w:r>
+            <w:r>
+              <w:rPr>
+                <w:rFonts w:ascii="Gordita Light" w:hAnsi="Gordita Light" w:cs="GorditaLight"/>
+                <w:sz w:val="18"/>
+                <w:szCs w:val="18"/>
+              </w:rPr>
+              <w:t>6]</w:t>
+            </w:r>
+          </w:p>
+          <w:p>
+            <w:pPr>
+              <w:jc w:val="center"/>
+              <w:rPr>
+                <w:rFonts w:ascii="Gordita Light" w:hAnsi="Gordita Light" w:cs="GorditaLight"/>
+                <w:sz w:val="18"/>
+                <w:szCs w:val="18"/>
+                <w:lang w:val="es-ES"/>
+              </w:rPr>
+            </w:pPr>
           </w:p>
         </w:tc>
         <w:tc>
@@ -9870,18 +10494,35 @@
                 <w:rFonts w:ascii="Gordita Light" w:hAnsi="Gordita Light" w:cs="GorditaLight"/>
                 <w:sz w:val="18"/>
                 <w:szCs w:val="18"/>
-                <w:lang w:val="es-ES"/>
-              </w:rPr>
-            </w:pPr>
-            <w:r>
-              <w:rPr>
-                <w:rFonts w:ascii="Gordita Light" w:hAnsi="Gordita Light" w:cs="GorditaLight"/>
-                <w:sz w:val="18"/>
-                <w:szCs w:val="18"/>
-                <w:lang w:val="es-ES"/>
-              </w:rPr>
-              <w:t>[UNIC7]</w:t>
-            </w:r>
+              </w:rPr>
+            </w:pPr>
+            <w:r>
+              <w:rPr>
+                <w:rFonts w:ascii="Gordita Light" w:hAnsi="Gordita Light" w:cs="GorditaLight"/>
+                <w:sz w:val="18"/>
+                <w:szCs w:val="18"/>
+              </w:rPr>
+              <w:t>[UNIDAD_RES</w:t>
+            </w:r>
+            <w:r>
+              <w:rPr>
+                <w:rFonts w:ascii="Gordita Light" w:hAnsi="Gordita Light" w:cs="GorditaLight"/>
+                <w:sz w:val="18"/>
+                <w:szCs w:val="18"/>
+              </w:rPr>
+              <w:t>7]</w:t>
+            </w:r>
+          </w:p>
+          <w:p>
+            <w:pPr>
+              <w:jc w:val="center"/>
+              <w:rPr>
+                <w:rFonts w:ascii="Gordita Light" w:hAnsi="Gordita Light" w:cs="GorditaLight"/>
+                <w:sz w:val="18"/>
+                <w:szCs w:val="18"/>
+                <w:lang w:val="es-ES"/>
+              </w:rPr>
+            </w:pPr>
           </w:p>
         </w:tc>
         <w:tc>
@@ -9996,18 +10637,35 @@
                 <w:rFonts w:ascii="Gordita Light" w:hAnsi="Gordita Light" w:cs="GorditaLight"/>
                 <w:sz w:val="18"/>
                 <w:szCs w:val="18"/>
-                <w:lang w:val="es-ES"/>
-              </w:rPr>
-            </w:pPr>
-            <w:r>
-              <w:rPr>
-                <w:rFonts w:ascii="Gordita Light" w:hAnsi="Gordita Light" w:cs="GorditaLight"/>
-                <w:sz w:val="18"/>
-                <w:szCs w:val="18"/>
-                <w:lang w:val="es-ES"/>
-              </w:rPr>
-              <w:t>[UNIC8]</w:t>
-            </w:r>
+              </w:rPr>
+            </w:pPr>
+            <w:r>
+              <w:rPr>
+                <w:rFonts w:ascii="Gordita Light" w:hAnsi="Gordita Light" w:cs="GorditaLight"/>
+                <w:sz w:val="18"/>
+                <w:szCs w:val="18"/>
+              </w:rPr>
+              <w:t>[UNIDAD_RES</w:t>
+            </w:r>
+            <w:r>
+              <w:rPr>
+                <w:rFonts w:ascii="Gordita Light" w:hAnsi="Gordita Light" w:cs="GorditaLight"/>
+                <w:sz w:val="18"/>
+                <w:szCs w:val="18"/>
+              </w:rPr>
+              <w:t>8</w:t>
+            </w:r>
+          </w:p>
+          <w:p>
+            <w:pPr>
+              <w:jc w:val="center"/>
+              <w:rPr>
+                <w:rFonts w:ascii="Gordita Light" w:hAnsi="Gordita Light" w:cs="GorditaLight"/>
+                <w:sz w:val="18"/>
+                <w:szCs w:val="18"/>
+                <w:lang w:val="es-ES"/>
+              </w:rPr>
+            </w:pPr>
           </w:p>
         </w:tc>
         <w:tc>
@@ -10122,18 +10780,35 @@
                 <w:rFonts w:ascii="Gordita Light" w:hAnsi="Gordita Light" w:cs="GorditaLight"/>
                 <w:sz w:val="18"/>
                 <w:szCs w:val="18"/>
-                <w:lang w:val="es-ES"/>
-              </w:rPr>
-            </w:pPr>
-            <w:r>
-              <w:rPr>
-                <w:rFonts w:ascii="Gordita Light" w:hAnsi="Gordita Light" w:cs="GorditaLight"/>
-                <w:sz w:val="18"/>
-                <w:szCs w:val="18"/>
-                <w:lang w:val="es-ES"/>
-              </w:rPr>
-              <w:t>[UNIC9]</w:t>
-            </w:r>
+              </w:rPr>
+            </w:pPr>
+            <w:r>
+              <w:rPr>
+                <w:rFonts w:ascii="Gordita Light" w:hAnsi="Gordita Light" w:cs="GorditaLight"/>
+                <w:sz w:val="18"/>
+                <w:szCs w:val="18"/>
+              </w:rPr>
+              <w:t>[UNIDAD_RES</w:t>
+            </w:r>
+            <w:r>
+              <w:rPr>
+                <w:rFonts w:ascii="Gordita Light" w:hAnsi="Gordita Light" w:cs="GorditaLight"/>
+                <w:sz w:val="18"/>
+                <w:szCs w:val="18"/>
+              </w:rPr>
+              <w:t>9]</w:t>
+            </w:r>
+          </w:p>
+          <w:p>
+            <w:pPr>
+              <w:jc w:val="center"/>
+              <w:rPr>
+                <w:rFonts w:ascii="Gordita Light" w:hAnsi="Gordita Light" w:cs="GorditaLight"/>
+                <w:sz w:val="18"/>
+                <w:szCs w:val="18"/>
+                <w:lang w:val="es-ES"/>
+              </w:rPr>
+            </w:pPr>
           </w:p>
         </w:tc>
         <w:tc>
@@ -10248,18 +10923,35 @@
                 <w:rFonts w:ascii="Gordita Light" w:hAnsi="Gordita Light" w:cs="GorditaLight"/>
                 <w:sz w:val="18"/>
                 <w:szCs w:val="18"/>
-                <w:lang w:val="es-ES"/>
-              </w:rPr>
-            </w:pPr>
-            <w:r>
-              <w:rPr>
-                <w:rFonts w:ascii="Gordita Light" w:hAnsi="Gordita Light" w:cs="GorditaLight"/>
-                <w:sz w:val="18"/>
-                <w:szCs w:val="18"/>
-                <w:lang w:val="es-ES"/>
-              </w:rPr>
-              <w:t>[UNIC10]</w:t>
-            </w:r>
+              </w:rPr>
+            </w:pPr>
+            <w:r>
+              <w:rPr>
+                <w:rFonts w:ascii="Gordita Light" w:hAnsi="Gordita Light" w:cs="GorditaLight"/>
+                <w:sz w:val="18"/>
+                <w:szCs w:val="18"/>
+              </w:rPr>
+              <w:t>[UNIDAD_RES1</w:t>
+            </w:r>
+            <w:r>
+              <w:rPr>
+                <w:rFonts w:ascii="Gordita Light" w:hAnsi="Gordita Light" w:cs="GorditaLight"/>
+                <w:sz w:val="18"/>
+                <w:szCs w:val="18"/>
+              </w:rPr>
+              <w:t>0]</w:t>
+            </w:r>
+          </w:p>
+          <w:p>
+            <w:pPr>
+              <w:jc w:val="center"/>
+              <w:rPr>
+                <w:rFonts w:ascii="Gordita Light" w:hAnsi="Gordita Light" w:cs="GorditaLight"/>
+                <w:sz w:val="18"/>
+                <w:szCs w:val="18"/>
+                <w:lang w:val="es-ES"/>
+              </w:rPr>
+            </w:pPr>
           </w:p>
         </w:tc>
         <w:tc>
@@ -10395,6 +11087,7 @@
           <w:szCs w:val="18"/>
           <w:lang w:val="es-ES"/>
         </w:rPr>
+        <w:lastRenderedPageBreak/>
         <w:t>6</w:t>
       </w:r>
       <w:r>
@@ -10594,7 +11287,6 @@
           <w:szCs w:val="18"/>
           <w:lang w:val="es-ES"/>
         </w:rPr>
-        <w:lastRenderedPageBreak/>
         <w:t>7</w:t>
       </w:r>
       <w:r>
@@ -10850,6 +11542,7 @@
                 <w:sz w:val="18"/>
                 <w:szCs w:val="18"/>
               </w:rPr>
+              <w:lastRenderedPageBreak/>
               <w:t>[TITLE5]</w:t>
             </w:r>
           </w:p>
@@ -11098,7 +11791,6 @@
                 <w:sz w:val="18"/>
                 <w:szCs w:val="18"/>
               </w:rPr>
-              <w:lastRenderedPageBreak/>
               <w:t>[TITLE7]</w:t>
             </w:r>
           </w:p>
@@ -11296,6 +11988,7 @@
                 <w:sz w:val="18"/>
                 <w:szCs w:val="18"/>
               </w:rPr>
+              <w:lastRenderedPageBreak/>
               <w:t>[TITLE</w:t>
             </w:r>
             <w:r>
@@ -11558,7 +12251,6 @@
                 <w:sz w:val="18"/>
                 <w:szCs w:val="18"/>
               </w:rPr>
-              <w:lastRenderedPageBreak/>
               <w:t>[TITLE</w:t>
             </w:r>
             <w:r>
@@ -11772,6 +12464,7 @@
                 <w:sz w:val="18"/>
                 <w:szCs w:val="18"/>
               </w:rPr>
+              <w:lastRenderedPageBreak/>
               <w:t>[TITLE</w:t>
             </w:r>
             <w:r>
@@ -12023,7 +12716,6 @@
                 <w:sz w:val="18"/>
                 <w:szCs w:val="18"/>
               </w:rPr>
-              <w:lastRenderedPageBreak/>
               <w:t>[TITLE</w:t>
             </w:r>
             <w:r>
@@ -12209,6 +12901,7 @@
                 <w:sz w:val="18"/>
                 <w:szCs w:val="18"/>
               </w:rPr>
+              <w:lastRenderedPageBreak/>
               <w:t>[TITLE</w:t>
             </w:r>
             <w:r>
@@ -13760,8 +14453,129 @@
                 </w14:gradFill>
               </w14:textFill>
             </w:rPr>
-            <w:t>Date of issue</w:t>
+            <w:t xml:space="preserve">Date </w:t>
           </w:r>
+          <w:proofErr w:type="spellStart"/>
+          <w:r>
+            <w:rPr>
+              <w:rFonts w:ascii="Gordita Light" w:hAnsi="Gordita Light" w:cs="GorditaLight"/>
+              <w:b/>
+              <w:bCs/>
+              <w:i/>
+              <w:iCs/>
+              <w:color w:val="4F83BE"/>
+              <w:sz w:val="18"/>
+              <w:szCs w:val="18"/>
+              <w:lang w:val="es-ES"/>
+              <w14:textFill>
+                <w14:gradFill>
+                  <w14:gsLst>
+                    <w14:gs w14:pos="0">
+                      <w14:srgbClr w14:val="4F83BE">
+                        <w14:tint w14:val="66000"/>
+                        <w14:satMod w14:val="160000"/>
+                      </w14:srgbClr>
+                    </w14:gs>
+                    <w14:gs w14:pos="50000">
+                      <w14:srgbClr w14:val="4F83BE">
+                        <w14:tint w14:val="44500"/>
+                        <w14:satMod w14:val="160000"/>
+                      </w14:srgbClr>
+                    </w14:gs>
+                    <w14:gs w14:pos="100000">
+                      <w14:srgbClr w14:val="4F83BE">
+                        <w14:tint w14:val="23500"/>
+                        <w14:satMod w14:val="160000"/>
+                      </w14:srgbClr>
+                    </w14:gs>
+                  </w14:gsLst>
+                  <w14:lin w14:ang="16200000" w14:scaled="0"/>
+                </w14:gradFill>
+              </w14:textFill>
+            </w:rPr>
+            <w:t>of</w:t>
+          </w:r>
+          <w:proofErr w:type="spellEnd"/>
+          <w:r>
+            <w:rPr>
+              <w:rFonts w:ascii="Gordita Light" w:hAnsi="Gordita Light" w:cs="GorditaLight"/>
+              <w:b/>
+              <w:bCs/>
+              <w:i/>
+              <w:iCs/>
+              <w:color w:val="4F83BE"/>
+              <w:sz w:val="18"/>
+              <w:szCs w:val="18"/>
+              <w:lang w:val="es-ES"/>
+              <w14:textFill>
+                <w14:gradFill>
+                  <w14:gsLst>
+                    <w14:gs w14:pos="0">
+                      <w14:srgbClr w14:val="4F83BE">
+                        <w14:tint w14:val="66000"/>
+                        <w14:satMod w14:val="160000"/>
+                      </w14:srgbClr>
+                    </w14:gs>
+                    <w14:gs w14:pos="50000">
+                      <w14:srgbClr w14:val="4F83BE">
+                        <w14:tint w14:val="44500"/>
+                        <w14:satMod w14:val="160000"/>
+                      </w14:srgbClr>
+                    </w14:gs>
+                    <w14:gs w14:pos="100000">
+                      <w14:srgbClr w14:val="4F83BE">
+                        <w14:tint w14:val="23500"/>
+                        <w14:satMod w14:val="160000"/>
+                      </w14:srgbClr>
+                    </w14:gs>
+                  </w14:gsLst>
+                  <w14:lin w14:ang="16200000" w14:scaled="0"/>
+                </w14:gradFill>
+              </w14:textFill>
+            </w:rPr>
+            <w:t xml:space="preserve"> </w:t>
+          </w:r>
+          <w:proofErr w:type="spellStart"/>
+          <w:r>
+            <w:rPr>
+              <w:rFonts w:ascii="Gordita Light" w:hAnsi="Gordita Light" w:cs="GorditaLight"/>
+              <w:b/>
+              <w:bCs/>
+              <w:i/>
+              <w:iCs/>
+              <w:color w:val="4F83BE"/>
+              <w:sz w:val="18"/>
+              <w:szCs w:val="18"/>
+              <w:lang w:val="es-ES"/>
+              <w14:textFill>
+                <w14:gradFill>
+                  <w14:gsLst>
+                    <w14:gs w14:pos="0">
+                      <w14:srgbClr w14:val="4F83BE">
+                        <w14:tint w14:val="66000"/>
+                        <w14:satMod w14:val="160000"/>
+                      </w14:srgbClr>
+                    </w14:gs>
+                    <w14:gs w14:pos="50000">
+                      <w14:srgbClr w14:val="4F83BE">
+                        <w14:tint w14:val="44500"/>
+                        <w14:satMod w14:val="160000"/>
+                      </w14:srgbClr>
+                    </w14:gs>
+                    <w14:gs w14:pos="100000">
+                      <w14:srgbClr w14:val="4F83BE">
+                        <w14:tint w14:val="23500"/>
+                        <w14:satMod w14:val="160000"/>
+                      </w14:srgbClr>
+                    </w14:gs>
+                  </w14:gsLst>
+                  <w14:lin w14:ang="16200000" w14:scaled="0"/>
+                </w14:gradFill>
+              </w14:textFill>
+            </w:rPr>
+            <w:t>issue</w:t>
+          </w:r>
+          <w:proofErr w:type="spellEnd"/>
         </w:p>
       </w:tc>
       <w:tc>
@@ -14302,8 +15116,129 @@
                 </w14:gradFill>
               </w14:textFill>
             </w:rPr>
-            <w:t>Date of issue</w:t>
+            <w:t xml:space="preserve">Date </w:t>
           </w:r>
+          <w:proofErr w:type="spellStart"/>
+          <w:r>
+            <w:rPr>
+              <w:rFonts w:ascii="Gordita Light" w:hAnsi="Gordita Light" w:cs="GorditaLight"/>
+              <w:b/>
+              <w:bCs/>
+              <w:i/>
+              <w:iCs/>
+              <w:color w:val="4F83BE"/>
+              <w:sz w:val="18"/>
+              <w:szCs w:val="18"/>
+              <w:lang w:val="es-ES"/>
+              <w14:textFill>
+                <w14:gradFill>
+                  <w14:gsLst>
+                    <w14:gs w14:pos="0">
+                      <w14:srgbClr w14:val="4F83BE">
+                        <w14:tint w14:val="66000"/>
+                        <w14:satMod w14:val="160000"/>
+                      </w14:srgbClr>
+                    </w14:gs>
+                    <w14:gs w14:pos="50000">
+                      <w14:srgbClr w14:val="4F83BE">
+                        <w14:tint w14:val="44500"/>
+                        <w14:satMod w14:val="160000"/>
+                      </w14:srgbClr>
+                    </w14:gs>
+                    <w14:gs w14:pos="100000">
+                      <w14:srgbClr w14:val="4F83BE">
+                        <w14:tint w14:val="23500"/>
+                        <w14:satMod w14:val="160000"/>
+                      </w14:srgbClr>
+                    </w14:gs>
+                  </w14:gsLst>
+                  <w14:lin w14:ang="16200000" w14:scaled="0"/>
+                </w14:gradFill>
+              </w14:textFill>
+            </w:rPr>
+            <w:t>of</w:t>
+          </w:r>
+          <w:proofErr w:type="spellEnd"/>
+          <w:r>
+            <w:rPr>
+              <w:rFonts w:ascii="Gordita Light" w:hAnsi="Gordita Light" w:cs="GorditaLight"/>
+              <w:b/>
+              <w:bCs/>
+              <w:i/>
+              <w:iCs/>
+              <w:color w:val="4F83BE"/>
+              <w:sz w:val="18"/>
+              <w:szCs w:val="18"/>
+              <w:lang w:val="es-ES"/>
+              <w14:textFill>
+                <w14:gradFill>
+                  <w14:gsLst>
+                    <w14:gs w14:pos="0">
+                      <w14:srgbClr w14:val="4F83BE">
+                        <w14:tint w14:val="66000"/>
+                        <w14:satMod w14:val="160000"/>
+                      </w14:srgbClr>
+                    </w14:gs>
+                    <w14:gs w14:pos="50000">
+                      <w14:srgbClr w14:val="4F83BE">
+                        <w14:tint w14:val="44500"/>
+                        <w14:satMod w14:val="160000"/>
+                      </w14:srgbClr>
+                    </w14:gs>
+                    <w14:gs w14:pos="100000">
+                      <w14:srgbClr w14:val="4F83BE">
+                        <w14:tint w14:val="23500"/>
+                        <w14:satMod w14:val="160000"/>
+                      </w14:srgbClr>
+                    </w14:gs>
+                  </w14:gsLst>
+                  <w14:lin w14:ang="16200000" w14:scaled="0"/>
+                </w14:gradFill>
+              </w14:textFill>
+            </w:rPr>
+            <w:t xml:space="preserve"> </w:t>
+          </w:r>
+          <w:proofErr w:type="spellStart"/>
+          <w:r>
+            <w:rPr>
+              <w:rFonts w:ascii="Gordita Light" w:hAnsi="Gordita Light" w:cs="GorditaLight"/>
+              <w:b/>
+              <w:bCs/>
+              <w:i/>
+              <w:iCs/>
+              <w:color w:val="4F83BE"/>
+              <w:sz w:val="18"/>
+              <w:szCs w:val="18"/>
+              <w:lang w:val="es-ES"/>
+              <w14:textFill>
+                <w14:gradFill>
+                  <w14:gsLst>
+                    <w14:gs w14:pos="0">
+                      <w14:srgbClr w14:val="4F83BE">
+                        <w14:tint w14:val="66000"/>
+                        <w14:satMod w14:val="160000"/>
+                      </w14:srgbClr>
+                    </w14:gs>
+                    <w14:gs w14:pos="50000">
+                      <w14:srgbClr w14:val="4F83BE">
+                        <w14:tint w14:val="44500"/>
+                        <w14:satMod w14:val="160000"/>
+                      </w14:srgbClr>
+                    </w14:gs>
+                    <w14:gs w14:pos="100000">
+                      <w14:srgbClr w14:val="4F83BE">
+                        <w14:tint w14:val="23500"/>
+                        <w14:satMod w14:val="160000"/>
+                      </w14:srgbClr>
+                    </w14:gs>
+                  </w14:gsLst>
+                  <w14:lin w14:ang="16200000" w14:scaled="0"/>
+                </w14:gradFill>
+              </w14:textFill>
+            </w:rPr>
+            <w:t>issue</w:t>
+          </w:r>
+          <w:proofErr w:type="spellEnd"/>
         </w:p>
       </w:tc>
       <w:tc>
@@ -16108,7 +17043,6 @@
   <w:style w:type="character" w:default="1" w:styleId="DefaultParagraphFont">
     <w:name w:val="Default Paragraph Font"/>
     <w:uiPriority w:val="1"/>
-    <w:semiHidden/>
     <w:unhideWhenUsed/>
   </w:style>
   <w:style w:type="table" w:default="1" w:styleId="TableNormal">

--- a/templates/New_Template2.docx
+++ b/templates/New_Template2.docx
@@ -446,32 +446,8 @@
                   </w14:solidFill>
                 </w14:textFill>
               </w:rPr>
-              <w:t xml:space="preserve">Test </w:t>
-            </w:r>
-            <w:proofErr w:type="spellStart"/>
-            <w:r>
-              <w:rPr>
-                <w:rFonts w:ascii="Gordita Light" w:hAnsi="Gordita Light" w:cs="GorditaLight"/>
-                <w:i/>
-                <w:iCs/>
-                <w:color w:val="4F83BE"/>
-                <w:sz w:val="18"/>
-                <w:szCs w:val="18"/>
-                <w:lang w:val="es-ES"/>
-                <w14:textFill>
-                  <w14:solidFill>
-                    <w14:srgbClr w14:val="4F83BE">
-                      <w14:tint w14:val="66000"/>
-                      <w14:satMod w14:val="160000"/>
-                      <w14:tint w14:val="66000"/>
-                      <w14:satMod w14:val="160000"/>
-                    </w14:srgbClr>
-                  </w14:solidFill>
-                </w14:textFill>
-              </w:rPr>
-              <w:t>operator</w:t>
-            </w:r>
-            <w:proofErr w:type="spellEnd"/>
+              <w:t>Test operator</w:t>
+            </w:r>
           </w:p>
         </w:tc>
         <w:tc>
@@ -1563,32 +1539,8 @@
                   </w14:solidFill>
                 </w14:textFill>
               </w:rPr>
-              <w:t xml:space="preserve">Light </w:t>
-            </w:r>
-            <w:proofErr w:type="spellStart"/>
-            <w:r>
-              <w:rPr>
-                <w:rFonts w:ascii="Gordita Light" w:hAnsi="Gordita Light" w:cs="GorditaLight"/>
-                <w:i/>
-                <w:iCs/>
-                <w:color w:val="4F83BE"/>
-                <w:sz w:val="18"/>
-                <w:szCs w:val="18"/>
-                <w:lang w:val="es-ES"/>
-                <w14:textFill>
-                  <w14:solidFill>
-                    <w14:srgbClr w14:val="4F83BE">
-                      <w14:tint w14:val="66000"/>
-                      <w14:satMod w14:val="160000"/>
-                      <w14:tint w14:val="66000"/>
-                      <w14:satMod w14:val="160000"/>
-                    </w14:srgbClr>
-                  </w14:solidFill>
-                </w14:textFill>
-              </w:rPr>
-              <w:t>source</w:t>
-            </w:r>
-            <w:proofErr w:type="spellEnd"/>
+              <w:t>Light source</w:t>
+            </w:r>
           </w:p>
         </w:tc>
         <w:tc>
@@ -2587,7 +2539,6 @@
                 <w:lang w:val="es-ES"/>
               </w:rPr>
             </w:pPr>
-            <w:proofErr w:type="spellStart"/>
             <w:r>
               <w:rPr>
                 <w:rFonts w:ascii="Gordita Light" w:hAnsi="Gordita Light" w:cs="GorditaLight"/>
@@ -2608,30 +2559,7 @@
                   </w14:solidFill>
                 </w14:textFill>
               </w:rPr>
-              <w:t>Calibration</w:t>
-            </w:r>
-            <w:proofErr w:type="spellEnd"/>
-            <w:r>
-              <w:rPr>
-                <w:rFonts w:ascii="Gordita Light" w:hAnsi="Gordita Light" w:cs="GorditaLight"/>
-                <w:i/>
-                <w:iCs/>
-                <w:color w:val="4F83BE"/>
-                <w:sz w:val="18"/>
-                <w:szCs w:val="18"/>
-                <w:lang w:val="es-ES"/>
-                <w14:textFill>
-                  <w14:solidFill>
-                    <w14:srgbClr w14:val="4F83BE">
-                      <w14:tint w14:val="66000"/>
-                      <w14:satMod w14:val="160000"/>
-                      <w14:tint w14:val="66000"/>
-                      <w14:satMod w14:val="160000"/>
-                    </w14:srgbClr>
-                  </w14:solidFill>
-                </w14:textFill>
-              </w:rPr>
-              <w:t xml:space="preserve"> date</w:t>
+              <w:t>Calibration date</w:t>
             </w:r>
           </w:p>
         </w:tc>
@@ -2652,7 +2580,6 @@
                 <w:lang w:val="es-ES"/>
               </w:rPr>
             </w:pPr>
-            <w:proofErr w:type="spellStart"/>
             <w:r>
               <w:rPr>
                 <w:rFonts w:ascii="Gordita Light" w:hAnsi="Gordita Light" w:cs="GorditaLight"/>
@@ -2665,7 +2592,6 @@
               </w:rPr>
               <w:t>Codigos</w:t>
             </w:r>
-            <w:proofErr w:type="spellEnd"/>
           </w:p>
           <w:p>
             <w:pPr>
@@ -4735,27 +4661,7 @@
                 <w:szCs w:val="18"/>
                 <w:lang w:val="es-ES"/>
               </w:rPr>
-              <w:t xml:space="preserve">2. Verificar que se cumplen las condiciones ambientales requeridas para el inicio del ensayo (25 ± 5 </w:t>
-            </w:r>
-            <w:proofErr w:type="spellStart"/>
-            <w:r>
-              <w:rPr>
-                <w:rFonts w:ascii="Gordita Light" w:hAnsi="Gordita Light" w:cs="GorditaLight"/>
-                <w:sz w:val="18"/>
-                <w:szCs w:val="18"/>
-                <w:lang w:val="es-ES"/>
-              </w:rPr>
-              <w:t>ºC</w:t>
-            </w:r>
-            <w:proofErr w:type="spellEnd"/>
-            <w:r>
-              <w:rPr>
-                <w:rFonts w:ascii="Gordita Light" w:hAnsi="Gordita Light" w:cs="GorditaLight"/>
-                <w:sz w:val="18"/>
-                <w:szCs w:val="18"/>
-                <w:lang w:val="es-ES"/>
-              </w:rPr>
-              <w:t>, HR &lt; 75%).</w:t>
+              <w:t>2. Verificar que se cumplen las condiciones ambientales requeridas para el inicio del ensayo (25 ± 5 ºC, HR &lt; 75%).</w:t>
             </w:r>
           </w:p>
           <w:p>
@@ -4775,27 +4681,7 @@
                 <w:szCs w:val="18"/>
                 <w:lang w:val="es-ES"/>
               </w:rPr>
-              <w:t xml:space="preserve">3. Iniciar el registro de datos con el software AMR </w:t>
-            </w:r>
-            <w:proofErr w:type="spellStart"/>
-            <w:r>
-              <w:rPr>
-                <w:rFonts w:ascii="Gordita Light" w:hAnsi="Gordita Light" w:cs="GorditaLight"/>
-                <w:sz w:val="18"/>
-                <w:szCs w:val="18"/>
-                <w:lang w:val="es-ES"/>
-              </w:rPr>
-              <w:t>WinControl</w:t>
-            </w:r>
-            <w:proofErr w:type="spellEnd"/>
-            <w:r>
-              <w:rPr>
-                <w:rFonts w:ascii="Gordita Light" w:hAnsi="Gordita Light" w:cs="GorditaLight"/>
-                <w:sz w:val="18"/>
-                <w:szCs w:val="18"/>
-                <w:lang w:val="es-ES"/>
-              </w:rPr>
-              <w:t>.</w:t>
+              <w:t>3. Iniciar el registro de datos con el software AMR WinControl.</w:t>
             </w:r>
           </w:p>
           <w:p>
@@ -4835,27 +4721,7 @@
                 <w:szCs w:val="18"/>
                 <w:lang w:val="es-ES"/>
               </w:rPr>
-              <w:t xml:space="preserve">5. Registrar las temperaturas medidas por todas las sondas hasta que todas ellas se estabilicen según los requisitos de la norma (diferencia &lt;1 </w:t>
-            </w:r>
-            <w:proofErr w:type="spellStart"/>
-            <w:r>
-              <w:rPr>
-                <w:rFonts w:ascii="Gordita Light" w:hAnsi="Gordita Light" w:cs="GorditaLight"/>
-                <w:sz w:val="18"/>
-                <w:szCs w:val="18"/>
-                <w:lang w:val="es-ES"/>
-              </w:rPr>
-              <w:t>ºC</w:t>
-            </w:r>
-            <w:proofErr w:type="spellEnd"/>
-            <w:r>
-              <w:rPr>
-                <w:rFonts w:ascii="Gordita Light" w:hAnsi="Gordita Light" w:cs="GorditaLight"/>
-                <w:sz w:val="18"/>
-                <w:szCs w:val="18"/>
-                <w:lang w:val="es-ES"/>
-              </w:rPr>
-              <w:t xml:space="preserve"> durante 1 hora).</w:t>
+              <w:t>5. Registrar las temperaturas medidas por todas las sondas hasta que todas ellas se estabilicen según los requisitos de la norma (diferencia &lt;1 ºC durante 1 hora).</w:t>
             </w:r>
           </w:p>
           <w:p>
@@ -6872,27 +6738,7 @@
           <w:szCs w:val="18"/>
           <w:lang w:val="es-ES"/>
         </w:rPr>
-        <w:t xml:space="preserve">El gráfico se ha seccionado para mostrar el comportamiento térmico del arranque con un objetivo meramente </w:t>
-      </w:r>
-      <w:proofErr w:type="spellStart"/>
-      <w:r>
-        <w:rPr>
-          <w:rFonts w:ascii="Gordita Light" w:hAnsi="Gordita Light" w:cs="GorditaLight"/>
-          <w:sz w:val="18"/>
-          <w:szCs w:val="18"/>
-          <w:lang w:val="es-ES"/>
-        </w:rPr>
-        <w:t>informativo.Para</w:t>
-      </w:r>
-      <w:proofErr w:type="spellEnd"/>
-      <w:r>
-        <w:rPr>
-          <w:rFonts w:ascii="Gordita Light" w:hAnsi="Gordita Light" w:cs="GorditaLight"/>
-          <w:sz w:val="18"/>
-          <w:szCs w:val="18"/>
-          <w:lang w:val="es-ES"/>
-        </w:rPr>
-        <w:t xml:space="preserve"> la verificación del cumplimiento normativo, debe tomarse únicamente la segunda parte donde las temperaturas ya están estabilizadas.</w:t>
+        <w:t>El gráfico se ha seccionado para mostrar el comportamiento térmico del arranque con un objetivo meramente informativo.Para la verificación del cumplimiento normativo, debe tomarse únicamente la segunda parte donde las temperaturas ya están estabilizadas.</w:t>
       </w:r>
     </w:p>
     <w:p>
@@ -7169,11 +7015,11 @@
         <w:tblLook w:val="04A0" w:firstRow="1" w:lastRow="0" w:firstColumn="1" w:lastColumn="0" w:noHBand="0" w:noVBand="1"/>
       </w:tblPr>
       <w:tblGrid>
-        <w:gridCol w:w="1964"/>
-        <w:gridCol w:w="1703"/>
-        <w:gridCol w:w="1763"/>
-        <w:gridCol w:w="1862"/>
-        <w:gridCol w:w="1338"/>
+        <w:gridCol w:w="1936"/>
+        <w:gridCol w:w="1775"/>
+        <w:gridCol w:w="1747"/>
+        <w:gridCol w:w="1840"/>
+        <w:gridCol w:w="1332"/>
       </w:tblGrid>
       <w:tr>
         <w:trPr>
@@ -7346,7 +7192,6 @@
                 <w:lang w:val="es-ES"/>
               </w:rPr>
             </w:pPr>
-            <w:proofErr w:type="spellStart"/>
             <w:r>
               <w:rPr>
                 <w:rFonts w:ascii="Gordita Light" w:hAnsi="Gordita Light" w:cs="GorditaLight"/>
@@ -7367,9 +7212,8 @@
                   </w14:solidFill>
                 </w14:textFill>
               </w:rPr>
-              <w:t>Minimum</w:t>
-            </w:r>
-            <w:proofErr w:type="spellEnd"/>
+              <w:t>Minimum Stabilization Value</w:t>
+            </w:r>
             <w:r>
               <w:rPr>
                 <w:rFonts w:ascii="Gordita Light" w:hAnsi="Gordita Light" w:cs="GorditaLight"/>
@@ -7392,7 +7236,48 @@
               </w:rPr>
               <w:t xml:space="preserve"> </w:t>
             </w:r>
-            <w:proofErr w:type="spellStart"/>
+          </w:p>
+        </w:tc>
+        <w:tc>
+          <w:tcPr>
+            <w:tcW w:w="2069" w:type="dxa"/>
+          </w:tcPr>
+          <w:p>
+            <w:pPr>
+              <w:jc w:val="center"/>
+              <w:rPr>
+                <w:rFonts w:ascii="Gordita Light" w:hAnsi="Gordita Light" w:cs="GorditaLight"/>
+                <w:b/>
+                <w:bCs/>
+                <w:color w:val="4F83BE"/>
+                <w:sz w:val="18"/>
+                <w:szCs w:val="18"/>
+                <w:lang w:val="es-ES"/>
+              </w:rPr>
+            </w:pPr>
+            <w:r>
+              <w:rPr>
+                <w:rFonts w:ascii="Gordita Light" w:hAnsi="Gordita Light" w:cs="GorditaLight"/>
+                <w:b/>
+                <w:bCs/>
+                <w:color w:val="4F83BE"/>
+                <w:sz w:val="18"/>
+                <w:szCs w:val="18"/>
+                <w:lang w:val="es-ES"/>
+              </w:rPr>
+              <w:t>Valor Máximo de estabilización</w:t>
+            </w:r>
+          </w:p>
+          <w:p>
+            <w:pPr>
+              <w:jc w:val="center"/>
+              <w:rPr>
+                <w:rFonts w:ascii="Gordita Light" w:hAnsi="Gordita Light" w:cs="GorditaLight"/>
+                <w:sz w:val="18"/>
+                <w:szCs w:val="18"/>
+                <w:lang w:val="es-ES"/>
+              </w:rPr>
+            </w:pPr>
             <w:r>
               <w:rPr>
                 <w:rFonts w:ascii="Gordita Light" w:hAnsi="Gordita Light" w:cs="GorditaLight"/>
@@ -7413,9 +7298,50 @@
                   </w14:solidFill>
                 </w14:textFill>
               </w:rPr>
-              <w:t>Stabilization</w:t>
-            </w:r>
-            <w:proofErr w:type="spellEnd"/>
+              <w:t>Maximum Stabilization Value</w:t>
+            </w:r>
+          </w:p>
+        </w:tc>
+        <w:tc>
+          <w:tcPr>
+            <w:tcW w:w="1390" w:type="dxa"/>
+          </w:tcPr>
+          <w:p>
+            <w:pPr>
+              <w:jc w:val="center"/>
+              <w:rPr>
+                <w:rFonts w:ascii="Gordita Light" w:hAnsi="Gordita Light" w:cs="GorditaLight"/>
+                <w:b/>
+                <w:bCs/>
+                <w:color w:val="4F83BE"/>
+                <w:sz w:val="18"/>
+                <w:szCs w:val="18"/>
+                <w:lang w:val="es-ES"/>
+              </w:rPr>
+            </w:pPr>
+            <w:r>
+              <w:rPr>
+                <w:rFonts w:ascii="Gordita Light" w:hAnsi="Gordita Light" w:cs="GorditaLight"/>
+                <w:b/>
+                <w:bCs/>
+                <w:color w:val="4F83BE"/>
+                <w:sz w:val="18"/>
+                <w:szCs w:val="18"/>
+                <w:lang w:val="es-ES"/>
+              </w:rPr>
+              <w:t>Desviación</w:t>
+            </w:r>
+          </w:p>
+          <w:p>
+            <w:pPr>
+              <w:jc w:val="center"/>
+              <w:rPr>
+                <w:rFonts w:ascii="Gordita Light" w:hAnsi="Gordita Light" w:cs="GorditaLight"/>
+                <w:sz w:val="18"/>
+                <w:szCs w:val="18"/>
+                <w:lang w:val="es-ES"/>
+              </w:rPr>
+            </w:pPr>
             <w:r>
               <w:rPr>
                 <w:rFonts w:ascii="Gordita Light" w:hAnsi="Gordita Light" w:cs="GorditaLight"/>
@@ -7424,7 +7350,6 @@
                 <w:color w:val="4F83BE"/>
                 <w:sz w:val="18"/>
                 <w:szCs w:val="18"/>
-                <w:lang w:val="es-ES"/>
                 <w14:textFill>
                   <w14:solidFill>
                     <w14:srgbClr w14:val="4F83BE">
@@ -7436,273 +7361,6 @@
                   </w14:solidFill>
                 </w14:textFill>
               </w:rPr>
-              <w:t xml:space="preserve"> </w:t>
-            </w:r>
-            <w:proofErr w:type="spellStart"/>
-            <w:r>
-              <w:rPr>
-                <w:rFonts w:ascii="Gordita Light" w:hAnsi="Gordita Light" w:cs="GorditaLight"/>
-                <w:i/>
-                <w:iCs/>
-                <w:color w:val="4F83BE"/>
-                <w:sz w:val="18"/>
-                <w:szCs w:val="18"/>
-                <w:lang w:val="es-ES"/>
-                <w14:textFill>
-                  <w14:solidFill>
-                    <w14:srgbClr w14:val="4F83BE">
-                      <w14:tint w14:val="66000"/>
-                      <w14:satMod w14:val="160000"/>
-                      <w14:tint w14:val="66000"/>
-                      <w14:satMod w14:val="160000"/>
-                    </w14:srgbClr>
-                  </w14:solidFill>
-                </w14:textFill>
-              </w:rPr>
-              <w:t>Value</w:t>
-            </w:r>
-            <w:proofErr w:type="spellEnd"/>
-            <w:r>
-              <w:rPr>
-                <w:rFonts w:ascii="Gordita Light" w:hAnsi="Gordita Light" w:cs="GorditaLight"/>
-                <w:i/>
-                <w:iCs/>
-                <w:color w:val="4F83BE"/>
-                <w:sz w:val="18"/>
-                <w:szCs w:val="18"/>
-                <w:lang w:val="es-ES"/>
-                <w14:textFill>
-                  <w14:solidFill>
-                    <w14:srgbClr w14:val="4F83BE">
-                      <w14:tint w14:val="66000"/>
-                      <w14:satMod w14:val="160000"/>
-                      <w14:tint w14:val="66000"/>
-                      <w14:satMod w14:val="160000"/>
-                    </w14:srgbClr>
-                  </w14:solidFill>
-                </w14:textFill>
-              </w:rPr>
-              <w:t xml:space="preserve"> </w:t>
-            </w:r>
-          </w:p>
-        </w:tc>
-        <w:tc>
-          <w:tcPr>
-            <w:tcW w:w="2069" w:type="dxa"/>
-          </w:tcPr>
-          <w:p>
-            <w:pPr>
-              <w:jc w:val="center"/>
-              <w:rPr>
-                <w:rFonts w:ascii="Gordita Light" w:hAnsi="Gordita Light" w:cs="GorditaLight"/>
-                <w:b/>
-                <w:bCs/>
-                <w:color w:val="4F83BE"/>
-                <w:sz w:val="18"/>
-                <w:szCs w:val="18"/>
-                <w:lang w:val="es-ES"/>
-              </w:rPr>
-            </w:pPr>
-            <w:r>
-              <w:rPr>
-                <w:rFonts w:ascii="Gordita Light" w:hAnsi="Gordita Light" w:cs="GorditaLight"/>
-                <w:b/>
-                <w:bCs/>
-                <w:color w:val="4F83BE"/>
-                <w:sz w:val="18"/>
-                <w:szCs w:val="18"/>
-                <w:lang w:val="es-ES"/>
-              </w:rPr>
-              <w:t>Valor Máximo de estabilización</w:t>
-            </w:r>
-          </w:p>
-          <w:p>
-            <w:pPr>
-              <w:jc w:val="center"/>
-              <w:rPr>
-                <w:rFonts w:ascii="Gordita Light" w:hAnsi="Gordita Light" w:cs="GorditaLight"/>
-                <w:sz w:val="18"/>
-                <w:szCs w:val="18"/>
-                <w:lang w:val="es-ES"/>
-              </w:rPr>
-            </w:pPr>
-            <w:proofErr w:type="spellStart"/>
-            <w:r>
-              <w:rPr>
-                <w:rFonts w:ascii="Gordita Light" w:hAnsi="Gordita Light" w:cs="GorditaLight"/>
-                <w:i/>
-                <w:iCs/>
-                <w:color w:val="4F83BE"/>
-                <w:sz w:val="18"/>
-                <w:szCs w:val="18"/>
-                <w:lang w:val="es-ES"/>
-                <w14:textFill>
-                  <w14:solidFill>
-                    <w14:srgbClr w14:val="4F83BE">
-                      <w14:tint w14:val="66000"/>
-                      <w14:satMod w14:val="160000"/>
-                      <w14:tint w14:val="66000"/>
-                      <w14:satMod w14:val="160000"/>
-                    </w14:srgbClr>
-                  </w14:solidFill>
-                </w14:textFill>
-              </w:rPr>
-              <w:t>Maximum</w:t>
-            </w:r>
-            <w:proofErr w:type="spellEnd"/>
-            <w:r>
-              <w:rPr>
-                <w:rFonts w:ascii="Gordita Light" w:hAnsi="Gordita Light" w:cs="GorditaLight"/>
-                <w:i/>
-                <w:iCs/>
-                <w:color w:val="4F83BE"/>
-                <w:sz w:val="18"/>
-                <w:szCs w:val="18"/>
-                <w:lang w:val="es-ES"/>
-                <w14:textFill>
-                  <w14:solidFill>
-                    <w14:srgbClr w14:val="4F83BE">
-                      <w14:tint w14:val="66000"/>
-                      <w14:satMod w14:val="160000"/>
-                      <w14:tint w14:val="66000"/>
-                      <w14:satMod w14:val="160000"/>
-                    </w14:srgbClr>
-                  </w14:solidFill>
-                </w14:textFill>
-              </w:rPr>
-              <w:t xml:space="preserve"> </w:t>
-            </w:r>
-            <w:proofErr w:type="spellStart"/>
-            <w:r>
-              <w:rPr>
-                <w:rFonts w:ascii="Gordita Light" w:hAnsi="Gordita Light" w:cs="GorditaLight"/>
-                <w:i/>
-                <w:iCs/>
-                <w:color w:val="4F83BE"/>
-                <w:sz w:val="18"/>
-                <w:szCs w:val="18"/>
-                <w:lang w:val="es-ES"/>
-                <w14:textFill>
-                  <w14:solidFill>
-                    <w14:srgbClr w14:val="4F83BE">
-                      <w14:tint w14:val="66000"/>
-                      <w14:satMod w14:val="160000"/>
-                      <w14:tint w14:val="66000"/>
-                      <w14:satMod w14:val="160000"/>
-                    </w14:srgbClr>
-                  </w14:solidFill>
-                </w14:textFill>
-              </w:rPr>
-              <w:t>Stabilization</w:t>
-            </w:r>
-            <w:proofErr w:type="spellEnd"/>
-            <w:r>
-              <w:rPr>
-                <w:rFonts w:ascii="Gordita Light" w:hAnsi="Gordita Light" w:cs="GorditaLight"/>
-                <w:i/>
-                <w:iCs/>
-                <w:color w:val="4F83BE"/>
-                <w:sz w:val="18"/>
-                <w:szCs w:val="18"/>
-                <w:lang w:val="es-ES"/>
-                <w14:textFill>
-                  <w14:solidFill>
-                    <w14:srgbClr w14:val="4F83BE">
-                      <w14:tint w14:val="66000"/>
-                      <w14:satMod w14:val="160000"/>
-                      <w14:tint w14:val="66000"/>
-                      <w14:satMod w14:val="160000"/>
-                    </w14:srgbClr>
-                  </w14:solidFill>
-                </w14:textFill>
-              </w:rPr>
-              <w:t xml:space="preserve"> </w:t>
-            </w:r>
-            <w:proofErr w:type="spellStart"/>
-            <w:r>
-              <w:rPr>
-                <w:rFonts w:ascii="Gordita Light" w:hAnsi="Gordita Light" w:cs="GorditaLight"/>
-                <w:i/>
-                <w:iCs/>
-                <w:color w:val="4F83BE"/>
-                <w:sz w:val="18"/>
-                <w:szCs w:val="18"/>
-                <w:lang w:val="es-ES"/>
-                <w14:textFill>
-                  <w14:solidFill>
-                    <w14:srgbClr w14:val="4F83BE">
-                      <w14:tint w14:val="66000"/>
-                      <w14:satMod w14:val="160000"/>
-                      <w14:tint w14:val="66000"/>
-                      <w14:satMod w14:val="160000"/>
-                    </w14:srgbClr>
-                  </w14:solidFill>
-                </w14:textFill>
-              </w:rPr>
-              <w:t>Value</w:t>
-            </w:r>
-            <w:proofErr w:type="spellEnd"/>
-          </w:p>
-        </w:tc>
-        <w:tc>
-          <w:tcPr>
-            <w:tcW w:w="1390" w:type="dxa"/>
-          </w:tcPr>
-          <w:p>
-            <w:pPr>
-              <w:jc w:val="center"/>
-              <w:rPr>
-                <w:rFonts w:ascii="Gordita Light" w:hAnsi="Gordita Light" w:cs="GorditaLight"/>
-                <w:b/>
-                <w:bCs/>
-                <w:color w:val="4F83BE"/>
-                <w:sz w:val="18"/>
-                <w:szCs w:val="18"/>
-                <w:lang w:val="es-ES"/>
-              </w:rPr>
-            </w:pPr>
-            <w:r>
-              <w:rPr>
-                <w:rFonts w:ascii="Gordita Light" w:hAnsi="Gordita Light" w:cs="GorditaLight"/>
-                <w:b/>
-                <w:bCs/>
-                <w:color w:val="4F83BE"/>
-                <w:sz w:val="18"/>
-                <w:szCs w:val="18"/>
-                <w:lang w:val="es-ES"/>
-              </w:rPr>
-              <w:t>Desviación</w:t>
-            </w:r>
-          </w:p>
-          <w:p>
-            <w:pPr>
-              <w:jc w:val="center"/>
-              <w:rPr>
-                <w:rFonts w:ascii="Gordita Light" w:hAnsi="Gordita Light" w:cs="GorditaLight"/>
-                <w:sz w:val="18"/>
-                <w:szCs w:val="18"/>
-                <w:lang w:val="es-ES"/>
-              </w:rPr>
-            </w:pPr>
-            <w:r>
-              <w:rPr>
-                <w:rFonts w:ascii="Gordita Light" w:hAnsi="Gordita Light" w:cs="GorditaLight"/>
-                <w:i/>
-                <w:iCs/>
-                <w:color w:val="4F83BE"/>
-                <w:sz w:val="18"/>
-                <w:szCs w:val="18"/>
-                <w14:textFill>
-                  <w14:solidFill>
-                    <w14:srgbClr w14:val="4F83BE">
-                      <w14:tint w14:val="66000"/>
-                      <w14:satMod w14:val="160000"/>
-                      <w14:tint w14:val="66000"/>
-                      <w14:satMod w14:val="160000"/>
-                    </w14:srgbClr>
-                  </w14:solidFill>
-                </w14:textFill>
-              </w:rPr>
               <w:t>Deviation</w:t>
             </w:r>
           </w:p>
@@ -7898,25 +7556,7 @@
                 <w:szCs w:val="18"/>
                 <w:lang w:val="es-ES"/>
               </w:rPr>
-              <w:t>[UNIDAD_EST</w:t>
-            </w:r>
-            <w:r>
-              <w:rPr>
-                <w:rFonts w:ascii="Gordita Light" w:hAnsi="Gordita Light" w:cs="GorditaLight"/>
-                <w:sz w:val="18"/>
-                <w:szCs w:val="18"/>
-                <w:lang w:val="es-ES"/>
-              </w:rPr>
-              <w:t>2</w:t>
-            </w:r>
-            <w:r>
-              <w:rPr>
-                <w:rFonts w:ascii="Gordita Light" w:hAnsi="Gordita Light" w:cs="GorditaLight"/>
-                <w:sz w:val="18"/>
-                <w:szCs w:val="18"/>
-                <w:lang w:val="es-ES"/>
-              </w:rPr>
-              <w:t>]</w:t>
+              <w:t>[UNIDAD_EST2]</w:t>
             </w:r>
           </w:p>
         </w:tc>
@@ -8042,25 +7682,7 @@
                 <w:szCs w:val="18"/>
                 <w:lang w:val="es-ES"/>
               </w:rPr>
-              <w:t>[UNIDAD_EST</w:t>
-            </w:r>
-            <w:r>
-              <w:rPr>
-                <w:rFonts w:ascii="Gordita Light" w:hAnsi="Gordita Light" w:cs="GorditaLight"/>
-                <w:sz w:val="18"/>
-                <w:szCs w:val="18"/>
-                <w:lang w:val="es-ES"/>
-              </w:rPr>
-              <w:t>3</w:t>
-            </w:r>
-            <w:r>
-              <w:rPr>
-                <w:rFonts w:ascii="Gordita Light" w:hAnsi="Gordita Light" w:cs="GorditaLight"/>
-                <w:sz w:val="18"/>
-                <w:szCs w:val="18"/>
-                <w:lang w:val="es-ES"/>
-              </w:rPr>
-              <w:t>]</w:t>
+              <w:t>[UNIDAD_EST3]</w:t>
             </w:r>
           </w:p>
         </w:tc>
@@ -8186,25 +7808,7 @@
                 <w:szCs w:val="18"/>
                 <w:lang w:val="es-ES"/>
               </w:rPr>
-              <w:t>[UNIDAD_EST</w:t>
-            </w:r>
-            <w:r>
-              <w:rPr>
-                <w:rFonts w:ascii="Gordita Light" w:hAnsi="Gordita Light" w:cs="GorditaLight"/>
-                <w:sz w:val="18"/>
-                <w:szCs w:val="18"/>
-                <w:lang w:val="es-ES"/>
-              </w:rPr>
-              <w:t>4</w:t>
-            </w:r>
-            <w:r>
-              <w:rPr>
-                <w:rFonts w:ascii="Gordita Light" w:hAnsi="Gordita Light" w:cs="GorditaLight"/>
-                <w:sz w:val="18"/>
-                <w:szCs w:val="18"/>
-                <w:lang w:val="es-ES"/>
-              </w:rPr>
-              <w:t>]</w:t>
+              <w:t>[UNIDAD_EST4]</w:t>
             </w:r>
           </w:p>
         </w:tc>
@@ -8330,25 +7934,7 @@
                 <w:szCs w:val="18"/>
                 <w:lang w:val="es-ES"/>
               </w:rPr>
-              <w:t>[UNIDAD_EST</w:t>
-            </w:r>
-            <w:r>
-              <w:rPr>
-                <w:rFonts w:ascii="Gordita Light" w:hAnsi="Gordita Light" w:cs="GorditaLight"/>
-                <w:sz w:val="18"/>
-                <w:szCs w:val="18"/>
-                <w:lang w:val="es-ES"/>
-              </w:rPr>
-              <w:t>5</w:t>
-            </w:r>
-            <w:r>
-              <w:rPr>
-                <w:rFonts w:ascii="Gordita Light" w:hAnsi="Gordita Light" w:cs="GorditaLight"/>
-                <w:sz w:val="18"/>
-                <w:szCs w:val="18"/>
-                <w:lang w:val="es-ES"/>
-              </w:rPr>
-              <w:t>]</w:t>
+              <w:t>[UNIDAD_EST5]</w:t>
             </w:r>
           </w:p>
         </w:tc>
@@ -8474,25 +8060,7 @@
                 <w:szCs w:val="18"/>
                 <w:lang w:val="es-ES"/>
               </w:rPr>
-              <w:t>[UNIDAD_EST</w:t>
-            </w:r>
-            <w:r>
-              <w:rPr>
-                <w:rFonts w:ascii="Gordita Light" w:hAnsi="Gordita Light" w:cs="GorditaLight"/>
-                <w:sz w:val="18"/>
-                <w:szCs w:val="18"/>
-                <w:lang w:val="es-ES"/>
-              </w:rPr>
-              <w:t>6</w:t>
-            </w:r>
-            <w:r>
-              <w:rPr>
-                <w:rFonts w:ascii="Gordita Light" w:hAnsi="Gordita Light" w:cs="GorditaLight"/>
-                <w:sz w:val="18"/>
-                <w:szCs w:val="18"/>
-                <w:lang w:val="es-ES"/>
-              </w:rPr>
-              <w:t>]</w:t>
+              <w:t>[UNIDAD_EST6]</w:t>
             </w:r>
           </w:p>
         </w:tc>
@@ -8618,25 +8186,7 @@
                 <w:szCs w:val="18"/>
                 <w:lang w:val="es-ES"/>
               </w:rPr>
-              <w:t>[UNIDAD_EST</w:t>
-            </w:r>
-            <w:r>
-              <w:rPr>
-                <w:rFonts w:ascii="Gordita Light" w:hAnsi="Gordita Light" w:cs="GorditaLight"/>
-                <w:sz w:val="18"/>
-                <w:szCs w:val="18"/>
-                <w:lang w:val="es-ES"/>
-              </w:rPr>
-              <w:t>7</w:t>
-            </w:r>
-            <w:r>
-              <w:rPr>
-                <w:rFonts w:ascii="Gordita Light" w:hAnsi="Gordita Light" w:cs="GorditaLight"/>
-                <w:sz w:val="18"/>
-                <w:szCs w:val="18"/>
-                <w:lang w:val="es-ES"/>
-              </w:rPr>
-              <w:t>]</w:t>
+              <w:t>[UNIDAD_EST7]</w:t>
             </w:r>
           </w:p>
         </w:tc>
@@ -8762,25 +8312,7 @@
                 <w:szCs w:val="18"/>
                 <w:lang w:val="es-ES"/>
               </w:rPr>
-              <w:t>[UNIDAD_EST</w:t>
-            </w:r>
-            <w:r>
-              <w:rPr>
-                <w:rFonts w:ascii="Gordita Light" w:hAnsi="Gordita Light" w:cs="GorditaLight"/>
-                <w:sz w:val="18"/>
-                <w:szCs w:val="18"/>
-                <w:lang w:val="es-ES"/>
-              </w:rPr>
-              <w:t>8</w:t>
-            </w:r>
-            <w:r>
-              <w:rPr>
-                <w:rFonts w:ascii="Gordita Light" w:hAnsi="Gordita Light" w:cs="GorditaLight"/>
-                <w:sz w:val="18"/>
-                <w:szCs w:val="18"/>
-                <w:lang w:val="es-ES"/>
-              </w:rPr>
-              <w:t>]</w:t>
+              <w:t>[UNIDAD_EST8]</w:t>
             </w:r>
           </w:p>
         </w:tc>
@@ -8906,25 +8438,7 @@
                 <w:szCs w:val="18"/>
                 <w:lang w:val="es-ES"/>
               </w:rPr>
-              <w:t>[UNIDAD_EST</w:t>
-            </w:r>
-            <w:r>
-              <w:rPr>
-                <w:rFonts w:ascii="Gordita Light" w:hAnsi="Gordita Light" w:cs="GorditaLight"/>
-                <w:sz w:val="18"/>
-                <w:szCs w:val="18"/>
-                <w:lang w:val="es-ES"/>
-              </w:rPr>
-              <w:t>9</w:t>
-            </w:r>
-            <w:r>
-              <w:rPr>
-                <w:rFonts w:ascii="Gordita Light" w:hAnsi="Gordita Light" w:cs="GorditaLight"/>
-                <w:sz w:val="18"/>
-                <w:szCs w:val="18"/>
-                <w:lang w:val="es-ES"/>
-              </w:rPr>
-              <w:t>]</w:t>
+              <w:t>[UNIDAD_EST9]</w:t>
             </w:r>
           </w:p>
         </w:tc>
@@ -9059,16 +8573,16 @@
                 <w:szCs w:val="18"/>
                 <w:lang w:val="es-ES"/>
               </w:rPr>
-              <w:t>0</w:t>
-            </w:r>
-            <w:r>
-              <w:rPr>
-                <w:rFonts w:ascii="Gordita Light" w:hAnsi="Gordita Light" w:cs="GorditaLight"/>
-                <w:sz w:val="18"/>
-                <w:szCs w:val="18"/>
-                <w:lang w:val="es-ES"/>
-              </w:rPr>
-              <w:t>]</w:t>
+              <w:t>1</w:t>
+            </w:r>
+            <w:r>
+              <w:rPr>
+                <w:rFonts w:ascii="Gordita Light" w:hAnsi="Gordita Light" w:cs="GorditaLight"/>
+                <w:sz w:val="18"/>
+                <w:szCs w:val="18"/>
+                <w:lang w:val="es-ES"/>
+              </w:rPr>
+              <w:t>0]</w:t>
             </w:r>
           </w:p>
         </w:tc>
@@ -10655,6 +10169,14 @@
               </w:rPr>
               <w:t>8</w:t>
             </w:r>
+            <w:r>
+              <w:rPr>
+                <w:rFonts w:ascii="Gordita Light" w:hAnsi="Gordita Light" w:cs="GorditaLight"/>
+                <w:sz w:val="18"/>
+                <w:szCs w:val="18"/>
+              </w:rPr>
+              <w:t>]</w:t>
+            </w:r>
           </w:p>
           <w:p>
             <w:pPr>
@@ -11087,7 +10609,6 @@
           <w:szCs w:val="18"/>
           <w:lang w:val="es-ES"/>
         </w:rPr>
-        <w:lastRenderedPageBreak/>
         <w:t>6</w:t>
       </w:r>
       <w:r>
@@ -14453,129 +13974,8 @@
                 </w14:gradFill>
               </w14:textFill>
             </w:rPr>
-            <w:t xml:space="preserve">Date </w:t>
+            <w:t>Date of issue</w:t>
           </w:r>
-          <w:proofErr w:type="spellStart"/>
-          <w:r>
-            <w:rPr>
-              <w:rFonts w:ascii="Gordita Light" w:hAnsi="Gordita Light" w:cs="GorditaLight"/>
-              <w:b/>
-              <w:bCs/>
-              <w:i/>
-              <w:iCs/>
-              <w:color w:val="4F83BE"/>
-              <w:sz w:val="18"/>
-              <w:szCs w:val="18"/>
-              <w:lang w:val="es-ES"/>
-              <w14:textFill>
-                <w14:gradFill>
-                  <w14:gsLst>
-                    <w14:gs w14:pos="0">
-                      <w14:srgbClr w14:val="4F83BE">
-                        <w14:tint w14:val="66000"/>
-                        <w14:satMod w14:val="160000"/>
-                      </w14:srgbClr>
-                    </w14:gs>
-                    <w14:gs w14:pos="50000">
-                      <w14:srgbClr w14:val="4F83BE">
-                        <w14:tint w14:val="44500"/>
-                        <w14:satMod w14:val="160000"/>
-                      </w14:srgbClr>
-                    </w14:gs>
-                    <w14:gs w14:pos="100000">
-                      <w14:srgbClr w14:val="4F83BE">
-                        <w14:tint w14:val="23500"/>
-                        <w14:satMod w14:val="160000"/>
-                      </w14:srgbClr>
-                    </w14:gs>
-                  </w14:gsLst>
-                  <w14:lin w14:ang="16200000" w14:scaled="0"/>
-                </w14:gradFill>
-              </w14:textFill>
-            </w:rPr>
-            <w:t>of</w:t>
-          </w:r>
-          <w:proofErr w:type="spellEnd"/>
-          <w:r>
-            <w:rPr>
-              <w:rFonts w:ascii="Gordita Light" w:hAnsi="Gordita Light" w:cs="GorditaLight"/>
-              <w:b/>
-              <w:bCs/>
-              <w:i/>
-              <w:iCs/>
-              <w:color w:val="4F83BE"/>
-              <w:sz w:val="18"/>
-              <w:szCs w:val="18"/>
-              <w:lang w:val="es-ES"/>
-              <w14:textFill>
-                <w14:gradFill>
-                  <w14:gsLst>
-                    <w14:gs w14:pos="0">
-                      <w14:srgbClr w14:val="4F83BE">
-                        <w14:tint w14:val="66000"/>
-                        <w14:satMod w14:val="160000"/>
-                      </w14:srgbClr>
-                    </w14:gs>
-                    <w14:gs w14:pos="50000">
-                      <w14:srgbClr w14:val="4F83BE">
-                        <w14:tint w14:val="44500"/>
-                        <w14:satMod w14:val="160000"/>
-                      </w14:srgbClr>
-                    </w14:gs>
-                    <w14:gs w14:pos="100000">
-                      <w14:srgbClr w14:val="4F83BE">
-                        <w14:tint w14:val="23500"/>
-                        <w14:satMod w14:val="160000"/>
-                      </w14:srgbClr>
-                    </w14:gs>
-                  </w14:gsLst>
-                  <w14:lin w14:ang="16200000" w14:scaled="0"/>
-                </w14:gradFill>
-              </w14:textFill>
-            </w:rPr>
-            <w:t xml:space="preserve"> </w:t>
-          </w:r>
-          <w:proofErr w:type="spellStart"/>
-          <w:r>
-            <w:rPr>
-              <w:rFonts w:ascii="Gordita Light" w:hAnsi="Gordita Light" w:cs="GorditaLight"/>
-              <w:b/>
-              <w:bCs/>
-              <w:i/>
-              <w:iCs/>
-              <w:color w:val="4F83BE"/>
-              <w:sz w:val="18"/>
-              <w:szCs w:val="18"/>
-              <w:lang w:val="es-ES"/>
-              <w14:textFill>
-                <w14:gradFill>
-                  <w14:gsLst>
-                    <w14:gs w14:pos="0">
-                      <w14:srgbClr w14:val="4F83BE">
-                        <w14:tint w14:val="66000"/>
-                        <w14:satMod w14:val="160000"/>
-                      </w14:srgbClr>
-                    </w14:gs>
-                    <w14:gs w14:pos="50000">
-                      <w14:srgbClr w14:val="4F83BE">
-                        <w14:tint w14:val="44500"/>
-                        <w14:satMod w14:val="160000"/>
-                      </w14:srgbClr>
-                    </w14:gs>
-                    <w14:gs w14:pos="100000">
-                      <w14:srgbClr w14:val="4F83BE">
-                        <w14:tint w14:val="23500"/>
-                        <w14:satMod w14:val="160000"/>
-                      </w14:srgbClr>
-                    </w14:gs>
-                  </w14:gsLst>
-                  <w14:lin w14:ang="16200000" w14:scaled="0"/>
-                </w14:gradFill>
-              </w14:textFill>
-            </w:rPr>
-            <w:t>issue</w:t>
-          </w:r>
-          <w:proofErr w:type="spellEnd"/>
         </w:p>
       </w:tc>
       <w:tc>
@@ -15116,129 +14516,8 @@
                 </w14:gradFill>
               </w14:textFill>
             </w:rPr>
-            <w:t xml:space="preserve">Date </w:t>
+            <w:t>Date of issue</w:t>
           </w:r>
-          <w:proofErr w:type="spellStart"/>
-          <w:r>
-            <w:rPr>
-              <w:rFonts w:ascii="Gordita Light" w:hAnsi="Gordita Light" w:cs="GorditaLight"/>
-              <w:b/>
-              <w:bCs/>
-              <w:i/>
-              <w:iCs/>
-              <w:color w:val="4F83BE"/>
-              <w:sz w:val="18"/>
-              <w:szCs w:val="18"/>
-              <w:lang w:val="es-ES"/>
-              <w14:textFill>
-                <w14:gradFill>
-                  <w14:gsLst>
-                    <w14:gs w14:pos="0">
-                      <w14:srgbClr w14:val="4F83BE">
-                        <w14:tint w14:val="66000"/>
-                        <w14:satMod w14:val="160000"/>
-                      </w14:srgbClr>
-                    </w14:gs>
-                    <w14:gs w14:pos="50000">
-                      <w14:srgbClr w14:val="4F83BE">
-                        <w14:tint w14:val="44500"/>
-                        <w14:satMod w14:val="160000"/>
-                      </w14:srgbClr>
-                    </w14:gs>
-                    <w14:gs w14:pos="100000">
-                      <w14:srgbClr w14:val="4F83BE">
-                        <w14:tint w14:val="23500"/>
-                        <w14:satMod w14:val="160000"/>
-                      </w14:srgbClr>
-                    </w14:gs>
-                  </w14:gsLst>
-                  <w14:lin w14:ang="16200000" w14:scaled="0"/>
-                </w14:gradFill>
-              </w14:textFill>
-            </w:rPr>
-            <w:t>of</w:t>
-          </w:r>
-          <w:proofErr w:type="spellEnd"/>
-          <w:r>
-            <w:rPr>
-              <w:rFonts w:ascii="Gordita Light" w:hAnsi="Gordita Light" w:cs="GorditaLight"/>
-              <w:b/>
-              <w:bCs/>
-              <w:i/>
-              <w:iCs/>
-              <w:color w:val="4F83BE"/>
-              <w:sz w:val="18"/>
-              <w:szCs w:val="18"/>
-              <w:lang w:val="es-ES"/>
-              <w14:textFill>
-                <w14:gradFill>
-                  <w14:gsLst>
-                    <w14:gs w14:pos="0">
-                      <w14:srgbClr w14:val="4F83BE">
-                        <w14:tint w14:val="66000"/>
-                        <w14:satMod w14:val="160000"/>
-                      </w14:srgbClr>
-                    </w14:gs>
-                    <w14:gs w14:pos="50000">
-                      <w14:srgbClr w14:val="4F83BE">
-                        <w14:tint w14:val="44500"/>
-                        <w14:satMod w14:val="160000"/>
-                      </w14:srgbClr>
-                    </w14:gs>
-                    <w14:gs w14:pos="100000">
-                      <w14:srgbClr w14:val="4F83BE">
-                        <w14:tint w14:val="23500"/>
-                        <w14:satMod w14:val="160000"/>
-                      </w14:srgbClr>
-                    </w14:gs>
-                  </w14:gsLst>
-                  <w14:lin w14:ang="16200000" w14:scaled="0"/>
-                </w14:gradFill>
-              </w14:textFill>
-            </w:rPr>
-            <w:t xml:space="preserve"> </w:t>
-          </w:r>
-          <w:proofErr w:type="spellStart"/>
-          <w:r>
-            <w:rPr>
-              <w:rFonts w:ascii="Gordita Light" w:hAnsi="Gordita Light" w:cs="GorditaLight"/>
-              <w:b/>
-              <w:bCs/>
-              <w:i/>
-              <w:iCs/>
-              <w:color w:val="4F83BE"/>
-              <w:sz w:val="18"/>
-              <w:szCs w:val="18"/>
-              <w:lang w:val="es-ES"/>
-              <w14:textFill>
-                <w14:gradFill>
-                  <w14:gsLst>
-                    <w14:gs w14:pos="0">
-                      <w14:srgbClr w14:val="4F83BE">
-                        <w14:tint w14:val="66000"/>
-                        <w14:satMod w14:val="160000"/>
-                      </w14:srgbClr>
-                    </w14:gs>
-                    <w14:gs w14:pos="50000">
-                      <w14:srgbClr w14:val="4F83BE">
-                        <w14:tint w14:val="44500"/>
-                        <w14:satMod w14:val="160000"/>
-                      </w14:srgbClr>
-                    </w14:gs>
-                    <w14:gs w14:pos="100000">
-                      <w14:srgbClr w14:val="4F83BE">
-                        <w14:tint w14:val="23500"/>
-                        <w14:satMod w14:val="160000"/>
-                      </w14:srgbClr>
-                    </w14:gs>
-                  </w14:gsLst>
-                  <w14:lin w14:ang="16200000" w14:scaled="0"/>
-                </w14:gradFill>
-              </w14:textFill>
-            </w:rPr>
-            <w:t>issue</w:t>
-          </w:r>
-          <w:proofErr w:type="spellEnd"/>
         </w:p>
       </w:tc>
       <w:tc>
@@ -17043,6 +16322,7 @@
   <w:style w:type="character" w:default="1" w:styleId="DefaultParagraphFont">
     <w:name w:val="Default Paragraph Font"/>
     <w:uiPriority w:val="1"/>
+    <w:semiHidden/>
     <w:unhideWhenUsed/>
   </w:style>
   <w:style w:type="table" w:default="1" w:styleId="TableNormal">

--- a/templates/New_Template2.docx
+++ b/templates/New_Template2.docx
@@ -446,8 +446,32 @@
                   </w14:solidFill>
                 </w14:textFill>
               </w:rPr>
-              <w:t>Test operator</w:t>
-            </w:r>
+              <w:t xml:space="preserve">Test </w:t>
+            </w:r>
+            <w:proofErr w:type="spellStart"/>
+            <w:r>
+              <w:rPr>
+                <w:rFonts w:ascii="Gordita Light" w:hAnsi="Gordita Light" w:cs="GorditaLight"/>
+                <w:i/>
+                <w:iCs/>
+                <w:color w:val="4F83BE"/>
+                <w:sz w:val="18"/>
+                <w:szCs w:val="18"/>
+                <w:lang w:val="es-ES"/>
+                <w14:textFill>
+                  <w14:solidFill>
+                    <w14:srgbClr w14:val="4F83BE">
+                      <w14:tint w14:val="66000"/>
+                      <w14:satMod w14:val="160000"/>
+                      <w14:tint w14:val="66000"/>
+                      <w14:satMod w14:val="160000"/>
+                    </w14:srgbClr>
+                  </w14:solidFill>
+                </w14:textFill>
+              </w:rPr>
+              <w:t>operator</w:t>
+            </w:r>
+            <w:proofErr w:type="spellEnd"/>
           </w:p>
         </w:tc>
         <w:tc>
@@ -1239,92 +1263,9 @@
                   </w14:solidFill>
                 </w14:textFill>
               </w:rPr>
-              <w:t>Reference of the tested model</w:t>
-            </w:r>
-          </w:p>
-        </w:tc>
-        <w:tc>
-          <w:tcPr>
-            <w:tcW w:w="4382" w:type="dxa"/>
-          </w:tcPr>
-          <w:p>
-            <w:pPr>
-              <w:rPr>
-                <w:rFonts w:ascii="Gordita Light" w:hAnsi="Gordita Light" w:cs="GorditaLight"/>
-                <w:sz w:val="18"/>
-                <w:szCs w:val="18"/>
-                <w:lang w:val="es-ES"/>
-              </w:rPr>
-            </w:pPr>
-            <w:r>
-              <w:rPr>
-                <w:rFonts w:ascii="Gordita Light" w:hAnsi="Gordita Light" w:cs="GorditaLight"/>
-                <w:sz w:val="18"/>
-                <w:szCs w:val="18"/>
-                <w:lang w:val="es-ES"/>
-              </w:rPr>
-              <w:t>[TEXT</w:t>
-            </w:r>
-            <w:r>
-              <w:rPr>
-                <w:rFonts w:ascii="Gordita Light" w:hAnsi="Gordita Light" w:cs="GorditaLight"/>
-                <w:sz w:val="18"/>
-                <w:szCs w:val="18"/>
-                <w:lang w:val="es-ES"/>
-              </w:rPr>
-              <w:t>6</w:t>
-            </w:r>
-            <w:r>
-              <w:rPr>
-                <w:rFonts w:ascii="Gordita Light" w:hAnsi="Gordita Light" w:cs="GorditaLight"/>
-                <w:sz w:val="18"/>
-                <w:szCs w:val="18"/>
-                <w:lang w:val="es-ES"/>
-              </w:rPr>
-              <w:t>]</w:t>
-            </w:r>
-          </w:p>
-        </w:tc>
-      </w:tr>
-      <w:tr>
-        <w:trPr>
-          <w:trHeight w:val="465"/>
-        </w:trPr>
-        <w:tc>
-          <w:tcPr>
-            <w:tcW w:w="4248" w:type="dxa"/>
-          </w:tcPr>
-          <w:p>
-            <w:pPr>
-              <w:rPr>
-                <w:rFonts w:ascii="Gordita Light" w:hAnsi="Gordita Light" w:cs="GorditaLight"/>
-                <w:color w:val="4F83BE"/>
-                <w:sz w:val="18"/>
-                <w:szCs w:val="18"/>
-                <w:lang w:val="es-ES"/>
-              </w:rPr>
-            </w:pPr>
-            <w:r>
-              <w:rPr>
-                <w:rFonts w:ascii="Gordita Light" w:hAnsi="Gordita Light" w:cs="GorditaLight"/>
-                <w:color w:val="4F83BE"/>
-                <w:sz w:val="18"/>
-                <w:szCs w:val="18"/>
-                <w:lang w:val="es-ES"/>
-              </w:rPr>
-              <w:t>Familia:</w:t>
-            </w:r>
-          </w:p>
-          <w:p>
-            <w:pPr>
-              <w:rPr>
-                <w:rFonts w:ascii="Gordita Light" w:hAnsi="Gordita Light" w:cs="GorditaLight"/>
-                <w:color w:val="4F83BE"/>
-                <w:sz w:val="18"/>
-                <w:szCs w:val="18"/>
-                <w:lang w:val="es-ES"/>
-              </w:rPr>
-            </w:pPr>
+              <w:t xml:space="preserve">Reference </w:t>
+            </w:r>
+            <w:proofErr w:type="gramStart"/>
             <w:r>
               <w:rPr>
                 <w:rFonts w:ascii="Gordita Light" w:hAnsi="Gordita Light" w:cs="GorditaLight"/>
@@ -1344,93 +1285,9 @@
                   </w14:solidFill>
                 </w14:textFill>
               </w:rPr>
-              <w:t>Family</w:t>
-            </w:r>
-          </w:p>
-        </w:tc>
-        <w:tc>
-          <w:tcPr>
-            <w:tcW w:w="4382" w:type="dxa"/>
-          </w:tcPr>
-          <w:p>
-            <w:pPr>
-              <w:rPr>
-                <w:rFonts w:ascii="Gordita Light" w:hAnsi="Gordita Light" w:cs="GorditaLight"/>
-                <w:color w:val="4F83BE"/>
-                <w:sz w:val="18"/>
-                <w:szCs w:val="18"/>
-                <w:lang w:val="es-ES"/>
-              </w:rPr>
-            </w:pPr>
-            <w:r>
-              <w:rPr>
-                <w:rFonts w:ascii="Gordita Light" w:hAnsi="Gordita Light" w:cs="GorditaLight"/>
-                <w:sz w:val="18"/>
-                <w:szCs w:val="18"/>
-                <w:lang w:val="es-ES"/>
-              </w:rPr>
-              <w:t>[TEXT</w:t>
-            </w:r>
-            <w:r>
-              <w:rPr>
-                <w:rFonts w:ascii="Gordita Light" w:hAnsi="Gordita Light" w:cs="GorditaLight"/>
-                <w:sz w:val="18"/>
-                <w:szCs w:val="18"/>
-                <w:lang w:val="es-ES"/>
-              </w:rPr>
-              <w:t>12</w:t>
-            </w:r>
-            <w:r>
-              <w:rPr>
-                <w:rFonts w:ascii="Gordita Light" w:hAnsi="Gordita Light" w:cs="GorditaLight"/>
-                <w:sz w:val="18"/>
-                <w:szCs w:val="18"/>
-                <w:lang w:val="es-ES"/>
-              </w:rPr>
-              <w:t>]</w:t>
-            </w:r>
-          </w:p>
-        </w:tc>
-      </w:tr>
-      <w:tr>
-        <w:trPr>
-          <w:trHeight w:val="414"/>
-        </w:trPr>
-        <w:tc>
-          <w:tcPr>
-            <w:tcW w:w="4248" w:type="dxa"/>
-          </w:tcPr>
-          <w:p>
-            <w:pPr>
-              <w:rPr>
-                <w:rFonts w:ascii="Gordita Light" w:hAnsi="Gordita Light" w:cs="GorditaLight"/>
-                <w:color w:val="4F83BE"/>
-                <w:sz w:val="18"/>
-                <w:szCs w:val="18"/>
-                <w:lang w:val="es-ES"/>
-              </w:rPr>
-            </w:pPr>
-            <w:r>
-              <w:rPr>
-                <w:rFonts w:ascii="Gordita Light" w:hAnsi="Gordita Light" w:cs="GorditaLight"/>
-                <w:color w:val="4F83BE"/>
-                <w:sz w:val="18"/>
-                <w:szCs w:val="18"/>
-                <w:lang w:val="es-ES"/>
-              </w:rPr>
-              <w:t>Aplicación:</w:t>
-            </w:r>
-          </w:p>
-          <w:p>
-            <w:pPr>
-              <w:rPr>
-                <w:rFonts w:ascii="Gordita Light" w:hAnsi="Gordita Light" w:cs="GorditaLight"/>
-                <w:color w:val="4F83BE"/>
-                <w:sz w:val="18"/>
-                <w:szCs w:val="18"/>
-                <w:lang w:val="es-ES"/>
-              </w:rPr>
-            </w:pPr>
+              <w:t>of</w:t>
+            </w:r>
+            <w:proofErr w:type="gramEnd"/>
             <w:r>
               <w:rPr>
                 <w:rFonts w:ascii="Gordita Light" w:hAnsi="Gordita Light" w:cs="GorditaLight"/>
@@ -1450,7 +1307,7 @@
                   </w14:solidFill>
                 </w14:textFill>
               </w:rPr>
-              <w:t>Application</w:t>
+              <w:t xml:space="preserve"> the tested model</w:t>
             </w:r>
           </w:p>
         </w:tc>
@@ -1462,27 +1319,44 @@
             <w:pPr>
               <w:rPr>
                 <w:rFonts w:ascii="Gordita Light" w:hAnsi="Gordita Light" w:cs="GorditaLight"/>
-                <w:color w:val="4F83BE"/>
-                <w:sz w:val="18"/>
-                <w:szCs w:val="18"/>
-                <w:lang w:val="es-ES"/>
-              </w:rPr>
-            </w:pPr>
-            <w:r>
-              <w:rPr>
-                <w:rFonts w:ascii="Gordita Light" w:hAnsi="Gordita Light" w:cs="GorditaLight"/>
-                <w:sz w:val="18"/>
-                <w:szCs w:val="18"/>
-                <w:lang w:val="es-ES"/>
-              </w:rPr>
-              <w:t>[TEXT7]</w:t>
+                <w:sz w:val="18"/>
+                <w:szCs w:val="18"/>
+                <w:lang w:val="es-ES"/>
+              </w:rPr>
+            </w:pPr>
+            <w:r>
+              <w:rPr>
+                <w:rFonts w:ascii="Gordita Light" w:hAnsi="Gordita Light" w:cs="GorditaLight"/>
+                <w:sz w:val="18"/>
+                <w:szCs w:val="18"/>
+                <w:lang w:val="es-ES"/>
+              </w:rPr>
+              <w:t>[TEXT</w:t>
+            </w:r>
+            <w:r>
+              <w:rPr>
+                <w:rFonts w:ascii="Gordita Light" w:hAnsi="Gordita Light" w:cs="GorditaLight"/>
+                <w:sz w:val="18"/>
+                <w:szCs w:val="18"/>
+                <w:lang w:val="es-ES"/>
+              </w:rPr>
+              <w:t>6</w:t>
+            </w:r>
+            <w:r>
+              <w:rPr>
+                <w:rFonts w:ascii="Gordita Light" w:hAnsi="Gordita Light" w:cs="GorditaLight"/>
+                <w:sz w:val="18"/>
+                <w:szCs w:val="18"/>
+                <w:lang w:val="es-ES"/>
+              </w:rPr>
+              <w:t>]</w:t>
             </w:r>
           </w:p>
         </w:tc>
       </w:tr>
       <w:tr>
         <w:trPr>
-          <w:trHeight w:val="421"/>
+          <w:trHeight w:val="465"/>
         </w:trPr>
         <w:tc>
           <w:tcPr>
@@ -1506,7 +1380,7 @@
                 <w:szCs w:val="18"/>
                 <w:lang w:val="es-ES"/>
               </w:rPr>
-              <w:t>Fuente de luz:</w:t>
+              <w:t>Familia:</w:t>
             </w:r>
           </w:p>
           <w:p>
@@ -1527,7 +1401,6 @@
                 <w:color w:val="4F83BE"/>
                 <w:sz w:val="18"/>
                 <w:szCs w:val="18"/>
-                <w:lang w:val="es-ES"/>
                 <w14:textFill>
                   <w14:solidFill>
                     <w14:srgbClr w14:val="4F83BE">
@@ -1539,7 +1412,7 @@
                   </w14:solidFill>
                 </w14:textFill>
               </w:rPr>
-              <w:t>Light source</w:t>
+              <w:t>Family</w:t>
             </w:r>
           </w:p>
         </w:tc>
@@ -1564,7 +1437,113 @@
                 <w:szCs w:val="18"/>
                 <w:lang w:val="es-ES"/>
               </w:rPr>
-              <w:t>[TEXT8]</w:t>
+              <w:t>[TEXT</w:t>
+            </w:r>
+            <w:r>
+              <w:rPr>
+                <w:rFonts w:ascii="Gordita Light" w:hAnsi="Gordita Light" w:cs="GorditaLight"/>
+                <w:sz w:val="18"/>
+                <w:szCs w:val="18"/>
+                <w:lang w:val="es-ES"/>
+              </w:rPr>
+              <w:t>12</w:t>
+            </w:r>
+            <w:r>
+              <w:rPr>
+                <w:rFonts w:ascii="Gordita Light" w:hAnsi="Gordita Light" w:cs="GorditaLight"/>
+                <w:sz w:val="18"/>
+                <w:szCs w:val="18"/>
+                <w:lang w:val="es-ES"/>
+              </w:rPr>
+              <w:t>]</w:t>
+            </w:r>
+          </w:p>
+        </w:tc>
+      </w:tr>
+      <w:tr>
+        <w:trPr>
+          <w:trHeight w:val="414"/>
+        </w:trPr>
+        <w:tc>
+          <w:tcPr>
+            <w:tcW w:w="4248" w:type="dxa"/>
+          </w:tcPr>
+          <w:p>
+            <w:pPr>
+              <w:rPr>
+                <w:rFonts w:ascii="Gordita Light" w:hAnsi="Gordita Light" w:cs="GorditaLight"/>
+                <w:color w:val="4F83BE"/>
+                <w:sz w:val="18"/>
+                <w:szCs w:val="18"/>
+                <w:lang w:val="es-ES"/>
+              </w:rPr>
+            </w:pPr>
+            <w:r>
+              <w:rPr>
+                <w:rFonts w:ascii="Gordita Light" w:hAnsi="Gordita Light" w:cs="GorditaLight"/>
+                <w:color w:val="4F83BE"/>
+                <w:sz w:val="18"/>
+                <w:szCs w:val="18"/>
+                <w:lang w:val="es-ES"/>
+              </w:rPr>
+              <w:t>Aplicación:</w:t>
+            </w:r>
+          </w:p>
+          <w:p>
+            <w:pPr>
+              <w:rPr>
+                <w:rFonts w:ascii="Gordita Light" w:hAnsi="Gordita Light" w:cs="GorditaLight"/>
+                <w:color w:val="4F83BE"/>
+                <w:sz w:val="18"/>
+                <w:szCs w:val="18"/>
+                <w:lang w:val="es-ES"/>
+              </w:rPr>
+            </w:pPr>
+            <w:r>
+              <w:rPr>
+                <w:rFonts w:ascii="Gordita Light" w:hAnsi="Gordita Light" w:cs="GorditaLight"/>
+                <w:i/>
+                <w:iCs/>
+                <w:color w:val="4F83BE"/>
+                <w:sz w:val="18"/>
+                <w:szCs w:val="18"/>
+                <w14:textFill>
+                  <w14:solidFill>
+                    <w14:srgbClr w14:val="4F83BE">
+                      <w14:tint w14:val="66000"/>
+                      <w14:satMod w14:val="160000"/>
+                      <w14:tint w14:val="66000"/>
+                      <w14:satMod w14:val="160000"/>
+                    </w14:srgbClr>
+                  </w14:solidFill>
+                </w14:textFill>
+              </w:rPr>
+              <w:t>Application</w:t>
+            </w:r>
+          </w:p>
+        </w:tc>
+        <w:tc>
+          <w:tcPr>
+            <w:tcW w:w="4382" w:type="dxa"/>
+          </w:tcPr>
+          <w:p>
+            <w:pPr>
+              <w:rPr>
+                <w:rFonts w:ascii="Gordita Light" w:hAnsi="Gordita Light" w:cs="GorditaLight"/>
+                <w:color w:val="4F83BE"/>
+                <w:sz w:val="18"/>
+                <w:szCs w:val="18"/>
+                <w:lang w:val="es-ES"/>
+              </w:rPr>
+            </w:pPr>
+            <w:r>
+              <w:rPr>
+                <w:rFonts w:ascii="Gordita Light" w:hAnsi="Gordita Light" w:cs="GorditaLight"/>
+                <w:sz w:val="18"/>
+                <w:szCs w:val="18"/>
+                <w:lang w:val="es-ES"/>
+              </w:rPr>
+              <w:t>[TEXT7]</w:t>
             </w:r>
           </w:p>
         </w:tc>
@@ -1595,7 +1574,142 @@
                 <w:szCs w:val="18"/>
                 <w:lang w:val="es-ES"/>
               </w:rPr>
-              <w:t>Fuente de alimentación (driver):</w:t>
+              <w:t>Fuente de luz:</w:t>
+            </w:r>
+          </w:p>
+          <w:p>
+            <w:pPr>
+              <w:rPr>
+                <w:rFonts w:ascii="Gordita Light" w:hAnsi="Gordita Light" w:cs="GorditaLight"/>
+                <w:color w:val="4F83BE"/>
+                <w:sz w:val="18"/>
+                <w:szCs w:val="18"/>
+                <w:lang w:val="es-ES"/>
+              </w:rPr>
+            </w:pPr>
+            <w:r>
+              <w:rPr>
+                <w:rFonts w:ascii="Gordita Light" w:hAnsi="Gordita Light" w:cs="GorditaLight"/>
+                <w:i/>
+                <w:iCs/>
+                <w:color w:val="4F83BE"/>
+                <w:sz w:val="18"/>
+                <w:szCs w:val="18"/>
+                <w:lang w:val="es-ES"/>
+                <w14:textFill>
+                  <w14:solidFill>
+                    <w14:srgbClr w14:val="4F83BE">
+                      <w14:tint w14:val="66000"/>
+                      <w14:satMod w14:val="160000"/>
+                      <w14:tint w14:val="66000"/>
+                      <w14:satMod w14:val="160000"/>
+                    </w14:srgbClr>
+                  </w14:solidFill>
+                </w14:textFill>
+              </w:rPr>
+              <w:t xml:space="preserve">Light </w:t>
+            </w:r>
+            <w:proofErr w:type="spellStart"/>
+            <w:r>
+              <w:rPr>
+                <w:rFonts w:ascii="Gordita Light" w:hAnsi="Gordita Light" w:cs="GorditaLight"/>
+                <w:i/>
+                <w:iCs/>
+                <w:color w:val="4F83BE"/>
+                <w:sz w:val="18"/>
+                <w:szCs w:val="18"/>
+                <w:lang w:val="es-ES"/>
+                <w14:textFill>
+                  <w14:solidFill>
+                    <w14:srgbClr w14:val="4F83BE">
+                      <w14:tint w14:val="66000"/>
+                      <w14:satMod w14:val="160000"/>
+                      <w14:tint w14:val="66000"/>
+                      <w14:satMod w14:val="160000"/>
+                    </w14:srgbClr>
+                  </w14:solidFill>
+                </w14:textFill>
+              </w:rPr>
+              <w:t>source</w:t>
+            </w:r>
+            <w:proofErr w:type="spellEnd"/>
+          </w:p>
+        </w:tc>
+        <w:tc>
+          <w:tcPr>
+            <w:tcW w:w="4382" w:type="dxa"/>
+          </w:tcPr>
+          <w:p>
+            <w:pPr>
+              <w:rPr>
+                <w:rFonts w:ascii="Gordita Light" w:hAnsi="Gordita Light" w:cs="GorditaLight"/>
+                <w:color w:val="4F83BE"/>
+                <w:sz w:val="18"/>
+                <w:szCs w:val="18"/>
+                <w:lang w:val="es-ES"/>
+              </w:rPr>
+            </w:pPr>
+            <w:r>
+              <w:rPr>
+                <w:rFonts w:ascii="Gordita Light" w:hAnsi="Gordita Light" w:cs="GorditaLight"/>
+                <w:sz w:val="18"/>
+                <w:szCs w:val="18"/>
+                <w:lang w:val="es-ES"/>
+              </w:rPr>
+              <w:t>[TEXT8]</w:t>
+            </w:r>
+          </w:p>
+        </w:tc>
+      </w:tr>
+      <w:tr>
+        <w:trPr>
+          <w:trHeight w:val="421"/>
+        </w:trPr>
+        <w:tc>
+          <w:tcPr>
+            <w:tcW w:w="4248" w:type="dxa"/>
+          </w:tcPr>
+          <w:p>
+            <w:pPr>
+              <w:rPr>
+                <w:rFonts w:ascii="Gordita Light" w:hAnsi="Gordita Light" w:cs="GorditaLight"/>
+                <w:color w:val="4F83BE"/>
+                <w:sz w:val="18"/>
+                <w:szCs w:val="18"/>
+                <w:lang w:val="es-ES"/>
+              </w:rPr>
+            </w:pPr>
+            <w:r>
+              <w:rPr>
+                <w:rFonts w:ascii="Gordita Light" w:hAnsi="Gordita Light" w:cs="GorditaLight"/>
+                <w:color w:val="4F83BE"/>
+                <w:sz w:val="18"/>
+                <w:szCs w:val="18"/>
+                <w:lang w:val="es-ES"/>
+              </w:rPr>
+              <w:t>Fuente de alimentación (</w:t>
+            </w:r>
+            <w:proofErr w:type="gramStart"/>
+            <w:r>
+              <w:rPr>
+                <w:rFonts w:ascii="Gordita Light" w:hAnsi="Gordita Light" w:cs="GorditaLight"/>
+                <w:color w:val="4F83BE"/>
+                <w:sz w:val="18"/>
+                <w:szCs w:val="18"/>
+                <w:lang w:val="es-ES"/>
+              </w:rPr>
+              <w:t>driver</w:t>
+            </w:r>
+            <w:proofErr w:type="gramEnd"/>
+            <w:r>
+              <w:rPr>
+                <w:rFonts w:ascii="Gordita Light" w:hAnsi="Gordita Light" w:cs="GorditaLight"/>
+                <w:color w:val="4F83BE"/>
+                <w:sz w:val="18"/>
+                <w:szCs w:val="18"/>
+                <w:lang w:val="es-ES"/>
+              </w:rPr>
+              <w:t>):</w:t>
             </w:r>
           </w:p>
           <w:p>
@@ -2539,6 +2653,7 @@
                 <w:lang w:val="es-ES"/>
               </w:rPr>
             </w:pPr>
+            <w:proofErr w:type="spellStart"/>
             <w:r>
               <w:rPr>
                 <w:rFonts w:ascii="Gordita Light" w:hAnsi="Gordita Light" w:cs="GorditaLight"/>
@@ -2559,7 +2674,30 @@
                   </w14:solidFill>
                 </w14:textFill>
               </w:rPr>
-              <w:t>Calibration date</w:t>
+              <w:t>Calibration</w:t>
+            </w:r>
+            <w:proofErr w:type="spellEnd"/>
+            <w:r>
+              <w:rPr>
+                <w:rFonts w:ascii="Gordita Light" w:hAnsi="Gordita Light" w:cs="GorditaLight"/>
+                <w:i/>
+                <w:iCs/>
+                <w:color w:val="4F83BE"/>
+                <w:sz w:val="18"/>
+                <w:szCs w:val="18"/>
+                <w:lang w:val="es-ES"/>
+                <w14:textFill>
+                  <w14:solidFill>
+                    <w14:srgbClr w14:val="4F83BE">
+                      <w14:tint w14:val="66000"/>
+                      <w14:satMod w14:val="160000"/>
+                      <w14:tint w14:val="66000"/>
+                      <w14:satMod w14:val="160000"/>
+                    </w14:srgbClr>
+                  </w14:solidFill>
+                </w14:textFill>
+              </w:rPr>
+              <w:t xml:space="preserve"> date</w:t>
             </w:r>
           </w:p>
         </w:tc>
@@ -2580,6 +2718,7 @@
                 <w:lang w:val="es-ES"/>
               </w:rPr>
             </w:pPr>
+            <w:proofErr w:type="spellStart"/>
             <w:r>
               <w:rPr>
                 <w:rFonts w:ascii="Gordita Light" w:hAnsi="Gordita Light" w:cs="GorditaLight"/>
@@ -2592,6 +2731,7 @@
               </w:rPr>
               <w:t>Codigos</w:t>
             </w:r>
+            <w:proofErr w:type="spellEnd"/>
           </w:p>
           <w:p>
             <w:pPr>
@@ -4661,7 +4801,27 @@
                 <w:szCs w:val="18"/>
                 <w:lang w:val="es-ES"/>
               </w:rPr>
-              <w:t>2. Verificar que se cumplen las condiciones ambientales requeridas para el inicio del ensayo (25 ± 5 ºC, HR &lt; 75%).</w:t>
+              <w:t xml:space="preserve">2. Verificar que se cumplen las condiciones ambientales requeridas para el inicio del ensayo (25 ± 5 </w:t>
+            </w:r>
+            <w:proofErr w:type="spellStart"/>
+            <w:r>
+              <w:rPr>
+                <w:rFonts w:ascii="Gordita Light" w:hAnsi="Gordita Light" w:cs="GorditaLight"/>
+                <w:sz w:val="18"/>
+                <w:szCs w:val="18"/>
+                <w:lang w:val="es-ES"/>
+              </w:rPr>
+              <w:t>ºC</w:t>
+            </w:r>
+            <w:proofErr w:type="spellEnd"/>
+            <w:r>
+              <w:rPr>
+                <w:rFonts w:ascii="Gordita Light" w:hAnsi="Gordita Light" w:cs="GorditaLight"/>
+                <w:sz w:val="18"/>
+                <w:szCs w:val="18"/>
+                <w:lang w:val="es-ES"/>
+              </w:rPr>
+              <w:t>, HR &lt; 75%).</w:t>
             </w:r>
           </w:p>
           <w:p>
@@ -4681,7 +4841,27 @@
                 <w:szCs w:val="18"/>
                 <w:lang w:val="es-ES"/>
               </w:rPr>
-              <w:t>3. Iniciar el registro de datos con el software AMR WinControl.</w:t>
+              <w:t xml:space="preserve">3. Iniciar el registro de datos con el software AMR </w:t>
+            </w:r>
+            <w:proofErr w:type="spellStart"/>
+            <w:r>
+              <w:rPr>
+                <w:rFonts w:ascii="Gordita Light" w:hAnsi="Gordita Light" w:cs="GorditaLight"/>
+                <w:sz w:val="18"/>
+                <w:szCs w:val="18"/>
+                <w:lang w:val="es-ES"/>
+              </w:rPr>
+              <w:t>WinControl</w:t>
+            </w:r>
+            <w:proofErr w:type="spellEnd"/>
+            <w:r>
+              <w:rPr>
+                <w:rFonts w:ascii="Gordita Light" w:hAnsi="Gordita Light" w:cs="GorditaLight"/>
+                <w:sz w:val="18"/>
+                <w:szCs w:val="18"/>
+                <w:lang w:val="es-ES"/>
+              </w:rPr>
+              <w:t>.</w:t>
             </w:r>
           </w:p>
           <w:p>
@@ -4721,7 +4901,27 @@
                 <w:szCs w:val="18"/>
                 <w:lang w:val="es-ES"/>
               </w:rPr>
-              <w:t>5. Registrar las temperaturas medidas por todas las sondas hasta que todas ellas se estabilicen según los requisitos de la norma (diferencia &lt;1 ºC durante 1 hora).</w:t>
+              <w:t xml:space="preserve">5. Registrar las temperaturas medidas por todas las sondas hasta que todas ellas se estabilicen según los requisitos de la norma (diferencia &lt;1 </w:t>
+            </w:r>
+            <w:proofErr w:type="spellStart"/>
+            <w:r>
+              <w:rPr>
+                <w:rFonts w:ascii="Gordita Light" w:hAnsi="Gordita Light" w:cs="GorditaLight"/>
+                <w:sz w:val="18"/>
+                <w:szCs w:val="18"/>
+                <w:lang w:val="es-ES"/>
+              </w:rPr>
+              <w:t>ºC</w:t>
+            </w:r>
+            <w:proofErr w:type="spellEnd"/>
+            <w:r>
+              <w:rPr>
+                <w:rFonts w:ascii="Gordita Light" w:hAnsi="Gordita Light" w:cs="GorditaLight"/>
+                <w:sz w:val="18"/>
+                <w:szCs w:val="18"/>
+                <w:lang w:val="es-ES"/>
+              </w:rPr>
+              <w:t xml:space="preserve"> durante 1 hora).</w:t>
             </w:r>
           </w:p>
           <w:p>
@@ -6687,8 +6887,21 @@
           <w:szCs w:val="18"/>
           <w:lang w:val="es-ES"/>
         </w:rPr>
-        <w:t>Periodo de estabilización :</w:t>
+        <w:t xml:space="preserve">Periodo de </w:t>
       </w:r>
+      <w:proofErr w:type="gramStart"/>
+      <w:r>
+        <w:rPr>
+          <w:rFonts w:ascii="Gordita Light" w:hAnsi="Gordita Light" w:cs="GorditaLight"/>
+          <w:b/>
+          <w:bCs/>
+          <w:sz w:val="18"/>
+          <w:szCs w:val="18"/>
+          <w:lang w:val="es-ES"/>
+        </w:rPr>
+        <w:t>estabilización :</w:t>
+      </w:r>
+      <w:proofErr w:type="gramEnd"/>
       <w:r>
         <w:rPr>
           <w:rFonts w:ascii="Gordita Light" w:hAnsi="Gordita Light" w:cs="GorditaLight"/>
@@ -6738,7 +6951,29 @@
           <w:szCs w:val="18"/>
           <w:lang w:val="es-ES"/>
         </w:rPr>
-        <w:t>El gráfico se ha seccionado para mostrar el comportamiento térmico del arranque con un objetivo meramente informativo.Para la verificación del cumplimiento normativo, debe tomarse únicamente la segunda parte donde las temperaturas ya están estabilizadas.</w:t>
+        <w:t xml:space="preserve">El gráfico se ha seccionado para mostrar el comportamiento térmico del arranque con un objetivo meramente </w:t>
+      </w:r>
+      <w:proofErr w:type="spellStart"/>
+      <w:proofErr w:type="gramStart"/>
+      <w:r>
+        <w:rPr>
+          <w:rFonts w:ascii="Gordita Light" w:hAnsi="Gordita Light" w:cs="GorditaLight"/>
+          <w:sz w:val="18"/>
+          <w:szCs w:val="18"/>
+          <w:lang w:val="es-ES"/>
+        </w:rPr>
+        <w:t>informativo.Para</w:t>
+      </w:r>
+      <w:proofErr w:type="spellEnd"/>
+      <w:proofErr w:type="gramEnd"/>
+      <w:r>
+        <w:rPr>
+          <w:rFonts w:ascii="Gordita Light" w:hAnsi="Gordita Light" w:cs="GorditaLight"/>
+          <w:sz w:val="18"/>
+          <w:szCs w:val="18"/>
+          <w:lang w:val="es-ES"/>
+        </w:rPr>
+        <w:t xml:space="preserve"> la verificación del cumplimiento normativo, debe tomarse únicamente la segunda parte donde las temperaturas ya están estabilizadas.</w:t>
       </w:r>
     </w:p>
     <w:p>
@@ -7027,7 +7262,7 @@
         </w:trPr>
         <w:tc>
           <w:tcPr>
-            <w:tcW w:w="2242" w:type="dxa"/>
+            <w:tcW w:w="1936" w:type="dxa"/>
           </w:tcPr>
           <w:p>
             <w:pPr>
@@ -7091,7 +7326,7 @@
         </w:tc>
         <w:tc>
           <w:tcPr>
-            <w:tcW w:w="1014" w:type="dxa"/>
+            <w:tcW w:w="1775" w:type="dxa"/>
           </w:tcPr>
           <w:p>
             <w:pPr>
@@ -7154,7 +7389,7 @@
         </w:tc>
         <w:tc>
           <w:tcPr>
-            <w:tcW w:w="1915" w:type="dxa"/>
+            <w:tcW w:w="1747" w:type="dxa"/>
           </w:tcPr>
           <w:p>
             <w:pPr>
@@ -7192,6 +7427,7 @@
                 <w:lang w:val="es-ES"/>
               </w:rPr>
             </w:pPr>
+            <w:proofErr w:type="spellStart"/>
             <w:r>
               <w:rPr>
                 <w:rFonts w:ascii="Gordita Light" w:hAnsi="Gordita Light" w:cs="GorditaLight"/>
@@ -7212,8 +7448,9 @@
                   </w14:solidFill>
                 </w14:textFill>
               </w:rPr>
-              <w:t>Minimum Stabilization Value</w:t>
-            </w:r>
+              <w:t>Minimum</w:t>
+            </w:r>
+            <w:proofErr w:type="spellEnd"/>
             <w:r>
               <w:rPr>
                 <w:rFonts w:ascii="Gordita Light" w:hAnsi="Gordita Light" w:cs="GorditaLight"/>
@@ -7236,48 +7473,7 @@
               </w:rPr>
               <w:t xml:space="preserve"> </w:t>
             </w:r>
-          </w:p>
-        </w:tc>
-        <w:tc>
-          <w:tcPr>
-            <w:tcW w:w="2069" w:type="dxa"/>
-          </w:tcPr>
-          <w:p>
-            <w:pPr>
-              <w:jc w:val="center"/>
-              <w:rPr>
-                <w:rFonts w:ascii="Gordita Light" w:hAnsi="Gordita Light" w:cs="GorditaLight"/>
-                <w:b/>
-                <w:bCs/>
-                <w:color w:val="4F83BE"/>
-                <w:sz w:val="18"/>
-                <w:szCs w:val="18"/>
-                <w:lang w:val="es-ES"/>
-              </w:rPr>
-            </w:pPr>
-            <w:r>
-              <w:rPr>
-                <w:rFonts w:ascii="Gordita Light" w:hAnsi="Gordita Light" w:cs="GorditaLight"/>
-                <w:b/>
-                <w:bCs/>
-                <w:color w:val="4F83BE"/>
-                <w:sz w:val="18"/>
-                <w:szCs w:val="18"/>
-                <w:lang w:val="es-ES"/>
-              </w:rPr>
-              <w:t>Valor Máximo de estabilización</w:t>
-            </w:r>
-          </w:p>
-          <w:p>
-            <w:pPr>
-              <w:jc w:val="center"/>
-              <w:rPr>
-                <w:rFonts w:ascii="Gordita Light" w:hAnsi="Gordita Light" w:cs="GorditaLight"/>
-                <w:sz w:val="18"/>
-                <w:szCs w:val="18"/>
-                <w:lang w:val="es-ES"/>
-              </w:rPr>
-            </w:pPr>
+            <w:proofErr w:type="spellStart"/>
             <w:r>
               <w:rPr>
                 <w:rFonts w:ascii="Gordita Light" w:hAnsi="Gordita Light" w:cs="GorditaLight"/>
@@ -7298,50 +7494,9 @@
                   </w14:solidFill>
                 </w14:textFill>
               </w:rPr>
-              <w:t>Maximum Stabilization Value</w:t>
-            </w:r>
-          </w:p>
-        </w:tc>
-        <w:tc>
-          <w:tcPr>
-            <w:tcW w:w="1390" w:type="dxa"/>
-          </w:tcPr>
-          <w:p>
-            <w:pPr>
-              <w:jc w:val="center"/>
-              <w:rPr>
-                <w:rFonts w:ascii="Gordita Light" w:hAnsi="Gordita Light" w:cs="GorditaLight"/>
-                <w:b/>
-                <w:bCs/>
-                <w:color w:val="4F83BE"/>
-                <w:sz w:val="18"/>
-                <w:szCs w:val="18"/>
-                <w:lang w:val="es-ES"/>
-              </w:rPr>
-            </w:pPr>
-            <w:r>
-              <w:rPr>
-                <w:rFonts w:ascii="Gordita Light" w:hAnsi="Gordita Light" w:cs="GorditaLight"/>
-                <w:b/>
-                <w:bCs/>
-                <w:color w:val="4F83BE"/>
-                <w:sz w:val="18"/>
-                <w:szCs w:val="18"/>
-                <w:lang w:val="es-ES"/>
-              </w:rPr>
-              <w:t>Desviación</w:t>
-            </w:r>
-          </w:p>
-          <w:p>
-            <w:pPr>
-              <w:jc w:val="center"/>
-              <w:rPr>
-                <w:rFonts w:ascii="Gordita Light" w:hAnsi="Gordita Light" w:cs="GorditaLight"/>
-                <w:sz w:val="18"/>
-                <w:szCs w:val="18"/>
-                <w:lang w:val="es-ES"/>
-              </w:rPr>
-            </w:pPr>
+              <w:t>Stabilization</w:t>
+            </w:r>
+            <w:proofErr w:type="spellEnd"/>
             <w:r>
               <w:rPr>
                 <w:rFonts w:ascii="Gordita Light" w:hAnsi="Gordita Light" w:cs="GorditaLight"/>
@@ -7350,6 +7505,7 @@
                 <w:color w:val="4F83BE"/>
                 <w:sz w:val="18"/>
                 <w:szCs w:val="18"/>
+                <w:lang w:val="es-ES"/>
                 <w14:textFill>
                   <w14:solidFill>
                     <w14:srgbClr w14:val="4F83BE">
@@ -7361,6 +7517,273 @@
                   </w14:solidFill>
                 </w14:textFill>
               </w:rPr>
+              <w:t xml:space="preserve"> </w:t>
+            </w:r>
+            <w:proofErr w:type="spellStart"/>
+            <w:r>
+              <w:rPr>
+                <w:rFonts w:ascii="Gordita Light" w:hAnsi="Gordita Light" w:cs="GorditaLight"/>
+                <w:i/>
+                <w:iCs/>
+                <w:color w:val="4F83BE"/>
+                <w:sz w:val="18"/>
+                <w:szCs w:val="18"/>
+                <w:lang w:val="es-ES"/>
+                <w14:textFill>
+                  <w14:solidFill>
+                    <w14:srgbClr w14:val="4F83BE">
+                      <w14:tint w14:val="66000"/>
+                      <w14:satMod w14:val="160000"/>
+                      <w14:tint w14:val="66000"/>
+                      <w14:satMod w14:val="160000"/>
+                    </w14:srgbClr>
+                  </w14:solidFill>
+                </w14:textFill>
+              </w:rPr>
+              <w:t>Value</w:t>
+            </w:r>
+            <w:proofErr w:type="spellEnd"/>
+            <w:r>
+              <w:rPr>
+                <w:rFonts w:ascii="Gordita Light" w:hAnsi="Gordita Light" w:cs="GorditaLight"/>
+                <w:i/>
+                <w:iCs/>
+                <w:color w:val="4F83BE"/>
+                <w:sz w:val="18"/>
+                <w:szCs w:val="18"/>
+                <w:lang w:val="es-ES"/>
+                <w14:textFill>
+                  <w14:solidFill>
+                    <w14:srgbClr w14:val="4F83BE">
+                      <w14:tint w14:val="66000"/>
+                      <w14:satMod w14:val="160000"/>
+                      <w14:tint w14:val="66000"/>
+                      <w14:satMod w14:val="160000"/>
+                    </w14:srgbClr>
+                  </w14:solidFill>
+                </w14:textFill>
+              </w:rPr>
+              <w:t xml:space="preserve"> </w:t>
+            </w:r>
+          </w:p>
+        </w:tc>
+        <w:tc>
+          <w:tcPr>
+            <w:tcW w:w="1840" w:type="dxa"/>
+          </w:tcPr>
+          <w:p>
+            <w:pPr>
+              <w:jc w:val="center"/>
+              <w:rPr>
+                <w:rFonts w:ascii="Gordita Light" w:hAnsi="Gordita Light" w:cs="GorditaLight"/>
+                <w:b/>
+                <w:bCs/>
+                <w:color w:val="4F83BE"/>
+                <w:sz w:val="18"/>
+                <w:szCs w:val="18"/>
+                <w:lang w:val="es-ES"/>
+              </w:rPr>
+            </w:pPr>
+            <w:r>
+              <w:rPr>
+                <w:rFonts w:ascii="Gordita Light" w:hAnsi="Gordita Light" w:cs="GorditaLight"/>
+                <w:b/>
+                <w:bCs/>
+                <w:color w:val="4F83BE"/>
+                <w:sz w:val="18"/>
+                <w:szCs w:val="18"/>
+                <w:lang w:val="es-ES"/>
+              </w:rPr>
+              <w:t>Valor Máximo de estabilización</w:t>
+            </w:r>
+          </w:p>
+          <w:p>
+            <w:pPr>
+              <w:jc w:val="center"/>
+              <w:rPr>
+                <w:rFonts w:ascii="Gordita Light" w:hAnsi="Gordita Light" w:cs="GorditaLight"/>
+                <w:sz w:val="18"/>
+                <w:szCs w:val="18"/>
+                <w:lang w:val="es-ES"/>
+              </w:rPr>
+            </w:pPr>
+            <w:proofErr w:type="spellStart"/>
+            <w:r>
+              <w:rPr>
+                <w:rFonts w:ascii="Gordita Light" w:hAnsi="Gordita Light" w:cs="GorditaLight"/>
+                <w:i/>
+                <w:iCs/>
+                <w:color w:val="4F83BE"/>
+                <w:sz w:val="18"/>
+                <w:szCs w:val="18"/>
+                <w:lang w:val="es-ES"/>
+                <w14:textFill>
+                  <w14:solidFill>
+                    <w14:srgbClr w14:val="4F83BE">
+                      <w14:tint w14:val="66000"/>
+                      <w14:satMod w14:val="160000"/>
+                      <w14:tint w14:val="66000"/>
+                      <w14:satMod w14:val="160000"/>
+                    </w14:srgbClr>
+                  </w14:solidFill>
+                </w14:textFill>
+              </w:rPr>
+              <w:t>Maximum</w:t>
+            </w:r>
+            <w:proofErr w:type="spellEnd"/>
+            <w:r>
+              <w:rPr>
+                <w:rFonts w:ascii="Gordita Light" w:hAnsi="Gordita Light" w:cs="GorditaLight"/>
+                <w:i/>
+                <w:iCs/>
+                <w:color w:val="4F83BE"/>
+                <w:sz w:val="18"/>
+                <w:szCs w:val="18"/>
+                <w:lang w:val="es-ES"/>
+                <w14:textFill>
+                  <w14:solidFill>
+                    <w14:srgbClr w14:val="4F83BE">
+                      <w14:tint w14:val="66000"/>
+                      <w14:satMod w14:val="160000"/>
+                      <w14:tint w14:val="66000"/>
+                      <w14:satMod w14:val="160000"/>
+                    </w14:srgbClr>
+                  </w14:solidFill>
+                </w14:textFill>
+              </w:rPr>
+              <w:t xml:space="preserve"> </w:t>
+            </w:r>
+            <w:proofErr w:type="spellStart"/>
+            <w:r>
+              <w:rPr>
+                <w:rFonts w:ascii="Gordita Light" w:hAnsi="Gordita Light" w:cs="GorditaLight"/>
+                <w:i/>
+                <w:iCs/>
+                <w:color w:val="4F83BE"/>
+                <w:sz w:val="18"/>
+                <w:szCs w:val="18"/>
+                <w:lang w:val="es-ES"/>
+                <w14:textFill>
+                  <w14:solidFill>
+                    <w14:srgbClr w14:val="4F83BE">
+                      <w14:tint w14:val="66000"/>
+                      <w14:satMod w14:val="160000"/>
+                      <w14:tint w14:val="66000"/>
+                      <w14:satMod w14:val="160000"/>
+                    </w14:srgbClr>
+                  </w14:solidFill>
+                </w14:textFill>
+              </w:rPr>
+              <w:t>Stabilization</w:t>
+            </w:r>
+            <w:proofErr w:type="spellEnd"/>
+            <w:r>
+              <w:rPr>
+                <w:rFonts w:ascii="Gordita Light" w:hAnsi="Gordita Light" w:cs="GorditaLight"/>
+                <w:i/>
+                <w:iCs/>
+                <w:color w:val="4F83BE"/>
+                <w:sz w:val="18"/>
+                <w:szCs w:val="18"/>
+                <w:lang w:val="es-ES"/>
+                <w14:textFill>
+                  <w14:solidFill>
+                    <w14:srgbClr w14:val="4F83BE">
+                      <w14:tint w14:val="66000"/>
+                      <w14:satMod w14:val="160000"/>
+                      <w14:tint w14:val="66000"/>
+                      <w14:satMod w14:val="160000"/>
+                    </w14:srgbClr>
+                  </w14:solidFill>
+                </w14:textFill>
+              </w:rPr>
+              <w:t xml:space="preserve"> </w:t>
+            </w:r>
+            <w:proofErr w:type="spellStart"/>
+            <w:r>
+              <w:rPr>
+                <w:rFonts w:ascii="Gordita Light" w:hAnsi="Gordita Light" w:cs="GorditaLight"/>
+                <w:i/>
+                <w:iCs/>
+                <w:color w:val="4F83BE"/>
+                <w:sz w:val="18"/>
+                <w:szCs w:val="18"/>
+                <w:lang w:val="es-ES"/>
+                <w14:textFill>
+                  <w14:solidFill>
+                    <w14:srgbClr w14:val="4F83BE">
+                      <w14:tint w14:val="66000"/>
+                      <w14:satMod w14:val="160000"/>
+                      <w14:tint w14:val="66000"/>
+                      <w14:satMod w14:val="160000"/>
+                    </w14:srgbClr>
+                  </w14:solidFill>
+                </w14:textFill>
+              </w:rPr>
+              <w:t>Value</w:t>
+            </w:r>
+            <w:proofErr w:type="spellEnd"/>
+          </w:p>
+        </w:tc>
+        <w:tc>
+          <w:tcPr>
+            <w:tcW w:w="1332" w:type="dxa"/>
+          </w:tcPr>
+          <w:p>
+            <w:pPr>
+              <w:jc w:val="center"/>
+              <w:rPr>
+                <w:rFonts w:ascii="Gordita Light" w:hAnsi="Gordita Light" w:cs="GorditaLight"/>
+                <w:b/>
+                <w:bCs/>
+                <w:color w:val="4F83BE"/>
+                <w:sz w:val="18"/>
+                <w:szCs w:val="18"/>
+                <w:lang w:val="es-ES"/>
+              </w:rPr>
+            </w:pPr>
+            <w:r>
+              <w:rPr>
+                <w:rFonts w:ascii="Gordita Light" w:hAnsi="Gordita Light" w:cs="GorditaLight"/>
+                <w:b/>
+                <w:bCs/>
+                <w:color w:val="4F83BE"/>
+                <w:sz w:val="18"/>
+                <w:szCs w:val="18"/>
+                <w:lang w:val="es-ES"/>
+              </w:rPr>
+              <w:t>Desviación</w:t>
+            </w:r>
+          </w:p>
+          <w:p>
+            <w:pPr>
+              <w:jc w:val="center"/>
+              <w:rPr>
+                <w:rFonts w:ascii="Gordita Light" w:hAnsi="Gordita Light" w:cs="GorditaLight"/>
+                <w:sz w:val="18"/>
+                <w:szCs w:val="18"/>
+                <w:lang w:val="es-ES"/>
+              </w:rPr>
+            </w:pPr>
+            <w:r>
+              <w:rPr>
+                <w:rFonts w:ascii="Gordita Light" w:hAnsi="Gordita Light" w:cs="GorditaLight"/>
+                <w:i/>
+                <w:iCs/>
+                <w:color w:val="4F83BE"/>
+                <w:sz w:val="18"/>
+                <w:szCs w:val="18"/>
+                <w14:textFill>
+                  <w14:solidFill>
+                    <w14:srgbClr w14:val="4F83BE">
+                      <w14:tint w14:val="66000"/>
+                      <w14:satMod w14:val="160000"/>
+                      <w14:tint w14:val="66000"/>
+                      <w14:satMod w14:val="160000"/>
+                    </w14:srgbClr>
+                  </w14:solidFill>
+                </w14:textFill>
+              </w:rPr>
               <w:t>Deviation</w:t>
             </w:r>
           </w:p>
@@ -7369,31 +7792,40 @@
       <w:tr>
         <w:tc>
           <w:tcPr>
-            <w:tcW w:w="2242" w:type="dxa"/>
-          </w:tcPr>
-          <w:p>
-            <w:pPr>
-              <w:rPr>
-                <w:rFonts w:ascii="Gordita Light" w:hAnsi="Gordita Light" w:cs="GorditaLight"/>
-                <w:sz w:val="18"/>
-                <w:szCs w:val="18"/>
-                <w:lang w:val="es-ES"/>
-              </w:rPr>
-            </w:pPr>
-            <w:r>
-              <w:rPr>
-                <w:rFonts w:ascii="Gordita Light" w:hAnsi="Gordita Light" w:cs="GorditaLight"/>
-                <w:sz w:val="18"/>
-                <w:szCs w:val="18"/>
-                <w:lang w:val="es-ES"/>
-              </w:rPr>
-              <w:t>[MEDICI1]</w:t>
-            </w:r>
-          </w:p>
-        </w:tc>
-        <w:tc>
-          <w:tcPr>
-            <w:tcW w:w="1014" w:type="dxa"/>
+            <w:tcW w:w="1936" w:type="dxa"/>
+          </w:tcPr>
+          <w:p>
+            <w:pPr>
+              <w:rPr>
+                <w:rFonts w:ascii="Gordita Light" w:hAnsi="Gordita Light" w:cs="GorditaLight"/>
+                <w:sz w:val="18"/>
+                <w:szCs w:val="18"/>
+                <w:lang w:val="es-ES"/>
+              </w:rPr>
+            </w:pPr>
+            <w:r>
+              <w:rPr>
+                <w:rFonts w:ascii="Gordita Light" w:hAnsi="Gordita Light" w:cs="GorditaLight"/>
+                <w:sz w:val="18"/>
+                <w:szCs w:val="18"/>
+                <w:lang w:val="es-ES"/>
+              </w:rPr>
+              <w:t>[</w:t>
+            </w:r>
+            <w:r>
+              <w:rPr>
+                <w:rFonts w:ascii="Gordita Light" w:hAnsi="Gordita Light" w:cs="GorditaLight"/>
+                <w:sz w:val="18"/>
+                <w:szCs w:val="18"/>
+                <w:lang w:val="es-ES"/>
+              </w:rPr>
+              <w:t>PUNTO1]</w:t>
+            </w:r>
+          </w:p>
+        </w:tc>
+        <w:tc>
+          <w:tcPr>
+            <w:tcW w:w="1775" w:type="dxa"/>
           </w:tcPr>
           <w:p>
             <w:pPr>
@@ -7412,31 +7844,13 @@
                 <w:szCs w:val="18"/>
                 <w:lang w:val="es-ES"/>
               </w:rPr>
-              <w:t>[UNI</w:t>
-            </w:r>
-            <w:r>
-              <w:rPr>
-                <w:rFonts w:ascii="Gordita Light" w:hAnsi="Gordita Light" w:cs="GorditaLight"/>
-                <w:sz w:val="18"/>
-                <w:szCs w:val="18"/>
-                <w:lang w:val="es-ES"/>
-              </w:rPr>
-              <w:t>DAD_EST</w:t>
-            </w:r>
-            <w:r>
-              <w:rPr>
-                <w:rFonts w:ascii="Gordita Light" w:hAnsi="Gordita Light" w:cs="GorditaLight"/>
-                <w:sz w:val="18"/>
-                <w:szCs w:val="18"/>
-                <w:lang w:val="es-ES"/>
-              </w:rPr>
-              <w:t>1]</w:t>
-            </w:r>
-          </w:p>
-        </w:tc>
-        <w:tc>
-          <w:tcPr>
-            <w:tcW w:w="1915" w:type="dxa"/>
+              <w:t>[UNIDAD_EST1]</w:t>
+            </w:r>
+          </w:p>
+        </w:tc>
+        <w:tc>
+          <w:tcPr>
+            <w:tcW w:w="1747" w:type="dxa"/>
           </w:tcPr>
           <w:p>
             <w:pPr>
@@ -7461,7 +7875,7 @@
         </w:tc>
         <w:tc>
           <w:tcPr>
-            <w:tcW w:w="2069" w:type="dxa"/>
+            <w:tcW w:w="1840" w:type="dxa"/>
           </w:tcPr>
           <w:p>
             <w:pPr>
@@ -7486,7 +7900,7 @@
         </w:tc>
         <w:tc>
           <w:tcPr>
-            <w:tcW w:w="1390" w:type="dxa"/>
+            <w:tcW w:w="1332" w:type="dxa"/>
           </w:tcPr>
           <w:p>
             <w:pPr>
@@ -7513,31 +7927,40 @@
       <w:tr>
         <w:tc>
           <w:tcPr>
-            <w:tcW w:w="2242" w:type="dxa"/>
-          </w:tcPr>
-          <w:p>
-            <w:pPr>
-              <w:rPr>
-                <w:rFonts w:ascii="Gordita Light" w:hAnsi="Gordita Light" w:cs="GorditaLight"/>
-                <w:sz w:val="18"/>
-                <w:szCs w:val="18"/>
-                <w:lang w:val="es-ES"/>
-              </w:rPr>
-            </w:pPr>
-            <w:r>
-              <w:rPr>
-                <w:rFonts w:ascii="Gordita Light" w:hAnsi="Gordita Light" w:cs="GorditaLight"/>
-                <w:sz w:val="18"/>
-                <w:szCs w:val="18"/>
-                <w:lang w:val="es-ES"/>
-              </w:rPr>
-              <w:t>[MEDICI2]</w:t>
-            </w:r>
-          </w:p>
-        </w:tc>
-        <w:tc>
-          <w:tcPr>
-            <w:tcW w:w="1014" w:type="dxa"/>
+            <w:tcW w:w="1936" w:type="dxa"/>
+          </w:tcPr>
+          <w:p>
+            <w:pPr>
+              <w:rPr>
+                <w:rFonts w:ascii="Gordita Light" w:hAnsi="Gordita Light" w:cs="GorditaLight"/>
+                <w:sz w:val="18"/>
+                <w:szCs w:val="18"/>
+                <w:lang w:val="es-ES"/>
+              </w:rPr>
+            </w:pPr>
+            <w:r>
+              <w:rPr>
+                <w:rFonts w:ascii="Gordita Light" w:hAnsi="Gordita Light" w:cs="GorditaLight"/>
+                <w:sz w:val="18"/>
+                <w:szCs w:val="18"/>
+                <w:lang w:val="es-ES"/>
+              </w:rPr>
+              <w:t>[</w:t>
+            </w:r>
+            <w:r>
+              <w:rPr>
+                <w:rFonts w:ascii="Gordita Light" w:hAnsi="Gordita Light" w:cs="GorditaLight"/>
+                <w:sz w:val="18"/>
+                <w:szCs w:val="18"/>
+                <w:lang w:val="es-ES"/>
+              </w:rPr>
+              <w:t>PUNTO2]</w:t>
+            </w:r>
+          </w:p>
+        </w:tc>
+        <w:tc>
+          <w:tcPr>
+            <w:tcW w:w="1775" w:type="dxa"/>
           </w:tcPr>
           <w:p>
             <w:pPr>
@@ -7562,7 +7985,7 @@
         </w:tc>
         <w:tc>
           <w:tcPr>
-            <w:tcW w:w="1915" w:type="dxa"/>
+            <w:tcW w:w="1747" w:type="dxa"/>
           </w:tcPr>
           <w:p>
             <w:pPr>
@@ -7587,7 +8010,7 @@
         </w:tc>
         <w:tc>
           <w:tcPr>
-            <w:tcW w:w="2069" w:type="dxa"/>
+            <w:tcW w:w="1840" w:type="dxa"/>
           </w:tcPr>
           <w:p>
             <w:pPr>
@@ -7612,7 +8035,7 @@
         </w:tc>
         <w:tc>
           <w:tcPr>
-            <w:tcW w:w="1390" w:type="dxa"/>
+            <w:tcW w:w="1332" w:type="dxa"/>
           </w:tcPr>
           <w:p>
             <w:pPr>
@@ -7639,31 +8062,40 @@
       <w:tr>
         <w:tc>
           <w:tcPr>
-            <w:tcW w:w="2242" w:type="dxa"/>
-          </w:tcPr>
-          <w:p>
-            <w:pPr>
-              <w:rPr>
-                <w:rFonts w:ascii="Gordita Light" w:hAnsi="Gordita Light" w:cs="GorditaLight"/>
-                <w:sz w:val="18"/>
-                <w:szCs w:val="18"/>
-                <w:lang w:val="es-ES"/>
-              </w:rPr>
-            </w:pPr>
-            <w:r>
-              <w:rPr>
-                <w:rFonts w:ascii="Gordita Light" w:hAnsi="Gordita Light" w:cs="GorditaLight"/>
-                <w:sz w:val="18"/>
-                <w:szCs w:val="18"/>
-                <w:lang w:val="es-ES"/>
-              </w:rPr>
-              <w:t>[MEDICI3]</w:t>
-            </w:r>
-          </w:p>
-        </w:tc>
-        <w:tc>
-          <w:tcPr>
-            <w:tcW w:w="1014" w:type="dxa"/>
+            <w:tcW w:w="1936" w:type="dxa"/>
+          </w:tcPr>
+          <w:p>
+            <w:pPr>
+              <w:rPr>
+                <w:rFonts w:ascii="Gordita Light" w:hAnsi="Gordita Light" w:cs="GorditaLight"/>
+                <w:sz w:val="18"/>
+                <w:szCs w:val="18"/>
+                <w:lang w:val="es-ES"/>
+              </w:rPr>
+            </w:pPr>
+            <w:r>
+              <w:rPr>
+                <w:rFonts w:ascii="Gordita Light" w:hAnsi="Gordita Light" w:cs="GorditaLight"/>
+                <w:sz w:val="18"/>
+                <w:szCs w:val="18"/>
+                <w:lang w:val="es-ES"/>
+              </w:rPr>
+              <w:t>[</w:t>
+            </w:r>
+            <w:r>
+              <w:rPr>
+                <w:rFonts w:ascii="Gordita Light" w:hAnsi="Gordita Light" w:cs="GorditaLight"/>
+                <w:sz w:val="18"/>
+                <w:szCs w:val="18"/>
+                <w:lang w:val="es-ES"/>
+              </w:rPr>
+              <w:t>PUNTO3]</w:t>
+            </w:r>
+          </w:p>
+        </w:tc>
+        <w:tc>
+          <w:tcPr>
+            <w:tcW w:w="1775" w:type="dxa"/>
           </w:tcPr>
           <w:p>
             <w:pPr>
@@ -7688,7 +8120,7 @@
         </w:tc>
         <w:tc>
           <w:tcPr>
-            <w:tcW w:w="1915" w:type="dxa"/>
+            <w:tcW w:w="1747" w:type="dxa"/>
           </w:tcPr>
           <w:p>
             <w:pPr>
@@ -7713,7 +8145,7 @@
         </w:tc>
         <w:tc>
           <w:tcPr>
-            <w:tcW w:w="2069" w:type="dxa"/>
+            <w:tcW w:w="1840" w:type="dxa"/>
           </w:tcPr>
           <w:p>
             <w:pPr>
@@ -7738,7 +8170,7 @@
         </w:tc>
         <w:tc>
           <w:tcPr>
-            <w:tcW w:w="1390" w:type="dxa"/>
+            <w:tcW w:w="1332" w:type="dxa"/>
           </w:tcPr>
           <w:p>
             <w:pPr>
@@ -7765,31 +8197,40 @@
       <w:tr>
         <w:tc>
           <w:tcPr>
-            <w:tcW w:w="2242" w:type="dxa"/>
-          </w:tcPr>
-          <w:p>
-            <w:pPr>
-              <w:rPr>
-                <w:rFonts w:ascii="Gordita Light" w:hAnsi="Gordita Light" w:cs="GorditaLight"/>
-                <w:sz w:val="18"/>
-                <w:szCs w:val="18"/>
-                <w:lang w:val="es-ES"/>
-              </w:rPr>
-            </w:pPr>
-            <w:r>
-              <w:rPr>
-                <w:rFonts w:ascii="Gordita Light" w:hAnsi="Gordita Light" w:cs="GorditaLight"/>
-                <w:sz w:val="18"/>
-                <w:szCs w:val="18"/>
-                <w:lang w:val="es-ES"/>
-              </w:rPr>
-              <w:t>[MEDICI4]</w:t>
-            </w:r>
-          </w:p>
-        </w:tc>
-        <w:tc>
-          <w:tcPr>
-            <w:tcW w:w="1014" w:type="dxa"/>
+            <w:tcW w:w="1936" w:type="dxa"/>
+          </w:tcPr>
+          <w:p>
+            <w:pPr>
+              <w:rPr>
+                <w:rFonts w:ascii="Gordita Light" w:hAnsi="Gordita Light" w:cs="GorditaLight"/>
+                <w:sz w:val="18"/>
+                <w:szCs w:val="18"/>
+                <w:lang w:val="es-ES"/>
+              </w:rPr>
+            </w:pPr>
+            <w:r>
+              <w:rPr>
+                <w:rFonts w:ascii="Gordita Light" w:hAnsi="Gordita Light" w:cs="GorditaLight"/>
+                <w:sz w:val="18"/>
+                <w:szCs w:val="18"/>
+                <w:lang w:val="es-ES"/>
+              </w:rPr>
+              <w:t>[</w:t>
+            </w:r>
+            <w:r>
+              <w:rPr>
+                <w:rFonts w:ascii="Gordita Light" w:hAnsi="Gordita Light" w:cs="GorditaLight"/>
+                <w:sz w:val="18"/>
+                <w:szCs w:val="18"/>
+                <w:lang w:val="es-ES"/>
+              </w:rPr>
+              <w:t>PUNTO4]</w:t>
+            </w:r>
+          </w:p>
+        </w:tc>
+        <w:tc>
+          <w:tcPr>
+            <w:tcW w:w="1775" w:type="dxa"/>
           </w:tcPr>
           <w:p>
             <w:pPr>
@@ -7814,7 +8255,7 @@
         </w:tc>
         <w:tc>
           <w:tcPr>
-            <w:tcW w:w="1915" w:type="dxa"/>
+            <w:tcW w:w="1747" w:type="dxa"/>
           </w:tcPr>
           <w:p>
             <w:pPr>
@@ -7839,7 +8280,7 @@
         </w:tc>
         <w:tc>
           <w:tcPr>
-            <w:tcW w:w="2069" w:type="dxa"/>
+            <w:tcW w:w="1840" w:type="dxa"/>
           </w:tcPr>
           <w:p>
             <w:pPr>
@@ -7864,7 +8305,7 @@
         </w:tc>
         <w:tc>
           <w:tcPr>
-            <w:tcW w:w="1390" w:type="dxa"/>
+            <w:tcW w:w="1332" w:type="dxa"/>
           </w:tcPr>
           <w:p>
             <w:pPr>
@@ -7891,31 +8332,40 @@
       <w:tr>
         <w:tc>
           <w:tcPr>
-            <w:tcW w:w="2242" w:type="dxa"/>
-          </w:tcPr>
-          <w:p>
-            <w:pPr>
-              <w:rPr>
-                <w:rFonts w:ascii="Gordita Light" w:hAnsi="Gordita Light" w:cs="GorditaLight"/>
-                <w:sz w:val="18"/>
-                <w:szCs w:val="18"/>
-                <w:lang w:val="es-ES"/>
-              </w:rPr>
-            </w:pPr>
-            <w:r>
-              <w:rPr>
-                <w:rFonts w:ascii="Gordita Light" w:hAnsi="Gordita Light" w:cs="GorditaLight"/>
-                <w:sz w:val="18"/>
-                <w:szCs w:val="18"/>
-                <w:lang w:val="es-ES"/>
-              </w:rPr>
-              <w:t>[MEDICI5]</w:t>
-            </w:r>
-          </w:p>
-        </w:tc>
-        <w:tc>
-          <w:tcPr>
-            <w:tcW w:w="1014" w:type="dxa"/>
+            <w:tcW w:w="1936" w:type="dxa"/>
+          </w:tcPr>
+          <w:p>
+            <w:pPr>
+              <w:rPr>
+                <w:rFonts w:ascii="Gordita Light" w:hAnsi="Gordita Light" w:cs="GorditaLight"/>
+                <w:sz w:val="18"/>
+                <w:szCs w:val="18"/>
+                <w:lang w:val="es-ES"/>
+              </w:rPr>
+            </w:pPr>
+            <w:r>
+              <w:rPr>
+                <w:rFonts w:ascii="Gordita Light" w:hAnsi="Gordita Light" w:cs="GorditaLight"/>
+                <w:sz w:val="18"/>
+                <w:szCs w:val="18"/>
+                <w:lang w:val="es-ES"/>
+              </w:rPr>
+              <w:t>[</w:t>
+            </w:r>
+            <w:r>
+              <w:rPr>
+                <w:rFonts w:ascii="Gordita Light" w:hAnsi="Gordita Light" w:cs="GorditaLight"/>
+                <w:sz w:val="18"/>
+                <w:szCs w:val="18"/>
+                <w:lang w:val="es-ES"/>
+              </w:rPr>
+              <w:t>PUNTO5]</w:t>
+            </w:r>
+          </w:p>
+        </w:tc>
+        <w:tc>
+          <w:tcPr>
+            <w:tcW w:w="1775" w:type="dxa"/>
           </w:tcPr>
           <w:p>
             <w:pPr>
@@ -7940,7 +8390,7 @@
         </w:tc>
         <w:tc>
           <w:tcPr>
-            <w:tcW w:w="1915" w:type="dxa"/>
+            <w:tcW w:w="1747" w:type="dxa"/>
           </w:tcPr>
           <w:p>
             <w:pPr>
@@ -7965,7 +8415,7 @@
         </w:tc>
         <w:tc>
           <w:tcPr>
-            <w:tcW w:w="2069" w:type="dxa"/>
+            <w:tcW w:w="1840" w:type="dxa"/>
           </w:tcPr>
           <w:p>
             <w:pPr>
@@ -7990,7 +8440,7 @@
         </w:tc>
         <w:tc>
           <w:tcPr>
-            <w:tcW w:w="1390" w:type="dxa"/>
+            <w:tcW w:w="1332" w:type="dxa"/>
           </w:tcPr>
           <w:p>
             <w:pPr>
@@ -8017,31 +8467,40 @@
       <w:tr>
         <w:tc>
           <w:tcPr>
-            <w:tcW w:w="2242" w:type="dxa"/>
-          </w:tcPr>
-          <w:p>
-            <w:pPr>
-              <w:rPr>
-                <w:rFonts w:ascii="Gordita Light" w:hAnsi="Gordita Light" w:cs="GorditaLight"/>
-                <w:sz w:val="18"/>
-                <w:szCs w:val="18"/>
-                <w:lang w:val="es-ES"/>
-              </w:rPr>
-            </w:pPr>
-            <w:r>
-              <w:rPr>
-                <w:rFonts w:ascii="Gordita Light" w:hAnsi="Gordita Light" w:cs="GorditaLight"/>
-                <w:sz w:val="18"/>
-                <w:szCs w:val="18"/>
-                <w:lang w:val="es-ES"/>
-              </w:rPr>
-              <w:t>[MEDICI6]</w:t>
-            </w:r>
-          </w:p>
-        </w:tc>
-        <w:tc>
-          <w:tcPr>
-            <w:tcW w:w="1014" w:type="dxa"/>
+            <w:tcW w:w="1936" w:type="dxa"/>
+          </w:tcPr>
+          <w:p>
+            <w:pPr>
+              <w:rPr>
+                <w:rFonts w:ascii="Gordita Light" w:hAnsi="Gordita Light" w:cs="GorditaLight"/>
+                <w:sz w:val="18"/>
+                <w:szCs w:val="18"/>
+                <w:lang w:val="es-ES"/>
+              </w:rPr>
+            </w:pPr>
+            <w:r>
+              <w:rPr>
+                <w:rFonts w:ascii="Gordita Light" w:hAnsi="Gordita Light" w:cs="GorditaLight"/>
+                <w:sz w:val="18"/>
+                <w:szCs w:val="18"/>
+                <w:lang w:val="es-ES"/>
+              </w:rPr>
+              <w:t>[</w:t>
+            </w:r>
+            <w:r>
+              <w:rPr>
+                <w:rFonts w:ascii="Gordita Light" w:hAnsi="Gordita Light" w:cs="GorditaLight"/>
+                <w:sz w:val="18"/>
+                <w:szCs w:val="18"/>
+                <w:lang w:val="es-ES"/>
+              </w:rPr>
+              <w:t>PUNTO6]</w:t>
+            </w:r>
+          </w:p>
+        </w:tc>
+        <w:tc>
+          <w:tcPr>
+            <w:tcW w:w="1775" w:type="dxa"/>
           </w:tcPr>
           <w:p>
             <w:pPr>
@@ -8066,7 +8525,7 @@
         </w:tc>
         <w:tc>
           <w:tcPr>
-            <w:tcW w:w="1915" w:type="dxa"/>
+            <w:tcW w:w="1747" w:type="dxa"/>
           </w:tcPr>
           <w:p>
             <w:pPr>
@@ -8091,7 +8550,7 @@
         </w:tc>
         <w:tc>
           <w:tcPr>
-            <w:tcW w:w="2069" w:type="dxa"/>
+            <w:tcW w:w="1840" w:type="dxa"/>
           </w:tcPr>
           <w:p>
             <w:pPr>
@@ -8116,7 +8575,7 @@
         </w:tc>
         <w:tc>
           <w:tcPr>
-            <w:tcW w:w="1390" w:type="dxa"/>
+            <w:tcW w:w="1332" w:type="dxa"/>
           </w:tcPr>
           <w:p>
             <w:pPr>
@@ -8143,31 +8602,40 @@
       <w:tr>
         <w:tc>
           <w:tcPr>
-            <w:tcW w:w="2242" w:type="dxa"/>
-          </w:tcPr>
-          <w:p>
-            <w:pPr>
-              <w:rPr>
-                <w:rFonts w:ascii="Gordita Light" w:hAnsi="Gordita Light" w:cs="GorditaLight"/>
-                <w:sz w:val="18"/>
-                <w:szCs w:val="18"/>
-                <w:lang w:val="es-ES"/>
-              </w:rPr>
-            </w:pPr>
-            <w:r>
-              <w:rPr>
-                <w:rFonts w:ascii="Gordita Light" w:hAnsi="Gordita Light" w:cs="GorditaLight"/>
-                <w:sz w:val="18"/>
-                <w:szCs w:val="18"/>
-                <w:lang w:val="es-ES"/>
-              </w:rPr>
-              <w:t>[MEDICI7]</w:t>
-            </w:r>
-          </w:p>
-        </w:tc>
-        <w:tc>
-          <w:tcPr>
-            <w:tcW w:w="1014" w:type="dxa"/>
+            <w:tcW w:w="1936" w:type="dxa"/>
+          </w:tcPr>
+          <w:p>
+            <w:pPr>
+              <w:rPr>
+                <w:rFonts w:ascii="Gordita Light" w:hAnsi="Gordita Light" w:cs="GorditaLight"/>
+                <w:sz w:val="18"/>
+                <w:szCs w:val="18"/>
+                <w:lang w:val="es-ES"/>
+              </w:rPr>
+            </w:pPr>
+            <w:r>
+              <w:rPr>
+                <w:rFonts w:ascii="Gordita Light" w:hAnsi="Gordita Light" w:cs="GorditaLight"/>
+                <w:sz w:val="18"/>
+                <w:szCs w:val="18"/>
+                <w:lang w:val="es-ES"/>
+              </w:rPr>
+              <w:t>[</w:t>
+            </w:r>
+            <w:r>
+              <w:rPr>
+                <w:rFonts w:ascii="Gordita Light" w:hAnsi="Gordita Light" w:cs="GorditaLight"/>
+                <w:sz w:val="18"/>
+                <w:szCs w:val="18"/>
+                <w:lang w:val="es-ES"/>
+              </w:rPr>
+              <w:t>PUNTO7]</w:t>
+            </w:r>
+          </w:p>
+        </w:tc>
+        <w:tc>
+          <w:tcPr>
+            <w:tcW w:w="1775" w:type="dxa"/>
           </w:tcPr>
           <w:p>
             <w:pPr>
@@ -8192,7 +8660,7 @@
         </w:tc>
         <w:tc>
           <w:tcPr>
-            <w:tcW w:w="1915" w:type="dxa"/>
+            <w:tcW w:w="1747" w:type="dxa"/>
           </w:tcPr>
           <w:p>
             <w:pPr>
@@ -8217,7 +8685,7 @@
         </w:tc>
         <w:tc>
           <w:tcPr>
-            <w:tcW w:w="2069" w:type="dxa"/>
+            <w:tcW w:w="1840" w:type="dxa"/>
           </w:tcPr>
           <w:p>
             <w:pPr>
@@ -8242,7 +8710,7 @@
         </w:tc>
         <w:tc>
           <w:tcPr>
-            <w:tcW w:w="1390" w:type="dxa"/>
+            <w:tcW w:w="1332" w:type="dxa"/>
           </w:tcPr>
           <w:p>
             <w:pPr>
@@ -8269,31 +8737,40 @@
       <w:tr>
         <w:tc>
           <w:tcPr>
-            <w:tcW w:w="2242" w:type="dxa"/>
-          </w:tcPr>
-          <w:p>
-            <w:pPr>
-              <w:rPr>
-                <w:rFonts w:ascii="Gordita Light" w:hAnsi="Gordita Light" w:cs="GorditaLight"/>
-                <w:sz w:val="18"/>
-                <w:szCs w:val="18"/>
-                <w:lang w:val="es-ES"/>
-              </w:rPr>
-            </w:pPr>
-            <w:r>
-              <w:rPr>
-                <w:rFonts w:ascii="Gordita Light" w:hAnsi="Gordita Light" w:cs="GorditaLight"/>
-                <w:sz w:val="18"/>
-                <w:szCs w:val="18"/>
-                <w:lang w:val="es-ES"/>
-              </w:rPr>
-              <w:t>[MEDICI8]</w:t>
-            </w:r>
-          </w:p>
-        </w:tc>
-        <w:tc>
-          <w:tcPr>
-            <w:tcW w:w="1014" w:type="dxa"/>
+            <w:tcW w:w="1936" w:type="dxa"/>
+          </w:tcPr>
+          <w:p>
+            <w:pPr>
+              <w:rPr>
+                <w:rFonts w:ascii="Gordita Light" w:hAnsi="Gordita Light" w:cs="GorditaLight"/>
+                <w:sz w:val="18"/>
+                <w:szCs w:val="18"/>
+                <w:lang w:val="es-ES"/>
+              </w:rPr>
+            </w:pPr>
+            <w:r>
+              <w:rPr>
+                <w:rFonts w:ascii="Gordita Light" w:hAnsi="Gordita Light" w:cs="GorditaLight"/>
+                <w:sz w:val="18"/>
+                <w:szCs w:val="18"/>
+                <w:lang w:val="es-ES"/>
+              </w:rPr>
+              <w:t>[</w:t>
+            </w:r>
+            <w:r>
+              <w:rPr>
+                <w:rFonts w:ascii="Gordita Light" w:hAnsi="Gordita Light" w:cs="GorditaLight"/>
+                <w:sz w:val="18"/>
+                <w:szCs w:val="18"/>
+                <w:lang w:val="es-ES"/>
+              </w:rPr>
+              <w:t>PUNTO8]</w:t>
+            </w:r>
+          </w:p>
+        </w:tc>
+        <w:tc>
+          <w:tcPr>
+            <w:tcW w:w="1775" w:type="dxa"/>
           </w:tcPr>
           <w:p>
             <w:pPr>
@@ -8318,7 +8795,7 @@
         </w:tc>
         <w:tc>
           <w:tcPr>
-            <w:tcW w:w="1915" w:type="dxa"/>
+            <w:tcW w:w="1747" w:type="dxa"/>
           </w:tcPr>
           <w:p>
             <w:pPr>
@@ -8343,7 +8820,7 @@
         </w:tc>
         <w:tc>
           <w:tcPr>
-            <w:tcW w:w="2069" w:type="dxa"/>
+            <w:tcW w:w="1840" w:type="dxa"/>
           </w:tcPr>
           <w:p>
             <w:pPr>
@@ -8368,7 +8845,7 @@
         </w:tc>
         <w:tc>
           <w:tcPr>
-            <w:tcW w:w="1390" w:type="dxa"/>
+            <w:tcW w:w="1332" w:type="dxa"/>
           </w:tcPr>
           <w:p>
             <w:pPr>
@@ -8395,31 +8872,40 @@
       <w:tr>
         <w:tc>
           <w:tcPr>
-            <w:tcW w:w="2242" w:type="dxa"/>
-          </w:tcPr>
-          <w:p>
-            <w:pPr>
-              <w:rPr>
-                <w:rFonts w:ascii="Gordita Light" w:hAnsi="Gordita Light" w:cs="GorditaLight"/>
-                <w:sz w:val="18"/>
-                <w:szCs w:val="18"/>
-                <w:lang w:val="es-ES"/>
-              </w:rPr>
-            </w:pPr>
-            <w:r>
-              <w:rPr>
-                <w:rFonts w:ascii="Gordita Light" w:hAnsi="Gordita Light" w:cs="GorditaLight"/>
-                <w:sz w:val="18"/>
-                <w:szCs w:val="18"/>
-                <w:lang w:val="es-ES"/>
-              </w:rPr>
-              <w:t>[MEDICI9]</w:t>
-            </w:r>
-          </w:p>
-        </w:tc>
-        <w:tc>
-          <w:tcPr>
-            <w:tcW w:w="1014" w:type="dxa"/>
+            <w:tcW w:w="1936" w:type="dxa"/>
+          </w:tcPr>
+          <w:p>
+            <w:pPr>
+              <w:rPr>
+                <w:rFonts w:ascii="Gordita Light" w:hAnsi="Gordita Light" w:cs="GorditaLight"/>
+                <w:sz w:val="18"/>
+                <w:szCs w:val="18"/>
+                <w:lang w:val="es-ES"/>
+              </w:rPr>
+            </w:pPr>
+            <w:r>
+              <w:rPr>
+                <w:rFonts w:ascii="Gordita Light" w:hAnsi="Gordita Light" w:cs="GorditaLight"/>
+                <w:sz w:val="18"/>
+                <w:szCs w:val="18"/>
+                <w:lang w:val="es-ES"/>
+              </w:rPr>
+              <w:t>[</w:t>
+            </w:r>
+            <w:r>
+              <w:rPr>
+                <w:rFonts w:ascii="Gordita Light" w:hAnsi="Gordita Light" w:cs="GorditaLight"/>
+                <w:sz w:val="18"/>
+                <w:szCs w:val="18"/>
+                <w:lang w:val="es-ES"/>
+              </w:rPr>
+              <w:t>PUNTO9]</w:t>
+            </w:r>
+          </w:p>
+        </w:tc>
+        <w:tc>
+          <w:tcPr>
+            <w:tcW w:w="1775" w:type="dxa"/>
           </w:tcPr>
           <w:p>
             <w:pPr>
@@ -8444,7 +8930,7 @@
         </w:tc>
         <w:tc>
           <w:tcPr>
-            <w:tcW w:w="1915" w:type="dxa"/>
+            <w:tcW w:w="1747" w:type="dxa"/>
           </w:tcPr>
           <w:p>
             <w:pPr>
@@ -8469,7 +8955,7 @@
         </w:tc>
         <w:tc>
           <w:tcPr>
-            <w:tcW w:w="2069" w:type="dxa"/>
+            <w:tcW w:w="1840" w:type="dxa"/>
           </w:tcPr>
           <w:p>
             <w:pPr>
@@ -8494,7 +8980,7 @@
         </w:tc>
         <w:tc>
           <w:tcPr>
-            <w:tcW w:w="1390" w:type="dxa"/>
+            <w:tcW w:w="1332" w:type="dxa"/>
           </w:tcPr>
           <w:p>
             <w:pPr>
@@ -8521,31 +9007,40 @@
       <w:tr>
         <w:tc>
           <w:tcPr>
-            <w:tcW w:w="2242" w:type="dxa"/>
-          </w:tcPr>
-          <w:p>
-            <w:pPr>
-              <w:rPr>
-                <w:rFonts w:ascii="Gordita Light" w:hAnsi="Gordita Light" w:cs="GorditaLight"/>
-                <w:sz w:val="18"/>
-                <w:szCs w:val="18"/>
-                <w:lang w:val="es-ES"/>
-              </w:rPr>
-            </w:pPr>
-            <w:r>
-              <w:rPr>
-                <w:rFonts w:ascii="Gordita Light" w:hAnsi="Gordita Light" w:cs="GorditaLight"/>
-                <w:sz w:val="18"/>
-                <w:szCs w:val="18"/>
-                <w:lang w:val="es-ES"/>
-              </w:rPr>
-              <w:t>[MEDICI10]</w:t>
-            </w:r>
-          </w:p>
-        </w:tc>
-        <w:tc>
-          <w:tcPr>
-            <w:tcW w:w="1014" w:type="dxa"/>
+            <w:tcW w:w="1936" w:type="dxa"/>
+          </w:tcPr>
+          <w:p>
+            <w:pPr>
+              <w:rPr>
+                <w:rFonts w:ascii="Gordita Light" w:hAnsi="Gordita Light" w:cs="GorditaLight"/>
+                <w:sz w:val="18"/>
+                <w:szCs w:val="18"/>
+                <w:lang w:val="es-ES"/>
+              </w:rPr>
+            </w:pPr>
+            <w:r>
+              <w:rPr>
+                <w:rFonts w:ascii="Gordita Light" w:hAnsi="Gordita Light" w:cs="GorditaLight"/>
+                <w:sz w:val="18"/>
+                <w:szCs w:val="18"/>
+                <w:lang w:val="es-ES"/>
+              </w:rPr>
+              <w:t>[</w:t>
+            </w:r>
+            <w:r>
+              <w:rPr>
+                <w:rFonts w:ascii="Gordita Light" w:hAnsi="Gordita Light" w:cs="GorditaLight"/>
+                <w:sz w:val="18"/>
+                <w:szCs w:val="18"/>
+                <w:lang w:val="es-ES"/>
+              </w:rPr>
+              <w:t>PUNTO10]</w:t>
+            </w:r>
+          </w:p>
+        </w:tc>
+        <w:tc>
+          <w:tcPr>
+            <w:tcW w:w="1775" w:type="dxa"/>
           </w:tcPr>
           <w:p>
             <w:pPr>
@@ -8564,31 +9059,13 @@
                 <w:szCs w:val="18"/>
                 <w:lang w:val="es-ES"/>
               </w:rPr>
-              <w:t>[UNIDAD_EST</w:t>
-            </w:r>
-            <w:r>
-              <w:rPr>
-                <w:rFonts w:ascii="Gordita Light" w:hAnsi="Gordita Light" w:cs="GorditaLight"/>
-                <w:sz w:val="18"/>
-                <w:szCs w:val="18"/>
-                <w:lang w:val="es-ES"/>
-              </w:rPr>
-              <w:t>1</w:t>
-            </w:r>
-            <w:r>
-              <w:rPr>
-                <w:rFonts w:ascii="Gordita Light" w:hAnsi="Gordita Light" w:cs="GorditaLight"/>
-                <w:sz w:val="18"/>
-                <w:szCs w:val="18"/>
-                <w:lang w:val="es-ES"/>
-              </w:rPr>
-              <w:t>0]</w:t>
-            </w:r>
-          </w:p>
-        </w:tc>
-        <w:tc>
-          <w:tcPr>
-            <w:tcW w:w="1915" w:type="dxa"/>
+              <w:t>[UNIDAD_EST10]</w:t>
+            </w:r>
+          </w:p>
+        </w:tc>
+        <w:tc>
+          <w:tcPr>
+            <w:tcW w:w="1747" w:type="dxa"/>
           </w:tcPr>
           <w:p>
             <w:pPr>
@@ -8613,7 +9090,7 @@
         </w:tc>
         <w:tc>
           <w:tcPr>
-            <w:tcW w:w="2069" w:type="dxa"/>
+            <w:tcW w:w="1840" w:type="dxa"/>
           </w:tcPr>
           <w:p>
             <w:pPr>
@@ -8638,7 +9115,7 @@
         </w:tc>
         <w:tc>
           <w:tcPr>
-            <w:tcW w:w="1390" w:type="dxa"/>
+            <w:tcW w:w="1332" w:type="dxa"/>
           </w:tcPr>
           <w:p>
             <w:pPr>
@@ -8800,7 +9277,7 @@
         </w:trPr>
         <w:tc>
           <w:tcPr>
-            <w:tcW w:w="2250" w:type="dxa"/>
+            <w:tcW w:w="2008" w:type="dxa"/>
           </w:tcPr>
           <w:p>
             <w:pPr>
@@ -8863,7 +9340,7 @@
         </w:tc>
         <w:tc>
           <w:tcPr>
-            <w:tcW w:w="974" w:type="dxa"/>
+            <w:tcW w:w="1791" w:type="dxa"/>
           </w:tcPr>
           <w:p>
             <w:pPr>
@@ -8926,7 +9403,7 @@
         </w:tc>
         <w:tc>
           <w:tcPr>
-            <w:tcW w:w="2016" w:type="dxa"/>
+            <w:tcW w:w="1743" w:type="dxa"/>
           </w:tcPr>
           <w:p>
             <w:pPr>
@@ -8989,7 +9466,7 @@
         </w:tc>
         <w:tc>
           <w:tcPr>
-            <w:tcW w:w="1973" w:type="dxa"/>
+            <w:tcW w:w="1792" w:type="dxa"/>
           </w:tcPr>
           <w:p>
             <w:pPr>
@@ -9052,7 +9529,7 @@
         </w:tc>
         <w:tc>
           <w:tcPr>
-            <w:tcW w:w="1653" w:type="dxa"/>
+            <w:tcW w:w="1532" w:type="dxa"/>
           </w:tcPr>
           <w:p>
             <w:pPr>
@@ -9117,31 +9594,40 @@
       <w:tr>
         <w:tc>
           <w:tcPr>
-            <w:tcW w:w="2250" w:type="dxa"/>
-          </w:tcPr>
-          <w:p>
-            <w:pPr>
-              <w:rPr>
-                <w:rFonts w:ascii="Gordita Light" w:hAnsi="Gordita Light" w:cs="GorditaLight"/>
-                <w:sz w:val="18"/>
-                <w:szCs w:val="18"/>
-                <w:lang w:val="es-ES"/>
-              </w:rPr>
-            </w:pPr>
-            <w:r>
-              <w:rPr>
-                <w:rFonts w:ascii="Gordita Light" w:hAnsi="Gordita Light" w:cs="GorditaLight"/>
-                <w:sz w:val="18"/>
-                <w:szCs w:val="18"/>
-                <w:lang w:val="es-ES"/>
-              </w:rPr>
-              <w:t>[PUNTODE1]</w:t>
-            </w:r>
-          </w:p>
-        </w:tc>
-        <w:tc>
-          <w:tcPr>
-            <w:tcW w:w="974" w:type="dxa"/>
+            <w:tcW w:w="2008" w:type="dxa"/>
+          </w:tcPr>
+          <w:p>
+            <w:pPr>
+              <w:rPr>
+                <w:rFonts w:ascii="Gordita Light" w:hAnsi="Gordita Light" w:cs="GorditaLight"/>
+                <w:sz w:val="18"/>
+                <w:szCs w:val="18"/>
+                <w:lang w:val="es-ES"/>
+              </w:rPr>
+            </w:pPr>
+            <w:r>
+              <w:rPr>
+                <w:rFonts w:ascii="Gordita Light" w:hAnsi="Gordita Light" w:cs="GorditaLight"/>
+                <w:sz w:val="18"/>
+                <w:szCs w:val="18"/>
+                <w:lang w:val="es-ES"/>
+              </w:rPr>
+              <w:t>[</w:t>
+            </w:r>
+            <w:r>
+              <w:rPr>
+                <w:rFonts w:ascii="Gordita Light" w:hAnsi="Gordita Light" w:cs="GorditaLight"/>
+                <w:sz w:val="18"/>
+                <w:szCs w:val="18"/>
+                <w:lang w:val="es-ES"/>
+              </w:rPr>
+              <w:t>PUNTO1]</w:t>
+            </w:r>
+          </w:p>
+        </w:tc>
+        <w:tc>
+          <w:tcPr>
+            <w:tcW w:w="1791" w:type="dxa"/>
           </w:tcPr>
           <w:p>
             <w:pPr>
@@ -9183,7 +9669,7 @@
         </w:tc>
         <w:tc>
           <w:tcPr>
-            <w:tcW w:w="2016" w:type="dxa"/>
+            <w:tcW w:w="1743" w:type="dxa"/>
           </w:tcPr>
           <w:p>
             <w:pPr>
@@ -9208,7 +9694,7 @@
         </w:tc>
         <w:tc>
           <w:tcPr>
-            <w:tcW w:w="1973" w:type="dxa"/>
+            <w:tcW w:w="1792" w:type="dxa"/>
           </w:tcPr>
           <w:p>
             <w:pPr>
@@ -9227,13 +9713,13 @@
                 <w:szCs w:val="18"/>
                 <w:lang w:val="es-ES"/>
               </w:rPr>
-              <w:t>[TEMPE1]</w:t>
-            </w:r>
-          </w:p>
-        </w:tc>
-        <w:tc>
-          <w:tcPr>
-            <w:tcW w:w="1653" w:type="dxa"/>
+              <w:t>[TEMP1]</w:t>
+            </w:r>
+          </w:p>
+        </w:tc>
+        <w:tc>
+          <w:tcPr>
+            <w:tcW w:w="1532" w:type="dxa"/>
           </w:tcPr>
           <w:p>
             <w:pPr>
@@ -9260,31 +9746,40 @@
       <w:tr>
         <w:tc>
           <w:tcPr>
-            <w:tcW w:w="2250" w:type="dxa"/>
-          </w:tcPr>
-          <w:p>
-            <w:pPr>
-              <w:rPr>
-                <w:rFonts w:ascii="Gordita Light" w:hAnsi="Gordita Light" w:cs="GorditaLight"/>
-                <w:sz w:val="18"/>
-                <w:szCs w:val="18"/>
-                <w:lang w:val="es-ES"/>
-              </w:rPr>
-            </w:pPr>
-            <w:r>
-              <w:rPr>
-                <w:rFonts w:ascii="Gordita Light" w:hAnsi="Gordita Light" w:cs="GorditaLight"/>
-                <w:sz w:val="18"/>
-                <w:szCs w:val="18"/>
-                <w:lang w:val="es-ES"/>
-              </w:rPr>
-              <w:t>[PUNTODE2]</w:t>
-            </w:r>
-          </w:p>
-        </w:tc>
-        <w:tc>
-          <w:tcPr>
-            <w:tcW w:w="974" w:type="dxa"/>
+            <w:tcW w:w="2008" w:type="dxa"/>
+          </w:tcPr>
+          <w:p>
+            <w:pPr>
+              <w:rPr>
+                <w:rFonts w:ascii="Gordita Light" w:hAnsi="Gordita Light" w:cs="GorditaLight"/>
+                <w:sz w:val="18"/>
+                <w:szCs w:val="18"/>
+                <w:lang w:val="es-ES"/>
+              </w:rPr>
+            </w:pPr>
+            <w:r>
+              <w:rPr>
+                <w:rFonts w:ascii="Gordita Light" w:hAnsi="Gordita Light" w:cs="GorditaLight"/>
+                <w:sz w:val="18"/>
+                <w:szCs w:val="18"/>
+                <w:lang w:val="es-ES"/>
+              </w:rPr>
+              <w:t>[</w:t>
+            </w:r>
+            <w:r>
+              <w:rPr>
+                <w:rFonts w:ascii="Gordita Light" w:hAnsi="Gordita Light" w:cs="GorditaLight"/>
+                <w:sz w:val="18"/>
+                <w:szCs w:val="18"/>
+                <w:lang w:val="es-ES"/>
+              </w:rPr>
+              <w:t>PUNTO2]</w:t>
+            </w:r>
+          </w:p>
+        </w:tc>
+        <w:tc>
+          <w:tcPr>
+            <w:tcW w:w="1791" w:type="dxa"/>
           </w:tcPr>
           <w:p>
             <w:pPr>
@@ -9326,7 +9821,7 @@
         </w:tc>
         <w:tc>
           <w:tcPr>
-            <w:tcW w:w="2016" w:type="dxa"/>
+            <w:tcW w:w="1743" w:type="dxa"/>
           </w:tcPr>
           <w:p>
             <w:pPr>
@@ -9351,7 +9846,7 @@
         </w:tc>
         <w:tc>
           <w:tcPr>
-            <w:tcW w:w="1973" w:type="dxa"/>
+            <w:tcW w:w="1792" w:type="dxa"/>
           </w:tcPr>
           <w:p>
             <w:pPr>
@@ -9370,13 +9865,13 @@
                 <w:szCs w:val="18"/>
                 <w:lang w:val="es-ES"/>
               </w:rPr>
-              <w:t>[TEMPE2]</w:t>
-            </w:r>
-          </w:p>
-        </w:tc>
-        <w:tc>
-          <w:tcPr>
-            <w:tcW w:w="1653" w:type="dxa"/>
+              <w:t>[TEMP2]</w:t>
+            </w:r>
+          </w:p>
+        </w:tc>
+        <w:tc>
+          <w:tcPr>
+            <w:tcW w:w="1532" w:type="dxa"/>
           </w:tcPr>
           <w:p>
             <w:pPr>
@@ -9403,31 +9898,40 @@
       <w:tr>
         <w:tc>
           <w:tcPr>
-            <w:tcW w:w="2250" w:type="dxa"/>
-          </w:tcPr>
-          <w:p>
-            <w:pPr>
-              <w:rPr>
-                <w:rFonts w:ascii="Gordita Light" w:hAnsi="Gordita Light" w:cs="GorditaLight"/>
-                <w:sz w:val="18"/>
-                <w:szCs w:val="18"/>
-                <w:lang w:val="es-ES"/>
-              </w:rPr>
-            </w:pPr>
-            <w:r>
-              <w:rPr>
-                <w:rFonts w:ascii="Gordita Light" w:hAnsi="Gordita Light" w:cs="GorditaLight"/>
-                <w:sz w:val="18"/>
-                <w:szCs w:val="18"/>
-                <w:lang w:val="es-ES"/>
-              </w:rPr>
-              <w:t>[PUNTODE3]</w:t>
-            </w:r>
-          </w:p>
-        </w:tc>
-        <w:tc>
-          <w:tcPr>
-            <w:tcW w:w="974" w:type="dxa"/>
+            <w:tcW w:w="2008" w:type="dxa"/>
+          </w:tcPr>
+          <w:p>
+            <w:pPr>
+              <w:rPr>
+                <w:rFonts w:ascii="Gordita Light" w:hAnsi="Gordita Light" w:cs="GorditaLight"/>
+                <w:sz w:val="18"/>
+                <w:szCs w:val="18"/>
+                <w:lang w:val="es-ES"/>
+              </w:rPr>
+            </w:pPr>
+            <w:r>
+              <w:rPr>
+                <w:rFonts w:ascii="Gordita Light" w:hAnsi="Gordita Light" w:cs="GorditaLight"/>
+                <w:sz w:val="18"/>
+                <w:szCs w:val="18"/>
+                <w:lang w:val="es-ES"/>
+              </w:rPr>
+              <w:t>[</w:t>
+            </w:r>
+            <w:r>
+              <w:rPr>
+                <w:rFonts w:ascii="Gordita Light" w:hAnsi="Gordita Light" w:cs="GorditaLight"/>
+                <w:sz w:val="18"/>
+                <w:szCs w:val="18"/>
+                <w:lang w:val="es-ES"/>
+              </w:rPr>
+              <w:t>PUNTO3]</w:t>
+            </w:r>
+          </w:p>
+        </w:tc>
+        <w:tc>
+          <w:tcPr>
+            <w:tcW w:w="1791" w:type="dxa"/>
           </w:tcPr>
           <w:p>
             <w:pPr>
@@ -9469,7 +9973,7 @@
         </w:tc>
         <w:tc>
           <w:tcPr>
-            <w:tcW w:w="2016" w:type="dxa"/>
+            <w:tcW w:w="1743" w:type="dxa"/>
           </w:tcPr>
           <w:p>
             <w:pPr>
@@ -9494,7 +9998,7 @@
         </w:tc>
         <w:tc>
           <w:tcPr>
-            <w:tcW w:w="1973" w:type="dxa"/>
+            <w:tcW w:w="1792" w:type="dxa"/>
           </w:tcPr>
           <w:p>
             <w:pPr>
@@ -9513,13 +10017,13 @@
                 <w:szCs w:val="18"/>
                 <w:lang w:val="es-ES"/>
               </w:rPr>
-              <w:t>[TEMPE3]</w:t>
-            </w:r>
-          </w:p>
-        </w:tc>
-        <w:tc>
-          <w:tcPr>
-            <w:tcW w:w="1653" w:type="dxa"/>
+              <w:t>[TEMP3]</w:t>
+            </w:r>
+          </w:p>
+        </w:tc>
+        <w:tc>
+          <w:tcPr>
+            <w:tcW w:w="1532" w:type="dxa"/>
           </w:tcPr>
           <w:p>
             <w:pPr>
@@ -9546,31 +10050,40 @@
       <w:tr>
         <w:tc>
           <w:tcPr>
-            <w:tcW w:w="2250" w:type="dxa"/>
-          </w:tcPr>
-          <w:p>
-            <w:pPr>
-              <w:rPr>
-                <w:rFonts w:ascii="Gordita Light" w:hAnsi="Gordita Light" w:cs="GorditaLight"/>
-                <w:sz w:val="18"/>
-                <w:szCs w:val="18"/>
-                <w:lang w:val="es-ES"/>
-              </w:rPr>
-            </w:pPr>
-            <w:r>
-              <w:rPr>
-                <w:rFonts w:ascii="Gordita Light" w:hAnsi="Gordita Light" w:cs="GorditaLight"/>
-                <w:sz w:val="18"/>
-                <w:szCs w:val="18"/>
-                <w:lang w:val="es-ES"/>
-              </w:rPr>
-              <w:t>[PUNTODE4]</w:t>
-            </w:r>
-          </w:p>
-        </w:tc>
-        <w:tc>
-          <w:tcPr>
-            <w:tcW w:w="974" w:type="dxa"/>
+            <w:tcW w:w="2008" w:type="dxa"/>
+          </w:tcPr>
+          <w:p>
+            <w:pPr>
+              <w:rPr>
+                <w:rFonts w:ascii="Gordita Light" w:hAnsi="Gordita Light" w:cs="GorditaLight"/>
+                <w:sz w:val="18"/>
+                <w:szCs w:val="18"/>
+                <w:lang w:val="es-ES"/>
+              </w:rPr>
+            </w:pPr>
+            <w:r>
+              <w:rPr>
+                <w:rFonts w:ascii="Gordita Light" w:hAnsi="Gordita Light" w:cs="GorditaLight"/>
+                <w:sz w:val="18"/>
+                <w:szCs w:val="18"/>
+                <w:lang w:val="es-ES"/>
+              </w:rPr>
+              <w:t>[</w:t>
+            </w:r>
+            <w:r>
+              <w:rPr>
+                <w:rFonts w:ascii="Gordita Light" w:hAnsi="Gordita Light" w:cs="GorditaLight"/>
+                <w:sz w:val="18"/>
+                <w:szCs w:val="18"/>
+                <w:lang w:val="es-ES"/>
+              </w:rPr>
+              <w:t>PUNTO4]</w:t>
+            </w:r>
+          </w:p>
+        </w:tc>
+        <w:tc>
+          <w:tcPr>
+            <w:tcW w:w="1791" w:type="dxa"/>
           </w:tcPr>
           <w:p>
             <w:pPr>
@@ -9612,7 +10125,7 @@
         </w:tc>
         <w:tc>
           <w:tcPr>
-            <w:tcW w:w="2016" w:type="dxa"/>
+            <w:tcW w:w="1743" w:type="dxa"/>
           </w:tcPr>
           <w:p>
             <w:pPr>
@@ -9637,7 +10150,7 @@
         </w:tc>
         <w:tc>
           <w:tcPr>
-            <w:tcW w:w="1973" w:type="dxa"/>
+            <w:tcW w:w="1792" w:type="dxa"/>
           </w:tcPr>
           <w:p>
             <w:pPr>
@@ -9656,13 +10169,13 @@
                 <w:szCs w:val="18"/>
                 <w:lang w:val="es-ES"/>
               </w:rPr>
-              <w:t>[TEMPE4]</w:t>
-            </w:r>
-          </w:p>
-        </w:tc>
-        <w:tc>
-          <w:tcPr>
-            <w:tcW w:w="1653" w:type="dxa"/>
+              <w:t>[TEMP4]</w:t>
+            </w:r>
+          </w:p>
+        </w:tc>
+        <w:tc>
+          <w:tcPr>
+            <w:tcW w:w="1532" w:type="dxa"/>
           </w:tcPr>
           <w:p>
             <w:pPr>
@@ -9689,31 +10202,40 @@
       <w:tr>
         <w:tc>
           <w:tcPr>
-            <w:tcW w:w="2250" w:type="dxa"/>
-          </w:tcPr>
-          <w:p>
-            <w:pPr>
-              <w:rPr>
-                <w:rFonts w:ascii="Gordita Light" w:hAnsi="Gordita Light" w:cs="GorditaLight"/>
-                <w:sz w:val="18"/>
-                <w:szCs w:val="18"/>
-                <w:lang w:val="es-ES"/>
-              </w:rPr>
-            </w:pPr>
-            <w:r>
-              <w:rPr>
-                <w:rFonts w:ascii="Gordita Light" w:hAnsi="Gordita Light" w:cs="GorditaLight"/>
-                <w:sz w:val="18"/>
-                <w:szCs w:val="18"/>
-                <w:lang w:val="es-ES"/>
-              </w:rPr>
-              <w:t>[PUNTODE5]</w:t>
-            </w:r>
-          </w:p>
-        </w:tc>
-        <w:tc>
-          <w:tcPr>
-            <w:tcW w:w="974" w:type="dxa"/>
+            <w:tcW w:w="2008" w:type="dxa"/>
+          </w:tcPr>
+          <w:p>
+            <w:pPr>
+              <w:rPr>
+                <w:rFonts w:ascii="Gordita Light" w:hAnsi="Gordita Light" w:cs="GorditaLight"/>
+                <w:sz w:val="18"/>
+                <w:szCs w:val="18"/>
+                <w:lang w:val="es-ES"/>
+              </w:rPr>
+            </w:pPr>
+            <w:r>
+              <w:rPr>
+                <w:rFonts w:ascii="Gordita Light" w:hAnsi="Gordita Light" w:cs="GorditaLight"/>
+                <w:sz w:val="18"/>
+                <w:szCs w:val="18"/>
+                <w:lang w:val="es-ES"/>
+              </w:rPr>
+              <w:t>[</w:t>
+            </w:r>
+            <w:r>
+              <w:rPr>
+                <w:rFonts w:ascii="Gordita Light" w:hAnsi="Gordita Light" w:cs="GorditaLight"/>
+                <w:sz w:val="18"/>
+                <w:szCs w:val="18"/>
+                <w:lang w:val="es-ES"/>
+              </w:rPr>
+              <w:t>PUNTO5]</w:t>
+            </w:r>
+          </w:p>
+        </w:tc>
+        <w:tc>
+          <w:tcPr>
+            <w:tcW w:w="1791" w:type="dxa"/>
           </w:tcPr>
           <w:p>
             <w:pPr>
@@ -9755,7 +10277,7 @@
         </w:tc>
         <w:tc>
           <w:tcPr>
-            <w:tcW w:w="2016" w:type="dxa"/>
+            <w:tcW w:w="1743" w:type="dxa"/>
           </w:tcPr>
           <w:p>
             <w:pPr>
@@ -9780,7 +10302,7 @@
         </w:tc>
         <w:tc>
           <w:tcPr>
-            <w:tcW w:w="1973" w:type="dxa"/>
+            <w:tcW w:w="1792" w:type="dxa"/>
           </w:tcPr>
           <w:p>
             <w:pPr>
@@ -9799,13 +10321,13 @@
                 <w:szCs w:val="18"/>
                 <w:lang w:val="es-ES"/>
               </w:rPr>
-              <w:t>[TEMPE5]</w:t>
-            </w:r>
-          </w:p>
-        </w:tc>
-        <w:tc>
-          <w:tcPr>
-            <w:tcW w:w="1653" w:type="dxa"/>
+              <w:t>[TEMP5]</w:t>
+            </w:r>
+          </w:p>
+        </w:tc>
+        <w:tc>
+          <w:tcPr>
+            <w:tcW w:w="1532" w:type="dxa"/>
           </w:tcPr>
           <w:p>
             <w:pPr>
@@ -9832,31 +10354,40 @@
       <w:tr>
         <w:tc>
           <w:tcPr>
-            <w:tcW w:w="2250" w:type="dxa"/>
-          </w:tcPr>
-          <w:p>
-            <w:pPr>
-              <w:rPr>
-                <w:rFonts w:ascii="Gordita Light" w:hAnsi="Gordita Light" w:cs="GorditaLight"/>
-                <w:sz w:val="18"/>
-                <w:szCs w:val="18"/>
-                <w:lang w:val="es-ES"/>
-              </w:rPr>
-            </w:pPr>
-            <w:r>
-              <w:rPr>
-                <w:rFonts w:ascii="Gordita Light" w:hAnsi="Gordita Light" w:cs="GorditaLight"/>
-                <w:sz w:val="18"/>
-                <w:szCs w:val="18"/>
-                <w:lang w:val="es-ES"/>
-              </w:rPr>
-              <w:t>[PUNTODE6]</w:t>
-            </w:r>
-          </w:p>
-        </w:tc>
-        <w:tc>
-          <w:tcPr>
-            <w:tcW w:w="974" w:type="dxa"/>
+            <w:tcW w:w="2008" w:type="dxa"/>
+          </w:tcPr>
+          <w:p>
+            <w:pPr>
+              <w:rPr>
+                <w:rFonts w:ascii="Gordita Light" w:hAnsi="Gordita Light" w:cs="GorditaLight"/>
+                <w:sz w:val="18"/>
+                <w:szCs w:val="18"/>
+                <w:lang w:val="es-ES"/>
+              </w:rPr>
+            </w:pPr>
+            <w:r>
+              <w:rPr>
+                <w:rFonts w:ascii="Gordita Light" w:hAnsi="Gordita Light" w:cs="GorditaLight"/>
+                <w:sz w:val="18"/>
+                <w:szCs w:val="18"/>
+                <w:lang w:val="es-ES"/>
+              </w:rPr>
+              <w:t>[</w:t>
+            </w:r>
+            <w:r>
+              <w:rPr>
+                <w:rFonts w:ascii="Gordita Light" w:hAnsi="Gordita Light" w:cs="GorditaLight"/>
+                <w:sz w:val="18"/>
+                <w:szCs w:val="18"/>
+                <w:lang w:val="es-ES"/>
+              </w:rPr>
+              <w:t>PUNTO6]</w:t>
+            </w:r>
+          </w:p>
+        </w:tc>
+        <w:tc>
+          <w:tcPr>
+            <w:tcW w:w="1791" w:type="dxa"/>
           </w:tcPr>
           <w:p>
             <w:pPr>
@@ -9898,7 +10429,7 @@
         </w:tc>
         <w:tc>
           <w:tcPr>
-            <w:tcW w:w="2016" w:type="dxa"/>
+            <w:tcW w:w="1743" w:type="dxa"/>
           </w:tcPr>
           <w:p>
             <w:pPr>
@@ -9923,7 +10454,7 @@
         </w:tc>
         <w:tc>
           <w:tcPr>
-            <w:tcW w:w="1973" w:type="dxa"/>
+            <w:tcW w:w="1792" w:type="dxa"/>
           </w:tcPr>
           <w:p>
             <w:pPr>
@@ -9942,13 +10473,13 @@
                 <w:szCs w:val="18"/>
                 <w:lang w:val="es-ES"/>
               </w:rPr>
-              <w:t>[TEMPE6]</w:t>
-            </w:r>
-          </w:p>
-        </w:tc>
-        <w:tc>
-          <w:tcPr>
-            <w:tcW w:w="1653" w:type="dxa"/>
+              <w:t>[TEMP6]</w:t>
+            </w:r>
+          </w:p>
+        </w:tc>
+        <w:tc>
+          <w:tcPr>
+            <w:tcW w:w="1532" w:type="dxa"/>
           </w:tcPr>
           <w:p>
             <w:pPr>
@@ -9975,31 +10506,40 @@
       <w:tr>
         <w:tc>
           <w:tcPr>
-            <w:tcW w:w="2250" w:type="dxa"/>
-          </w:tcPr>
-          <w:p>
-            <w:pPr>
-              <w:rPr>
-                <w:rFonts w:ascii="Gordita Light" w:hAnsi="Gordita Light" w:cs="GorditaLight"/>
-                <w:sz w:val="18"/>
-                <w:szCs w:val="18"/>
-                <w:lang w:val="es-ES"/>
-              </w:rPr>
-            </w:pPr>
-            <w:r>
-              <w:rPr>
-                <w:rFonts w:ascii="Gordita Light" w:hAnsi="Gordita Light" w:cs="GorditaLight"/>
-                <w:sz w:val="18"/>
-                <w:szCs w:val="18"/>
-                <w:lang w:val="es-ES"/>
-              </w:rPr>
-              <w:t>[PUNTODE7]</w:t>
-            </w:r>
-          </w:p>
-        </w:tc>
-        <w:tc>
-          <w:tcPr>
-            <w:tcW w:w="974" w:type="dxa"/>
+            <w:tcW w:w="2008" w:type="dxa"/>
+          </w:tcPr>
+          <w:p>
+            <w:pPr>
+              <w:rPr>
+                <w:rFonts w:ascii="Gordita Light" w:hAnsi="Gordita Light" w:cs="GorditaLight"/>
+                <w:sz w:val="18"/>
+                <w:szCs w:val="18"/>
+                <w:lang w:val="es-ES"/>
+              </w:rPr>
+            </w:pPr>
+            <w:r>
+              <w:rPr>
+                <w:rFonts w:ascii="Gordita Light" w:hAnsi="Gordita Light" w:cs="GorditaLight"/>
+                <w:sz w:val="18"/>
+                <w:szCs w:val="18"/>
+                <w:lang w:val="es-ES"/>
+              </w:rPr>
+              <w:t>[</w:t>
+            </w:r>
+            <w:r>
+              <w:rPr>
+                <w:rFonts w:ascii="Gordita Light" w:hAnsi="Gordita Light" w:cs="GorditaLight"/>
+                <w:sz w:val="18"/>
+                <w:szCs w:val="18"/>
+                <w:lang w:val="es-ES"/>
+              </w:rPr>
+              <w:t>PUNTO7]</w:t>
+            </w:r>
+          </w:p>
+        </w:tc>
+        <w:tc>
+          <w:tcPr>
+            <w:tcW w:w="1791" w:type="dxa"/>
           </w:tcPr>
           <w:p>
             <w:pPr>
@@ -10041,7 +10581,7 @@
         </w:tc>
         <w:tc>
           <w:tcPr>
-            <w:tcW w:w="2016" w:type="dxa"/>
+            <w:tcW w:w="1743" w:type="dxa"/>
           </w:tcPr>
           <w:p>
             <w:pPr>
@@ -10066,7 +10606,7 @@
         </w:tc>
         <w:tc>
           <w:tcPr>
-            <w:tcW w:w="1973" w:type="dxa"/>
+            <w:tcW w:w="1792" w:type="dxa"/>
           </w:tcPr>
           <w:p>
             <w:pPr>
@@ -10085,13 +10625,13 @@
                 <w:szCs w:val="18"/>
                 <w:lang w:val="es-ES"/>
               </w:rPr>
-              <w:t>[TEMPE7]</w:t>
-            </w:r>
-          </w:p>
-        </w:tc>
-        <w:tc>
-          <w:tcPr>
-            <w:tcW w:w="1653" w:type="dxa"/>
+              <w:t>[TEMP7]</w:t>
+            </w:r>
+          </w:p>
+        </w:tc>
+        <w:tc>
+          <w:tcPr>
+            <w:tcW w:w="1532" w:type="dxa"/>
           </w:tcPr>
           <w:p>
             <w:pPr>
@@ -10118,31 +10658,40 @@
       <w:tr>
         <w:tc>
           <w:tcPr>
-            <w:tcW w:w="2250" w:type="dxa"/>
-          </w:tcPr>
-          <w:p>
-            <w:pPr>
-              <w:rPr>
-                <w:rFonts w:ascii="Gordita Light" w:hAnsi="Gordita Light" w:cs="GorditaLight"/>
-                <w:sz w:val="18"/>
-                <w:szCs w:val="18"/>
-                <w:lang w:val="es-ES"/>
-              </w:rPr>
-            </w:pPr>
-            <w:r>
-              <w:rPr>
-                <w:rFonts w:ascii="Gordita Light" w:hAnsi="Gordita Light" w:cs="GorditaLight"/>
-                <w:sz w:val="18"/>
-                <w:szCs w:val="18"/>
-                <w:lang w:val="es-ES"/>
-              </w:rPr>
-              <w:t>[PUNTODE8]</w:t>
-            </w:r>
-          </w:p>
-        </w:tc>
-        <w:tc>
-          <w:tcPr>
-            <w:tcW w:w="974" w:type="dxa"/>
+            <w:tcW w:w="2008" w:type="dxa"/>
+          </w:tcPr>
+          <w:p>
+            <w:pPr>
+              <w:rPr>
+                <w:rFonts w:ascii="Gordita Light" w:hAnsi="Gordita Light" w:cs="GorditaLight"/>
+                <w:sz w:val="18"/>
+                <w:szCs w:val="18"/>
+                <w:lang w:val="es-ES"/>
+              </w:rPr>
+            </w:pPr>
+            <w:r>
+              <w:rPr>
+                <w:rFonts w:ascii="Gordita Light" w:hAnsi="Gordita Light" w:cs="GorditaLight"/>
+                <w:sz w:val="18"/>
+                <w:szCs w:val="18"/>
+                <w:lang w:val="es-ES"/>
+              </w:rPr>
+              <w:t>[</w:t>
+            </w:r>
+            <w:r>
+              <w:rPr>
+                <w:rFonts w:ascii="Gordita Light" w:hAnsi="Gordita Light" w:cs="GorditaLight"/>
+                <w:sz w:val="18"/>
+                <w:szCs w:val="18"/>
+                <w:lang w:val="es-ES"/>
+              </w:rPr>
+              <w:t>PUNTO8]</w:t>
+            </w:r>
+          </w:p>
+        </w:tc>
+        <w:tc>
+          <w:tcPr>
+            <w:tcW w:w="1791" w:type="dxa"/>
           </w:tcPr>
           <w:p>
             <w:pPr>
@@ -10167,15 +10716,7 @@
                 <w:sz w:val="18"/>
                 <w:szCs w:val="18"/>
               </w:rPr>
-              <w:t>8</w:t>
-            </w:r>
-            <w:r>
-              <w:rPr>
-                <w:rFonts w:ascii="Gordita Light" w:hAnsi="Gordita Light" w:cs="GorditaLight"/>
-                <w:sz w:val="18"/>
-                <w:szCs w:val="18"/>
-              </w:rPr>
-              <w:t>]</w:t>
+              <w:t>8]</w:t>
             </w:r>
           </w:p>
           <w:p>
@@ -10192,7 +10733,7 @@
         </w:tc>
         <w:tc>
           <w:tcPr>
-            <w:tcW w:w="2016" w:type="dxa"/>
+            <w:tcW w:w="1743" w:type="dxa"/>
           </w:tcPr>
           <w:p>
             <w:pPr>
@@ -10217,7 +10758,7 @@
         </w:tc>
         <w:tc>
           <w:tcPr>
-            <w:tcW w:w="1973" w:type="dxa"/>
+            <w:tcW w:w="1792" w:type="dxa"/>
           </w:tcPr>
           <w:p>
             <w:pPr>
@@ -10236,13 +10777,13 @@
                 <w:szCs w:val="18"/>
                 <w:lang w:val="es-ES"/>
               </w:rPr>
-              <w:t>[TEMPE8]</w:t>
-            </w:r>
-          </w:p>
-        </w:tc>
-        <w:tc>
-          <w:tcPr>
-            <w:tcW w:w="1653" w:type="dxa"/>
+              <w:t>[TEMP8]</w:t>
+            </w:r>
+          </w:p>
+        </w:tc>
+        <w:tc>
+          <w:tcPr>
+            <w:tcW w:w="1532" w:type="dxa"/>
           </w:tcPr>
           <w:p>
             <w:pPr>
@@ -10269,31 +10810,40 @@
       <w:tr>
         <w:tc>
           <w:tcPr>
-            <w:tcW w:w="2250" w:type="dxa"/>
-          </w:tcPr>
-          <w:p>
-            <w:pPr>
-              <w:rPr>
-                <w:rFonts w:ascii="Gordita Light" w:hAnsi="Gordita Light" w:cs="GorditaLight"/>
-                <w:sz w:val="18"/>
-                <w:szCs w:val="18"/>
-                <w:lang w:val="es-ES"/>
-              </w:rPr>
-            </w:pPr>
-            <w:r>
-              <w:rPr>
-                <w:rFonts w:ascii="Gordita Light" w:hAnsi="Gordita Light" w:cs="GorditaLight"/>
-                <w:sz w:val="18"/>
-                <w:szCs w:val="18"/>
-                <w:lang w:val="es-ES"/>
-              </w:rPr>
-              <w:t>[PUNTODE9]</w:t>
-            </w:r>
-          </w:p>
-        </w:tc>
-        <w:tc>
-          <w:tcPr>
-            <w:tcW w:w="974" w:type="dxa"/>
+            <w:tcW w:w="2008" w:type="dxa"/>
+          </w:tcPr>
+          <w:p>
+            <w:pPr>
+              <w:rPr>
+                <w:rFonts w:ascii="Gordita Light" w:hAnsi="Gordita Light" w:cs="GorditaLight"/>
+                <w:sz w:val="18"/>
+                <w:szCs w:val="18"/>
+                <w:lang w:val="es-ES"/>
+              </w:rPr>
+            </w:pPr>
+            <w:r>
+              <w:rPr>
+                <w:rFonts w:ascii="Gordita Light" w:hAnsi="Gordita Light" w:cs="GorditaLight"/>
+                <w:sz w:val="18"/>
+                <w:szCs w:val="18"/>
+                <w:lang w:val="es-ES"/>
+              </w:rPr>
+              <w:t>[</w:t>
+            </w:r>
+            <w:r>
+              <w:rPr>
+                <w:rFonts w:ascii="Gordita Light" w:hAnsi="Gordita Light" w:cs="GorditaLight"/>
+                <w:sz w:val="18"/>
+                <w:szCs w:val="18"/>
+                <w:lang w:val="es-ES"/>
+              </w:rPr>
+              <w:t>PUNTO9]</w:t>
+            </w:r>
+          </w:p>
+        </w:tc>
+        <w:tc>
+          <w:tcPr>
+            <w:tcW w:w="1791" w:type="dxa"/>
           </w:tcPr>
           <w:p>
             <w:pPr>
@@ -10335,7 +10885,7 @@
         </w:tc>
         <w:tc>
           <w:tcPr>
-            <w:tcW w:w="2016" w:type="dxa"/>
+            <w:tcW w:w="1743" w:type="dxa"/>
           </w:tcPr>
           <w:p>
             <w:pPr>
@@ -10360,7 +10910,7 @@
         </w:tc>
         <w:tc>
           <w:tcPr>
-            <w:tcW w:w="1973" w:type="dxa"/>
+            <w:tcW w:w="1792" w:type="dxa"/>
           </w:tcPr>
           <w:p>
             <w:pPr>
@@ -10379,13 +10929,13 @@
                 <w:szCs w:val="18"/>
                 <w:lang w:val="es-ES"/>
               </w:rPr>
-              <w:t>[TEMPE9]</w:t>
-            </w:r>
-          </w:p>
-        </w:tc>
-        <w:tc>
-          <w:tcPr>
-            <w:tcW w:w="1653" w:type="dxa"/>
+              <w:t>[TEMP9]</w:t>
+            </w:r>
+          </w:p>
+        </w:tc>
+        <w:tc>
+          <w:tcPr>
+            <w:tcW w:w="1532" w:type="dxa"/>
           </w:tcPr>
           <w:p>
             <w:pPr>
@@ -10412,31 +10962,40 @@
       <w:tr>
         <w:tc>
           <w:tcPr>
-            <w:tcW w:w="2250" w:type="dxa"/>
-          </w:tcPr>
-          <w:p>
-            <w:pPr>
-              <w:rPr>
-                <w:rFonts w:ascii="Gordita Light" w:hAnsi="Gordita Light" w:cs="GorditaLight"/>
-                <w:sz w:val="18"/>
-                <w:szCs w:val="18"/>
-                <w:lang w:val="es-ES"/>
-              </w:rPr>
-            </w:pPr>
-            <w:r>
-              <w:rPr>
-                <w:rFonts w:ascii="Gordita Light" w:hAnsi="Gordita Light" w:cs="GorditaLight"/>
-                <w:sz w:val="18"/>
-                <w:szCs w:val="18"/>
-                <w:lang w:val="es-ES"/>
-              </w:rPr>
-              <w:t>[PUNTODE10]</w:t>
-            </w:r>
-          </w:p>
-        </w:tc>
-        <w:tc>
-          <w:tcPr>
-            <w:tcW w:w="974" w:type="dxa"/>
+            <w:tcW w:w="2008" w:type="dxa"/>
+          </w:tcPr>
+          <w:p>
+            <w:pPr>
+              <w:rPr>
+                <w:rFonts w:ascii="Gordita Light" w:hAnsi="Gordita Light" w:cs="GorditaLight"/>
+                <w:sz w:val="18"/>
+                <w:szCs w:val="18"/>
+                <w:lang w:val="es-ES"/>
+              </w:rPr>
+            </w:pPr>
+            <w:r>
+              <w:rPr>
+                <w:rFonts w:ascii="Gordita Light" w:hAnsi="Gordita Light" w:cs="GorditaLight"/>
+                <w:sz w:val="18"/>
+                <w:szCs w:val="18"/>
+                <w:lang w:val="es-ES"/>
+              </w:rPr>
+              <w:t>[</w:t>
+            </w:r>
+            <w:r>
+              <w:rPr>
+                <w:rFonts w:ascii="Gordita Light" w:hAnsi="Gordita Light" w:cs="GorditaLight"/>
+                <w:sz w:val="18"/>
+                <w:szCs w:val="18"/>
+                <w:lang w:val="es-ES"/>
+              </w:rPr>
+              <w:t>PUNTO10]</w:t>
+            </w:r>
+          </w:p>
+        </w:tc>
+        <w:tc>
+          <w:tcPr>
+            <w:tcW w:w="1791" w:type="dxa"/>
           </w:tcPr>
           <w:p>
             <w:pPr>
@@ -10478,7 +11037,7 @@
         </w:tc>
         <w:tc>
           <w:tcPr>
-            <w:tcW w:w="2016" w:type="dxa"/>
+            <w:tcW w:w="1743" w:type="dxa"/>
           </w:tcPr>
           <w:p>
             <w:pPr>
@@ -10503,7 +11062,7 @@
         </w:tc>
         <w:tc>
           <w:tcPr>
-            <w:tcW w:w="1973" w:type="dxa"/>
+            <w:tcW w:w="1792" w:type="dxa"/>
           </w:tcPr>
           <w:p>
             <w:pPr>
@@ -10522,13 +11081,13 @@
                 <w:szCs w:val="18"/>
                 <w:lang w:val="es-ES"/>
               </w:rPr>
-              <w:t>[TEMPE10]</w:t>
-            </w:r>
-          </w:p>
-        </w:tc>
-        <w:tc>
-          <w:tcPr>
-            <w:tcW w:w="1653" w:type="dxa"/>
+              <w:t>[TEMP10]</w:t>
+            </w:r>
+          </w:p>
+        </w:tc>
+        <w:tc>
+          <w:tcPr>
+            <w:tcW w:w="1532" w:type="dxa"/>
           </w:tcPr>
           <w:p>
             <w:pPr>
@@ -10712,7 +11271,27 @@
           <w:szCs w:val="18"/>
           <w:lang w:val="es-ES"/>
         </w:rPr>
-        <w:t>Tras el ensayo en funcionamiento normal de la muestra, se observa que los valores obtenidos se encuentran dentro de los límites establecidos y por lo tanto, CUMPLEN los requisitos de la norma.</w:t>
+        <w:t xml:space="preserve">Tras el ensayo en funcionamiento normal de la muestra, se observa que los valores obtenidos se encuentran dentro de los límites establecidos </w:t>
+      </w:r>
+      <w:proofErr w:type="gramStart"/>
+      <w:r>
+        <w:rPr>
+          <w:rFonts w:ascii="Gordita Light" w:hAnsi="Gordita Light" w:cs="GorditaLight"/>
+          <w:sz w:val="18"/>
+          <w:szCs w:val="18"/>
+          <w:lang w:val="es-ES"/>
+        </w:rPr>
+        <w:t>y</w:t>
+      </w:r>
+      <w:proofErr w:type="gramEnd"/>
+      <w:r>
+        <w:rPr>
+          <w:rFonts w:ascii="Gordita Light" w:hAnsi="Gordita Light" w:cs="GorditaLight"/>
+          <w:sz w:val="18"/>
+          <w:szCs w:val="18"/>
+          <w:lang w:val="es-ES"/>
+        </w:rPr>
+        <w:t xml:space="preserve"> por lo tanto, CUMPLEN los requisitos de la norma.</w:t>
       </w:r>
     </w:p>
     <w:p>
@@ -13974,8 +14553,129 @@
                 </w14:gradFill>
               </w14:textFill>
             </w:rPr>
-            <w:t>Date of issue</w:t>
+            <w:t xml:space="preserve">Date </w:t>
           </w:r>
+          <w:proofErr w:type="spellStart"/>
+          <w:r>
+            <w:rPr>
+              <w:rFonts w:ascii="Gordita Light" w:hAnsi="Gordita Light" w:cs="GorditaLight"/>
+              <w:b/>
+              <w:bCs/>
+              <w:i/>
+              <w:iCs/>
+              <w:color w:val="4F83BE"/>
+              <w:sz w:val="18"/>
+              <w:szCs w:val="18"/>
+              <w:lang w:val="es-ES"/>
+              <w14:textFill>
+                <w14:gradFill>
+                  <w14:gsLst>
+                    <w14:gs w14:pos="0">
+                      <w14:srgbClr w14:val="4F83BE">
+                        <w14:tint w14:val="66000"/>
+                        <w14:satMod w14:val="160000"/>
+                      </w14:srgbClr>
+                    </w14:gs>
+                    <w14:gs w14:pos="50000">
+                      <w14:srgbClr w14:val="4F83BE">
+                        <w14:tint w14:val="44500"/>
+                        <w14:satMod w14:val="160000"/>
+                      </w14:srgbClr>
+                    </w14:gs>
+                    <w14:gs w14:pos="100000">
+                      <w14:srgbClr w14:val="4F83BE">
+                        <w14:tint w14:val="23500"/>
+                        <w14:satMod w14:val="160000"/>
+                      </w14:srgbClr>
+                    </w14:gs>
+                  </w14:gsLst>
+                  <w14:lin w14:ang="16200000" w14:scaled="0"/>
+                </w14:gradFill>
+              </w14:textFill>
+            </w:rPr>
+            <w:t>of</w:t>
+          </w:r>
+          <w:proofErr w:type="spellEnd"/>
+          <w:r>
+            <w:rPr>
+              <w:rFonts w:ascii="Gordita Light" w:hAnsi="Gordita Light" w:cs="GorditaLight"/>
+              <w:b/>
+              <w:bCs/>
+              <w:i/>
+              <w:iCs/>
+              <w:color w:val="4F83BE"/>
+              <w:sz w:val="18"/>
+              <w:szCs w:val="18"/>
+              <w:lang w:val="es-ES"/>
+              <w14:textFill>
+                <w14:gradFill>
+                  <w14:gsLst>
+                    <w14:gs w14:pos="0">
+                      <w14:srgbClr w14:val="4F83BE">
+                        <w14:tint w14:val="66000"/>
+                        <w14:satMod w14:val="160000"/>
+                      </w14:srgbClr>
+                    </w14:gs>
+                    <w14:gs w14:pos="50000">
+                      <w14:srgbClr w14:val="4F83BE">
+                        <w14:tint w14:val="44500"/>
+                        <w14:satMod w14:val="160000"/>
+                      </w14:srgbClr>
+                    </w14:gs>
+                    <w14:gs w14:pos="100000">
+                      <w14:srgbClr w14:val="4F83BE">
+                        <w14:tint w14:val="23500"/>
+                        <w14:satMod w14:val="160000"/>
+                      </w14:srgbClr>
+                    </w14:gs>
+                  </w14:gsLst>
+                  <w14:lin w14:ang="16200000" w14:scaled="0"/>
+                </w14:gradFill>
+              </w14:textFill>
+            </w:rPr>
+            <w:t xml:space="preserve"> </w:t>
+          </w:r>
+          <w:proofErr w:type="spellStart"/>
+          <w:r>
+            <w:rPr>
+              <w:rFonts w:ascii="Gordita Light" w:hAnsi="Gordita Light" w:cs="GorditaLight"/>
+              <w:b/>
+              <w:bCs/>
+              <w:i/>
+              <w:iCs/>
+              <w:color w:val="4F83BE"/>
+              <w:sz w:val="18"/>
+              <w:szCs w:val="18"/>
+              <w:lang w:val="es-ES"/>
+              <w14:textFill>
+                <w14:gradFill>
+                  <w14:gsLst>
+                    <w14:gs w14:pos="0">
+                      <w14:srgbClr w14:val="4F83BE">
+                        <w14:tint w14:val="66000"/>
+                        <w14:satMod w14:val="160000"/>
+                      </w14:srgbClr>
+                    </w14:gs>
+                    <w14:gs w14:pos="50000">
+                      <w14:srgbClr w14:val="4F83BE">
+                        <w14:tint w14:val="44500"/>
+                        <w14:satMod w14:val="160000"/>
+                      </w14:srgbClr>
+                    </w14:gs>
+                    <w14:gs w14:pos="100000">
+                      <w14:srgbClr w14:val="4F83BE">
+                        <w14:tint w14:val="23500"/>
+                        <w14:satMod w14:val="160000"/>
+                      </w14:srgbClr>
+                    </w14:gs>
+                  </w14:gsLst>
+                  <w14:lin w14:ang="16200000" w14:scaled="0"/>
+                </w14:gradFill>
+              </w14:textFill>
+            </w:rPr>
+            <w:t>issue</w:t>
+          </w:r>
+          <w:proofErr w:type="spellEnd"/>
         </w:p>
       </w:tc>
       <w:tc>
@@ -14516,8 +15216,129 @@
                 </w14:gradFill>
               </w14:textFill>
             </w:rPr>
-            <w:t>Date of issue</w:t>
+            <w:t xml:space="preserve">Date </w:t>
           </w:r>
+          <w:proofErr w:type="spellStart"/>
+          <w:r>
+            <w:rPr>
+              <w:rFonts w:ascii="Gordita Light" w:hAnsi="Gordita Light" w:cs="GorditaLight"/>
+              <w:b/>
+              <w:bCs/>
+              <w:i/>
+              <w:iCs/>
+              <w:color w:val="4F83BE"/>
+              <w:sz w:val="18"/>
+              <w:szCs w:val="18"/>
+              <w:lang w:val="es-ES"/>
+              <w14:textFill>
+                <w14:gradFill>
+                  <w14:gsLst>
+                    <w14:gs w14:pos="0">
+                      <w14:srgbClr w14:val="4F83BE">
+                        <w14:tint w14:val="66000"/>
+                        <w14:satMod w14:val="160000"/>
+                      </w14:srgbClr>
+                    </w14:gs>
+                    <w14:gs w14:pos="50000">
+                      <w14:srgbClr w14:val="4F83BE">
+                        <w14:tint w14:val="44500"/>
+                        <w14:satMod w14:val="160000"/>
+                      </w14:srgbClr>
+                    </w14:gs>
+                    <w14:gs w14:pos="100000">
+                      <w14:srgbClr w14:val="4F83BE">
+                        <w14:tint w14:val="23500"/>
+                        <w14:satMod w14:val="160000"/>
+                      </w14:srgbClr>
+                    </w14:gs>
+                  </w14:gsLst>
+                  <w14:lin w14:ang="16200000" w14:scaled="0"/>
+                </w14:gradFill>
+              </w14:textFill>
+            </w:rPr>
+            <w:t>of</w:t>
+          </w:r>
+          <w:proofErr w:type="spellEnd"/>
+          <w:r>
+            <w:rPr>
+              <w:rFonts w:ascii="Gordita Light" w:hAnsi="Gordita Light" w:cs="GorditaLight"/>
+              <w:b/>
+              <w:bCs/>
+              <w:i/>
+              <w:iCs/>
+              <w:color w:val="4F83BE"/>
+              <w:sz w:val="18"/>
+              <w:szCs w:val="18"/>
+              <w:lang w:val="es-ES"/>
+              <w14:textFill>
+                <w14:gradFill>
+                  <w14:gsLst>
+                    <w14:gs w14:pos="0">
+                      <w14:srgbClr w14:val="4F83BE">
+                        <w14:tint w14:val="66000"/>
+                        <w14:satMod w14:val="160000"/>
+                      </w14:srgbClr>
+                    </w14:gs>
+                    <w14:gs w14:pos="50000">
+                      <w14:srgbClr w14:val="4F83BE">
+                        <w14:tint w14:val="44500"/>
+                        <w14:satMod w14:val="160000"/>
+                      </w14:srgbClr>
+                    </w14:gs>
+                    <w14:gs w14:pos="100000">
+                      <w14:srgbClr w14:val="4F83BE">
+                        <w14:tint w14:val="23500"/>
+                        <w14:satMod w14:val="160000"/>
+                      </w14:srgbClr>
+                    </w14:gs>
+                  </w14:gsLst>
+                  <w14:lin w14:ang="16200000" w14:scaled="0"/>
+                </w14:gradFill>
+              </w14:textFill>
+            </w:rPr>
+            <w:t xml:space="preserve"> </w:t>
+          </w:r>
+          <w:proofErr w:type="spellStart"/>
+          <w:r>
+            <w:rPr>
+              <w:rFonts w:ascii="Gordita Light" w:hAnsi="Gordita Light" w:cs="GorditaLight"/>
+              <w:b/>
+              <w:bCs/>
+              <w:i/>
+              <w:iCs/>
+              <w:color w:val="4F83BE"/>
+              <w:sz w:val="18"/>
+              <w:szCs w:val="18"/>
+              <w:lang w:val="es-ES"/>
+              <w14:textFill>
+                <w14:gradFill>
+                  <w14:gsLst>
+                    <w14:gs w14:pos="0">
+                      <w14:srgbClr w14:val="4F83BE">
+                        <w14:tint w14:val="66000"/>
+                        <w14:satMod w14:val="160000"/>
+                      </w14:srgbClr>
+                    </w14:gs>
+                    <w14:gs w14:pos="50000">
+                      <w14:srgbClr w14:val="4F83BE">
+                        <w14:tint w14:val="44500"/>
+                        <w14:satMod w14:val="160000"/>
+                      </w14:srgbClr>
+                    </w14:gs>
+                    <w14:gs w14:pos="100000">
+                      <w14:srgbClr w14:val="4F83BE">
+                        <w14:tint w14:val="23500"/>
+                        <w14:satMod w14:val="160000"/>
+                      </w14:srgbClr>
+                    </w14:gs>
+                  </w14:gsLst>
+                  <w14:lin w14:ang="16200000" w14:scaled="0"/>
+                </w14:gradFill>
+              </w14:textFill>
+            </w:rPr>
+            <w:t>issue</w:t>
+          </w:r>
+          <w:proofErr w:type="spellEnd"/>
         </w:p>
       </w:tc>
       <w:tc>

--- a/templates/New_Template2.docx
+++ b/templates/New_Template2.docx
@@ -5389,7 +5389,25 @@
                 <w:szCs w:val="18"/>
                 <w:lang w:val="es-ES"/>
               </w:rPr>
-              <w:t>UNIDAD1]</w:t>
+              <w:t>UNIDAD</w:t>
+            </w:r>
+            <w:r>
+              <w:rPr>
+                <w:rFonts w:ascii="Gordita Light" w:hAnsi="Gordita Light" w:cs="GorditaLight"/>
+                <w:sz w:val="18"/>
+                <w:szCs w:val="18"/>
+                <w:lang w:val="es-ES"/>
+              </w:rPr>
+              <w:t>1</w:t>
+            </w:r>
+            <w:r>
+              <w:rPr>
+                <w:rFonts w:ascii="Gordita Light" w:hAnsi="Gordita Light" w:cs="GorditaLight"/>
+                <w:sz w:val="18"/>
+                <w:szCs w:val="18"/>
+                <w:lang w:val="es-ES"/>
+              </w:rPr>
+              <w:t>]</w:t>
             </w:r>
           </w:p>
         </w:tc>
@@ -5505,16 +5523,25 @@
                 <w:szCs w:val="18"/>
                 <w:lang w:val="es-ES"/>
               </w:rPr>
-              <w:t>[</w:t>
-            </w:r>
-            <w:r>
-              <w:rPr>
-                <w:rFonts w:ascii="Gordita Light" w:hAnsi="Gordita Light" w:cs="GorditaLight"/>
-                <w:sz w:val="18"/>
-                <w:szCs w:val="18"/>
-                <w:lang w:val="es-ES"/>
-              </w:rPr>
-              <w:t>UNIDAD2]</w:t>
+              <w:t>[UNIDAD</w:t>
+            </w:r>
+            <w:r>
+              <w:rPr>
+                <w:rFonts w:ascii="Gordita Light" w:hAnsi="Gordita Light" w:cs="GorditaLight"/>
+                <w:sz w:val="18"/>
+                <w:szCs w:val="18"/>
+                <w:lang w:val="es-ES"/>
+              </w:rPr>
+              <w:t>2</w:t>
+            </w:r>
+            <w:r>
+              <w:rPr>
+                <w:rFonts w:ascii="Gordita Light" w:hAnsi="Gordita Light" w:cs="GorditaLight"/>
+                <w:sz w:val="18"/>
+                <w:szCs w:val="18"/>
+                <w:lang w:val="es-ES"/>
+              </w:rPr>
+              <w:t>]</w:t>
             </w:r>
           </w:p>
         </w:tc>
@@ -5629,16 +5656,25 @@
                 <w:szCs w:val="18"/>
                 <w:lang w:val="es-ES"/>
               </w:rPr>
-              <w:t>[</w:t>
-            </w:r>
-            <w:r>
-              <w:rPr>
-                <w:rFonts w:ascii="Gordita Light" w:hAnsi="Gordita Light" w:cs="GorditaLight"/>
-                <w:sz w:val="18"/>
-                <w:szCs w:val="18"/>
-                <w:lang w:val="es-ES"/>
-              </w:rPr>
-              <w:t>UNIDAD3]</w:t>
+              <w:t>[UNIDAD</w:t>
+            </w:r>
+            <w:r>
+              <w:rPr>
+                <w:rFonts w:ascii="Gordita Light" w:hAnsi="Gordita Light" w:cs="GorditaLight"/>
+                <w:sz w:val="18"/>
+                <w:szCs w:val="18"/>
+                <w:lang w:val="es-ES"/>
+              </w:rPr>
+              <w:t>3</w:t>
+            </w:r>
+            <w:r>
+              <w:rPr>
+                <w:rFonts w:ascii="Gordita Light" w:hAnsi="Gordita Light" w:cs="GorditaLight"/>
+                <w:sz w:val="18"/>
+                <w:szCs w:val="18"/>
+                <w:lang w:val="es-ES"/>
+              </w:rPr>
+              <w:t>]</w:t>
             </w:r>
           </w:p>
         </w:tc>
@@ -5753,16 +5789,25 @@
                 <w:szCs w:val="18"/>
                 <w:lang w:val="es-ES"/>
               </w:rPr>
-              <w:t>[</w:t>
-            </w:r>
-            <w:r>
-              <w:rPr>
-                <w:rFonts w:ascii="Gordita Light" w:hAnsi="Gordita Light" w:cs="GorditaLight"/>
-                <w:sz w:val="18"/>
-                <w:szCs w:val="18"/>
-                <w:lang w:val="es-ES"/>
-              </w:rPr>
-              <w:t>UNIDAD4]</w:t>
+              <w:t>[UNIDAD</w:t>
+            </w:r>
+            <w:r>
+              <w:rPr>
+                <w:rFonts w:ascii="Gordita Light" w:hAnsi="Gordita Light" w:cs="GorditaLight"/>
+                <w:sz w:val="18"/>
+                <w:szCs w:val="18"/>
+                <w:lang w:val="es-ES"/>
+              </w:rPr>
+              <w:t>4</w:t>
+            </w:r>
+            <w:r>
+              <w:rPr>
+                <w:rFonts w:ascii="Gordita Light" w:hAnsi="Gordita Light" w:cs="GorditaLight"/>
+                <w:sz w:val="18"/>
+                <w:szCs w:val="18"/>
+                <w:lang w:val="es-ES"/>
+              </w:rPr>
+              <w:t>]</w:t>
             </w:r>
           </w:p>
         </w:tc>
@@ -5883,16 +5928,25 @@
                 <w:szCs w:val="18"/>
                 <w:lang w:val="es-ES"/>
               </w:rPr>
-              <w:t>[</w:t>
-            </w:r>
-            <w:r>
-              <w:rPr>
-                <w:rFonts w:ascii="Gordita Light" w:hAnsi="Gordita Light" w:cs="GorditaLight"/>
-                <w:sz w:val="18"/>
-                <w:szCs w:val="18"/>
-                <w:lang w:val="es-ES"/>
-              </w:rPr>
-              <w:t>UNIDAD5]</w:t>
+              <w:t>[UNIDAD</w:t>
+            </w:r>
+            <w:r>
+              <w:rPr>
+                <w:rFonts w:ascii="Gordita Light" w:hAnsi="Gordita Light" w:cs="GorditaLight"/>
+                <w:sz w:val="18"/>
+                <w:szCs w:val="18"/>
+                <w:lang w:val="es-ES"/>
+              </w:rPr>
+              <w:t>5</w:t>
+            </w:r>
+            <w:r>
+              <w:rPr>
+                <w:rFonts w:ascii="Gordita Light" w:hAnsi="Gordita Light" w:cs="GorditaLight"/>
+                <w:sz w:val="18"/>
+                <w:szCs w:val="18"/>
+                <w:lang w:val="es-ES"/>
+              </w:rPr>
+              <w:t>]</w:t>
             </w:r>
           </w:p>
         </w:tc>
@@ -6021,16 +6075,25 @@
                 <w:szCs w:val="18"/>
                 <w:lang w:val="es-ES"/>
               </w:rPr>
-              <w:t>[</w:t>
-            </w:r>
-            <w:r>
-              <w:rPr>
-                <w:rFonts w:ascii="Gordita Light" w:hAnsi="Gordita Light" w:cs="GorditaLight"/>
-                <w:sz w:val="18"/>
-                <w:szCs w:val="18"/>
-                <w:lang w:val="es-ES"/>
-              </w:rPr>
-              <w:t>UNIDAD6]</w:t>
+              <w:t>[UNIDAD</w:t>
+            </w:r>
+            <w:r>
+              <w:rPr>
+                <w:rFonts w:ascii="Gordita Light" w:hAnsi="Gordita Light" w:cs="GorditaLight"/>
+                <w:sz w:val="18"/>
+                <w:szCs w:val="18"/>
+                <w:lang w:val="es-ES"/>
+              </w:rPr>
+              <w:t>6</w:t>
+            </w:r>
+            <w:r>
+              <w:rPr>
+                <w:rFonts w:ascii="Gordita Light" w:hAnsi="Gordita Light" w:cs="GorditaLight"/>
+                <w:sz w:val="18"/>
+                <w:szCs w:val="18"/>
+                <w:lang w:val="es-ES"/>
+              </w:rPr>
+              <w:t>]</w:t>
             </w:r>
           </w:p>
         </w:tc>
@@ -6161,16 +6224,25 @@
                 <w:szCs w:val="18"/>
                 <w:lang w:val="es-ES"/>
               </w:rPr>
-              <w:t>[</w:t>
-            </w:r>
-            <w:r>
-              <w:rPr>
-                <w:rFonts w:ascii="Gordita Light" w:hAnsi="Gordita Light" w:cs="GorditaLight"/>
-                <w:sz w:val="18"/>
-                <w:szCs w:val="18"/>
-                <w:lang w:val="es-ES"/>
-              </w:rPr>
-              <w:t>UNIDAD7]</w:t>
+              <w:t>[UNIDAD</w:t>
+            </w:r>
+            <w:r>
+              <w:rPr>
+                <w:rFonts w:ascii="Gordita Light" w:hAnsi="Gordita Light" w:cs="GorditaLight"/>
+                <w:sz w:val="18"/>
+                <w:szCs w:val="18"/>
+                <w:lang w:val="es-ES"/>
+              </w:rPr>
+              <w:t>7</w:t>
+            </w:r>
+            <w:r>
+              <w:rPr>
+                <w:rFonts w:ascii="Gordita Light" w:hAnsi="Gordita Light" w:cs="GorditaLight"/>
+                <w:sz w:val="18"/>
+                <w:szCs w:val="18"/>
+                <w:lang w:val="es-ES"/>
+              </w:rPr>
+              <w:t>]</w:t>
             </w:r>
           </w:p>
         </w:tc>
@@ -6301,16 +6373,25 @@
                 <w:szCs w:val="18"/>
                 <w:lang w:val="es-ES"/>
               </w:rPr>
-              <w:t>[</w:t>
-            </w:r>
-            <w:r>
-              <w:rPr>
-                <w:rFonts w:ascii="Gordita Light" w:hAnsi="Gordita Light" w:cs="GorditaLight"/>
-                <w:sz w:val="18"/>
-                <w:szCs w:val="18"/>
-                <w:lang w:val="es-ES"/>
-              </w:rPr>
-              <w:t>UNIDAD8]</w:t>
+              <w:t>[UNIDAD</w:t>
+            </w:r>
+            <w:r>
+              <w:rPr>
+                <w:rFonts w:ascii="Gordita Light" w:hAnsi="Gordita Light" w:cs="GorditaLight"/>
+                <w:sz w:val="18"/>
+                <w:szCs w:val="18"/>
+                <w:lang w:val="es-ES"/>
+              </w:rPr>
+              <w:t>8</w:t>
+            </w:r>
+            <w:r>
+              <w:rPr>
+                <w:rFonts w:ascii="Gordita Light" w:hAnsi="Gordita Light" w:cs="GorditaLight"/>
+                <w:sz w:val="18"/>
+                <w:szCs w:val="18"/>
+                <w:lang w:val="es-ES"/>
+              </w:rPr>
+              <w:t>]</w:t>
             </w:r>
           </w:p>
         </w:tc>
@@ -6441,16 +6522,25 @@
                 <w:szCs w:val="18"/>
                 <w:lang w:val="es-ES"/>
               </w:rPr>
-              <w:t>[</w:t>
-            </w:r>
-            <w:r>
-              <w:rPr>
-                <w:rFonts w:ascii="Gordita Light" w:hAnsi="Gordita Light" w:cs="GorditaLight"/>
-                <w:sz w:val="18"/>
-                <w:szCs w:val="18"/>
-                <w:lang w:val="es-ES"/>
-              </w:rPr>
-              <w:t>UNIDAD9]</w:t>
+              <w:t>[UNIDAD</w:t>
+            </w:r>
+            <w:r>
+              <w:rPr>
+                <w:rFonts w:ascii="Gordita Light" w:hAnsi="Gordita Light" w:cs="GorditaLight"/>
+                <w:sz w:val="18"/>
+                <w:szCs w:val="18"/>
+                <w:lang w:val="es-ES"/>
+              </w:rPr>
+              <w:t>9</w:t>
+            </w:r>
+            <w:r>
+              <w:rPr>
+                <w:rFonts w:ascii="Gordita Light" w:hAnsi="Gordita Light" w:cs="GorditaLight"/>
+                <w:sz w:val="18"/>
+                <w:szCs w:val="18"/>
+                <w:lang w:val="es-ES"/>
+              </w:rPr>
+              <w:t>]</w:t>
             </w:r>
           </w:p>
         </w:tc>
@@ -6581,16 +6671,25 @@
                 <w:szCs w:val="18"/>
                 <w:lang w:val="es-ES"/>
               </w:rPr>
-              <w:t>[</w:t>
-            </w:r>
-            <w:r>
-              <w:rPr>
-                <w:rFonts w:ascii="Gordita Light" w:hAnsi="Gordita Light" w:cs="GorditaLight"/>
-                <w:sz w:val="18"/>
-                <w:szCs w:val="18"/>
-                <w:lang w:val="es-ES"/>
-              </w:rPr>
-              <w:t>UNIDAD10]</w:t>
+              <w:t>[UNIDAD</w:t>
+            </w:r>
+            <w:r>
+              <w:rPr>
+                <w:rFonts w:ascii="Gordita Light" w:hAnsi="Gordita Light" w:cs="GorditaLight"/>
+                <w:sz w:val="18"/>
+                <w:szCs w:val="18"/>
+                <w:lang w:val="es-ES"/>
+              </w:rPr>
+              <w:t>10</w:t>
+            </w:r>
+            <w:r>
+              <w:rPr>
+                <w:rFonts w:ascii="Gordita Light" w:hAnsi="Gordita Light" w:cs="GorditaLight"/>
+                <w:sz w:val="18"/>
+                <w:szCs w:val="18"/>
+                <w:lang w:val="es-ES"/>
+              </w:rPr>
+              <w:t>]</w:t>
             </w:r>
           </w:p>
         </w:tc>
@@ -6655,25 +6754,7 @@
                 <w:szCs w:val="18"/>
                 <w:lang w:val="es-ES"/>
               </w:rPr>
-              <w:t>[TEMP</w:t>
-            </w:r>
-            <w:r>
-              <w:rPr>
-                <w:rFonts w:ascii="Gordita Light" w:hAnsi="Gordita Light" w:cs="GorditaLight"/>
-                <w:sz w:val="18"/>
-                <w:szCs w:val="18"/>
-                <w:lang w:val="es-ES"/>
-              </w:rPr>
-              <w:t>10</w:t>
-            </w:r>
-            <w:r>
-              <w:rPr>
-                <w:rFonts w:ascii="Gordita Light" w:hAnsi="Gordita Light" w:cs="GorditaLight"/>
-                <w:sz w:val="18"/>
-                <w:szCs w:val="18"/>
-                <w:lang w:val="es-ES"/>
-              </w:rPr>
-              <w:t>]</w:t>
+              <w:t>[TEMP10]</w:t>
             </w:r>
           </w:p>
         </w:tc>
@@ -7844,7 +7925,16 @@
                 <w:szCs w:val="18"/>
                 <w:lang w:val="es-ES"/>
               </w:rPr>
-              <w:t>[UNIDAD_EST1]</w:t>
+              <w:t>[</w:t>
+            </w:r>
+            <w:r>
+              <w:rPr>
+                <w:rFonts w:ascii="Gordita Light" w:hAnsi="Gordita Light" w:cs="GorditaLight"/>
+                <w:sz w:val="18"/>
+                <w:szCs w:val="18"/>
+                <w:lang w:val="es-ES"/>
+              </w:rPr>
+              <w:t>UNIDAD1]</w:t>
             </w:r>
           </w:p>
         </w:tc>
@@ -7979,7 +8069,25 @@
                 <w:szCs w:val="18"/>
                 <w:lang w:val="es-ES"/>
               </w:rPr>
-              <w:t>[UNIDAD_EST2]</w:t>
+              <w:t>[UNIDAD</w:t>
+            </w:r>
+            <w:r>
+              <w:rPr>
+                <w:rFonts w:ascii="Gordita Light" w:hAnsi="Gordita Light" w:cs="GorditaLight"/>
+                <w:sz w:val="18"/>
+                <w:szCs w:val="18"/>
+                <w:lang w:val="es-ES"/>
+              </w:rPr>
+              <w:t>2</w:t>
+            </w:r>
+            <w:r>
+              <w:rPr>
+                <w:rFonts w:ascii="Gordita Light" w:hAnsi="Gordita Light" w:cs="GorditaLight"/>
+                <w:sz w:val="18"/>
+                <w:szCs w:val="18"/>
+                <w:lang w:val="es-ES"/>
+              </w:rPr>
+              <w:t>]</w:t>
             </w:r>
           </w:p>
         </w:tc>
@@ -8114,7 +8222,25 @@
                 <w:szCs w:val="18"/>
                 <w:lang w:val="es-ES"/>
               </w:rPr>
-              <w:t>[UNIDAD_EST3]</w:t>
+              <w:t>[UNIDAD</w:t>
+            </w:r>
+            <w:r>
+              <w:rPr>
+                <w:rFonts w:ascii="Gordita Light" w:hAnsi="Gordita Light" w:cs="GorditaLight"/>
+                <w:sz w:val="18"/>
+                <w:szCs w:val="18"/>
+                <w:lang w:val="es-ES"/>
+              </w:rPr>
+              <w:t>3</w:t>
+            </w:r>
+            <w:r>
+              <w:rPr>
+                <w:rFonts w:ascii="Gordita Light" w:hAnsi="Gordita Light" w:cs="GorditaLight"/>
+                <w:sz w:val="18"/>
+                <w:szCs w:val="18"/>
+                <w:lang w:val="es-ES"/>
+              </w:rPr>
+              <w:t>]</w:t>
             </w:r>
           </w:p>
         </w:tc>
@@ -8249,7 +8375,25 @@
                 <w:szCs w:val="18"/>
                 <w:lang w:val="es-ES"/>
               </w:rPr>
-              <w:t>[UNIDAD_EST4]</w:t>
+              <w:t>[UNIDAD</w:t>
+            </w:r>
+            <w:r>
+              <w:rPr>
+                <w:rFonts w:ascii="Gordita Light" w:hAnsi="Gordita Light" w:cs="GorditaLight"/>
+                <w:sz w:val="18"/>
+                <w:szCs w:val="18"/>
+                <w:lang w:val="es-ES"/>
+              </w:rPr>
+              <w:t>4</w:t>
+            </w:r>
+            <w:r>
+              <w:rPr>
+                <w:rFonts w:ascii="Gordita Light" w:hAnsi="Gordita Light" w:cs="GorditaLight"/>
+                <w:sz w:val="18"/>
+                <w:szCs w:val="18"/>
+                <w:lang w:val="es-ES"/>
+              </w:rPr>
+              <w:t>]</w:t>
             </w:r>
           </w:p>
         </w:tc>
@@ -8384,7 +8528,25 @@
                 <w:szCs w:val="18"/>
                 <w:lang w:val="es-ES"/>
               </w:rPr>
-              <w:t>[UNIDAD_EST5]</w:t>
+              <w:t>[UNIDAD</w:t>
+            </w:r>
+            <w:r>
+              <w:rPr>
+                <w:rFonts w:ascii="Gordita Light" w:hAnsi="Gordita Light" w:cs="GorditaLight"/>
+                <w:sz w:val="18"/>
+                <w:szCs w:val="18"/>
+                <w:lang w:val="es-ES"/>
+              </w:rPr>
+              <w:t>5</w:t>
+            </w:r>
+            <w:r>
+              <w:rPr>
+                <w:rFonts w:ascii="Gordita Light" w:hAnsi="Gordita Light" w:cs="GorditaLight"/>
+                <w:sz w:val="18"/>
+                <w:szCs w:val="18"/>
+                <w:lang w:val="es-ES"/>
+              </w:rPr>
+              <w:t>]</w:t>
             </w:r>
           </w:p>
         </w:tc>
@@ -8519,7 +8681,25 @@
                 <w:szCs w:val="18"/>
                 <w:lang w:val="es-ES"/>
               </w:rPr>
-              <w:t>[UNIDAD_EST6]</w:t>
+              <w:t>[UNIDAD</w:t>
+            </w:r>
+            <w:r>
+              <w:rPr>
+                <w:rFonts w:ascii="Gordita Light" w:hAnsi="Gordita Light" w:cs="GorditaLight"/>
+                <w:sz w:val="18"/>
+                <w:szCs w:val="18"/>
+                <w:lang w:val="es-ES"/>
+              </w:rPr>
+              <w:t>6</w:t>
+            </w:r>
+            <w:r>
+              <w:rPr>
+                <w:rFonts w:ascii="Gordita Light" w:hAnsi="Gordita Light" w:cs="GorditaLight"/>
+                <w:sz w:val="18"/>
+                <w:szCs w:val="18"/>
+                <w:lang w:val="es-ES"/>
+              </w:rPr>
+              <w:t>]</w:t>
             </w:r>
           </w:p>
         </w:tc>
@@ -8654,7 +8834,25 @@
                 <w:szCs w:val="18"/>
                 <w:lang w:val="es-ES"/>
               </w:rPr>
-              <w:t>[UNIDAD_EST7]</w:t>
+              <w:t>[UNIDAD</w:t>
+            </w:r>
+            <w:r>
+              <w:rPr>
+                <w:rFonts w:ascii="Gordita Light" w:hAnsi="Gordita Light" w:cs="GorditaLight"/>
+                <w:sz w:val="18"/>
+                <w:szCs w:val="18"/>
+                <w:lang w:val="es-ES"/>
+              </w:rPr>
+              <w:t>7</w:t>
+            </w:r>
+            <w:r>
+              <w:rPr>
+                <w:rFonts w:ascii="Gordita Light" w:hAnsi="Gordita Light" w:cs="GorditaLight"/>
+                <w:sz w:val="18"/>
+                <w:szCs w:val="18"/>
+                <w:lang w:val="es-ES"/>
+              </w:rPr>
+              <w:t>]</w:t>
             </w:r>
           </w:p>
         </w:tc>
@@ -8789,7 +8987,25 @@
                 <w:szCs w:val="18"/>
                 <w:lang w:val="es-ES"/>
               </w:rPr>
-              <w:t>[UNIDAD_EST8]</w:t>
+              <w:t>[UNIDAD</w:t>
+            </w:r>
+            <w:r>
+              <w:rPr>
+                <w:rFonts w:ascii="Gordita Light" w:hAnsi="Gordita Light" w:cs="GorditaLight"/>
+                <w:sz w:val="18"/>
+                <w:szCs w:val="18"/>
+                <w:lang w:val="es-ES"/>
+              </w:rPr>
+              <w:t>8</w:t>
+            </w:r>
+            <w:r>
+              <w:rPr>
+                <w:rFonts w:ascii="Gordita Light" w:hAnsi="Gordita Light" w:cs="GorditaLight"/>
+                <w:sz w:val="18"/>
+                <w:szCs w:val="18"/>
+                <w:lang w:val="es-ES"/>
+              </w:rPr>
+              <w:t>]</w:t>
             </w:r>
           </w:p>
         </w:tc>
@@ -8924,7 +9140,25 @@
                 <w:szCs w:val="18"/>
                 <w:lang w:val="es-ES"/>
               </w:rPr>
-              <w:t>[UNIDAD_EST9]</w:t>
+              <w:t>[UNIDAD</w:t>
+            </w:r>
+            <w:r>
+              <w:rPr>
+                <w:rFonts w:ascii="Gordita Light" w:hAnsi="Gordita Light" w:cs="GorditaLight"/>
+                <w:sz w:val="18"/>
+                <w:szCs w:val="18"/>
+                <w:lang w:val="es-ES"/>
+              </w:rPr>
+              <w:t>9</w:t>
+            </w:r>
+            <w:r>
+              <w:rPr>
+                <w:rFonts w:ascii="Gordita Light" w:hAnsi="Gordita Light" w:cs="GorditaLight"/>
+                <w:sz w:val="18"/>
+                <w:szCs w:val="18"/>
+                <w:lang w:val="es-ES"/>
+              </w:rPr>
+              <w:t>]</w:t>
             </w:r>
           </w:p>
         </w:tc>
@@ -9059,7 +9293,25 @@
                 <w:szCs w:val="18"/>
                 <w:lang w:val="es-ES"/>
               </w:rPr>
-              <w:t>[UNIDAD_EST10]</w:t>
+              <w:t>[UNIDAD</w:t>
+            </w:r>
+            <w:r>
+              <w:rPr>
+                <w:rFonts w:ascii="Gordita Light" w:hAnsi="Gordita Light" w:cs="GorditaLight"/>
+                <w:sz w:val="18"/>
+                <w:szCs w:val="18"/>
+                <w:lang w:val="es-ES"/>
+              </w:rPr>
+              <w:t>10</w:t>
+            </w:r>
+            <w:r>
+              <w:rPr>
+                <w:rFonts w:ascii="Gordita Light" w:hAnsi="Gordita Light" w:cs="GorditaLight"/>
+                <w:sz w:val="18"/>
+                <w:szCs w:val="18"/>
+                <w:lang w:val="es-ES"/>
+              </w:rPr>
+              <w:t>]</w:t>
             </w:r>
           </w:p>
         </w:tc>
@@ -9636,35 +9888,27 @@
                 <w:rFonts w:ascii="Gordita Light" w:hAnsi="Gordita Light" w:cs="GorditaLight"/>
                 <w:sz w:val="18"/>
                 <w:szCs w:val="18"/>
-              </w:rPr>
-            </w:pPr>
-            <w:r>
-              <w:rPr>
-                <w:rFonts w:ascii="Gordita Light" w:hAnsi="Gordita Light" w:cs="GorditaLight"/>
-                <w:sz w:val="18"/>
-                <w:szCs w:val="18"/>
-              </w:rPr>
-              <w:t>[UNIDAD_RES1</w:t>
-            </w:r>
-            <w:r>
-              <w:rPr>
-                <w:rFonts w:ascii="Gordita Light" w:hAnsi="Gordita Light" w:cs="GorditaLight"/>
-                <w:sz w:val="18"/>
-                <w:szCs w:val="18"/>
-              </w:rPr>
-              <w:t>]</w:t>
-            </w:r>
-          </w:p>
-          <w:p>
-            <w:pPr>
-              <w:jc w:val="center"/>
-              <w:rPr>
-                <w:rFonts w:ascii="Gordita Light" w:hAnsi="Gordita Light" w:cs="GorditaLight"/>
-                <w:sz w:val="18"/>
-                <w:szCs w:val="18"/>
-                <w:lang w:val="es-ES"/>
-              </w:rPr>
-            </w:pPr>
+                <w:lang w:val="es-ES"/>
+              </w:rPr>
+            </w:pPr>
+            <w:r>
+              <w:rPr>
+                <w:rFonts w:ascii="Gordita Light" w:hAnsi="Gordita Light" w:cs="GorditaLight"/>
+                <w:sz w:val="18"/>
+                <w:szCs w:val="18"/>
+                <w:lang w:val="es-ES"/>
+              </w:rPr>
+              <w:t>[</w:t>
+            </w:r>
+            <w:r>
+              <w:rPr>
+                <w:rFonts w:ascii="Gordita Light" w:hAnsi="Gordita Light" w:cs="GorditaLight"/>
+                <w:sz w:val="18"/>
+                <w:szCs w:val="18"/>
+                <w:lang w:val="es-ES"/>
+              </w:rPr>
+              <w:t>UNIDAD1]</w:t>
+            </w:r>
           </w:p>
         </w:tc>
         <w:tc>
@@ -9788,35 +10032,36 @@
                 <w:rFonts w:ascii="Gordita Light" w:hAnsi="Gordita Light" w:cs="GorditaLight"/>
                 <w:sz w:val="18"/>
                 <w:szCs w:val="18"/>
-              </w:rPr>
-            </w:pPr>
-            <w:r>
-              <w:rPr>
-                <w:rFonts w:ascii="Gordita Light" w:hAnsi="Gordita Light" w:cs="GorditaLight"/>
-                <w:sz w:val="18"/>
-                <w:szCs w:val="18"/>
-              </w:rPr>
-              <w:t>[UNIDAD_RES</w:t>
-            </w:r>
-            <w:r>
-              <w:rPr>
-                <w:rFonts w:ascii="Gordita Light" w:hAnsi="Gordita Light" w:cs="GorditaLight"/>
-                <w:sz w:val="18"/>
-                <w:szCs w:val="18"/>
-              </w:rPr>
-              <w:t>2]</w:t>
-            </w:r>
-          </w:p>
-          <w:p>
-            <w:pPr>
-              <w:jc w:val="center"/>
-              <w:rPr>
-                <w:rFonts w:ascii="Gordita Light" w:hAnsi="Gordita Light" w:cs="GorditaLight"/>
-                <w:sz w:val="18"/>
-                <w:szCs w:val="18"/>
-                <w:lang w:val="es-ES"/>
-              </w:rPr>
-            </w:pPr>
+                <w:lang w:val="es-ES"/>
+              </w:rPr>
+            </w:pPr>
+            <w:r>
+              <w:rPr>
+                <w:rFonts w:ascii="Gordita Light" w:hAnsi="Gordita Light" w:cs="GorditaLight"/>
+                <w:sz w:val="18"/>
+                <w:szCs w:val="18"/>
+                <w:lang w:val="es-ES"/>
+              </w:rPr>
+              <w:t>[UNIDAD</w:t>
+            </w:r>
+            <w:r>
+              <w:rPr>
+                <w:rFonts w:ascii="Gordita Light" w:hAnsi="Gordita Light" w:cs="GorditaLight"/>
+                <w:sz w:val="18"/>
+                <w:szCs w:val="18"/>
+                <w:lang w:val="es-ES"/>
+              </w:rPr>
+              <w:t>2</w:t>
+            </w:r>
+            <w:r>
+              <w:rPr>
+                <w:rFonts w:ascii="Gordita Light" w:hAnsi="Gordita Light" w:cs="GorditaLight"/>
+                <w:sz w:val="18"/>
+                <w:szCs w:val="18"/>
+                <w:lang w:val="es-ES"/>
+              </w:rPr>
+              <w:t>]</w:t>
+            </w:r>
           </w:p>
         </w:tc>
         <w:tc>
@@ -9940,35 +10185,36 @@
                 <w:rFonts w:ascii="Gordita Light" w:hAnsi="Gordita Light" w:cs="GorditaLight"/>
                 <w:sz w:val="18"/>
                 <w:szCs w:val="18"/>
-              </w:rPr>
-            </w:pPr>
-            <w:r>
-              <w:rPr>
-                <w:rFonts w:ascii="Gordita Light" w:hAnsi="Gordita Light" w:cs="GorditaLight"/>
-                <w:sz w:val="18"/>
-                <w:szCs w:val="18"/>
-              </w:rPr>
-              <w:t>[UNIDAD_RES</w:t>
-            </w:r>
-            <w:r>
-              <w:rPr>
-                <w:rFonts w:ascii="Gordita Light" w:hAnsi="Gordita Light" w:cs="GorditaLight"/>
-                <w:sz w:val="18"/>
-                <w:szCs w:val="18"/>
-              </w:rPr>
-              <w:t>3]</w:t>
-            </w:r>
-          </w:p>
-          <w:p>
-            <w:pPr>
-              <w:jc w:val="center"/>
-              <w:rPr>
-                <w:rFonts w:ascii="Gordita Light" w:hAnsi="Gordita Light" w:cs="GorditaLight"/>
-                <w:sz w:val="18"/>
-                <w:szCs w:val="18"/>
-                <w:lang w:val="es-ES"/>
-              </w:rPr>
-            </w:pPr>
+                <w:lang w:val="es-ES"/>
+              </w:rPr>
+            </w:pPr>
+            <w:r>
+              <w:rPr>
+                <w:rFonts w:ascii="Gordita Light" w:hAnsi="Gordita Light" w:cs="GorditaLight"/>
+                <w:sz w:val="18"/>
+                <w:szCs w:val="18"/>
+                <w:lang w:val="es-ES"/>
+              </w:rPr>
+              <w:t>[UNIDAD</w:t>
+            </w:r>
+            <w:r>
+              <w:rPr>
+                <w:rFonts w:ascii="Gordita Light" w:hAnsi="Gordita Light" w:cs="GorditaLight"/>
+                <w:sz w:val="18"/>
+                <w:szCs w:val="18"/>
+                <w:lang w:val="es-ES"/>
+              </w:rPr>
+              <w:t>3</w:t>
+            </w:r>
+            <w:r>
+              <w:rPr>
+                <w:rFonts w:ascii="Gordita Light" w:hAnsi="Gordita Light" w:cs="GorditaLight"/>
+                <w:sz w:val="18"/>
+                <w:szCs w:val="18"/>
+                <w:lang w:val="es-ES"/>
+              </w:rPr>
+              <w:t>]</w:t>
+            </w:r>
           </w:p>
         </w:tc>
         <w:tc>
@@ -10092,35 +10338,36 @@
                 <w:rFonts w:ascii="Gordita Light" w:hAnsi="Gordita Light" w:cs="GorditaLight"/>
                 <w:sz w:val="18"/>
                 <w:szCs w:val="18"/>
-              </w:rPr>
-            </w:pPr>
-            <w:r>
-              <w:rPr>
-                <w:rFonts w:ascii="Gordita Light" w:hAnsi="Gordita Light" w:cs="GorditaLight"/>
-                <w:sz w:val="18"/>
-                <w:szCs w:val="18"/>
-              </w:rPr>
-              <w:t>[UNIDAD_RES</w:t>
-            </w:r>
-            <w:r>
-              <w:rPr>
-                <w:rFonts w:ascii="Gordita Light" w:hAnsi="Gordita Light" w:cs="GorditaLight"/>
-                <w:sz w:val="18"/>
-                <w:szCs w:val="18"/>
-              </w:rPr>
-              <w:t>4]</w:t>
-            </w:r>
-          </w:p>
-          <w:p>
-            <w:pPr>
-              <w:jc w:val="center"/>
-              <w:rPr>
-                <w:rFonts w:ascii="Gordita Light" w:hAnsi="Gordita Light" w:cs="GorditaLight"/>
-                <w:sz w:val="18"/>
-                <w:szCs w:val="18"/>
-                <w:lang w:val="es-ES"/>
-              </w:rPr>
-            </w:pPr>
+                <w:lang w:val="es-ES"/>
+              </w:rPr>
+            </w:pPr>
+            <w:r>
+              <w:rPr>
+                <w:rFonts w:ascii="Gordita Light" w:hAnsi="Gordita Light" w:cs="GorditaLight"/>
+                <w:sz w:val="18"/>
+                <w:szCs w:val="18"/>
+                <w:lang w:val="es-ES"/>
+              </w:rPr>
+              <w:t>[UNIDAD</w:t>
+            </w:r>
+            <w:r>
+              <w:rPr>
+                <w:rFonts w:ascii="Gordita Light" w:hAnsi="Gordita Light" w:cs="GorditaLight"/>
+                <w:sz w:val="18"/>
+                <w:szCs w:val="18"/>
+                <w:lang w:val="es-ES"/>
+              </w:rPr>
+              <w:t>4</w:t>
+            </w:r>
+            <w:r>
+              <w:rPr>
+                <w:rFonts w:ascii="Gordita Light" w:hAnsi="Gordita Light" w:cs="GorditaLight"/>
+                <w:sz w:val="18"/>
+                <w:szCs w:val="18"/>
+                <w:lang w:val="es-ES"/>
+              </w:rPr>
+              <w:t>]</w:t>
+            </w:r>
           </w:p>
         </w:tc>
         <w:tc>
@@ -10244,35 +10491,36 @@
                 <w:rFonts w:ascii="Gordita Light" w:hAnsi="Gordita Light" w:cs="GorditaLight"/>
                 <w:sz w:val="18"/>
                 <w:szCs w:val="18"/>
-              </w:rPr>
-            </w:pPr>
-            <w:r>
-              <w:rPr>
-                <w:rFonts w:ascii="Gordita Light" w:hAnsi="Gordita Light" w:cs="GorditaLight"/>
-                <w:sz w:val="18"/>
-                <w:szCs w:val="18"/>
-              </w:rPr>
-              <w:t>[UNIDAD_RES</w:t>
-            </w:r>
-            <w:r>
-              <w:rPr>
-                <w:rFonts w:ascii="Gordita Light" w:hAnsi="Gordita Light" w:cs="GorditaLight"/>
-                <w:sz w:val="18"/>
-                <w:szCs w:val="18"/>
-              </w:rPr>
-              <w:t>5]</w:t>
-            </w:r>
-          </w:p>
-          <w:p>
-            <w:pPr>
-              <w:jc w:val="center"/>
-              <w:rPr>
-                <w:rFonts w:ascii="Gordita Light" w:hAnsi="Gordita Light" w:cs="GorditaLight"/>
-                <w:sz w:val="18"/>
-                <w:szCs w:val="18"/>
-                <w:lang w:val="es-ES"/>
-              </w:rPr>
-            </w:pPr>
+                <w:lang w:val="es-ES"/>
+              </w:rPr>
+            </w:pPr>
+            <w:r>
+              <w:rPr>
+                <w:rFonts w:ascii="Gordita Light" w:hAnsi="Gordita Light" w:cs="GorditaLight"/>
+                <w:sz w:val="18"/>
+                <w:szCs w:val="18"/>
+                <w:lang w:val="es-ES"/>
+              </w:rPr>
+              <w:t>[UNIDAD</w:t>
+            </w:r>
+            <w:r>
+              <w:rPr>
+                <w:rFonts w:ascii="Gordita Light" w:hAnsi="Gordita Light" w:cs="GorditaLight"/>
+                <w:sz w:val="18"/>
+                <w:szCs w:val="18"/>
+                <w:lang w:val="es-ES"/>
+              </w:rPr>
+              <w:t>5</w:t>
+            </w:r>
+            <w:r>
+              <w:rPr>
+                <w:rFonts w:ascii="Gordita Light" w:hAnsi="Gordita Light" w:cs="GorditaLight"/>
+                <w:sz w:val="18"/>
+                <w:szCs w:val="18"/>
+                <w:lang w:val="es-ES"/>
+              </w:rPr>
+              <w:t>]</w:t>
+            </w:r>
           </w:p>
         </w:tc>
         <w:tc>
@@ -10396,35 +10644,36 @@
                 <w:rFonts w:ascii="Gordita Light" w:hAnsi="Gordita Light" w:cs="GorditaLight"/>
                 <w:sz w:val="18"/>
                 <w:szCs w:val="18"/>
-              </w:rPr>
-            </w:pPr>
-            <w:r>
-              <w:rPr>
-                <w:rFonts w:ascii="Gordita Light" w:hAnsi="Gordita Light" w:cs="GorditaLight"/>
-                <w:sz w:val="18"/>
-                <w:szCs w:val="18"/>
-              </w:rPr>
-              <w:t>[UNIDAD_RES</w:t>
-            </w:r>
-            <w:r>
-              <w:rPr>
-                <w:rFonts w:ascii="Gordita Light" w:hAnsi="Gordita Light" w:cs="GorditaLight"/>
-                <w:sz w:val="18"/>
-                <w:szCs w:val="18"/>
-              </w:rPr>
-              <w:t>6]</w:t>
-            </w:r>
-          </w:p>
-          <w:p>
-            <w:pPr>
-              <w:jc w:val="center"/>
-              <w:rPr>
-                <w:rFonts w:ascii="Gordita Light" w:hAnsi="Gordita Light" w:cs="GorditaLight"/>
-                <w:sz w:val="18"/>
-                <w:szCs w:val="18"/>
-                <w:lang w:val="es-ES"/>
-              </w:rPr>
-            </w:pPr>
+                <w:lang w:val="es-ES"/>
+              </w:rPr>
+            </w:pPr>
+            <w:r>
+              <w:rPr>
+                <w:rFonts w:ascii="Gordita Light" w:hAnsi="Gordita Light" w:cs="GorditaLight"/>
+                <w:sz w:val="18"/>
+                <w:szCs w:val="18"/>
+                <w:lang w:val="es-ES"/>
+              </w:rPr>
+              <w:t>[UNIDAD</w:t>
+            </w:r>
+            <w:r>
+              <w:rPr>
+                <w:rFonts w:ascii="Gordita Light" w:hAnsi="Gordita Light" w:cs="GorditaLight"/>
+                <w:sz w:val="18"/>
+                <w:szCs w:val="18"/>
+                <w:lang w:val="es-ES"/>
+              </w:rPr>
+              <w:t>6</w:t>
+            </w:r>
+            <w:r>
+              <w:rPr>
+                <w:rFonts w:ascii="Gordita Light" w:hAnsi="Gordita Light" w:cs="GorditaLight"/>
+                <w:sz w:val="18"/>
+                <w:szCs w:val="18"/>
+                <w:lang w:val="es-ES"/>
+              </w:rPr>
+              <w:t>]</w:t>
+            </w:r>
           </w:p>
         </w:tc>
         <w:tc>
@@ -10548,35 +10797,36 @@
                 <w:rFonts w:ascii="Gordita Light" w:hAnsi="Gordita Light" w:cs="GorditaLight"/>
                 <w:sz w:val="18"/>
                 <w:szCs w:val="18"/>
-              </w:rPr>
-            </w:pPr>
-            <w:r>
-              <w:rPr>
-                <w:rFonts w:ascii="Gordita Light" w:hAnsi="Gordita Light" w:cs="GorditaLight"/>
-                <w:sz w:val="18"/>
-                <w:szCs w:val="18"/>
-              </w:rPr>
-              <w:t>[UNIDAD_RES</w:t>
-            </w:r>
-            <w:r>
-              <w:rPr>
-                <w:rFonts w:ascii="Gordita Light" w:hAnsi="Gordita Light" w:cs="GorditaLight"/>
-                <w:sz w:val="18"/>
-                <w:szCs w:val="18"/>
-              </w:rPr>
-              <w:t>7]</w:t>
-            </w:r>
-          </w:p>
-          <w:p>
-            <w:pPr>
-              <w:jc w:val="center"/>
-              <w:rPr>
-                <w:rFonts w:ascii="Gordita Light" w:hAnsi="Gordita Light" w:cs="GorditaLight"/>
-                <w:sz w:val="18"/>
-                <w:szCs w:val="18"/>
-                <w:lang w:val="es-ES"/>
-              </w:rPr>
-            </w:pPr>
+                <w:lang w:val="es-ES"/>
+              </w:rPr>
+            </w:pPr>
+            <w:r>
+              <w:rPr>
+                <w:rFonts w:ascii="Gordita Light" w:hAnsi="Gordita Light" w:cs="GorditaLight"/>
+                <w:sz w:val="18"/>
+                <w:szCs w:val="18"/>
+                <w:lang w:val="es-ES"/>
+              </w:rPr>
+              <w:t>[UNIDAD</w:t>
+            </w:r>
+            <w:r>
+              <w:rPr>
+                <w:rFonts w:ascii="Gordita Light" w:hAnsi="Gordita Light" w:cs="GorditaLight"/>
+                <w:sz w:val="18"/>
+                <w:szCs w:val="18"/>
+                <w:lang w:val="es-ES"/>
+              </w:rPr>
+              <w:t>7</w:t>
+            </w:r>
+            <w:r>
+              <w:rPr>
+                <w:rFonts w:ascii="Gordita Light" w:hAnsi="Gordita Light" w:cs="GorditaLight"/>
+                <w:sz w:val="18"/>
+                <w:szCs w:val="18"/>
+                <w:lang w:val="es-ES"/>
+              </w:rPr>
+              <w:t>]</w:t>
+            </w:r>
           </w:p>
         </w:tc>
         <w:tc>
@@ -10700,35 +10950,36 @@
                 <w:rFonts w:ascii="Gordita Light" w:hAnsi="Gordita Light" w:cs="GorditaLight"/>
                 <w:sz w:val="18"/>
                 <w:szCs w:val="18"/>
-              </w:rPr>
-            </w:pPr>
-            <w:r>
-              <w:rPr>
-                <w:rFonts w:ascii="Gordita Light" w:hAnsi="Gordita Light" w:cs="GorditaLight"/>
-                <w:sz w:val="18"/>
-                <w:szCs w:val="18"/>
-              </w:rPr>
-              <w:t>[UNIDAD_RES</w:t>
-            </w:r>
-            <w:r>
-              <w:rPr>
-                <w:rFonts w:ascii="Gordita Light" w:hAnsi="Gordita Light" w:cs="GorditaLight"/>
-                <w:sz w:val="18"/>
-                <w:szCs w:val="18"/>
-              </w:rPr>
-              <w:t>8]</w:t>
-            </w:r>
-          </w:p>
-          <w:p>
-            <w:pPr>
-              <w:jc w:val="center"/>
-              <w:rPr>
-                <w:rFonts w:ascii="Gordita Light" w:hAnsi="Gordita Light" w:cs="GorditaLight"/>
-                <w:sz w:val="18"/>
-                <w:szCs w:val="18"/>
-                <w:lang w:val="es-ES"/>
-              </w:rPr>
-            </w:pPr>
+                <w:lang w:val="es-ES"/>
+              </w:rPr>
+            </w:pPr>
+            <w:r>
+              <w:rPr>
+                <w:rFonts w:ascii="Gordita Light" w:hAnsi="Gordita Light" w:cs="GorditaLight"/>
+                <w:sz w:val="18"/>
+                <w:szCs w:val="18"/>
+                <w:lang w:val="es-ES"/>
+              </w:rPr>
+              <w:t>[UNIDAD</w:t>
+            </w:r>
+            <w:r>
+              <w:rPr>
+                <w:rFonts w:ascii="Gordita Light" w:hAnsi="Gordita Light" w:cs="GorditaLight"/>
+                <w:sz w:val="18"/>
+                <w:szCs w:val="18"/>
+                <w:lang w:val="es-ES"/>
+              </w:rPr>
+              <w:t>8</w:t>
+            </w:r>
+            <w:r>
+              <w:rPr>
+                <w:rFonts w:ascii="Gordita Light" w:hAnsi="Gordita Light" w:cs="GorditaLight"/>
+                <w:sz w:val="18"/>
+                <w:szCs w:val="18"/>
+                <w:lang w:val="es-ES"/>
+              </w:rPr>
+              <w:t>]</w:t>
+            </w:r>
           </w:p>
         </w:tc>
         <w:tc>
@@ -10852,35 +11103,36 @@
                 <w:rFonts w:ascii="Gordita Light" w:hAnsi="Gordita Light" w:cs="GorditaLight"/>
                 <w:sz w:val="18"/>
                 <w:szCs w:val="18"/>
-              </w:rPr>
-            </w:pPr>
-            <w:r>
-              <w:rPr>
-                <w:rFonts w:ascii="Gordita Light" w:hAnsi="Gordita Light" w:cs="GorditaLight"/>
-                <w:sz w:val="18"/>
-                <w:szCs w:val="18"/>
-              </w:rPr>
-              <w:t>[UNIDAD_RES</w:t>
-            </w:r>
-            <w:r>
-              <w:rPr>
-                <w:rFonts w:ascii="Gordita Light" w:hAnsi="Gordita Light" w:cs="GorditaLight"/>
-                <w:sz w:val="18"/>
-                <w:szCs w:val="18"/>
-              </w:rPr>
-              <w:t>9]</w:t>
-            </w:r>
-          </w:p>
-          <w:p>
-            <w:pPr>
-              <w:jc w:val="center"/>
-              <w:rPr>
-                <w:rFonts w:ascii="Gordita Light" w:hAnsi="Gordita Light" w:cs="GorditaLight"/>
-                <w:sz w:val="18"/>
-                <w:szCs w:val="18"/>
-                <w:lang w:val="es-ES"/>
-              </w:rPr>
-            </w:pPr>
+                <w:lang w:val="es-ES"/>
+              </w:rPr>
+            </w:pPr>
+            <w:r>
+              <w:rPr>
+                <w:rFonts w:ascii="Gordita Light" w:hAnsi="Gordita Light" w:cs="GorditaLight"/>
+                <w:sz w:val="18"/>
+                <w:szCs w:val="18"/>
+                <w:lang w:val="es-ES"/>
+              </w:rPr>
+              <w:t>[UNIDAD</w:t>
+            </w:r>
+            <w:r>
+              <w:rPr>
+                <w:rFonts w:ascii="Gordita Light" w:hAnsi="Gordita Light" w:cs="GorditaLight"/>
+                <w:sz w:val="18"/>
+                <w:szCs w:val="18"/>
+                <w:lang w:val="es-ES"/>
+              </w:rPr>
+              <w:t>9</w:t>
+            </w:r>
+            <w:r>
+              <w:rPr>
+                <w:rFonts w:ascii="Gordita Light" w:hAnsi="Gordita Light" w:cs="GorditaLight"/>
+                <w:sz w:val="18"/>
+                <w:szCs w:val="18"/>
+                <w:lang w:val="es-ES"/>
+              </w:rPr>
+              <w:t>]</w:t>
+            </w:r>
           </w:p>
         </w:tc>
         <w:tc>
@@ -11004,35 +11256,36 @@
                 <w:rFonts w:ascii="Gordita Light" w:hAnsi="Gordita Light" w:cs="GorditaLight"/>
                 <w:sz w:val="18"/>
                 <w:szCs w:val="18"/>
-              </w:rPr>
-            </w:pPr>
-            <w:r>
-              <w:rPr>
-                <w:rFonts w:ascii="Gordita Light" w:hAnsi="Gordita Light" w:cs="GorditaLight"/>
-                <w:sz w:val="18"/>
-                <w:szCs w:val="18"/>
-              </w:rPr>
-              <w:t>[UNIDAD_RES1</w:t>
-            </w:r>
-            <w:r>
-              <w:rPr>
-                <w:rFonts w:ascii="Gordita Light" w:hAnsi="Gordita Light" w:cs="GorditaLight"/>
-                <w:sz w:val="18"/>
-                <w:szCs w:val="18"/>
-              </w:rPr>
-              <w:t>0]</w:t>
-            </w:r>
-          </w:p>
-          <w:p>
-            <w:pPr>
-              <w:jc w:val="center"/>
-              <w:rPr>
-                <w:rFonts w:ascii="Gordita Light" w:hAnsi="Gordita Light" w:cs="GorditaLight"/>
-                <w:sz w:val="18"/>
-                <w:szCs w:val="18"/>
-                <w:lang w:val="es-ES"/>
-              </w:rPr>
-            </w:pPr>
+                <w:lang w:val="es-ES"/>
+              </w:rPr>
+            </w:pPr>
+            <w:r>
+              <w:rPr>
+                <w:rFonts w:ascii="Gordita Light" w:hAnsi="Gordita Light" w:cs="GorditaLight"/>
+                <w:sz w:val="18"/>
+                <w:szCs w:val="18"/>
+                <w:lang w:val="es-ES"/>
+              </w:rPr>
+              <w:t>[UNIDAD</w:t>
+            </w:r>
+            <w:r>
+              <w:rPr>
+                <w:rFonts w:ascii="Gordita Light" w:hAnsi="Gordita Light" w:cs="GorditaLight"/>
+                <w:sz w:val="18"/>
+                <w:szCs w:val="18"/>
+                <w:lang w:val="es-ES"/>
+              </w:rPr>
+              <w:t>10</w:t>
+            </w:r>
+            <w:r>
+              <w:rPr>
+                <w:rFonts w:ascii="Gordita Light" w:hAnsi="Gordita Light" w:cs="GorditaLight"/>
+                <w:sz w:val="18"/>
+                <w:szCs w:val="18"/>
+                <w:lang w:val="es-ES"/>
+              </w:rPr>
+              <w:t>]</w:t>
+            </w:r>
           </w:p>
         </w:tc>
         <w:tc>
